--- a/开发日记.docx
+++ b/开发日记.docx
@@ -74,7 +74,317 @@
         <w:rPr>
           <w:rFonts w:hint="eastAsia"/>
         </w:rPr>
-        <w:t>工作过程：</w:t>
+        <w:t>工作</w:t>
+      </w:r>
+      <w:r>
+        <w:rPr>
+          <w:rFonts w:hint="eastAsia"/>
+        </w:rPr>
+        <w:t>内容</w:t>
+      </w:r>
+      <w:r>
+        <w:rPr>
+          <w:rFonts w:hint="eastAsia"/>
+        </w:rPr>
+        <w:t>：</w:t>
+      </w:r>
+    </w:p>
+    <w:p>
+      <w:pPr>
+        <w:pStyle w:val="a7"/>
+        <w:numPr>
+          <w:ilvl w:val="0"/>
+          <w:numId w:val="2"/>
+        </w:numPr>
+        <w:ind w:firstLineChars="0"/>
+      </w:pPr>
+      <w:r>
+        <w:rPr>
+          <w:rFonts w:hint="eastAsia"/>
+        </w:rPr>
+        <w:t>创建项目。使用Unity引擎(版本</w:t>
+      </w:r>
+      <w:r>
+        <w:t>2022.3.62f1c1)</w:t>
+      </w:r>
+      <w:r>
+        <w:rPr>
+          <w:rFonts w:hint="eastAsia"/>
+        </w:rPr>
+        <w:t>，创建Unity</w:t>
+      </w:r>
+      <w:r>
+        <w:t xml:space="preserve"> 3</w:t>
+      </w:r>
+      <w:r>
+        <w:rPr>
+          <w:rFonts w:hint="eastAsia"/>
+        </w:rPr>
+        <w:t>D</w:t>
+      </w:r>
+      <w:r>
+        <w:t xml:space="preserve"> </w:t>
+      </w:r>
+      <w:r>
+        <w:rPr>
+          <w:rFonts w:hint="eastAsia"/>
+        </w:rPr>
+        <w:t>模板项目，命名为</w:t>
+      </w:r>
+      <w:r>
+        <w:t>memoExamProject_2026</w:t>
+      </w:r>
+      <w:r>
+        <w:rPr>
+          <w:rFonts w:hint="eastAsia"/>
+        </w:rPr>
+        <w:t>。</w:t>
+      </w:r>
+    </w:p>
+    <w:p>
+      <w:pPr>
+        <w:pStyle w:val="a7"/>
+        <w:numPr>
+          <w:ilvl w:val="0"/>
+          <w:numId w:val="2"/>
+        </w:numPr>
+        <w:ind w:firstLineChars="0"/>
+      </w:pPr>
+      <w:r>
+        <w:rPr>
+          <w:rFonts w:hint="eastAsia"/>
+        </w:rPr>
+        <w:t>配置Git版本控制。在项目文件夹下创建git仓库，</w:t>
+      </w:r>
+      <w:r>
+        <w:rPr>
+          <w:rFonts w:hint="eastAsia"/>
+        </w:rPr>
+        <w:t>并添加</w:t>
+      </w:r>
+      <w:r>
+        <w:t>.gitignore</w:t>
+      </w:r>
+      <w:r>
+        <w:rPr>
+          <w:rFonts w:hint="eastAsia"/>
+        </w:rPr>
+        <w:t>和</w:t>
+      </w:r>
+      <w:r>
+        <w:t>.gitattributes</w:t>
+      </w:r>
+      <w:r>
+        <w:rPr>
+          <w:rFonts w:hint="eastAsia"/>
+        </w:rPr>
+        <w:t>文件，然后创建GitHub远程仓库，链接本地和远程，并完成初始提交。</w:t>
+      </w:r>
+    </w:p>
+    <w:p>
+      <w:pPr>
+        <w:pStyle w:val="a7"/>
+        <w:numPr>
+          <w:ilvl w:val="0"/>
+          <w:numId w:val="2"/>
+        </w:numPr>
+        <w:ind w:firstLineChars="0"/>
+      </w:pPr>
+      <w:r>
+        <w:rPr>
+          <w:rFonts w:hint="eastAsia"/>
+        </w:rPr>
+        <w:t>导入已有美术资源。放置位置为项目文件夹\</w:t>
+      </w:r>
+      <w:r>
+        <w:t>Assets\Art</w:t>
+      </w:r>
+      <w:r>
+        <w:rPr>
+          <w:rFonts w:hint="eastAsia"/>
+        </w:rPr>
+        <w:t>下。</w:t>
+      </w:r>
+    </w:p>
+    <w:p>
+      <w:pPr>
+        <w:pStyle w:val="a7"/>
+        <w:numPr>
+          <w:ilvl w:val="0"/>
+          <w:numId w:val="2"/>
+        </w:numPr>
+        <w:ind w:firstLineChars="0"/>
+      </w:pPr>
+      <w:r>
+        <w:rPr>
+          <w:rFonts w:hint="eastAsia"/>
+        </w:rPr>
+        <w:t>开发核心管理类框架。实现</w:t>
+      </w:r>
+      <w:r>
+        <w:t>GameManage</w:t>
+      </w:r>
+      <w:r>
+        <w:rPr>
+          <w:rFonts w:hint="eastAsia"/>
+        </w:rPr>
+        <w:t>单例类，以便进行全局游戏状态管理</w:t>
+      </w:r>
+      <w:r>
+        <w:rPr>
+          <w:rFonts w:hint="eastAsia"/>
+        </w:rPr>
+        <w:t>，负责</w:t>
+      </w:r>
+      <w:r>
+        <w:rPr>
+          <w:rFonts w:hint="eastAsia"/>
+        </w:rPr>
+        <w:t>游戏状态</w:t>
+      </w:r>
+      <w:r>
+        <w:rPr>
+          <w:rFonts w:hint="eastAsia"/>
+        </w:rPr>
+        <w:t>控制</w:t>
+      </w:r>
+      <w:r>
+        <w:rPr>
+          <w:rFonts w:hint="eastAsia"/>
+        </w:rPr>
+        <w:t>、</w:t>
+      </w:r>
+      <w:r>
+        <w:rPr>
+          <w:rFonts w:hint="eastAsia"/>
+        </w:rPr>
+        <w:t>游戏</w:t>
+      </w:r>
+      <w:r>
+        <w:rPr>
+          <w:rFonts w:hint="eastAsia"/>
+        </w:rPr>
+        <w:t>暂停、全局变量、场景控制</w:t>
+      </w:r>
+      <w:r>
+        <w:rPr>
+          <w:rFonts w:hint="eastAsia"/>
+        </w:rPr>
+        <w:t>。实现</w:t>
+      </w:r>
+      <w:r>
+        <w:t>EventManager</w:t>
+      </w:r>
+      <w:r>
+        <w:rPr>
+          <w:rFonts w:hint="eastAsia"/>
+        </w:rPr>
+        <w:t>单例类</w:t>
+      </w:r>
+      <w:r>
+        <w:rPr>
+          <w:rFonts w:hint="eastAsia"/>
+        </w:rPr>
+        <w:t>，作为全局事件中心，负责事件</w:t>
+      </w:r>
+      <w:r>
+        <w:rPr>
+          <w:rFonts w:hint="eastAsia"/>
+        </w:rPr>
+        <w:t>注册、移除、触发，实现模块解耦</w:t>
+      </w:r>
+      <w:r>
+        <w:rPr>
+          <w:rFonts w:hint="eastAsia"/>
+        </w:rPr>
+        <w:t>。这两个类的</w:t>
+      </w:r>
+      <w:r>
+        <w:rPr>
+          <w:rFonts w:hint="eastAsia"/>
+        </w:rPr>
+        <w:t>实例具有唯一性且</w:t>
+      </w:r>
+      <w:r>
+        <w:rPr>
+          <w:rFonts w:hint="eastAsia"/>
+        </w:rPr>
+        <w:t>切换场景不</w:t>
+      </w:r>
+      <w:r>
+        <w:rPr>
+          <w:rFonts w:hint="eastAsia"/>
+        </w:rPr>
+        <w:t>被</w:t>
+      </w:r>
+      <w:r>
+        <w:rPr>
+          <w:rFonts w:hint="eastAsia"/>
+        </w:rPr>
+        <w:t>销毁</w:t>
+      </w:r>
+      <w:r>
+        <w:rPr>
+          <w:rFonts w:hint="eastAsia"/>
+        </w:rPr>
+        <w:t>。</w:t>
+      </w:r>
+    </w:p>
+    <w:p>
+      <w:pPr>
+        <w:pStyle w:val="a7"/>
+        <w:numPr>
+          <w:ilvl w:val="0"/>
+          <w:numId w:val="2"/>
+        </w:numPr>
+        <w:ind w:firstLineChars="0"/>
+      </w:pPr>
+      <w:r>
+        <w:rPr>
+          <w:rFonts w:hint="eastAsia"/>
+        </w:rPr>
+        <w:t>划分核心场景。创建</w:t>
+      </w:r>
+      <w:r>
+        <w:t>3</w:t>
+      </w:r>
+      <w:r>
+        <w:rPr>
+          <w:rFonts w:hint="eastAsia"/>
+        </w:rPr>
+        <w:t>个场景：</w:t>
+      </w:r>
+      <w:r>
+        <w:t>MainMenuScene、LevelSelectScene、GamePlayScene</w:t>
+      </w:r>
+      <w:r>
+        <w:rPr>
+          <w:rFonts w:hint="eastAsia"/>
+        </w:rPr>
+        <w:t>，分别用于主菜单、选关界面和游玩，并在</w:t>
+      </w:r>
+      <w:r>
+        <w:t>GameManage</w:t>
+      </w:r>
+      <w:r>
+        <w:rPr>
+          <w:rFonts w:hint="eastAsia"/>
+        </w:rPr>
+        <w:t>中实现场景切换的核心方法。</w:t>
+      </w:r>
+    </w:p>
+    <w:p>
+      <w:r>
+        <w:rPr>
+          <w:rFonts w:hint="eastAsia"/>
+        </w:rPr>
+        <w:t>问题与解决：</w:t>
+      </w:r>
+      <w:r>
+        <w:rPr>
+          <w:rFonts w:hint="eastAsia"/>
+        </w:rPr>
+        <w:t>无</w:t>
       </w:r>
     </w:p>
     <w:p>
@@ -82,6 +392,51 @@
         <w:tab/>
       </w:r>
     </w:p>
+    <w:p/>
+    <w:p>
+      <w:r>
+        <w:rPr>
+          <w:rFonts w:hint="eastAsia"/>
+        </w:rPr>
+        <w:t>日期：2</w:t>
+      </w:r>
+      <w:r>
+        <w:t>026.4.</w:t>
+      </w:r>
+    </w:p>
+    <w:p>
+      <w:r>
+        <w:rPr>
+          <w:rFonts w:hint="eastAsia"/>
+        </w:rPr>
+        <w:t>核心任务：</w:t>
+      </w:r>
+    </w:p>
+    <w:p>
+      <w:r>
+        <w:rPr>
+          <w:rFonts w:hint="eastAsia"/>
+        </w:rPr>
+        <w:t>工作</w:t>
+      </w:r>
+      <w:r>
+        <w:rPr>
+          <w:rFonts w:hint="eastAsia"/>
+        </w:rPr>
+        <w:t>内容</w:t>
+      </w:r>
+      <w:r>
+        <w:rPr>
+          <w:rFonts w:hint="eastAsia"/>
+        </w:rPr>
+        <w:t>：</w:t>
+      </w:r>
+    </w:p>
+    <w:p>
+      <w:r>
+        <w:tab/>
+      </w:r>
+    </w:p>
     <w:p>
       <w:r>
         <w:rPr>
@@ -120,7 +475,19 @@
         <w:rPr>
           <w:rFonts w:hint="eastAsia"/>
         </w:rPr>
-        <w:t>工作过程：</w:t>
+        <w:t>工作</w:t>
+      </w:r>
+      <w:r>
+        <w:rPr>
+          <w:rFonts w:hint="eastAsia"/>
+        </w:rPr>
+        <w:t>内容</w:t>
+      </w:r>
+      <w:r>
+        <w:rPr>
+          <w:rFonts w:hint="eastAsia"/>
+        </w:rPr>
+        <w:t>：</w:t>
       </w:r>
     </w:p>
     <w:p>
@@ -166,7 +533,19 @@
         <w:rPr>
           <w:rFonts w:hint="eastAsia"/>
         </w:rPr>
-        <w:t>工作过程：</w:t>
+        <w:t>工作</w:t>
+      </w:r>
+      <w:r>
+        <w:rPr>
+          <w:rFonts w:hint="eastAsia"/>
+        </w:rPr>
+        <w:t>内容</w:t>
+      </w:r>
+      <w:r>
+        <w:rPr>
+          <w:rFonts w:hint="eastAsia"/>
+        </w:rPr>
+        <w:t>：</w:t>
       </w:r>
     </w:p>
     <w:p>
@@ -184,63 +563,12 @@
     </w:p>
     <w:p>
       <w:r>
+        <w:lastRenderedPageBreak/>
         <w:tab/>
       </w:r>
     </w:p>
     <w:p/>
-    <w:p>
-      <w:r>
-        <w:rPr>
-          <w:rFonts w:hint="eastAsia"/>
-        </w:rPr>
-        <w:t>日期：2</w:t>
-      </w:r>
-      <w:r>
-        <w:t>026.4.</w:t>
-      </w:r>
-    </w:p>
-    <w:p>
-      <w:r>
-        <w:rPr>
-          <w:rFonts w:hint="eastAsia"/>
-        </w:rPr>
-        <w:t>核心任务：</w:t>
-      </w:r>
-    </w:p>
-    <w:p>
-      <w:r>
-        <w:rPr>
-          <w:rFonts w:hint="eastAsia"/>
-        </w:rPr>
-        <w:t>工作过程：</w:t>
-      </w:r>
-    </w:p>
-    <w:p>
-      <w:r>
-        <w:tab/>
-      </w:r>
-    </w:p>
-    <w:p>
-      <w:r>
-        <w:rPr>
-          <w:rFonts w:hint="eastAsia"/>
-        </w:rPr>
-        <w:t>问题与解决：</w:t>
-      </w:r>
-    </w:p>
-    <w:p>
-      <w:r>
-        <w:tab/>
-      </w:r>
-    </w:p>
     <w:p/>
-    <w:p>
-      <w:pPr>
-        <w:rPr>
-          <w:rFonts w:hint="eastAsia"/>
-        </w:rPr>
-      </w:pPr>
-    </w:p>
     <w:sectPr>
       <w:pgSz w:w="11906" w:h="16838"/>
       <w:pgMar w:top="1440" w:right="1800" w:bottom="1440" w:left="1800" w:header="851" w:footer="992" w:gutter="0"/>
@@ -287,6 +615,195 @@
     </w:p>
   </w:footnote>
 </w:footnotes>
+</file>
+
+<file path=word/numbering.xml><?xml version="1.0" encoding="utf-8"?>
+<w:numbering xmlns:wpc="http://schemas.microsoft.com/office/word/2010/wordprocessingCanvas" xmlns:cx="http://schemas.microsoft.com/office/drawing/2014/chartex" xmlns:cx1="http://schemas.microsoft.com/office/drawing/2015/9/8/chartex" xmlns:cx2="http://schemas.microsoft.com/office/drawing/2015/10/21/chartex" xmlns:cx3="http://schemas.microsoft.com/office/drawing/2016/5/9/chartex" xmlns:cx4="http://schemas.microsoft.com/office/drawing/2016/5/10/chartex" xmlns:cx5="http://schemas.microsoft.com/office/drawing/2016/5/11/chartex" xmlns:cx6="http://schemas.microsoft.com/office/drawing/2016/5/12/chartex" xmlns:cx7="http://schemas.microsoft.com/office/drawing/2016/5/13/chartex" xmlns:cx8="http://schemas.microsoft.com/office/drawing/2016/5/14/chartex" xmlns:mc="http://schemas.openxmlformats.org/markup-compatibility/2006" xmlns:aink="http://schemas.microsoft.com/office/drawing/2016/ink" xmlns:am3d="http://schemas.microsoft.com/office/drawing/2017/model3d" xmlns:o="urn:schemas-microsoft-com:office:office" xmlns:r="http://schemas.openxmlformats.org/officeDocument/2006/relationships" xmlns:m="http://schemas.openxmlformats.org/officeDocument/2006/math" xmlns:v="urn:schemas-microsoft-com:vml" xmlns:wp14="http://schemas.microsoft.com/office/word/2010/wordprocessingDrawing" xmlns:wp="http://schemas.openxmlformats.org/drawingml/2006/wordprocessingDrawing" xmlns:w10="urn:schemas-microsoft-com:office:word" xmlns:w="http://schemas.openxmlformats.org/wordprocessingml/2006/main" xmlns:w14="http://schemas.microsoft.com/office/word/2010/wordml" xmlns:w15="http://schemas.microsoft.com/office/word/2012/wordml" xmlns:w16cex="http://schemas.microsoft.com/office/word/2018/wordml/cex" xmlns:w16cid="http://schemas.microsoft.com/office/word/2016/wordml/cid" xmlns:w16="http://schemas.microsoft.com/office/word/2018/wordml" xmlns:w16sdtdh="http://schemas.microsoft.com/office/word/2020/wordml/sdtdatahash" xmlns:w16se="http://schemas.microsoft.com/office/word/2015/wordml/symex" xmlns:wpg="http://schemas.microsoft.com/office/word/2010/wordprocessingGroup" xmlns:wpi="http://schemas.microsoft.com/office/word/2010/wordprocessingInk" xmlns:wne="http://schemas.microsoft.com/office/word/2006/wordml" xmlns:wps="http://schemas.microsoft.com/office/word/2010/wordprocessingShape" mc:Ignorable="w14 w15 w16se w16cid w16 w16cex w16sdtdh wp14">
+  <w:abstractNum w:abstractNumId="0" w15:restartNumberingAfterBreak="0">
+    <w:nsid w:val="4C0070A1"/>
+    <w:multiLevelType w:val="hybridMultilevel"/>
+    <w:tmpl w:val="04D83F7A"/>
+    <w:lvl w:ilvl="0" w:tplc="D332AFFC">
+      <w:start w:val="1"/>
+      <w:numFmt w:val="decimal"/>
+      <w:lvlText w:val="%1."/>
+      <w:lvlJc w:val="left"/>
+      <w:pPr>
+        <w:ind w:left="780" w:hanging="360"/>
+      </w:pPr>
+      <w:rPr>
+        <w:rFonts w:hint="default"/>
+      </w:rPr>
+    </w:lvl>
+    <w:lvl w:ilvl="1" w:tplc="04090019" w:tentative="1">
+      <w:start w:val="1"/>
+      <w:numFmt w:val="lowerLetter"/>
+      <w:lvlText w:val="%2)"/>
+      <w:lvlJc w:val="left"/>
+      <w:pPr>
+        <w:ind w:left="1260" w:hanging="420"/>
+      </w:pPr>
+    </w:lvl>
+    <w:lvl w:ilvl="2" w:tplc="0409001B" w:tentative="1">
+      <w:start w:val="1"/>
+      <w:numFmt w:val="lowerRoman"/>
+      <w:lvlText w:val="%3."/>
+      <w:lvlJc w:val="right"/>
+      <w:pPr>
+        <w:ind w:left="1680" w:hanging="420"/>
+      </w:pPr>
+    </w:lvl>
+    <w:lvl w:ilvl="3" w:tplc="0409000F" w:tentative="1">
+      <w:start w:val="1"/>
+      <w:numFmt w:val="decimal"/>
+      <w:lvlText w:val="%4."/>
+      <w:lvlJc w:val="left"/>
+      <w:pPr>
+        <w:ind w:left="2100" w:hanging="420"/>
+      </w:pPr>
+    </w:lvl>
+    <w:lvl w:ilvl="4" w:tplc="04090019" w:tentative="1">
+      <w:start w:val="1"/>
+      <w:numFmt w:val="lowerLetter"/>
+      <w:lvlText w:val="%5)"/>
+      <w:lvlJc w:val="left"/>
+      <w:pPr>
+        <w:ind w:left="2520" w:hanging="420"/>
+      </w:pPr>
+    </w:lvl>
+    <w:lvl w:ilvl="5" w:tplc="0409001B" w:tentative="1">
+      <w:start w:val="1"/>
+      <w:numFmt w:val="lowerRoman"/>
+      <w:lvlText w:val="%6."/>
+      <w:lvlJc w:val="right"/>
+      <w:pPr>
+        <w:ind w:left="2940" w:hanging="420"/>
+      </w:pPr>
+    </w:lvl>
+    <w:lvl w:ilvl="6" w:tplc="0409000F" w:tentative="1">
+      <w:start w:val="1"/>
+      <w:numFmt w:val="decimal"/>
+      <w:lvlText w:val="%7."/>
+      <w:lvlJc w:val="left"/>
+      <w:pPr>
+        <w:ind w:left="3360" w:hanging="420"/>
+      </w:pPr>
+    </w:lvl>
+    <w:lvl w:ilvl="7" w:tplc="04090019" w:tentative="1">
+      <w:start w:val="1"/>
+      <w:numFmt w:val="lowerLetter"/>
+      <w:lvlText w:val="%8)"/>
+      <w:lvlJc w:val="left"/>
+      <w:pPr>
+        <w:ind w:left="3780" w:hanging="420"/>
+      </w:pPr>
+    </w:lvl>
+    <w:lvl w:ilvl="8" w:tplc="0409001B" w:tentative="1">
+      <w:start w:val="1"/>
+      <w:numFmt w:val="lowerRoman"/>
+      <w:lvlText w:val="%9."/>
+      <w:lvlJc w:val="right"/>
+      <w:pPr>
+        <w:ind w:left="4200" w:hanging="420"/>
+      </w:pPr>
+    </w:lvl>
+  </w:abstractNum>
+  <w:abstractNum w:abstractNumId="1" w15:restartNumberingAfterBreak="0">
+    <w:nsid w:val="78AB16E0"/>
+    <w:multiLevelType w:val="hybridMultilevel"/>
+    <w:tmpl w:val="939AF52A"/>
+    <w:lvl w:ilvl="0" w:tplc="D332AFFC">
+      <w:start w:val="1"/>
+      <w:numFmt w:val="decimal"/>
+      <w:lvlText w:val="%1."/>
+      <w:lvlJc w:val="left"/>
+      <w:pPr>
+        <w:ind w:left="780" w:hanging="360"/>
+      </w:pPr>
+      <w:rPr>
+        <w:rFonts w:hint="default"/>
+      </w:rPr>
+    </w:lvl>
+    <w:lvl w:ilvl="1" w:tplc="04090019" w:tentative="1">
+      <w:start w:val="1"/>
+      <w:numFmt w:val="lowerLetter"/>
+      <w:lvlText w:val="%2)"/>
+      <w:lvlJc w:val="left"/>
+      <w:pPr>
+        <w:ind w:left="1260" w:hanging="420"/>
+      </w:pPr>
+    </w:lvl>
+    <w:lvl w:ilvl="2" w:tplc="0409001B" w:tentative="1">
+      <w:start w:val="1"/>
+      <w:numFmt w:val="lowerRoman"/>
+      <w:lvlText w:val="%3."/>
+      <w:lvlJc w:val="right"/>
+      <w:pPr>
+        <w:ind w:left="1680" w:hanging="420"/>
+      </w:pPr>
+    </w:lvl>
+    <w:lvl w:ilvl="3" w:tplc="0409000F" w:tentative="1">
+      <w:start w:val="1"/>
+      <w:numFmt w:val="decimal"/>
+      <w:lvlText w:val="%4."/>
+      <w:lvlJc w:val="left"/>
+      <w:pPr>
+        <w:ind w:left="2100" w:hanging="420"/>
+      </w:pPr>
+    </w:lvl>
+    <w:lvl w:ilvl="4" w:tplc="04090019" w:tentative="1">
+      <w:start w:val="1"/>
+      <w:numFmt w:val="lowerLetter"/>
+      <w:lvlText w:val="%5)"/>
+      <w:lvlJc w:val="left"/>
+      <w:pPr>
+        <w:ind w:left="2520" w:hanging="420"/>
+      </w:pPr>
+    </w:lvl>
+    <w:lvl w:ilvl="5" w:tplc="0409001B" w:tentative="1">
+      <w:start w:val="1"/>
+      <w:numFmt w:val="lowerRoman"/>
+      <w:lvlText w:val="%6."/>
+      <w:lvlJc w:val="right"/>
+      <w:pPr>
+        <w:ind w:left="2940" w:hanging="420"/>
+      </w:pPr>
+    </w:lvl>
+    <w:lvl w:ilvl="6" w:tplc="0409000F" w:tentative="1">
+      <w:start w:val="1"/>
+      <w:numFmt w:val="decimal"/>
+      <w:lvlText w:val="%7."/>
+      <w:lvlJc w:val="left"/>
+      <w:pPr>
+        <w:ind w:left="3360" w:hanging="420"/>
+      </w:pPr>
+    </w:lvl>
+    <w:lvl w:ilvl="7" w:tplc="04090019" w:tentative="1">
+      <w:start w:val="1"/>
+      <w:numFmt w:val="lowerLetter"/>
+      <w:lvlText w:val="%8)"/>
+      <w:lvlJc w:val="left"/>
+      <w:pPr>
+        <w:ind w:left="3780" w:hanging="420"/>
+      </w:pPr>
+    </w:lvl>
+    <w:lvl w:ilvl="8" w:tplc="0409001B" w:tentative="1">
+      <w:start w:val="1"/>
+      <w:numFmt w:val="lowerRoman"/>
+      <w:lvlText w:val="%9."/>
+      <w:lvlJc w:val="right"/>
+      <w:pPr>
+        <w:ind w:left="4200" w:hanging="420"/>
+      </w:pPr>
+    </w:lvl>
+  </w:abstractNum>
+  <w:num w:numId="1">
+    <w:abstractNumId w:val="0"/>
+  </w:num>
+  <w:num w:numId="2">
+    <w:abstractNumId w:val="1"/>
+  </w:num>
+</w:numbering>
 </file>
 
 <file path=word/styles.xml><?xml version="1.0" encoding="utf-8"?>

--- a/开发日记.docx
+++ b/开发日记.docx
@@ -163,8 +163,13 @@
         <w:t>并添加</w:t>
       </w:r>
       <w:r>
-        <w:t>.gitignore</w:t>
-      </w:r>
+        <w:t>.</w:t>
+      </w:r>
+      <w:proofErr w:type="spellStart"/>
+      <w:r>
+        <w:t>gitignore</w:t>
+      </w:r>
+      <w:proofErr w:type="spellEnd"/>
       <w:r>
         <w:rPr>
           <w:rFonts w:hint="eastAsia"/>
@@ -172,8 +177,13 @@
         <w:t>和</w:t>
       </w:r>
       <w:r>
-        <w:t>.gitattributes</w:t>
-      </w:r>
+        <w:t>.</w:t>
+      </w:r>
+      <w:proofErr w:type="spellStart"/>
+      <w:r>
+        <w:t>gitattributes</w:t>
+      </w:r>
+      <w:proofErr w:type="spellEnd"/>
       <w:r>
         <w:rPr>
           <w:rFonts w:hint="eastAsia"/>
@@ -221,14 +231,24 @@
         </w:rPr>
         <w:t>开发核心管理类框架。实现</w:t>
       </w:r>
+      <w:proofErr w:type="spellStart"/>
       <w:r>
         <w:t>GameManage</w:t>
       </w:r>
-      <w:r>
-        <w:rPr>
-          <w:rFonts w:hint="eastAsia"/>
-        </w:rPr>
-        <w:t>单例类，以便进行全局游戏状态管理</w:t>
+      <w:proofErr w:type="spellEnd"/>
+      <w:proofErr w:type="gramStart"/>
+      <w:r>
+        <w:rPr>
+          <w:rFonts w:hint="eastAsia"/>
+        </w:rPr>
+        <w:t>单例类</w:t>
+      </w:r>
+      <w:proofErr w:type="gramEnd"/>
+      <w:r>
+        <w:rPr>
+          <w:rFonts w:hint="eastAsia"/>
+        </w:rPr>
+        <w:t>，以便进行全局游戏状态管理</w:t>
       </w:r>
       <w:r>
         <w:rPr>
@@ -272,15 +292,19 @@
         </w:rPr>
         <w:t>。实现</w:t>
       </w:r>
+      <w:proofErr w:type="spellStart"/>
       <w:r>
         <w:t>EventManager</w:t>
       </w:r>
+      <w:proofErr w:type="spellEnd"/>
+      <w:proofErr w:type="gramStart"/>
       <w:r>
         <w:rPr>
           <w:rFonts w:hint="eastAsia"/>
         </w:rPr>
         <w:t>单例类</w:t>
       </w:r>
+      <w:proofErr w:type="gramEnd"/>
       <w:r>
         <w:rPr>
           <w:rFonts w:hint="eastAsia"/>
@@ -297,13 +321,7 @@
         <w:rPr>
           <w:rFonts w:hint="eastAsia"/>
         </w:rPr>
-        <w:t>。这两个类的</w:t>
-      </w:r>
-      <w:r>
-        <w:rPr>
-          <w:rFonts w:hint="eastAsia"/>
-        </w:rPr>
-        <w:t>实例具有唯一性且</w:t>
+        <w:t>。这两个类的实例具有唯一性且</w:t>
       </w:r>
       <w:r>
         <w:rPr>
@@ -354,18 +372,38 @@
         </w:rPr>
         <w:t>个场景：</w:t>
       </w:r>
-      <w:r>
-        <w:t>MainMenuScene、LevelSelectScene、GamePlayScene</w:t>
-      </w:r>
+      <w:proofErr w:type="spellStart"/>
+      <w:r>
+        <w:t>MainMenuScene</w:t>
+      </w:r>
+      <w:proofErr w:type="spellEnd"/>
+      <w:r>
+        <w:t>、</w:t>
+      </w:r>
+      <w:proofErr w:type="spellStart"/>
+      <w:r>
+        <w:t>LevelSelectScene</w:t>
+      </w:r>
+      <w:proofErr w:type="spellEnd"/>
+      <w:r>
+        <w:t>、</w:t>
+      </w:r>
+      <w:proofErr w:type="spellStart"/>
+      <w:r>
+        <w:t>GamePlayScene</w:t>
+      </w:r>
+      <w:proofErr w:type="spellEnd"/>
       <w:r>
         <w:rPr>
           <w:rFonts w:hint="eastAsia"/>
         </w:rPr>
         <w:t>，分别用于主菜单、选关界面和游玩，并在</w:t>
       </w:r>
+      <w:proofErr w:type="spellStart"/>
       <w:r>
         <w:t>GameManage</w:t>
       </w:r>
+      <w:proofErr w:type="spellEnd"/>
       <w:r>
         <w:rPr>
           <w:rFonts w:hint="eastAsia"/>
@@ -403,6 +441,15 @@
       <w:r>
         <w:t>026.4.</w:t>
       </w:r>
+      <w:r>
+        <w:t xml:space="preserve">13 </w:t>
+      </w:r>
+      <w:r>
+        <w:rPr>
+          <w:rFonts w:hint="eastAsia"/>
+        </w:rPr>
+        <w:t>星期一</w:t>
+      </w:r>
     </w:p>
     <w:p>
       <w:r>
@@ -411,6 +458,39 @@
         </w:rPr>
         <w:t>核心任务：</w:t>
       </w:r>
+      <w:r>
+        <w:rPr>
+          <w:rFonts w:hint="eastAsia"/>
+        </w:rPr>
+        <w:t>1</w:t>
+      </w:r>
+      <w:r>
+        <w:t>.</w:t>
+      </w:r>
+      <w:r>
+        <w:tab/>
+      </w:r>
+      <w:r>
+        <w:rPr>
+          <w:rFonts w:hint="eastAsia"/>
+        </w:rPr>
+        <w:t>对象池系统开发</w:t>
+      </w:r>
+    </w:p>
+    <w:p>
+      <w:r>
+        <w:tab/>
+      </w:r>
+      <w:r>
+        <w:tab/>
+        <w:t xml:space="preserve">  2. </w:t>
+      </w:r>
+      <w:r>
+        <w:rPr>
+          <w:rFonts w:hint="eastAsia"/>
+        </w:rPr>
+        <w:t>玩家系统基础层</w:t>
+      </w:r>
     </w:p>
     <w:p>
       <w:r>
@@ -433,6 +513,694 @@
       </w:r>
     </w:p>
     <w:p>
+      <w:pPr>
+        <w:pStyle w:val="a7"/>
+        <w:numPr>
+          <w:ilvl w:val="0"/>
+          <w:numId w:val="3"/>
+        </w:numPr>
+        <w:ind w:firstLineChars="0"/>
+      </w:pPr>
+      <w:r>
+        <w:rPr>
+          <w:rFonts w:hint="eastAsia"/>
+        </w:rPr>
+        <w:t>对象池系统开发。实现了</w:t>
+      </w:r>
+      <w:proofErr w:type="spellStart"/>
+      <w:r>
+        <w:t>ObjectPoolManager</w:t>
+      </w:r>
+      <w:proofErr w:type="spellEnd"/>
+      <w:proofErr w:type="gramStart"/>
+      <w:r>
+        <w:rPr>
+          <w:rFonts w:hint="eastAsia"/>
+        </w:rPr>
+        <w:t>单例类</w:t>
+      </w:r>
+      <w:proofErr w:type="gramEnd"/>
+      <w:r>
+        <w:rPr>
+          <w:rFonts w:hint="eastAsia"/>
+        </w:rPr>
+        <w:t>，</w:t>
+      </w:r>
+      <w:r>
+        <w:rPr>
+          <w:rFonts w:hint="eastAsia"/>
+        </w:rPr>
+        <w:t>负责坦克、子弹、爆炸特效、道具球等游戏物体复用</w:t>
+      </w:r>
+      <w:r>
+        <w:rPr>
+          <w:rFonts w:hint="eastAsia"/>
+        </w:rPr>
+        <w:t>。为什么要在现在就做进阶功能？因为我觉得有些进</w:t>
+      </w:r>
+      <w:proofErr w:type="gramStart"/>
+      <w:r>
+        <w:rPr>
+          <w:rFonts w:hint="eastAsia"/>
+        </w:rPr>
+        <w:t>阶功能</w:t>
+      </w:r>
+      <w:proofErr w:type="gramEnd"/>
+      <w:r>
+        <w:rPr>
+          <w:rFonts w:hint="eastAsia"/>
+        </w:rPr>
+        <w:t>比较底层，如果</w:t>
+      </w:r>
+      <w:proofErr w:type="gramStart"/>
+      <w:r>
+        <w:rPr>
+          <w:rFonts w:hint="eastAsia"/>
+        </w:rPr>
+        <w:t>不</w:t>
+      </w:r>
+      <w:proofErr w:type="gramEnd"/>
+      <w:r>
+        <w:rPr>
+          <w:rFonts w:hint="eastAsia"/>
+        </w:rPr>
+        <w:t>尽早实现并使用，之后再去做就会比较麻烦，要改的地方可能会很多，我认为对象池就属于这种。</w:t>
+      </w:r>
+    </w:p>
+    <w:p>
+      <w:pPr>
+        <w:pStyle w:val="a7"/>
+        <w:numPr>
+          <w:ilvl w:val="0"/>
+          <w:numId w:val="3"/>
+        </w:numPr>
+        <w:ind w:firstLineChars="0"/>
+      </w:pPr>
+      <w:r>
+        <w:rPr>
+          <w:rFonts w:hint="eastAsia"/>
+        </w:rPr>
+        <w:t>提前规划Layers和Tags，以便于后续开发。</w:t>
+      </w:r>
+    </w:p>
+    <w:p>
+      <w:pPr>
+        <w:pStyle w:val="a7"/>
+        <w:ind w:left="780" w:firstLineChars="0" w:firstLine="0"/>
+      </w:pPr>
+      <w:r>
+        <w:rPr>
+          <w:rFonts w:hint="eastAsia"/>
+        </w:rPr>
+        <w:t>添加了Layer共8个：</w:t>
+      </w:r>
+      <w:r>
+        <w:t>Player</w:t>
+      </w:r>
+      <w:r>
+        <w:rPr>
+          <w:rFonts w:hint="eastAsia"/>
+        </w:rPr>
+        <w:t>、</w:t>
+      </w:r>
+      <w:r>
+        <w:t>Enemy</w:t>
+      </w:r>
+      <w:r>
+        <w:rPr>
+          <w:rFonts w:hint="eastAsia"/>
+        </w:rPr>
+        <w:t>、</w:t>
+      </w:r>
+      <w:r>
+        <w:t>Bullet</w:t>
+      </w:r>
+      <w:r>
+        <w:rPr>
+          <w:rFonts w:hint="eastAsia"/>
+        </w:rPr>
+        <w:t>、</w:t>
+      </w:r>
+      <w:r>
+        <w:t>Wal</w:t>
+      </w:r>
+      <w:r>
+        <w:rPr>
+          <w:rFonts w:hint="eastAsia"/>
+        </w:rPr>
+        <w:t>、</w:t>
+      </w:r>
+      <w:proofErr w:type="spellStart"/>
+      <w:r>
+        <w:t>RedLaserWall</w:t>
+      </w:r>
+      <w:proofErr w:type="spellEnd"/>
+      <w:r>
+        <w:rPr>
+          <w:rFonts w:hint="eastAsia"/>
+        </w:rPr>
+        <w:t>、</w:t>
+      </w:r>
+      <w:proofErr w:type="spellStart"/>
+      <w:r>
+        <w:t>BlueLaserWall</w:t>
+      </w:r>
+      <w:proofErr w:type="spellEnd"/>
+      <w:r>
+        <w:rPr>
+          <w:rFonts w:hint="eastAsia"/>
+        </w:rPr>
+        <w:t>、</w:t>
+      </w:r>
+      <w:r>
+        <w:t>Item</w:t>
+      </w:r>
+      <w:r>
+        <w:t>(</w:t>
+      </w:r>
+      <w:r>
+        <w:rPr>
+          <w:rFonts w:hint="eastAsia"/>
+        </w:rPr>
+        <w:t>武器球、道具球</w:t>
+      </w:r>
+      <w:r>
+        <w:t>)</w:t>
+      </w:r>
+      <w:r>
+        <w:rPr>
+          <w:rFonts w:hint="eastAsia"/>
+        </w:rPr>
+        <w:t>、</w:t>
+      </w:r>
+      <w:r>
+        <w:t>Ground</w:t>
+      </w:r>
+      <w:r>
+        <w:rPr>
+          <w:rFonts w:hint="eastAsia"/>
+        </w:rPr>
+        <w:t>，并对碰撞矩阵进行了配置</w:t>
+      </w:r>
+      <w:r>
+        <w:rPr>
+          <w:rFonts w:hint="eastAsia"/>
+        </w:rPr>
+        <w:t>;</w:t>
+      </w:r>
+    </w:p>
+    <w:p>
+      <w:pPr>
+        <w:pStyle w:val="a7"/>
+        <w:ind w:left="780" w:firstLineChars="0" w:firstLine="0"/>
+      </w:pPr>
+      <w:r>
+        <w:rPr>
+          <w:rFonts w:hint="eastAsia"/>
+        </w:rPr>
+        <w:t>添加了Tag共1</w:t>
+      </w:r>
+      <w:r>
+        <w:t>1</w:t>
+      </w:r>
+      <w:r>
+        <w:rPr>
+          <w:rFonts w:hint="eastAsia"/>
+        </w:rPr>
+        <w:t>个：</w:t>
+      </w:r>
+      <w:r>
+        <w:t>Player</w:t>
+      </w:r>
+      <w:r>
+        <w:rPr>
+          <w:rFonts w:hint="eastAsia"/>
+        </w:rPr>
+        <w:t>、</w:t>
+      </w:r>
+      <w:r>
+        <w:t>Enemy</w:t>
+      </w:r>
+      <w:r>
+        <w:rPr>
+          <w:rFonts w:hint="eastAsia"/>
+        </w:rPr>
+        <w:t>、</w:t>
+      </w:r>
+      <w:r>
+        <w:t>Bullet</w:t>
+      </w:r>
+      <w:r>
+        <w:t>(</w:t>
+      </w:r>
+      <w:r>
+        <w:t>普通炮弹</w:t>
+      </w:r>
+      <w:r>
+        <w:t>/</w:t>
+      </w:r>
+      <w:r>
+        <w:t>双管炮弹</w:t>
+      </w:r>
+      <w:r>
+        <w:rPr>
+          <w:rFonts w:hint="eastAsia"/>
+        </w:rPr>
+        <w:t>)、</w:t>
+      </w:r>
+      <w:r>
+        <w:t>Laser</w:t>
+      </w:r>
+      <w:r>
+        <w:t>(</w:t>
+      </w:r>
+      <w:r>
+        <w:t>激光炮</w:t>
+      </w:r>
+      <w:r>
+        <w:t>)、</w:t>
+      </w:r>
+      <w:proofErr w:type="spellStart"/>
+      <w:r>
+        <w:t>SoundWave</w:t>
+      </w:r>
+      <w:proofErr w:type="spellEnd"/>
+      <w:r>
+        <w:t>(</w:t>
+      </w:r>
+      <w:r>
+        <w:t>声波炮</w:t>
+      </w:r>
+      <w:r>
+        <w:t>)、</w:t>
+      </w:r>
+      <w:r>
+        <w:t>Wall</w:t>
+      </w:r>
+      <w:r>
+        <w:t>、</w:t>
+      </w:r>
+      <w:proofErr w:type="spellStart"/>
+      <w:r>
+        <w:t>RedLaserWall</w:t>
+      </w:r>
+      <w:proofErr w:type="spellEnd"/>
+      <w:r>
+        <w:t>、</w:t>
+      </w:r>
+      <w:proofErr w:type="spellStart"/>
+      <w:r>
+        <w:t>BlueLaserWall</w:t>
+      </w:r>
+      <w:proofErr w:type="spellEnd"/>
+      <w:r>
+        <w:t>、</w:t>
+      </w:r>
+      <w:r>
+        <w:t>Item</w:t>
+      </w:r>
+      <w:r>
+        <w:t>(</w:t>
+      </w:r>
+      <w:r>
+        <w:t>道具球</w:t>
+      </w:r>
+      <w:r>
+        <w:t>)、</w:t>
+      </w:r>
+      <w:r>
+        <w:t>Weapon</w:t>
+      </w:r>
+      <w:r>
+        <w:t>(</w:t>
+      </w:r>
+      <w:r>
+        <w:t>武器球</w:t>
+      </w:r>
+      <w:r>
+        <w:t>)、</w:t>
+      </w:r>
+      <w:r>
+        <w:t>Explode</w:t>
+      </w:r>
+      <w:r>
+        <w:t>(</w:t>
+      </w:r>
+      <w:r>
+        <w:t>爆炸特效</w:t>
+      </w:r>
+      <w:r>
+        <w:t>)</w:t>
+      </w:r>
+      <w:r>
+        <w:rPr>
+          <w:rFonts w:hint="eastAsia"/>
+        </w:rPr>
+        <w:t>。</w:t>
+      </w:r>
+    </w:p>
+    <w:p>
+      <w:pPr>
+        <w:pStyle w:val="a7"/>
+        <w:numPr>
+          <w:ilvl w:val="0"/>
+          <w:numId w:val="3"/>
+        </w:numPr>
+        <w:ind w:firstLineChars="0"/>
+      </w:pPr>
+      <w:r>
+        <w:rPr>
+          <w:rFonts w:hint="eastAsia"/>
+        </w:rPr>
+        <w:t>搭建玩家坦克预制体。使用提供的美术资源中的</w:t>
+      </w:r>
+      <w:proofErr w:type="spellStart"/>
+      <w:r>
+        <w:t>Player_Tank</w:t>
+      </w:r>
+      <w:proofErr w:type="spellEnd"/>
+      <w:r>
+        <w:t xml:space="preserve"> _GO-07.fbx</w:t>
+      </w:r>
+      <w:r>
+        <w:rPr>
+          <w:rFonts w:hint="eastAsia"/>
+        </w:rPr>
+        <w:t>模型制作玩家坦克，以坦克底盘为主体，炮台为其子对象进行拆分，加入刚体与碰撞箱，并分配Player</w:t>
+      </w:r>
+      <w:r>
+        <w:t xml:space="preserve"> </w:t>
+      </w:r>
+      <w:r>
+        <w:rPr>
+          <w:rFonts w:hint="eastAsia"/>
+        </w:rPr>
+        <w:t>Layer和Tag，但没有加入材质。随后将其制成预制体。</w:t>
+      </w:r>
+    </w:p>
+    <w:p>
+      <w:pPr>
+        <w:pStyle w:val="a7"/>
+        <w:numPr>
+          <w:ilvl w:val="0"/>
+          <w:numId w:val="3"/>
+        </w:numPr>
+        <w:ind w:firstLineChars="0"/>
+      </w:pPr>
+      <w:r>
+        <w:rPr>
+          <w:rFonts w:hint="eastAsia"/>
+        </w:rPr>
+        <w:t>实现玩家移动控制。实现玩家移动脚本</w:t>
+      </w:r>
+      <w:proofErr w:type="spellStart"/>
+      <w:r>
+        <w:t>TankMovement</w:t>
+      </w:r>
+      <w:proofErr w:type="spellEnd"/>
+      <w:r>
+        <w:rPr>
+          <w:rFonts w:hint="eastAsia"/>
+        </w:rPr>
+        <w:t>，通过调用刚体组件的</w:t>
+      </w:r>
+      <w:proofErr w:type="spellStart"/>
+      <w:r>
+        <w:t>MovePosition</w:t>
+      </w:r>
+      <w:proofErr w:type="spellEnd"/>
+      <w:r>
+        <w:rPr>
+          <w:rFonts w:hint="eastAsia"/>
+        </w:rPr>
+        <w:t>方法进行移动，可通过Inspector面板配置移动速度，并提供</w:t>
+      </w:r>
+      <w:proofErr w:type="spellStart"/>
+      <w:r>
+        <w:t>IsMoving</w:t>
+      </w:r>
+      <w:proofErr w:type="spellEnd"/>
+      <w:r>
+        <w:rPr>
+          <w:rFonts w:hint="eastAsia"/>
+        </w:rPr>
+        <w:t>、</w:t>
+      </w:r>
+      <w:proofErr w:type="spellStart"/>
+      <w:r>
+        <w:lastRenderedPageBreak/>
+        <w:t>GetMoveDir</w:t>
+      </w:r>
+      <w:proofErr w:type="spellEnd"/>
+      <w:r>
+        <w:rPr>
+          <w:rFonts w:hint="eastAsia"/>
+        </w:rPr>
+        <w:t>公共方法</w:t>
+      </w:r>
+      <w:proofErr w:type="gramStart"/>
+      <w:r>
+        <w:rPr>
+          <w:rFonts w:hint="eastAsia"/>
+        </w:rPr>
+        <w:t>供判断</w:t>
+      </w:r>
+      <w:proofErr w:type="gramEnd"/>
+      <w:r>
+        <w:rPr>
+          <w:rFonts w:hint="eastAsia"/>
+        </w:rPr>
+        <w:t>移动状态和获取移动方向。</w:t>
+      </w:r>
+    </w:p>
+    <w:p>
+      <w:pPr>
+        <w:pStyle w:val="a7"/>
+        <w:numPr>
+          <w:ilvl w:val="0"/>
+          <w:numId w:val="3"/>
+        </w:numPr>
+        <w:ind w:firstLineChars="0"/>
+      </w:pPr>
+      <w:r>
+        <w:rPr>
+          <w:rFonts w:hint="eastAsia"/>
+        </w:rPr>
+        <w:t>实现玩家坦克移动时底盘偏移动画。通过脚本</w:t>
+      </w:r>
+      <w:proofErr w:type="spellStart"/>
+      <w:r>
+        <w:t>TankChassisRotate</w:t>
+      </w:r>
+      <w:proofErr w:type="spellEnd"/>
+      <w:r>
+        <w:rPr>
+          <w:rFonts w:hint="eastAsia"/>
+        </w:rPr>
+        <w:t>实现，获取</w:t>
+      </w:r>
+      <w:proofErr w:type="spellStart"/>
+      <w:r>
+        <w:t>TankMovement</w:t>
+      </w:r>
+      <w:proofErr w:type="spellEnd"/>
+      <w:r>
+        <w:rPr>
+          <w:rFonts w:hint="eastAsia"/>
+        </w:rPr>
+        <w:t>组件以</w:t>
+      </w:r>
+      <w:r>
+        <w:rPr>
+          <w:rFonts w:hint="eastAsia"/>
+        </w:rPr>
+        <w:t>判断移动状态</w:t>
+      </w:r>
+      <w:r>
+        <w:rPr>
+          <w:rFonts w:hint="eastAsia"/>
+        </w:rPr>
+        <w:t>，移动时则结合获取的移动方向平滑旋转底盘，可在面板配置旋转速度。</w:t>
+      </w:r>
+    </w:p>
+    <w:p>
+      <w:pPr>
+        <w:pStyle w:val="a7"/>
+        <w:numPr>
+          <w:ilvl w:val="0"/>
+          <w:numId w:val="3"/>
+        </w:numPr>
+        <w:ind w:firstLineChars="0"/>
+      </w:pPr>
+      <w:r>
+        <w:rPr>
+          <w:rFonts w:hint="eastAsia"/>
+        </w:rPr>
+        <w:t>实现镜头对玩家的跟随。通过</w:t>
+      </w:r>
+      <w:proofErr w:type="spellStart"/>
+      <w:r>
+        <w:t>Cinemachine</w:t>
+      </w:r>
+      <w:proofErr w:type="spellEnd"/>
+      <w:r>
+        <w:rPr>
+          <w:rFonts w:hint="eastAsia"/>
+        </w:rPr>
+        <w:t>插件，加入虚拟相机，快速实现镜头跟随与看向玩家功能。</w:t>
+      </w:r>
+    </w:p>
+    <w:p>
+      <w:r>
+        <w:rPr>
+          <w:rFonts w:hint="eastAsia"/>
+        </w:rPr>
+        <w:t>问题与解决：</w:t>
+      </w:r>
+    </w:p>
+    <w:p>
+      <w:pPr>
+        <w:pStyle w:val="a7"/>
+        <w:numPr>
+          <w:ilvl w:val="0"/>
+          <w:numId w:val="4"/>
+        </w:numPr>
+        <w:ind w:firstLineChars="0"/>
+      </w:pPr>
+      <w:r>
+        <w:rPr>
+          <w:rFonts w:hint="eastAsia"/>
+        </w:rPr>
+        <w:t>初次实现</w:t>
+      </w:r>
+      <w:proofErr w:type="spellStart"/>
+      <w:r>
+        <w:t>TankMovement</w:t>
+      </w:r>
+      <w:proofErr w:type="spellEnd"/>
+      <w:r>
+        <w:rPr>
+          <w:rFonts w:hint="eastAsia"/>
+        </w:rPr>
+        <w:t>和</w:t>
+      </w:r>
+      <w:proofErr w:type="spellStart"/>
+      <w:r>
+        <w:t>TankChassisRotate</w:t>
+      </w:r>
+      <w:proofErr w:type="spellEnd"/>
+      <w:r>
+        <w:rPr>
+          <w:rFonts w:hint="eastAsia"/>
+        </w:rPr>
+        <w:t>脚本后测试发现左右移动变为转圈，向下移动无法正常进行，检查后发现是移动脚本以底盘坐标为基准进行移动方向判断移动方向，使得移动时底盘旋转导致移动方向不断变化。更改</w:t>
+      </w:r>
+      <w:proofErr w:type="spellStart"/>
+      <w:r>
+        <w:t>TankMovement</w:t>
+      </w:r>
+      <w:proofErr w:type="spellEnd"/>
+      <w:r>
+        <w:rPr>
+          <w:rFonts w:hint="eastAsia"/>
+        </w:rPr>
+        <w:t>脚本，使其参照世界坐标进行移动后解决。</w:t>
+      </w:r>
+    </w:p>
+    <w:p>
+      <w:pPr>
+        <w:pStyle w:val="a7"/>
+        <w:numPr>
+          <w:ilvl w:val="0"/>
+          <w:numId w:val="4"/>
+        </w:numPr>
+        <w:ind w:firstLineChars="0"/>
+      </w:pPr>
+      <w:r>
+        <w:rPr>
+          <w:rFonts w:hint="eastAsia"/>
+        </w:rPr>
+        <w:t>加入相机跟随功能后，进行测试时发现镜头并未正常跟随，检查后发现，坦克的刚体组件绑定在坦克的子对象底盘上，而相机则跟随的父对象，故出现坦克移动而镜头不动的状况。虽然可以直接让镜头跟随底盘以快速解决问题，但还是对玩家坦克预知体结构进行修改，直接使</w:t>
+      </w:r>
+      <w:r>
+        <w:rPr>
+          <w:rFonts w:hint="eastAsia"/>
+        </w:rPr>
+        <w:t>坦克底盘为</w:t>
+      </w:r>
+      <w:r>
+        <w:rPr>
+          <w:rFonts w:hint="eastAsia"/>
+        </w:rPr>
+        <w:t>根物体</w:t>
+      </w:r>
+      <w:r>
+        <w:rPr>
+          <w:rFonts w:hint="eastAsia"/>
+        </w:rPr>
+        <w:t>，</w:t>
+      </w:r>
+      <w:r>
+        <w:rPr>
+          <w:rFonts w:hint="eastAsia"/>
+        </w:rPr>
+        <w:t>一劳永逸</w:t>
+      </w:r>
+      <w:r>
+        <w:rPr>
+          <w:rFonts w:hint="eastAsia"/>
+        </w:rPr>
+        <w:t>解决问题。</w:t>
+      </w:r>
+    </w:p>
+    <w:p/>
+    <w:p>
+      <w:pPr>
+        <w:rPr>
+          <w:rFonts w:hint="eastAsia"/>
+        </w:rPr>
+      </w:pPr>
+    </w:p>
+    <w:p>
+      <w:r>
+        <w:rPr>
+          <w:rFonts w:hint="eastAsia"/>
+        </w:rPr>
+        <w:t>日期：2</w:t>
+      </w:r>
+      <w:r>
+        <w:t>026.4.</w:t>
+      </w:r>
+    </w:p>
+    <w:p>
+      <w:r>
+        <w:rPr>
+          <w:rFonts w:hint="eastAsia"/>
+        </w:rPr>
+        <w:t>核心任务：</w:t>
+      </w:r>
+    </w:p>
+    <w:p>
+      <w:r>
+        <w:rPr>
+          <w:rFonts w:hint="eastAsia"/>
+        </w:rPr>
+        <w:t>工作</w:t>
+      </w:r>
+      <w:r>
+        <w:rPr>
+          <w:rFonts w:hint="eastAsia"/>
+        </w:rPr>
+        <w:t>内容</w:t>
+      </w:r>
+      <w:r>
+        <w:rPr>
+          <w:rFonts w:hint="eastAsia"/>
+        </w:rPr>
+        <w:t>：</w:t>
+      </w:r>
+    </w:p>
+    <w:p>
       <w:r>
         <w:tab/>
       </w:r>
@@ -505,65 +1273,6 @@
     </w:p>
     <w:p>
       <w:r>
-        <w:tab/>
-      </w:r>
-    </w:p>
-    <w:p/>
-    <w:p>
-      <w:r>
-        <w:rPr>
-          <w:rFonts w:hint="eastAsia"/>
-        </w:rPr>
-        <w:t>日期：2</w:t>
-      </w:r>
-      <w:r>
-        <w:t>026.4.</w:t>
-      </w:r>
-    </w:p>
-    <w:p>
-      <w:r>
-        <w:rPr>
-          <w:rFonts w:hint="eastAsia"/>
-        </w:rPr>
-        <w:t>核心任务：</w:t>
-      </w:r>
-    </w:p>
-    <w:p>
-      <w:r>
-        <w:rPr>
-          <w:rFonts w:hint="eastAsia"/>
-        </w:rPr>
-        <w:t>工作</w:t>
-      </w:r>
-      <w:r>
-        <w:rPr>
-          <w:rFonts w:hint="eastAsia"/>
-        </w:rPr>
-        <w:t>内容</w:t>
-      </w:r>
-      <w:r>
-        <w:rPr>
-          <w:rFonts w:hint="eastAsia"/>
-        </w:rPr>
-        <w:t>：</w:t>
-      </w:r>
-    </w:p>
-    <w:p>
-      <w:r>
-        <w:tab/>
-      </w:r>
-    </w:p>
-    <w:p>
-      <w:r>
-        <w:rPr>
-          <w:rFonts w:hint="eastAsia"/>
-        </w:rPr>
-        <w:t>问题与解决：</w:t>
-      </w:r>
-    </w:p>
-    <w:p>
-      <w:r>
-        <w:lastRenderedPageBreak/>
         <w:tab/>
       </w:r>
     </w:p>
@@ -620,6 +1329,184 @@
 <file path=word/numbering.xml><?xml version="1.0" encoding="utf-8"?>
 <w:numbering xmlns:wpc="http://schemas.microsoft.com/office/word/2010/wordprocessingCanvas" xmlns:cx="http://schemas.microsoft.com/office/drawing/2014/chartex" xmlns:cx1="http://schemas.microsoft.com/office/drawing/2015/9/8/chartex" xmlns:cx2="http://schemas.microsoft.com/office/drawing/2015/10/21/chartex" xmlns:cx3="http://schemas.microsoft.com/office/drawing/2016/5/9/chartex" xmlns:cx4="http://schemas.microsoft.com/office/drawing/2016/5/10/chartex" xmlns:cx5="http://schemas.microsoft.com/office/drawing/2016/5/11/chartex" xmlns:cx6="http://schemas.microsoft.com/office/drawing/2016/5/12/chartex" xmlns:cx7="http://schemas.microsoft.com/office/drawing/2016/5/13/chartex" xmlns:cx8="http://schemas.microsoft.com/office/drawing/2016/5/14/chartex" xmlns:mc="http://schemas.openxmlformats.org/markup-compatibility/2006" xmlns:aink="http://schemas.microsoft.com/office/drawing/2016/ink" xmlns:am3d="http://schemas.microsoft.com/office/drawing/2017/model3d" xmlns:o="urn:schemas-microsoft-com:office:office" xmlns:r="http://schemas.openxmlformats.org/officeDocument/2006/relationships" xmlns:m="http://schemas.openxmlformats.org/officeDocument/2006/math" xmlns:v="urn:schemas-microsoft-com:vml" xmlns:wp14="http://schemas.microsoft.com/office/word/2010/wordprocessingDrawing" xmlns:wp="http://schemas.openxmlformats.org/drawingml/2006/wordprocessingDrawing" xmlns:w10="urn:schemas-microsoft-com:office:word" xmlns:w="http://schemas.openxmlformats.org/wordprocessingml/2006/main" xmlns:w14="http://schemas.microsoft.com/office/word/2010/wordml" xmlns:w15="http://schemas.microsoft.com/office/word/2012/wordml" xmlns:w16cex="http://schemas.microsoft.com/office/word/2018/wordml/cex" xmlns:w16cid="http://schemas.microsoft.com/office/word/2016/wordml/cid" xmlns:w16="http://schemas.microsoft.com/office/word/2018/wordml" xmlns:w16sdtdh="http://schemas.microsoft.com/office/word/2020/wordml/sdtdatahash" xmlns:w16se="http://schemas.microsoft.com/office/word/2015/wordml/symex" xmlns:wpg="http://schemas.microsoft.com/office/word/2010/wordprocessingGroup" xmlns:wpi="http://schemas.microsoft.com/office/word/2010/wordprocessingInk" xmlns:wne="http://schemas.microsoft.com/office/word/2006/wordml" xmlns:wps="http://schemas.microsoft.com/office/word/2010/wordprocessingShape" mc:Ignorable="w14 w15 w16se w16cid w16 w16cex w16sdtdh wp14">
   <w:abstractNum w:abstractNumId="0" w15:restartNumberingAfterBreak="0">
+    <w:nsid w:val="09B4768E"/>
+    <w:multiLevelType w:val="hybridMultilevel"/>
+    <w:tmpl w:val="77880B5A"/>
+    <w:lvl w:ilvl="0" w:tplc="2A100064">
+      <w:start w:val="1"/>
+      <w:numFmt w:val="decimal"/>
+      <w:lvlText w:val="%1."/>
+      <w:lvlJc w:val="left"/>
+      <w:pPr>
+        <w:ind w:left="780" w:hanging="360"/>
+      </w:pPr>
+      <w:rPr>
+        <w:rFonts w:hint="default"/>
+      </w:rPr>
+    </w:lvl>
+    <w:lvl w:ilvl="1" w:tplc="04090019" w:tentative="1">
+      <w:start w:val="1"/>
+      <w:numFmt w:val="lowerLetter"/>
+      <w:lvlText w:val="%2)"/>
+      <w:lvlJc w:val="left"/>
+      <w:pPr>
+        <w:ind w:left="1260" w:hanging="420"/>
+      </w:pPr>
+    </w:lvl>
+    <w:lvl w:ilvl="2" w:tplc="0409001B" w:tentative="1">
+      <w:start w:val="1"/>
+      <w:numFmt w:val="lowerRoman"/>
+      <w:lvlText w:val="%3."/>
+      <w:lvlJc w:val="right"/>
+      <w:pPr>
+        <w:ind w:left="1680" w:hanging="420"/>
+      </w:pPr>
+    </w:lvl>
+    <w:lvl w:ilvl="3" w:tplc="0409000F" w:tentative="1">
+      <w:start w:val="1"/>
+      <w:numFmt w:val="decimal"/>
+      <w:lvlText w:val="%4."/>
+      <w:lvlJc w:val="left"/>
+      <w:pPr>
+        <w:ind w:left="2100" w:hanging="420"/>
+      </w:pPr>
+    </w:lvl>
+    <w:lvl w:ilvl="4" w:tplc="04090019" w:tentative="1">
+      <w:start w:val="1"/>
+      <w:numFmt w:val="lowerLetter"/>
+      <w:lvlText w:val="%5)"/>
+      <w:lvlJc w:val="left"/>
+      <w:pPr>
+        <w:ind w:left="2520" w:hanging="420"/>
+      </w:pPr>
+    </w:lvl>
+    <w:lvl w:ilvl="5" w:tplc="0409001B" w:tentative="1">
+      <w:start w:val="1"/>
+      <w:numFmt w:val="lowerRoman"/>
+      <w:lvlText w:val="%6."/>
+      <w:lvlJc w:val="right"/>
+      <w:pPr>
+        <w:ind w:left="2940" w:hanging="420"/>
+      </w:pPr>
+    </w:lvl>
+    <w:lvl w:ilvl="6" w:tplc="0409000F" w:tentative="1">
+      <w:start w:val="1"/>
+      <w:numFmt w:val="decimal"/>
+      <w:lvlText w:val="%7."/>
+      <w:lvlJc w:val="left"/>
+      <w:pPr>
+        <w:ind w:left="3360" w:hanging="420"/>
+      </w:pPr>
+    </w:lvl>
+    <w:lvl w:ilvl="7" w:tplc="04090019" w:tentative="1">
+      <w:start w:val="1"/>
+      <w:numFmt w:val="lowerLetter"/>
+      <w:lvlText w:val="%8)"/>
+      <w:lvlJc w:val="left"/>
+      <w:pPr>
+        <w:ind w:left="3780" w:hanging="420"/>
+      </w:pPr>
+    </w:lvl>
+    <w:lvl w:ilvl="8" w:tplc="0409001B" w:tentative="1">
+      <w:start w:val="1"/>
+      <w:numFmt w:val="lowerRoman"/>
+      <w:lvlText w:val="%9."/>
+      <w:lvlJc w:val="right"/>
+      <w:pPr>
+        <w:ind w:left="4200" w:hanging="420"/>
+      </w:pPr>
+    </w:lvl>
+  </w:abstractNum>
+  <w:abstractNum w:abstractNumId="1" w15:restartNumberingAfterBreak="0">
+    <w:nsid w:val="3D036289"/>
+    <w:multiLevelType w:val="hybridMultilevel"/>
+    <w:tmpl w:val="A6185B44"/>
+    <w:lvl w:ilvl="0" w:tplc="2A100064">
+      <w:start w:val="1"/>
+      <w:numFmt w:val="decimal"/>
+      <w:lvlText w:val="%1."/>
+      <w:lvlJc w:val="left"/>
+      <w:pPr>
+        <w:ind w:left="780" w:hanging="360"/>
+      </w:pPr>
+      <w:rPr>
+        <w:rFonts w:hint="default"/>
+      </w:rPr>
+    </w:lvl>
+    <w:lvl w:ilvl="1" w:tplc="04090019" w:tentative="1">
+      <w:start w:val="1"/>
+      <w:numFmt w:val="lowerLetter"/>
+      <w:lvlText w:val="%2)"/>
+      <w:lvlJc w:val="left"/>
+      <w:pPr>
+        <w:ind w:left="1260" w:hanging="420"/>
+      </w:pPr>
+    </w:lvl>
+    <w:lvl w:ilvl="2" w:tplc="0409001B" w:tentative="1">
+      <w:start w:val="1"/>
+      <w:numFmt w:val="lowerRoman"/>
+      <w:lvlText w:val="%3."/>
+      <w:lvlJc w:val="right"/>
+      <w:pPr>
+        <w:ind w:left="1680" w:hanging="420"/>
+      </w:pPr>
+    </w:lvl>
+    <w:lvl w:ilvl="3" w:tplc="0409000F" w:tentative="1">
+      <w:start w:val="1"/>
+      <w:numFmt w:val="decimal"/>
+      <w:lvlText w:val="%4."/>
+      <w:lvlJc w:val="left"/>
+      <w:pPr>
+        <w:ind w:left="2100" w:hanging="420"/>
+      </w:pPr>
+    </w:lvl>
+    <w:lvl w:ilvl="4" w:tplc="04090019" w:tentative="1">
+      <w:start w:val="1"/>
+      <w:numFmt w:val="lowerLetter"/>
+      <w:lvlText w:val="%5)"/>
+      <w:lvlJc w:val="left"/>
+      <w:pPr>
+        <w:ind w:left="2520" w:hanging="420"/>
+      </w:pPr>
+    </w:lvl>
+    <w:lvl w:ilvl="5" w:tplc="0409001B" w:tentative="1">
+      <w:start w:val="1"/>
+      <w:numFmt w:val="lowerRoman"/>
+      <w:lvlText w:val="%6."/>
+      <w:lvlJc w:val="right"/>
+      <w:pPr>
+        <w:ind w:left="2940" w:hanging="420"/>
+      </w:pPr>
+    </w:lvl>
+    <w:lvl w:ilvl="6" w:tplc="0409000F" w:tentative="1">
+      <w:start w:val="1"/>
+      <w:numFmt w:val="decimal"/>
+      <w:lvlText w:val="%7."/>
+      <w:lvlJc w:val="left"/>
+      <w:pPr>
+        <w:ind w:left="3360" w:hanging="420"/>
+      </w:pPr>
+    </w:lvl>
+    <w:lvl w:ilvl="7" w:tplc="04090019" w:tentative="1">
+      <w:start w:val="1"/>
+      <w:numFmt w:val="lowerLetter"/>
+      <w:lvlText w:val="%8)"/>
+      <w:lvlJc w:val="left"/>
+      <w:pPr>
+        <w:ind w:left="3780" w:hanging="420"/>
+      </w:pPr>
+    </w:lvl>
+    <w:lvl w:ilvl="8" w:tplc="0409001B" w:tentative="1">
+      <w:start w:val="1"/>
+      <w:numFmt w:val="lowerRoman"/>
+      <w:lvlText w:val="%9."/>
+      <w:lvlJc w:val="right"/>
+      <w:pPr>
+        <w:ind w:left="4200" w:hanging="420"/>
+      </w:pPr>
+    </w:lvl>
+  </w:abstractNum>
+  <w:abstractNum w:abstractNumId="2" w15:restartNumberingAfterBreak="0">
     <w:nsid w:val="4C0070A1"/>
     <w:multiLevelType w:val="hybridMultilevel"/>
     <w:tmpl w:val="04D83F7A"/>
@@ -708,7 +1595,7 @@
       </w:pPr>
     </w:lvl>
   </w:abstractNum>
-  <w:abstractNum w:abstractNumId="1" w15:restartNumberingAfterBreak="0">
+  <w:abstractNum w:abstractNumId="3" w15:restartNumberingAfterBreak="0">
     <w:nsid w:val="78AB16E0"/>
     <w:multiLevelType w:val="hybridMultilevel"/>
     <w:tmpl w:val="939AF52A"/>
@@ -798,9 +1685,15 @@
     </w:lvl>
   </w:abstractNum>
   <w:num w:numId="1">
+    <w:abstractNumId w:val="2"/>
+  </w:num>
+  <w:num w:numId="2">
+    <w:abstractNumId w:val="3"/>
+  </w:num>
+  <w:num w:numId="3">
     <w:abstractNumId w:val="0"/>
   </w:num>
-  <w:num w:numId="2">
+  <w:num w:numId="4">
     <w:abstractNumId w:val="1"/>
   </w:num>
 </w:numbering>

--- a/开发日记.docx
+++ b/开发日记.docx
@@ -37,7 +37,21 @@
         <w:t>编写者：邓孙涛</w:t>
       </w:r>
     </w:p>
-    <w:p/>
+    <w:p>
+      <w:pPr>
+        <w:rPr>
+          <w:b/>
+          <w:bCs/>
+        </w:rPr>
+      </w:pPr>
+      <w:r>
+        <w:rPr>
+          <w:b/>
+          <w:bCs/>
+        </w:rPr>
+        <w:t>Day1</w:t>
+      </w:r>
+    </w:p>
     <w:p>
       <w:r>
         <w:rPr>
@@ -163,13 +177,8 @@
         <w:t>并添加</w:t>
       </w:r>
       <w:r>
-        <w:t>.</w:t>
-      </w:r>
-      <w:proofErr w:type="spellStart"/>
-      <w:r>
-        <w:t>gitignore</w:t>
-      </w:r>
-      <w:proofErr w:type="spellEnd"/>
+        <w:t>.gitignore</w:t>
+      </w:r>
       <w:r>
         <w:rPr>
           <w:rFonts w:hint="eastAsia"/>
@@ -177,13 +186,8 @@
         <w:t>和</w:t>
       </w:r>
       <w:r>
-        <w:t>.</w:t>
-      </w:r>
-      <w:proofErr w:type="spellStart"/>
-      <w:r>
-        <w:t>gitattributes</w:t>
-      </w:r>
-      <w:proofErr w:type="spellEnd"/>
+        <w:t>.gitattributes</w:t>
+      </w:r>
       <w:r>
         <w:rPr>
           <w:rFonts w:hint="eastAsia"/>
@@ -231,24 +235,14 @@
         </w:rPr>
         <w:t>开发核心管理类框架。实现</w:t>
       </w:r>
-      <w:proofErr w:type="spellStart"/>
       <w:r>
         <w:t>GameManage</w:t>
       </w:r>
-      <w:proofErr w:type="spellEnd"/>
-      <w:proofErr w:type="gramStart"/>
-      <w:r>
-        <w:rPr>
-          <w:rFonts w:hint="eastAsia"/>
-        </w:rPr>
-        <w:t>单例类</w:t>
-      </w:r>
-      <w:proofErr w:type="gramEnd"/>
-      <w:r>
-        <w:rPr>
-          <w:rFonts w:hint="eastAsia"/>
-        </w:rPr>
-        <w:t>，以便进行全局游戏状态管理</w:t>
+      <w:r>
+        <w:rPr>
+          <w:rFonts w:hint="eastAsia"/>
+        </w:rPr>
+        <w:t>单例类，以便进行全局游戏状态管理</w:t>
       </w:r>
       <w:r>
         <w:rPr>
@@ -292,24 +286,14 @@
         </w:rPr>
         <w:t>。实现</w:t>
       </w:r>
-      <w:proofErr w:type="spellStart"/>
       <w:r>
         <w:t>EventManager</w:t>
       </w:r>
-      <w:proofErr w:type="spellEnd"/>
-      <w:proofErr w:type="gramStart"/>
-      <w:r>
-        <w:rPr>
-          <w:rFonts w:hint="eastAsia"/>
-        </w:rPr>
-        <w:t>单例类</w:t>
-      </w:r>
-      <w:proofErr w:type="gramEnd"/>
-      <w:r>
-        <w:rPr>
-          <w:rFonts w:hint="eastAsia"/>
-        </w:rPr>
-        <w:t>，作为全局事件中心，负责事件</w:t>
+      <w:r>
+        <w:rPr>
+          <w:rFonts w:hint="eastAsia"/>
+        </w:rPr>
+        <w:t>单例类，作为全局事件中心，负责事件</w:t>
       </w:r>
       <w:r>
         <w:rPr>
@@ -372,38 +356,18 @@
         </w:rPr>
         <w:t>个场景：</w:t>
       </w:r>
-      <w:proofErr w:type="spellStart"/>
-      <w:r>
-        <w:t>MainMenuScene</w:t>
-      </w:r>
-      <w:proofErr w:type="spellEnd"/>
-      <w:r>
-        <w:t>、</w:t>
-      </w:r>
-      <w:proofErr w:type="spellStart"/>
-      <w:r>
-        <w:t>LevelSelectScene</w:t>
-      </w:r>
-      <w:proofErr w:type="spellEnd"/>
-      <w:r>
-        <w:t>、</w:t>
-      </w:r>
-      <w:proofErr w:type="spellStart"/>
-      <w:r>
-        <w:t>GamePlayScene</w:t>
-      </w:r>
-      <w:proofErr w:type="spellEnd"/>
+      <w:r>
+        <w:t>MainMenuScene、LevelSelectScene、GamePlayScene</w:t>
+      </w:r>
       <w:r>
         <w:rPr>
           <w:rFonts w:hint="eastAsia"/>
         </w:rPr>
         <w:t>，分别用于主菜单、选关界面和游玩，并在</w:t>
       </w:r>
-      <w:proofErr w:type="spellStart"/>
       <w:r>
         <w:t>GameManage</w:t>
       </w:r>
-      <w:proofErr w:type="spellEnd"/>
       <w:r>
         <w:rPr>
           <w:rFonts w:hint="eastAsia"/>
@@ -430,7 +394,29 @@
         <w:tab/>
       </w:r>
     </w:p>
-    <w:p/>
+    <w:p>
+      <w:pPr>
+        <w:rPr>
+          <w:b/>
+          <w:bCs/>
+        </w:rPr>
+      </w:pPr>
+      <w:r>
+        <w:rPr>
+          <w:rFonts w:hint="eastAsia"/>
+          <w:b/>
+          <w:bCs/>
+        </w:rPr>
+        <w:t>D</w:t>
+      </w:r>
+      <w:r>
+        <w:rPr>
+          <w:b/>
+          <w:bCs/>
+        </w:rPr>
+        <w:t>ay2</w:t>
+      </w:r>
+    </w:p>
     <w:p>
       <w:r>
         <w:rPr>
@@ -527,24 +513,14 @@
         </w:rPr>
         <w:t>对象池系统开发。实现了</w:t>
       </w:r>
-      <w:proofErr w:type="spellStart"/>
       <w:r>
         <w:t>ObjectPoolManager</w:t>
       </w:r>
-      <w:proofErr w:type="spellEnd"/>
-      <w:proofErr w:type="gramStart"/>
-      <w:r>
-        <w:rPr>
-          <w:rFonts w:hint="eastAsia"/>
-        </w:rPr>
-        <w:t>单例类</w:t>
-      </w:r>
-      <w:proofErr w:type="gramEnd"/>
-      <w:r>
-        <w:rPr>
-          <w:rFonts w:hint="eastAsia"/>
-        </w:rPr>
-        <w:t>，</w:t>
+      <w:r>
+        <w:rPr>
+          <w:rFonts w:hint="eastAsia"/>
+        </w:rPr>
+        <w:t>单例类，</w:t>
       </w:r>
       <w:r>
         <w:rPr>
@@ -556,35 +532,7 @@
         <w:rPr>
           <w:rFonts w:hint="eastAsia"/>
         </w:rPr>
-        <w:t>。为什么要在现在就做进阶功能？因为我觉得有些进</w:t>
-      </w:r>
-      <w:proofErr w:type="gramStart"/>
-      <w:r>
-        <w:rPr>
-          <w:rFonts w:hint="eastAsia"/>
-        </w:rPr>
-        <w:t>阶功能</w:t>
-      </w:r>
-      <w:proofErr w:type="gramEnd"/>
-      <w:r>
-        <w:rPr>
-          <w:rFonts w:hint="eastAsia"/>
-        </w:rPr>
-        <w:t>比较底层，如果</w:t>
-      </w:r>
-      <w:proofErr w:type="gramStart"/>
-      <w:r>
-        <w:rPr>
-          <w:rFonts w:hint="eastAsia"/>
-        </w:rPr>
-        <w:t>不</w:t>
-      </w:r>
-      <w:proofErr w:type="gramEnd"/>
-      <w:r>
-        <w:rPr>
-          <w:rFonts w:hint="eastAsia"/>
-        </w:rPr>
-        <w:t>尽早实现并使用，之后再去做就会比较麻烦，要改的地方可能会很多，我认为对象池就属于这种。</w:t>
+        <w:t>。为什么要在现在就做进阶功能？因为我觉得有些进阶功能比较底层，如果不尽早实现并使用，之后再去做就会比较麻烦，要改的地方可能会很多，我认为对象池就属于这种。</w:t>
       </w:r>
     </w:p>
     <w:p>
@@ -648,24 +596,26 @@
         <w:rPr>
           <w:rFonts w:hint="eastAsia"/>
         </w:rPr>
+        <w:t>l</w:t>
+      </w:r>
+      <w:r>
+        <w:rPr>
+          <w:rFonts w:hint="eastAsia"/>
+        </w:rPr>
         <w:t>、</w:t>
       </w:r>
-      <w:proofErr w:type="spellStart"/>
       <w:r>
         <w:t>RedLaserWall</w:t>
       </w:r>
-      <w:proofErr w:type="spellEnd"/>
       <w:r>
         <w:rPr>
           <w:rFonts w:hint="eastAsia"/>
         </w:rPr>
         <w:t>、</w:t>
       </w:r>
-      <w:proofErr w:type="spellStart"/>
       <w:r>
         <w:t>BlueLaserWall</w:t>
       </w:r>
-      <w:proofErr w:type="spellEnd"/>
       <w:r>
         <w:rPr>
           <w:rFonts w:hint="eastAsia"/>
@@ -673,10 +623,7 @@
         <w:t>、</w:t>
       </w:r>
       <w:r>
-        <w:t>Item</w:t>
-      </w:r>
-      <w:r>
-        <w:t>(</w:t>
+        <w:t>Item(</w:t>
       </w:r>
       <w:r>
         <w:rPr>
@@ -748,71 +695,53 @@
         <w:t>、</w:t>
       </w:r>
       <w:r>
-        <w:t>Bullet</w:t>
+        <w:t>Bullet(普通炮弹/双管炮弹</w:t>
+      </w:r>
+      <w:r>
+        <w:rPr>
+          <w:rFonts w:hint="eastAsia"/>
+        </w:rPr>
+        <w:t>)、</w:t>
+      </w:r>
+      <w:r>
+        <w:t>Laser</w:t>
       </w:r>
       <w:r>
         <w:t>(</w:t>
       </w:r>
       <w:r>
-        <w:t>普通炮弹</w:t>
-      </w:r>
-      <w:r>
-        <w:t>/</w:t>
-      </w:r>
-      <w:r>
-        <w:t>双管炮弹</w:t>
-      </w:r>
-      <w:r>
-        <w:rPr>
-          <w:rFonts w:hint="eastAsia"/>
-        </w:rPr>
+        <w:t>激光炮</w:t>
+      </w:r>
+      <w:r>
         <w:t>)、</w:t>
       </w:r>
       <w:r>
-        <w:t>Laser</w:t>
+        <w:t>SoundWave</w:t>
       </w:r>
       <w:r>
         <w:t>(</w:t>
       </w:r>
       <w:r>
-        <w:t>激光炮</w:t>
+        <w:t>声波炮</w:t>
       </w:r>
       <w:r>
         <w:t>)、</w:t>
       </w:r>
-      <w:proofErr w:type="spellStart"/>
-      <w:r>
-        <w:t>SoundWave</w:t>
-      </w:r>
-      <w:proofErr w:type="spellEnd"/>
-      <w:r>
-        <w:t>(</w:t>
-      </w:r>
-      <w:r>
-        <w:t>声波炮</w:t>
-      </w:r>
-      <w:r>
-        <w:t>)、</w:t>
-      </w:r>
       <w:r>
         <w:t>Wall</w:t>
       </w:r>
       <w:r>
         <w:t>、</w:t>
       </w:r>
-      <w:proofErr w:type="spellStart"/>
       <w:r>
         <w:t>RedLaserWall</w:t>
       </w:r>
-      <w:proofErr w:type="spellEnd"/>
       <w:r>
         <w:t>、</w:t>
       </w:r>
-      <w:proofErr w:type="spellStart"/>
       <w:r>
         <w:t>BlueLaserWall</w:t>
       </w:r>
-      <w:proofErr w:type="spellEnd"/>
       <w:r>
         <w:t>、</w:t>
       </w:r>
@@ -874,13 +803,8 @@
         </w:rPr>
         <w:t>搭建玩家坦克预制体。使用提供的美术资源中的</w:t>
       </w:r>
-      <w:proofErr w:type="spellStart"/>
-      <w:r>
-        <w:t>Player_Tank</w:t>
-      </w:r>
-      <w:proofErr w:type="spellEnd"/>
-      <w:r>
-        <w:t xml:space="preserve"> _GO-07.fbx</w:t>
+      <w:r>
+        <w:t>Player_Tank _GO-07.fbx</w:t>
       </w:r>
       <w:r>
         <w:rPr>
@@ -913,64 +837,42 @@
         </w:rPr>
         <w:t>实现玩家移动控制。实现玩家移动脚本</w:t>
       </w:r>
-      <w:proofErr w:type="spellStart"/>
       <w:r>
         <w:t>TankMovement</w:t>
       </w:r>
-      <w:proofErr w:type="spellEnd"/>
       <w:r>
         <w:rPr>
           <w:rFonts w:hint="eastAsia"/>
         </w:rPr>
         <w:t>，通过调用刚体组件的</w:t>
       </w:r>
-      <w:proofErr w:type="spellStart"/>
       <w:r>
         <w:t>MovePosition</w:t>
       </w:r>
-      <w:proofErr w:type="spellEnd"/>
       <w:r>
         <w:rPr>
           <w:rFonts w:hint="eastAsia"/>
         </w:rPr>
         <w:t>方法进行移动，可通过Inspector面板配置移动速度，并提供</w:t>
       </w:r>
-      <w:proofErr w:type="spellStart"/>
       <w:r>
         <w:t>IsMoving</w:t>
       </w:r>
-      <w:proofErr w:type="spellEnd"/>
       <w:r>
         <w:rPr>
           <w:rFonts w:hint="eastAsia"/>
         </w:rPr>
         <w:t>、</w:t>
       </w:r>
-      <w:proofErr w:type="spellStart"/>
       <w:r>
         <w:lastRenderedPageBreak/>
         <w:t>GetMoveDir</w:t>
       </w:r>
-      <w:proofErr w:type="spellEnd"/>
-      <w:r>
-        <w:rPr>
-          <w:rFonts w:hint="eastAsia"/>
-        </w:rPr>
-        <w:t>公共方法</w:t>
-      </w:r>
-      <w:proofErr w:type="gramStart"/>
-      <w:r>
-        <w:rPr>
-          <w:rFonts w:hint="eastAsia"/>
-        </w:rPr>
-        <w:t>供判断</w:t>
-      </w:r>
-      <w:proofErr w:type="gramEnd"/>
-      <w:r>
-        <w:rPr>
-          <w:rFonts w:hint="eastAsia"/>
-        </w:rPr>
-        <w:t>移动状态和获取移动方向。</w:t>
+      <w:r>
+        <w:rPr>
+          <w:rFonts w:hint="eastAsia"/>
+        </w:rPr>
+        <w:t>公共方法供判断移动状态和获取移动方向。</w:t>
       </w:r>
     </w:p>
     <w:p>
@@ -988,39 +890,23 @@
         </w:rPr>
         <w:t>实现玩家坦克移动时底盘偏移动画。通过脚本</w:t>
       </w:r>
-      <w:proofErr w:type="spellStart"/>
       <w:r>
         <w:t>TankChassisRotate</w:t>
       </w:r>
-      <w:proofErr w:type="spellEnd"/>
       <w:r>
         <w:rPr>
           <w:rFonts w:hint="eastAsia"/>
         </w:rPr>
         <w:t>实现，获取</w:t>
       </w:r>
-      <w:proofErr w:type="spellStart"/>
       <w:r>
         <w:t>TankMovement</w:t>
       </w:r>
-      <w:proofErr w:type="spellEnd"/>
-      <w:r>
-        <w:rPr>
-          <w:rFonts w:hint="eastAsia"/>
-        </w:rPr>
-        <w:t>组件以</w:t>
-      </w:r>
-      <w:r>
-        <w:rPr>
-          <w:rFonts w:hint="eastAsia"/>
-        </w:rPr>
-        <w:t>判断移动状态</w:t>
-      </w:r>
-      <w:r>
-        <w:rPr>
-          <w:rFonts w:hint="eastAsia"/>
-        </w:rPr>
-        <w:t>，移动时则结合获取的移动方向平滑旋转底盘，可在面板配置旋转速度。</w:t>
+      <w:r>
+        <w:rPr>
+          <w:rFonts w:hint="eastAsia"/>
+        </w:rPr>
+        <w:t>组件以判断移动状态，移动时则结合获取的移动方向平滑旋转底盘，可在面板配置旋转速度。</w:t>
       </w:r>
     </w:p>
     <w:p>
@@ -1038,11 +924,9 @@
         </w:rPr>
         <w:t>实现镜头对玩家的跟随。通过</w:t>
       </w:r>
-      <w:proofErr w:type="spellStart"/>
       <w:r>
         <w:t>Cinemachine</w:t>
       </w:r>
-      <w:proofErr w:type="spellEnd"/>
       <w:r>
         <w:rPr>
           <w:rFonts w:hint="eastAsia"/>
@@ -1073,33 +957,27 @@
         </w:rPr>
         <w:t>初次实现</w:t>
       </w:r>
-      <w:proofErr w:type="spellStart"/>
       <w:r>
         <w:t>TankMovement</w:t>
       </w:r>
-      <w:proofErr w:type="spellEnd"/>
       <w:r>
         <w:rPr>
           <w:rFonts w:hint="eastAsia"/>
         </w:rPr>
         <w:t>和</w:t>
       </w:r>
-      <w:proofErr w:type="spellStart"/>
       <w:r>
         <w:t>TankChassisRotate</w:t>
       </w:r>
-      <w:proofErr w:type="spellEnd"/>
       <w:r>
         <w:rPr>
           <w:rFonts w:hint="eastAsia"/>
         </w:rPr>
         <w:t>脚本后测试发现左右移动变为转圈，向下移动无法正常进行，检查后发现是移动脚本以底盘坐标为基准进行移动方向判断移动方向，使得移动时底盘旋转导致移动方向不断变化。更改</w:t>
       </w:r>
-      <w:proofErr w:type="spellStart"/>
       <w:r>
         <w:t>TankMovement</w:t>
       </w:r>
-      <w:proofErr w:type="spellEnd"/>
       <w:r>
         <w:rPr>
           <w:rFonts w:hint="eastAsia"/>
@@ -1120,19 +998,7 @@
         <w:rPr>
           <w:rFonts w:hint="eastAsia"/>
         </w:rPr>
-        <w:t>加入相机跟随功能后，进行测试时发现镜头并未正常跟随，检查后发现，坦克的刚体组件绑定在坦克的子对象底盘上，而相机则跟随的父对象，故出现坦克移动而镜头不动的状况。虽然可以直接让镜头跟随底盘以快速解决问题，但还是对玩家坦克预知体结构进行修改，直接使</w:t>
-      </w:r>
-      <w:r>
-        <w:rPr>
-          <w:rFonts w:hint="eastAsia"/>
-        </w:rPr>
-        <w:t>坦克底盘为</w:t>
-      </w:r>
-      <w:r>
-        <w:rPr>
-          <w:rFonts w:hint="eastAsia"/>
-        </w:rPr>
-        <w:t>根物体</w:t>
+        <w:t>加入相机跟随功能后，进行测试时发现镜头并未正常跟随，检查后发现，坦克的刚体组件绑定在坦克的子对象底盘上，而相机则跟随的父对象，故出现坦克移动而镜头不动的状况。虽然可以直接让镜头跟随底盘以快速解决问题，但还是对玩家坦克预知体结构进行修改，直接使坦克底盘为根物体</w:t>
       </w:r>
       <w:r>
         <w:rPr>
@@ -1157,9 +1023,25 @@
     <w:p>
       <w:pPr>
         <w:rPr>
-          <w:rFonts w:hint="eastAsia"/>
-        </w:rPr>
-      </w:pPr>
+          <w:b/>
+          <w:bCs/>
+        </w:rPr>
+      </w:pPr>
+      <w:r>
+        <w:rPr>
+          <w:rFonts w:hint="eastAsia"/>
+          <w:b/>
+          <w:bCs/>
+        </w:rPr>
+        <w:t>D</w:t>
+      </w:r>
+      <w:r>
+        <w:rPr>
+          <w:b/>
+          <w:bCs/>
+        </w:rPr>
+        <w:t>ay3</w:t>
+      </w:r>
     </w:p>
     <w:p>
       <w:r>
@@ -1171,6 +1053,15 @@
       <w:r>
         <w:t>026.4.</w:t>
       </w:r>
+      <w:r>
+        <w:t xml:space="preserve">14 </w:t>
+      </w:r>
+      <w:r>
+        <w:rPr>
+          <w:rFonts w:hint="eastAsia"/>
+        </w:rPr>
+        <w:t>星期二</w:t>
+      </w:r>
     </w:p>
     <w:p>
       <w:r>
@@ -1179,6 +1070,39 @@
         </w:rPr>
         <w:t>核心任务：</w:t>
       </w:r>
+      <w:r>
+        <w:rPr>
+          <w:rFonts w:hint="eastAsia"/>
+        </w:rPr>
+        <w:t>1</w:t>
+      </w:r>
+      <w:r>
+        <w:t>.</w:t>
+      </w:r>
+      <w:r>
+        <w:tab/>
+      </w:r>
+      <w:r>
+        <w:rPr>
+          <w:rFonts w:hint="eastAsia"/>
+        </w:rPr>
+        <w:t>简单制作用于测试的地图</w:t>
+      </w:r>
+    </w:p>
+    <w:p>
+      <w:r>
+        <w:tab/>
+      </w:r>
+      <w:r>
+        <w:tab/>
+        <w:t xml:space="preserve">  2. </w:t>
+      </w:r>
+      <w:r>
+        <w:rPr>
+          <w:rFonts w:hint="eastAsia"/>
+        </w:rPr>
+        <w:t>玩家系统战斗层</w:t>
+      </w:r>
     </w:p>
     <w:p>
       <w:r>
@@ -1201,16 +1125,486 @@
       </w:r>
     </w:p>
     <w:p>
+      <w:pPr>
+        <w:pStyle w:val="a7"/>
+        <w:numPr>
+          <w:ilvl w:val="0"/>
+          <w:numId w:val="5"/>
+        </w:numPr>
+        <w:ind w:firstLineChars="0"/>
+      </w:pPr>
+      <w:r>
+        <w:rPr>
+          <w:rFonts w:hint="eastAsia"/>
+        </w:rPr>
+        <w:t>简单制</w:t>
+      </w:r>
+      <w:r>
+        <w:rPr>
+          <w:rFonts w:hint="eastAsia"/>
+        </w:rPr>
+        <w:t>做</w:t>
+      </w:r>
+      <w:r>
+        <w:rPr>
+          <w:rFonts w:hint="eastAsia"/>
+        </w:rPr>
+        <w:t>测试用地图地面。制作了一份地面tile预制体，并实现了可以在编辑器内使用的平整地面一键生成脚本</w:t>
+      </w:r>
+      <w:r>
+        <w:t>MapGenerator</w:t>
+      </w:r>
+      <w:r>
+        <w:rPr>
+          <w:rFonts w:hint="eastAsia"/>
+        </w:rPr>
+        <w:t>，简单生成了一个1</w:t>
+      </w:r>
+      <w:r>
+        <w:t>0</w:t>
+      </w:r>
+      <w:r>
+        <w:rPr>
+          <w:rFonts w:hint="eastAsia"/>
+        </w:rPr>
+        <w:t>x</w:t>
+      </w:r>
+      <w:r>
+        <w:t>10</w:t>
+      </w:r>
+      <w:r>
+        <w:rPr>
+          <w:rFonts w:hint="eastAsia"/>
+        </w:rPr>
+        <w:t>的地面。</w:t>
+      </w:r>
+    </w:p>
+    <w:p>
+      <w:pPr>
+        <w:pStyle w:val="a7"/>
+        <w:numPr>
+          <w:ilvl w:val="0"/>
+          <w:numId w:val="5"/>
+        </w:numPr>
+        <w:ind w:firstLineChars="0"/>
+      </w:pPr>
+      <w:r>
+        <w:rPr>
+          <w:rFonts w:hint="eastAsia"/>
+        </w:rPr>
+        <w:t>炮台转向控制。实现</w:t>
+      </w:r>
+      <w:r>
+        <w:t>TurretController</w:t>
+      </w:r>
+      <w:r>
+        <w:rPr>
+          <w:rFonts w:hint="eastAsia"/>
+        </w:rPr>
+        <w:t>脚本，用于控制炮台，脚本挂载在玩家坦克根物体上，通过</w:t>
+      </w:r>
+      <w:r>
+        <w:t>turret</w:t>
+      </w:r>
+      <w:r>
+        <w:rPr>
+          <w:rFonts w:hint="eastAsia"/>
+        </w:rPr>
+        <w:t>变量引用炮台。基本逻辑为：在</w:t>
+      </w:r>
+      <w:r>
+        <w:t>Update</w:t>
+      </w:r>
+      <w:r>
+        <w:rPr>
+          <w:rFonts w:hint="eastAsia"/>
+        </w:rPr>
+        <w:t>方法中通过</w:t>
+      </w:r>
+      <w:r>
+        <w:t>GetMouseButtonDown</w:t>
+      </w:r>
+      <w:r>
+        <w:rPr>
+          <w:rFonts w:hint="eastAsia"/>
+        </w:rPr>
+        <w:t>监听鼠标左键点击，发现点击后调用脚本中的方法</w:t>
+      </w:r>
+      <w:r>
+        <w:t>GetMouseClickWorldPos</w:t>
+      </w:r>
+      <w:r>
+        <w:rPr>
+          <w:rFonts w:hint="eastAsia"/>
+        </w:rPr>
+        <w:t>计算点击位置并存储在</w:t>
+      </w:r>
+      <w:r>
+        <w:t>targetClickPos</w:t>
+      </w:r>
+      <w:r>
+        <w:rPr>
+          <w:rFonts w:hint="eastAsia"/>
+        </w:rPr>
+        <w:t>字段中，</w:t>
+      </w:r>
+      <w:r>
+        <w:rPr>
+          <w:rFonts w:hint="eastAsia"/>
+        </w:rPr>
+        <w:t>再调用脚本中的方法</w:t>
+      </w:r>
+      <w:r>
+        <w:t>RotateTurretToClickPos</w:t>
+      </w:r>
+      <w:r>
+        <w:rPr>
+          <w:rFonts w:hint="eastAsia"/>
+        </w:rPr>
+        <w:t>实现炮台转向。</w:t>
+      </w:r>
+    </w:p>
+    <w:p>
+      <w:pPr>
+        <w:pStyle w:val="a7"/>
+        <w:numPr>
+          <w:ilvl w:val="0"/>
+          <w:numId w:val="5"/>
+        </w:numPr>
+        <w:ind w:firstLineChars="0"/>
+      </w:pPr>
+      <w:r>
+        <w:rPr>
+          <w:rFonts w:hint="eastAsia"/>
+        </w:rPr>
+        <w:t>制作普通炮弹预制体。</w:t>
+      </w:r>
+      <w:r>
+        <w:rPr>
+          <w:rFonts w:hint="eastAsia"/>
+        </w:rPr>
+        <w:t>使用提供的美术资源中的</w:t>
+      </w:r>
+      <w:r>
+        <w:t>Weapon_Tank_Shell_01</w:t>
+      </w:r>
+      <w:r>
+        <w:t>.fbx</w:t>
+      </w:r>
+      <w:r>
+        <w:rPr>
+          <w:rFonts w:hint="eastAsia"/>
+        </w:rPr>
+        <w:t>模型</w:t>
+      </w:r>
+      <w:r>
+        <w:rPr>
+          <w:rFonts w:hint="eastAsia"/>
+        </w:rPr>
+        <w:t>，将其作为空物体</w:t>
+      </w:r>
+      <w:r>
+        <w:t>Bullet_Normal</w:t>
+      </w:r>
+      <w:r>
+        <w:rPr>
+          <w:rFonts w:hint="eastAsia"/>
+        </w:rPr>
+        <w:t>的子物体并重命名为</w:t>
+      </w:r>
+      <w:r>
+        <w:t>Model</w:t>
+      </w:r>
+      <w:r>
+        <w:rPr>
+          <w:rFonts w:hint="eastAsia"/>
+        </w:rPr>
+        <w:t>，随后为</w:t>
+      </w:r>
+      <w:r>
+        <w:t>Bullet_Normal</w:t>
+      </w:r>
+      <w:r>
+        <w:rPr>
+          <w:rFonts w:hint="eastAsia"/>
+        </w:rPr>
+        <w:t>挂载</w:t>
+      </w:r>
+      <w:r>
+        <w:t>球形碰撞体</w:t>
+      </w:r>
+      <w:r>
+        <w:rPr>
+          <w:rFonts w:hint="eastAsia"/>
+        </w:rPr>
+        <w:t>和刚体组件，并将层级与标签设为</w:t>
+      </w:r>
+      <w:r>
+        <w:t>Bullet</w:t>
+      </w:r>
+      <w:r>
+        <w:rPr>
+          <w:rFonts w:hint="eastAsia"/>
+        </w:rPr>
+        <w:t>，最后保存为预制体。</w:t>
+      </w:r>
+    </w:p>
+    <w:p>
+      <w:pPr>
+        <w:pStyle w:val="a7"/>
+        <w:numPr>
+          <w:ilvl w:val="0"/>
+          <w:numId w:val="5"/>
+        </w:numPr>
+        <w:ind w:firstLineChars="0"/>
+        <w:rPr>
+          <w:rFonts w:hint="eastAsia"/>
+        </w:rPr>
+      </w:pPr>
+      <w:r>
+        <w:rPr>
+          <w:rFonts w:hint="eastAsia"/>
+        </w:rPr>
+        <w:t>实现开火与炮弹飞行。修改</w:t>
+      </w:r>
+      <w:r>
+        <w:t>TurretController</w:t>
+      </w:r>
+      <w:r>
+        <w:rPr>
+          <w:rFonts w:hint="eastAsia"/>
+        </w:rPr>
+        <w:t>脚本</w:t>
+      </w:r>
+      <w:r>
+        <w:rPr>
+          <w:rFonts w:hint="eastAsia"/>
+        </w:rPr>
+        <w:t>，为其加入开火与炮弹控制功能</w:t>
+      </w:r>
+      <w:r>
+        <w:rPr>
+          <w:rFonts w:hint="eastAsia"/>
+        </w:rPr>
+        <w:t>。核心逻辑流程为：</w:t>
+      </w:r>
+      <w:r>
+        <w:rPr>
+          <w:rFonts w:hint="eastAsia"/>
+        </w:rPr>
+        <w:t>鼠标左键点击</w:t>
+      </w:r>
+      <w:r>
+        <w:t xml:space="preserve"> → 获取地面目标点</w:t>
+      </w:r>
+      <w:r>
+        <w:rPr>
+          <w:rFonts w:hint="eastAsia"/>
+        </w:rPr>
+        <w:t>(</w:t>
+      </w:r>
+      <w:r>
+        <w:t>GetMouseClickWorldPos</w:t>
+      </w:r>
+      <w:r>
+        <w:rPr>
+          <w:rFonts w:hint="eastAsia"/>
+        </w:rPr>
+        <w:t>方法</w:t>
+      </w:r>
+      <w:r>
+        <w:t>)</w:t>
+      </w:r>
+      <w:r>
+        <w:t xml:space="preserve"> → 炮台转向目标</w:t>
+      </w:r>
+      <w:r>
+        <w:rPr>
+          <w:rFonts w:hint="eastAsia"/>
+        </w:rPr>
+        <w:t>(</w:t>
+      </w:r>
+      <w:r>
+        <w:t>RotateTurretToClickPos</w:t>
+      </w:r>
+      <w:r>
+        <w:rPr>
+          <w:rFonts w:hint="eastAsia"/>
+        </w:rPr>
+        <w:t>方法</w:t>
+      </w:r>
+      <w:r>
+        <w:t>)</w:t>
+      </w:r>
+      <w:r>
+        <w:t xml:space="preserve"> → 转向完成 → 检查冷却</w:t>
+      </w:r>
+      <w:r>
+        <w:rPr>
+          <w:rFonts w:hint="eastAsia"/>
+        </w:rPr>
+        <w:t>(</w:t>
+      </w:r>
+      <w:r>
+        <w:t>TryFireAfterRotation</w:t>
+      </w:r>
+      <w:r>
+        <w:rPr>
+          <w:rFonts w:hint="eastAsia"/>
+        </w:rPr>
+        <w:t>方法</w:t>
+      </w:r>
+      <w:r>
+        <w:t>)</w:t>
+      </w:r>
+      <w:r>
+        <w:t xml:space="preserve"> → 从对象池生成炮弹</w:t>
+      </w:r>
+      <w:r>
+        <w:rPr>
+          <w:rFonts w:hint="eastAsia"/>
+        </w:rPr>
+        <w:t>(</w:t>
+      </w:r>
+      <w:r>
+        <w:t>FireShell</w:t>
+      </w:r>
+      <w:r>
+        <w:rPr>
+          <w:rFonts w:hint="eastAsia"/>
+        </w:rPr>
+        <w:t>方法</w:t>
+      </w:r>
+      <w:r>
+        <w:t>)</w:t>
+      </w:r>
+      <w:r>
+        <w:t xml:space="preserve"> → 炮弹沿炮管口飞行</w:t>
+      </w:r>
+      <w:r>
+        <w:rPr>
+          <w:rFonts w:hint="eastAsia"/>
+        </w:rPr>
+        <w:t>(</w:t>
+      </w:r>
+      <w:r>
+        <w:t>ShellMoveAndRecycle</w:t>
+      </w:r>
+      <w:r>
+        <w:rPr>
+          <w:rFonts w:hint="eastAsia"/>
+        </w:rPr>
+        <w:t>协程</w:t>
+      </w:r>
+      <w:r>
+        <w:t>)</w:t>
+      </w:r>
+      <w:r>
+        <w:t xml:space="preserve"> → 超时后回收至对象池</w:t>
+      </w:r>
+      <w:r>
+        <w:rPr>
+          <w:rFonts w:hint="eastAsia"/>
+        </w:rPr>
+        <w:t>(</w:t>
+      </w:r>
+      <w:r>
+        <w:t>ShellMoveAndRecycle</w:t>
+      </w:r>
+      <w:r>
+        <w:rPr>
+          <w:rFonts w:hint="eastAsia"/>
+        </w:rPr>
+        <w:t>协程</w:t>
+      </w:r>
+      <w:r>
+        <w:t>)</w:t>
+      </w:r>
+      <w:r>
+        <w:rPr>
+          <w:rFonts w:hint="eastAsia"/>
+        </w:rPr>
+        <w:t>。同时预留扩展接口</w:t>
+      </w:r>
+      <w:r>
+        <w:t>SwitchShellType</w:t>
+      </w:r>
+      <w:r>
+        <w:rPr>
+          <w:rFonts w:hint="eastAsia"/>
+        </w:rPr>
+        <w:t>方法</w:t>
+      </w:r>
+      <w:r>
+        <w:rPr>
+          <w:rFonts w:hint="eastAsia"/>
+        </w:rPr>
+        <w:t>供后续武器切换功能使用</w:t>
+      </w:r>
+      <w:r>
+        <w:rPr>
+          <w:rFonts w:hint="eastAsia"/>
+        </w:rPr>
+        <w:t>。</w:t>
+      </w:r>
+    </w:p>
+    <w:p>
+      <w:r>
+        <w:rPr>
+          <w:rFonts w:hint="eastAsia"/>
+        </w:rPr>
+        <w:t>问题与解决：</w:t>
+      </w:r>
+      <w:r>
+        <w:rPr>
+          <w:rFonts w:hint="eastAsia"/>
+        </w:rPr>
+        <w:t>无</w:t>
+      </w:r>
+    </w:p>
+    <w:p>
       <w:r>
         <w:tab/>
       </w:r>
     </w:p>
-    <w:p>
-      <w:r>
-        <w:rPr>
-          <w:rFonts w:hint="eastAsia"/>
-        </w:rPr>
-        <w:t>问题与解决：</w:t>
+    <w:p/>
+    <w:p>
+      <w:r>
+        <w:rPr>
+          <w:rFonts w:hint="eastAsia"/>
+        </w:rPr>
+        <w:t>日期：2</w:t>
+      </w:r>
+      <w:r>
+        <w:t>026.4.</w:t>
+      </w:r>
+    </w:p>
+    <w:p>
+      <w:r>
+        <w:rPr>
+          <w:rFonts w:hint="eastAsia"/>
+        </w:rPr>
+        <w:t>核心任务：</w:t>
+      </w:r>
+    </w:p>
+    <w:p>
+      <w:r>
+        <w:rPr>
+          <w:rFonts w:hint="eastAsia"/>
+        </w:rPr>
+        <w:t>工作</w:t>
+      </w:r>
+      <w:r>
+        <w:rPr>
+          <w:rFonts w:hint="eastAsia"/>
+        </w:rPr>
+        <w:t>内容</w:t>
+      </w:r>
+      <w:r>
+        <w:rPr>
+          <w:rFonts w:hint="eastAsia"/>
+        </w:rPr>
+        <w:t>：</w:t>
       </w:r>
     </w:p>
     <w:p>
@@ -1218,56 +1612,12 @@
         <w:tab/>
       </w:r>
     </w:p>
-    <w:p/>
-    <w:p>
-      <w:r>
-        <w:rPr>
-          <w:rFonts w:hint="eastAsia"/>
-        </w:rPr>
-        <w:t>日期：2</w:t>
-      </w:r>
-      <w:r>
-        <w:t>026.4.</w:t>
-      </w:r>
-    </w:p>
-    <w:p>
-      <w:r>
-        <w:rPr>
-          <w:rFonts w:hint="eastAsia"/>
-        </w:rPr>
-        <w:t>核心任务：</w:t>
-      </w:r>
-    </w:p>
-    <w:p>
-      <w:r>
-        <w:rPr>
-          <w:rFonts w:hint="eastAsia"/>
-        </w:rPr>
-        <w:t>工作</w:t>
-      </w:r>
-      <w:r>
-        <w:rPr>
-          <w:rFonts w:hint="eastAsia"/>
-        </w:rPr>
-        <w:t>内容</w:t>
-      </w:r>
-      <w:r>
-        <w:rPr>
-          <w:rFonts w:hint="eastAsia"/>
-        </w:rPr>
-        <w:t>：</w:t>
-      </w:r>
-    </w:p>
-    <w:p>
-      <w:r>
-        <w:tab/>
-      </w:r>
-    </w:p>
-    <w:p>
-      <w:r>
-        <w:rPr>
-          <w:rFonts w:hint="eastAsia"/>
-        </w:rPr>
+    <w:p>
+      <w:r>
+        <w:rPr>
+          <w:rFonts w:hint="eastAsia"/>
+        </w:rPr>
+        <w:lastRenderedPageBreak/>
         <w:t>问题与解决：</w:t>
       </w:r>
     </w:p>
@@ -1418,6 +1768,95 @@
     </w:lvl>
   </w:abstractNum>
   <w:abstractNum w:abstractNumId="1" w15:restartNumberingAfterBreak="0">
+    <w:nsid w:val="0CC35027"/>
+    <w:multiLevelType w:val="hybridMultilevel"/>
+    <w:tmpl w:val="6ECADC38"/>
+    <w:lvl w:ilvl="0" w:tplc="F1480A5A">
+      <w:start w:val="1"/>
+      <w:numFmt w:val="decimal"/>
+      <w:lvlText w:val="%1."/>
+      <w:lvlJc w:val="left"/>
+      <w:pPr>
+        <w:ind w:left="780" w:hanging="360"/>
+      </w:pPr>
+      <w:rPr>
+        <w:rFonts w:hint="default"/>
+      </w:rPr>
+    </w:lvl>
+    <w:lvl w:ilvl="1" w:tplc="04090019" w:tentative="1">
+      <w:start w:val="1"/>
+      <w:numFmt w:val="lowerLetter"/>
+      <w:lvlText w:val="%2)"/>
+      <w:lvlJc w:val="left"/>
+      <w:pPr>
+        <w:ind w:left="1260" w:hanging="420"/>
+      </w:pPr>
+    </w:lvl>
+    <w:lvl w:ilvl="2" w:tplc="0409001B" w:tentative="1">
+      <w:start w:val="1"/>
+      <w:numFmt w:val="lowerRoman"/>
+      <w:lvlText w:val="%3."/>
+      <w:lvlJc w:val="right"/>
+      <w:pPr>
+        <w:ind w:left="1680" w:hanging="420"/>
+      </w:pPr>
+    </w:lvl>
+    <w:lvl w:ilvl="3" w:tplc="0409000F" w:tentative="1">
+      <w:start w:val="1"/>
+      <w:numFmt w:val="decimal"/>
+      <w:lvlText w:val="%4."/>
+      <w:lvlJc w:val="left"/>
+      <w:pPr>
+        <w:ind w:left="2100" w:hanging="420"/>
+      </w:pPr>
+    </w:lvl>
+    <w:lvl w:ilvl="4" w:tplc="04090019" w:tentative="1">
+      <w:start w:val="1"/>
+      <w:numFmt w:val="lowerLetter"/>
+      <w:lvlText w:val="%5)"/>
+      <w:lvlJc w:val="left"/>
+      <w:pPr>
+        <w:ind w:left="2520" w:hanging="420"/>
+      </w:pPr>
+    </w:lvl>
+    <w:lvl w:ilvl="5" w:tplc="0409001B" w:tentative="1">
+      <w:start w:val="1"/>
+      <w:numFmt w:val="lowerRoman"/>
+      <w:lvlText w:val="%6."/>
+      <w:lvlJc w:val="right"/>
+      <w:pPr>
+        <w:ind w:left="2940" w:hanging="420"/>
+      </w:pPr>
+    </w:lvl>
+    <w:lvl w:ilvl="6" w:tplc="0409000F" w:tentative="1">
+      <w:start w:val="1"/>
+      <w:numFmt w:val="decimal"/>
+      <w:lvlText w:val="%7."/>
+      <w:lvlJc w:val="left"/>
+      <w:pPr>
+        <w:ind w:left="3360" w:hanging="420"/>
+      </w:pPr>
+    </w:lvl>
+    <w:lvl w:ilvl="7" w:tplc="04090019" w:tentative="1">
+      <w:start w:val="1"/>
+      <w:numFmt w:val="lowerLetter"/>
+      <w:lvlText w:val="%8)"/>
+      <w:lvlJc w:val="left"/>
+      <w:pPr>
+        <w:ind w:left="3780" w:hanging="420"/>
+      </w:pPr>
+    </w:lvl>
+    <w:lvl w:ilvl="8" w:tplc="0409001B" w:tentative="1">
+      <w:start w:val="1"/>
+      <w:numFmt w:val="lowerRoman"/>
+      <w:lvlText w:val="%9."/>
+      <w:lvlJc w:val="right"/>
+      <w:pPr>
+        <w:ind w:left="4200" w:hanging="420"/>
+      </w:pPr>
+    </w:lvl>
+  </w:abstractNum>
+  <w:abstractNum w:abstractNumId="2" w15:restartNumberingAfterBreak="0">
     <w:nsid w:val="3D036289"/>
     <w:multiLevelType w:val="hybridMultilevel"/>
     <w:tmpl w:val="A6185B44"/>
@@ -1433,7 +1872,7 @@
         <w:rFonts w:hint="default"/>
       </w:rPr>
     </w:lvl>
-    <w:lvl w:ilvl="1" w:tplc="04090019" w:tentative="1">
+    <w:lvl w:ilvl="1" w:tplc="04090019">
       <w:start w:val="1"/>
       <w:numFmt w:val="lowerLetter"/>
       <w:lvlText w:val="%2)"/>
@@ -1442,7 +1881,7 @@
         <w:ind w:left="1260" w:hanging="420"/>
       </w:pPr>
     </w:lvl>
-    <w:lvl w:ilvl="2" w:tplc="0409001B" w:tentative="1">
+    <w:lvl w:ilvl="2" w:tplc="0409001B">
       <w:start w:val="1"/>
       <w:numFmt w:val="lowerRoman"/>
       <w:lvlText w:val="%3."/>
@@ -1451,7 +1890,7 @@
         <w:ind w:left="1680" w:hanging="420"/>
       </w:pPr>
     </w:lvl>
-    <w:lvl w:ilvl="3" w:tplc="0409000F" w:tentative="1">
+    <w:lvl w:ilvl="3" w:tplc="0409000F">
       <w:start w:val="1"/>
       <w:numFmt w:val="decimal"/>
       <w:lvlText w:val="%4."/>
@@ -1460,7 +1899,7 @@
         <w:ind w:left="2100" w:hanging="420"/>
       </w:pPr>
     </w:lvl>
-    <w:lvl w:ilvl="4" w:tplc="04090019" w:tentative="1">
+    <w:lvl w:ilvl="4" w:tplc="04090019">
       <w:start w:val="1"/>
       <w:numFmt w:val="lowerLetter"/>
       <w:lvlText w:val="%5)"/>
@@ -1469,7 +1908,7 @@
         <w:ind w:left="2520" w:hanging="420"/>
       </w:pPr>
     </w:lvl>
-    <w:lvl w:ilvl="5" w:tplc="0409001B" w:tentative="1">
+    <w:lvl w:ilvl="5" w:tplc="0409001B">
       <w:start w:val="1"/>
       <w:numFmt w:val="lowerRoman"/>
       <w:lvlText w:val="%6."/>
@@ -1478,7 +1917,7 @@
         <w:ind w:left="2940" w:hanging="420"/>
       </w:pPr>
     </w:lvl>
-    <w:lvl w:ilvl="6" w:tplc="0409000F" w:tentative="1">
+    <w:lvl w:ilvl="6" w:tplc="0409000F">
       <w:start w:val="1"/>
       <w:numFmt w:val="decimal"/>
       <w:lvlText w:val="%7."/>
@@ -1487,7 +1926,7 @@
         <w:ind w:left="3360" w:hanging="420"/>
       </w:pPr>
     </w:lvl>
-    <w:lvl w:ilvl="7" w:tplc="04090019" w:tentative="1">
+    <w:lvl w:ilvl="7" w:tplc="04090019">
       <w:start w:val="1"/>
       <w:numFmt w:val="lowerLetter"/>
       <w:lvlText w:val="%8)"/>
@@ -1506,7 +1945,7 @@
       </w:pPr>
     </w:lvl>
   </w:abstractNum>
-  <w:abstractNum w:abstractNumId="2" w15:restartNumberingAfterBreak="0">
+  <w:abstractNum w:abstractNumId="3" w15:restartNumberingAfterBreak="0">
     <w:nsid w:val="4C0070A1"/>
     <w:multiLevelType w:val="hybridMultilevel"/>
     <w:tmpl w:val="04D83F7A"/>
@@ -1595,7 +2034,7 @@
       </w:pPr>
     </w:lvl>
   </w:abstractNum>
-  <w:abstractNum w:abstractNumId="3" w15:restartNumberingAfterBreak="0">
+  <w:abstractNum w:abstractNumId="4" w15:restartNumberingAfterBreak="0">
     <w:nsid w:val="78AB16E0"/>
     <w:multiLevelType w:val="hybridMultilevel"/>
     <w:tmpl w:val="939AF52A"/>
@@ -1685,15 +2124,18 @@
     </w:lvl>
   </w:abstractNum>
   <w:num w:numId="1">
-    <w:abstractNumId w:val="2"/>
+    <w:abstractNumId w:val="3"/>
   </w:num>
   <w:num w:numId="2">
-    <w:abstractNumId w:val="3"/>
+    <w:abstractNumId w:val="4"/>
   </w:num>
   <w:num w:numId="3">
     <w:abstractNumId w:val="0"/>
   </w:num>
   <w:num w:numId="4">
+    <w:abstractNumId w:val="2"/>
+  </w:num>
+  <w:num w:numId="5">
     <w:abstractNumId w:val="1"/>
   </w:num>
 </w:numbering>

--- a/开发日记.docx
+++ b/开发日记.docx
@@ -177,8 +177,13 @@
         <w:t>并添加</w:t>
       </w:r>
       <w:r>
-        <w:t>.gitignore</w:t>
-      </w:r>
+        <w:t>.</w:t>
+      </w:r>
+      <w:proofErr w:type="spellStart"/>
+      <w:r>
+        <w:t>gitignore</w:t>
+      </w:r>
+      <w:proofErr w:type="spellEnd"/>
       <w:r>
         <w:rPr>
           <w:rFonts w:hint="eastAsia"/>
@@ -186,8 +191,13 @@
         <w:t>和</w:t>
       </w:r>
       <w:r>
-        <w:t>.gitattributes</w:t>
-      </w:r>
+        <w:t>.</w:t>
+      </w:r>
+      <w:proofErr w:type="spellStart"/>
+      <w:r>
+        <w:t>gitattributes</w:t>
+      </w:r>
+      <w:proofErr w:type="spellEnd"/>
       <w:r>
         <w:rPr>
           <w:rFonts w:hint="eastAsia"/>
@@ -235,9 +245,11 @@
         </w:rPr>
         <w:t>开发核心管理类框架。实现</w:t>
       </w:r>
+      <w:proofErr w:type="spellStart"/>
       <w:r>
         <w:t>GameManage</w:t>
       </w:r>
+      <w:proofErr w:type="spellEnd"/>
       <w:r>
         <w:rPr>
           <w:rFonts w:hint="eastAsia"/>
@@ -286,9 +298,11 @@
         </w:rPr>
         <w:t>。实现</w:t>
       </w:r>
+      <w:proofErr w:type="spellStart"/>
       <w:r>
         <w:t>EventManager</w:t>
       </w:r>
+      <w:proofErr w:type="spellEnd"/>
       <w:r>
         <w:rPr>
           <w:rFonts w:hint="eastAsia"/>
@@ -356,18 +370,38 @@
         </w:rPr>
         <w:t>个场景：</w:t>
       </w:r>
-      <w:r>
-        <w:t>MainMenuScene、LevelSelectScene、GamePlayScene</w:t>
-      </w:r>
+      <w:proofErr w:type="spellStart"/>
+      <w:r>
+        <w:t>MainMenuScene</w:t>
+      </w:r>
+      <w:proofErr w:type="spellEnd"/>
+      <w:r>
+        <w:t>、</w:t>
+      </w:r>
+      <w:proofErr w:type="spellStart"/>
+      <w:r>
+        <w:t>LevelSelectScene</w:t>
+      </w:r>
+      <w:proofErr w:type="spellEnd"/>
+      <w:r>
+        <w:t>、</w:t>
+      </w:r>
+      <w:proofErr w:type="spellStart"/>
+      <w:r>
+        <w:t>GamePlayScene</w:t>
+      </w:r>
+      <w:proofErr w:type="spellEnd"/>
       <w:r>
         <w:rPr>
           <w:rFonts w:hint="eastAsia"/>
         </w:rPr>
         <w:t>，分别用于主菜单、选关界面和游玩，并在</w:t>
       </w:r>
+      <w:proofErr w:type="spellStart"/>
       <w:r>
         <w:t>GameManage</w:t>
       </w:r>
+      <w:proofErr w:type="spellEnd"/>
       <w:r>
         <w:rPr>
           <w:rFonts w:hint="eastAsia"/>
@@ -513,9 +547,11 @@
         </w:rPr>
         <w:t>对象池系统开发。实现了</w:t>
       </w:r>
+      <w:proofErr w:type="spellStart"/>
       <w:r>
         <w:t>ObjectPoolManager</w:t>
       </w:r>
+      <w:proofErr w:type="spellEnd"/>
       <w:r>
         <w:rPr>
           <w:rFonts w:hint="eastAsia"/>
@@ -604,18 +640,22 @@
         </w:rPr>
         <w:t>、</w:t>
       </w:r>
+      <w:proofErr w:type="spellStart"/>
       <w:r>
         <w:t>RedLaserWall</w:t>
       </w:r>
+      <w:proofErr w:type="spellEnd"/>
       <w:r>
         <w:rPr>
           <w:rFonts w:hint="eastAsia"/>
         </w:rPr>
         <w:t>、</w:t>
       </w:r>
+      <w:proofErr w:type="spellStart"/>
       <w:r>
         <w:t>BlueLaserWall</w:t>
       </w:r>
+      <w:proofErr w:type="spellEnd"/>
       <w:r>
         <w:rPr>
           <w:rFonts w:hint="eastAsia"/>
@@ -715,9 +755,11 @@
       <w:r>
         <w:t>)、</w:t>
       </w:r>
+      <w:proofErr w:type="spellStart"/>
       <w:r>
         <w:t>SoundWave</w:t>
       </w:r>
+      <w:proofErr w:type="spellEnd"/>
       <w:r>
         <w:t>(</w:t>
       </w:r>
@@ -733,15 +775,19 @@
       <w:r>
         <w:t>、</w:t>
       </w:r>
+      <w:proofErr w:type="spellStart"/>
       <w:r>
         <w:t>RedLaserWall</w:t>
       </w:r>
+      <w:proofErr w:type="spellEnd"/>
       <w:r>
         <w:t>、</w:t>
       </w:r>
+      <w:proofErr w:type="spellStart"/>
       <w:r>
         <w:t>BlueLaserWall</w:t>
       </w:r>
+      <w:proofErr w:type="spellEnd"/>
       <w:r>
         <w:t>、</w:t>
       </w:r>
@@ -803,8 +849,13 @@
         </w:rPr>
         <w:t>搭建玩家坦克预制体。使用提供的美术资源中的</w:t>
       </w:r>
-      <w:r>
-        <w:t>Player_Tank _GO-07.fbx</w:t>
+      <w:proofErr w:type="spellStart"/>
+      <w:r>
+        <w:t>Player_Tank</w:t>
+      </w:r>
+      <w:proofErr w:type="spellEnd"/>
+      <w:r>
+        <w:t xml:space="preserve"> _GO-07.fbx</w:t>
       </w:r>
       <w:r>
         <w:rPr>
@@ -837,37 +888,45 @@
         </w:rPr>
         <w:t>实现玩家移动控制。实现玩家移动脚本</w:t>
       </w:r>
+      <w:proofErr w:type="spellStart"/>
       <w:r>
         <w:t>TankMovement</w:t>
       </w:r>
+      <w:proofErr w:type="spellEnd"/>
       <w:r>
         <w:rPr>
           <w:rFonts w:hint="eastAsia"/>
         </w:rPr>
         <w:t>，通过调用刚体组件的</w:t>
       </w:r>
+      <w:proofErr w:type="spellStart"/>
       <w:r>
         <w:t>MovePosition</w:t>
       </w:r>
+      <w:proofErr w:type="spellEnd"/>
       <w:r>
         <w:rPr>
           <w:rFonts w:hint="eastAsia"/>
         </w:rPr>
         <w:t>方法进行移动，可通过Inspector面板配置移动速度，并提供</w:t>
       </w:r>
+      <w:proofErr w:type="spellStart"/>
       <w:r>
         <w:t>IsMoving</w:t>
       </w:r>
+      <w:proofErr w:type="spellEnd"/>
       <w:r>
         <w:rPr>
           <w:rFonts w:hint="eastAsia"/>
         </w:rPr>
         <w:t>、</w:t>
       </w:r>
+      <w:proofErr w:type="spellStart"/>
       <w:r>
         <w:lastRenderedPageBreak/>
         <w:t>GetMoveDir</w:t>
       </w:r>
+      <w:proofErr w:type="spellEnd"/>
       <w:r>
         <w:rPr>
           <w:rFonts w:hint="eastAsia"/>
@@ -890,18 +949,22 @@
         </w:rPr>
         <w:t>实现玩家坦克移动时底盘偏移动画。通过脚本</w:t>
       </w:r>
+      <w:proofErr w:type="spellStart"/>
       <w:r>
         <w:t>TankChassisRotate</w:t>
       </w:r>
+      <w:proofErr w:type="spellEnd"/>
       <w:r>
         <w:rPr>
           <w:rFonts w:hint="eastAsia"/>
         </w:rPr>
         <w:t>实现，获取</w:t>
       </w:r>
+      <w:proofErr w:type="spellStart"/>
       <w:r>
         <w:t>TankMovement</w:t>
       </w:r>
+      <w:proofErr w:type="spellEnd"/>
       <w:r>
         <w:rPr>
           <w:rFonts w:hint="eastAsia"/>
@@ -924,9 +987,11 @@
         </w:rPr>
         <w:t>实现镜头对玩家的跟随。通过</w:t>
       </w:r>
+      <w:proofErr w:type="spellStart"/>
       <w:r>
         <w:t>Cinemachine</w:t>
       </w:r>
+      <w:proofErr w:type="spellEnd"/>
       <w:r>
         <w:rPr>
           <w:rFonts w:hint="eastAsia"/>
@@ -957,27 +1022,33 @@
         </w:rPr>
         <w:t>初次实现</w:t>
       </w:r>
+      <w:proofErr w:type="spellStart"/>
       <w:r>
         <w:t>TankMovement</w:t>
       </w:r>
+      <w:proofErr w:type="spellEnd"/>
       <w:r>
         <w:rPr>
           <w:rFonts w:hint="eastAsia"/>
         </w:rPr>
         <w:t>和</w:t>
       </w:r>
+      <w:proofErr w:type="spellStart"/>
       <w:r>
         <w:t>TankChassisRotate</w:t>
       </w:r>
+      <w:proofErr w:type="spellEnd"/>
       <w:r>
         <w:rPr>
           <w:rFonts w:hint="eastAsia"/>
         </w:rPr>
         <w:t>脚本后测试发现左右移动变为转圈，向下移动无法正常进行，检查后发现是移动脚本以底盘坐标为基准进行移动方向判断移动方向，使得移动时底盘旋转导致移动方向不断变化。更改</w:t>
       </w:r>
+      <w:proofErr w:type="spellStart"/>
       <w:r>
         <w:t>TankMovement</w:t>
       </w:r>
+      <w:proofErr w:type="spellEnd"/>
       <w:r>
         <w:rPr>
           <w:rFonts w:hint="eastAsia"/>
@@ -1151,9 +1222,11 @@
         </w:rPr>
         <w:t>测试用地图地面。制作了一份地面tile预制体，并实现了可以在编辑器内使用的平整地面一键生成脚本</w:t>
       </w:r>
+      <w:proofErr w:type="spellStart"/>
       <w:r>
         <w:t>MapGenerator</w:t>
       </w:r>
+      <w:proofErr w:type="spellEnd"/>
       <w:r>
         <w:rPr>
           <w:rFonts w:hint="eastAsia"/>
@@ -1194,9 +1267,11 @@
         </w:rPr>
         <w:t>炮台转向控制。实现</w:t>
       </w:r>
+      <w:proofErr w:type="spellStart"/>
       <w:r>
         <w:t>TurretController</w:t>
       </w:r>
+      <w:proofErr w:type="spellEnd"/>
       <w:r>
         <w:rPr>
           <w:rFonts w:hint="eastAsia"/>
@@ -1221,27 +1296,33 @@
         </w:rPr>
         <w:t>方法中通过</w:t>
       </w:r>
+      <w:proofErr w:type="spellStart"/>
       <w:r>
         <w:t>GetMouseButtonDown</w:t>
       </w:r>
+      <w:proofErr w:type="spellEnd"/>
       <w:r>
         <w:rPr>
           <w:rFonts w:hint="eastAsia"/>
         </w:rPr>
         <w:t>监听鼠标左键点击，发现点击后调用脚本中的方法</w:t>
       </w:r>
+      <w:proofErr w:type="spellStart"/>
       <w:r>
         <w:t>GetMouseClickWorldPos</w:t>
       </w:r>
+      <w:proofErr w:type="spellEnd"/>
       <w:r>
         <w:rPr>
           <w:rFonts w:hint="eastAsia"/>
         </w:rPr>
         <w:t>计算点击位置并存储在</w:t>
       </w:r>
+      <w:proofErr w:type="spellStart"/>
       <w:r>
         <w:t>targetClickPos</w:t>
       </w:r>
+      <w:proofErr w:type="spellEnd"/>
       <w:r>
         <w:rPr>
           <w:rFonts w:hint="eastAsia"/>
@@ -1254,9 +1335,11 @@
         </w:rPr>
         <w:t>再调用脚本中的方法</w:t>
       </w:r>
+      <w:proofErr w:type="spellStart"/>
       <w:r>
         <w:t>RotateTurretToClickPos</w:t>
       </w:r>
+      <w:proofErr w:type="spellEnd"/>
       <w:r>
         <w:rPr>
           <w:rFonts w:hint="eastAsia"/>
@@ -1277,13 +1360,7 @@
         <w:rPr>
           <w:rFonts w:hint="eastAsia"/>
         </w:rPr>
-        <w:t>制作普通炮弹预制体。</w:t>
-      </w:r>
-      <w:r>
-        <w:rPr>
-          <w:rFonts w:hint="eastAsia"/>
-        </w:rPr>
-        <w:t>使用提供的美术资源中的</w:t>
+        <w:t>制作普通炮弹预制体。使用提供的美术资源中的</w:t>
       </w:r>
       <w:r>
         <w:t>Weapon_Tank_Shell_01</w:t>
@@ -1295,17 +1372,13 @@
         <w:rPr>
           <w:rFonts w:hint="eastAsia"/>
         </w:rPr>
-        <w:t>模型</w:t>
-      </w:r>
-      <w:r>
-        <w:rPr>
-          <w:rFonts w:hint="eastAsia"/>
-        </w:rPr>
-        <w:t>，将其作为空物体</w:t>
-      </w:r>
+        <w:t>模型，将其作为空物体</w:t>
+      </w:r>
+      <w:proofErr w:type="spellStart"/>
       <w:r>
         <w:t>Bullet_Normal</w:t>
       </w:r>
+      <w:proofErr w:type="spellEnd"/>
       <w:r>
         <w:rPr>
           <w:rFonts w:hint="eastAsia"/>
@@ -1321,9 +1394,11 @@
         </w:rPr>
         <w:t>，随后为</w:t>
       </w:r>
+      <w:proofErr w:type="spellStart"/>
       <w:r>
         <w:t>Bullet_Normal</w:t>
       </w:r>
+      <w:proofErr w:type="spellEnd"/>
       <w:r>
         <w:rPr>
           <w:rFonts w:hint="eastAsia"/>
@@ -1357,9 +1432,6 @@
           <w:numId w:val="5"/>
         </w:numPr>
         <w:ind w:firstLineChars="0"/>
-        <w:rPr>
-          <w:rFonts w:hint="eastAsia"/>
-        </w:rPr>
       </w:pPr>
       <w:r>
         <w:rPr>
@@ -1367,20 +1439,16 @@
         </w:rPr>
         <w:t>实现开火与炮弹飞行。修改</w:t>
       </w:r>
+      <w:proofErr w:type="spellStart"/>
       <w:r>
         <w:t>TurretController</w:t>
       </w:r>
-      <w:r>
-        <w:rPr>
-          <w:rFonts w:hint="eastAsia"/>
-        </w:rPr>
-        <w:t>脚本</w:t>
-      </w:r>
-      <w:r>
-        <w:rPr>
-          <w:rFonts w:hint="eastAsia"/>
-        </w:rPr>
-        <w:t>，为其加入开火与炮弹控制功能</w:t>
+      <w:proofErr w:type="spellEnd"/>
+      <w:r>
+        <w:rPr>
+          <w:rFonts w:hint="eastAsia"/>
+        </w:rPr>
+        <w:t>脚本，为其加入开火与炮弹控制功能</w:t>
       </w:r>
       <w:r>
         <w:rPr>
@@ -1403,9 +1471,11 @@
         </w:rPr>
         <w:t>(</w:t>
       </w:r>
+      <w:proofErr w:type="spellStart"/>
       <w:r>
         <w:t>GetMouseClickWorldPos</w:t>
       </w:r>
+      <w:proofErr w:type="spellEnd"/>
       <w:r>
         <w:rPr>
           <w:rFonts w:hint="eastAsia"/>
@@ -1424,9 +1494,11 @@
         </w:rPr>
         <w:t>(</w:t>
       </w:r>
+      <w:proofErr w:type="spellStart"/>
       <w:r>
         <w:t>RotateTurretToClickPos</w:t>
       </w:r>
+      <w:proofErr w:type="spellEnd"/>
       <w:r>
         <w:rPr>
           <w:rFonts w:hint="eastAsia"/>
@@ -1445,9 +1517,11 @@
         </w:rPr>
         <w:t>(</w:t>
       </w:r>
+      <w:proofErr w:type="spellStart"/>
       <w:r>
         <w:t>TryFireAfterRotation</w:t>
       </w:r>
+      <w:proofErr w:type="spellEnd"/>
       <w:r>
         <w:rPr>
           <w:rFonts w:hint="eastAsia"/>
@@ -1466,9 +1540,11 @@
         </w:rPr>
         <w:t>(</w:t>
       </w:r>
+      <w:proofErr w:type="spellStart"/>
       <w:r>
         <w:t>FireShell</w:t>
       </w:r>
+      <w:proofErr w:type="spellEnd"/>
       <w:r>
         <w:rPr>
           <w:rFonts w:hint="eastAsia"/>
@@ -1487,9 +1563,11 @@
         </w:rPr>
         <w:t>(</w:t>
       </w:r>
+      <w:proofErr w:type="spellStart"/>
       <w:r>
         <w:t>ShellMoveAndRecycle</w:t>
       </w:r>
+      <w:proofErr w:type="spellEnd"/>
       <w:r>
         <w:rPr>
           <w:rFonts w:hint="eastAsia"/>
@@ -1508,9 +1586,11 @@
         </w:rPr>
         <w:t>(</w:t>
       </w:r>
+      <w:proofErr w:type="spellStart"/>
       <w:r>
         <w:t>ShellMoveAndRecycle</w:t>
       </w:r>
+      <w:proofErr w:type="spellEnd"/>
       <w:r>
         <w:rPr>
           <w:rFonts w:hint="eastAsia"/>
@@ -1526,9 +1606,11 @@
         </w:rPr>
         <w:t>。同时预留扩展接口</w:t>
       </w:r>
+      <w:proofErr w:type="spellStart"/>
       <w:r>
         <w:t>SwitchShellType</w:t>
       </w:r>
+      <w:proofErr w:type="spellEnd"/>
       <w:r>
         <w:rPr>
           <w:rFonts w:hint="eastAsia"/>
@@ -1567,8 +1649,968 @@
         <w:tab/>
       </w:r>
     </w:p>
+    <w:p>
+      <w:pPr>
+        <w:rPr>
+          <w:b/>
+          <w:bCs/>
+        </w:rPr>
+      </w:pPr>
+      <w:r>
+        <w:rPr>
+          <w:rFonts w:hint="eastAsia"/>
+          <w:b/>
+          <w:bCs/>
+        </w:rPr>
+        <w:t>D</w:t>
+      </w:r>
+      <w:r>
+        <w:rPr>
+          <w:b/>
+          <w:bCs/>
+        </w:rPr>
+        <w:t>ay</w:t>
+      </w:r>
+      <w:r>
+        <w:rPr>
+          <w:rFonts w:hint="eastAsia"/>
+          <w:b/>
+          <w:bCs/>
+        </w:rPr>
+        <w:t>4</w:t>
+      </w:r>
+    </w:p>
+    <w:p>
+      <w:r>
+        <w:rPr>
+          <w:rFonts w:hint="eastAsia"/>
+        </w:rPr>
+        <w:t>日期：2</w:t>
+      </w:r>
+      <w:r>
+        <w:t>026.4.</w:t>
+      </w:r>
+      <w:r>
+        <w:t xml:space="preserve">15 </w:t>
+      </w:r>
+      <w:r>
+        <w:rPr>
+          <w:rFonts w:hint="eastAsia"/>
+        </w:rPr>
+        <w:t>星期三</w:t>
+      </w:r>
+    </w:p>
+    <w:p>
+      <w:r>
+        <w:rPr>
+          <w:rFonts w:hint="eastAsia"/>
+        </w:rPr>
+        <w:t>核心任务：</w:t>
+      </w:r>
+      <w:r>
+        <w:rPr>
+          <w:rFonts w:hint="eastAsia"/>
+        </w:rPr>
+        <w:t>完善</w:t>
+      </w:r>
+      <w:r>
+        <w:rPr>
+          <w:rFonts w:hint="eastAsia"/>
+        </w:rPr>
+        <w:t>与优化已有</w:t>
+      </w:r>
+      <w:r>
+        <w:rPr>
+          <w:rFonts w:hint="eastAsia"/>
+        </w:rPr>
+        <w:t>玩家系统</w:t>
+      </w:r>
+    </w:p>
+    <w:p>
+      <w:r>
+        <w:rPr>
+          <w:rFonts w:hint="eastAsia"/>
+        </w:rPr>
+        <w:t>工作</w:t>
+      </w:r>
+      <w:r>
+        <w:rPr>
+          <w:rFonts w:hint="eastAsia"/>
+        </w:rPr>
+        <w:t>内容</w:t>
+      </w:r>
+      <w:r>
+        <w:rPr>
+          <w:rFonts w:hint="eastAsia"/>
+        </w:rPr>
+        <w:t>：</w:t>
+      </w:r>
+    </w:p>
+    <w:p>
+      <w:pPr>
+        <w:pStyle w:val="a7"/>
+        <w:numPr>
+          <w:ilvl w:val="0"/>
+          <w:numId w:val="6"/>
+        </w:numPr>
+        <w:ind w:firstLineChars="0"/>
+      </w:pPr>
+      <w:r>
+        <w:rPr>
+          <w:rFonts w:hint="eastAsia"/>
+        </w:rPr>
+        <w:t>修改</w:t>
+      </w:r>
+      <w:proofErr w:type="spellStart"/>
+      <w:r>
+        <w:t>TurretController</w:t>
+      </w:r>
+      <w:proofErr w:type="spellEnd"/>
+      <w:r>
+        <w:rPr>
+          <w:rFonts w:hint="eastAsia"/>
+        </w:rPr>
+        <w:t>脚本，使其在玩家开火时广播</w:t>
+      </w:r>
+      <w:proofErr w:type="spellStart"/>
+      <w:r>
+        <w:t>OnPlayerFire</w:t>
+      </w:r>
+      <w:proofErr w:type="spellEnd"/>
+      <w:r>
+        <w:t>事件</w:t>
+      </w:r>
+      <w:r>
+        <w:rPr>
+          <w:rFonts w:hint="eastAsia"/>
+        </w:rPr>
+        <w:t>，暂时设定为</w:t>
+      </w:r>
+      <w:r>
+        <w:rPr>
+          <w:rFonts w:hint="eastAsia"/>
+        </w:rPr>
+        <w:lastRenderedPageBreak/>
+        <w:t>无参事件</w:t>
+      </w:r>
+      <w:r>
+        <w:rPr>
+          <w:rFonts w:hint="eastAsia"/>
+        </w:rPr>
+        <w:t>。</w:t>
+      </w:r>
+    </w:p>
+    <w:p>
+      <w:pPr>
+        <w:pStyle w:val="a7"/>
+        <w:numPr>
+          <w:ilvl w:val="0"/>
+          <w:numId w:val="6"/>
+        </w:numPr>
+        <w:ind w:firstLineChars="0"/>
+      </w:pPr>
+      <w:r>
+        <w:rPr>
+          <w:rFonts w:hint="eastAsia"/>
+        </w:rPr>
+        <w:t>设计通用伤害系统。定义</w:t>
+      </w:r>
+      <w:proofErr w:type="spellStart"/>
+      <w:r>
+        <w:t>IDamageable</w:t>
+      </w:r>
+      <w:proofErr w:type="spellEnd"/>
+      <w:r>
+        <w:t>接口</w:t>
+      </w:r>
+      <w:r>
+        <w:rPr>
+          <w:rFonts w:hint="eastAsia"/>
+        </w:rPr>
+        <w:t>，以</w:t>
+      </w:r>
+      <w:r>
+        <w:rPr>
+          <w:rFonts w:ascii="Arial" w:hAnsi="Arial" w:cs="Arial"/>
+          <w:color w:val="1F2329"/>
+        </w:rPr>
+        <w:t>统一玩家、敌人的受伤逻辑</w:t>
+      </w:r>
+      <w:r>
+        <w:rPr>
+          <w:rFonts w:ascii="Arial" w:hAnsi="Arial" w:cs="Arial" w:hint="eastAsia"/>
+          <w:color w:val="1F2329"/>
+        </w:rPr>
+        <w:t>。</w:t>
+      </w:r>
+      <w:proofErr w:type="spellStart"/>
+      <w:r>
+        <w:t>IDamageable</w:t>
+      </w:r>
+      <w:proofErr w:type="spellEnd"/>
+      <w:r>
+        <w:t>接口</w:t>
+      </w:r>
+      <w:r>
+        <w:rPr>
+          <w:rFonts w:hint="eastAsia"/>
+        </w:rPr>
+        <w:t>中有三个只读属性：</w:t>
+      </w:r>
+      <w:proofErr w:type="spellStart"/>
+      <w:r>
+        <w:t>CurrentHealth</w:t>
+      </w:r>
+      <w:proofErr w:type="spellEnd"/>
+      <w:r>
+        <w:rPr>
+          <w:rFonts w:hint="eastAsia"/>
+        </w:rPr>
+        <w:t>、</w:t>
+      </w:r>
+      <w:proofErr w:type="spellStart"/>
+      <w:r>
+        <w:t>MaxHealth</w:t>
+      </w:r>
+      <w:proofErr w:type="spellEnd"/>
+      <w:r>
+        <w:rPr>
+          <w:rFonts w:hint="eastAsia"/>
+        </w:rPr>
+        <w:t>、</w:t>
+      </w:r>
+      <w:proofErr w:type="spellStart"/>
+      <w:r>
+        <w:t>IsDead</w:t>
+      </w:r>
+      <w:proofErr w:type="spellEnd"/>
+      <w:r>
+        <w:rPr>
+          <w:rFonts w:hint="eastAsia"/>
+        </w:rPr>
+        <w:t>，分别为当前生命值，最大生命值，是否死亡，此外，接口中还有一个方法</w:t>
+      </w:r>
+      <w:proofErr w:type="spellStart"/>
+      <w:r>
+        <w:t>TakeDamage</w:t>
+      </w:r>
+      <w:proofErr w:type="spellEnd"/>
+      <w:r>
+        <w:rPr>
+          <w:rFonts w:hint="eastAsia"/>
+        </w:rPr>
+        <w:t>，接受一个float参数，是接口的核心方法，用于接收伤害。</w:t>
+      </w:r>
+    </w:p>
+    <w:p>
+      <w:pPr>
+        <w:pStyle w:val="a7"/>
+        <w:numPr>
+          <w:ilvl w:val="0"/>
+          <w:numId w:val="6"/>
+        </w:numPr>
+        <w:ind w:firstLineChars="0"/>
+      </w:pPr>
+      <w:r>
+        <w:rPr>
+          <w:rFonts w:hint="eastAsia"/>
+        </w:rPr>
+        <w:t>重构已有玩家系统。由于现有玩家系统功能略显杂乱，耦合度较高，故决定继续重构，以方便后续开发扩展，以及代码复用。</w:t>
+      </w:r>
+    </w:p>
+    <w:p>
+      <w:pPr>
+        <w:pStyle w:val="a7"/>
+        <w:numPr>
+          <w:ilvl w:val="1"/>
+          <w:numId w:val="6"/>
+        </w:numPr>
+        <w:ind w:firstLineChars="0"/>
+      </w:pPr>
+      <w:r>
+        <w:rPr>
+          <w:rFonts w:hint="eastAsia"/>
+        </w:rPr>
+        <w:t>重构</w:t>
+      </w:r>
+      <w:proofErr w:type="spellStart"/>
+      <w:r>
+        <w:t>TankMovement</w:t>
+      </w:r>
+      <w:proofErr w:type="spellEnd"/>
+      <w:r>
+        <w:rPr>
+          <w:rFonts w:hint="eastAsia"/>
+        </w:rPr>
+        <w:t>类为</w:t>
+      </w:r>
+      <w:proofErr w:type="spellStart"/>
+      <w:r>
+        <w:t>BaseMovement</w:t>
+      </w:r>
+      <w:proofErr w:type="spellEnd"/>
+      <w:r>
+        <w:rPr>
+          <w:rFonts w:hint="eastAsia"/>
+        </w:rPr>
+        <w:t>类。</w:t>
+      </w:r>
+      <w:r>
+        <w:rPr>
+          <w:rFonts w:hint="eastAsia"/>
+        </w:rPr>
+        <w:t>抽离原有</w:t>
+      </w:r>
+      <w:proofErr w:type="spellStart"/>
+      <w:r>
+        <w:t>TankMovement</w:t>
+      </w:r>
+      <w:proofErr w:type="spellEnd"/>
+      <w:r>
+        <w:t>的通用移动逻辑，移除输入处理（输入交给专门的输入脚本），仅保留 “根据外部传入的移动方向控制刚体移动” 的核心逻辑</w:t>
+      </w:r>
+      <w:r>
+        <w:rPr>
+          <w:rFonts w:hint="eastAsia"/>
+        </w:rPr>
+        <w:t>，</w:t>
+      </w:r>
+      <w:r>
+        <w:rPr>
+          <w:rFonts w:hint="eastAsia"/>
+        </w:rPr>
+        <w:t>并新增重置移动状态功能</w:t>
+      </w:r>
+      <w:r>
+        <w:rPr>
+          <w:rFonts w:hint="eastAsia"/>
+        </w:rPr>
+        <w:t>。由此</w:t>
+      </w:r>
+      <w:r>
+        <w:rPr>
+          <w:rFonts w:hint="eastAsia"/>
+        </w:rPr>
+        <w:t>实现</w:t>
+      </w:r>
+      <w:r>
+        <w:rPr>
+          <w:rFonts w:hint="eastAsia"/>
+        </w:rPr>
+        <w:t>通用移动基类</w:t>
+      </w:r>
+      <w:proofErr w:type="spellStart"/>
+      <w:r>
+        <w:t>BaseMovement</w:t>
+      </w:r>
+      <w:proofErr w:type="spellEnd"/>
+      <w:r>
+        <w:rPr>
+          <w:rFonts w:hint="eastAsia"/>
+        </w:rPr>
+        <w:t>，玩家、敌人均可复用。</w:t>
+      </w:r>
+    </w:p>
+    <w:p>
+      <w:pPr>
+        <w:pStyle w:val="a7"/>
+        <w:numPr>
+          <w:ilvl w:val="1"/>
+          <w:numId w:val="6"/>
+        </w:numPr>
+        <w:ind w:firstLineChars="0"/>
+      </w:pPr>
+      <w:r>
+        <w:rPr>
+          <w:rFonts w:hint="eastAsia"/>
+        </w:rPr>
+        <w:t>重构</w:t>
+      </w:r>
+      <w:proofErr w:type="spellStart"/>
+      <w:r>
+        <w:t>TankChassisRotate</w:t>
+      </w:r>
+      <w:proofErr w:type="spellEnd"/>
+      <w:r>
+        <w:rPr>
+          <w:rFonts w:hint="eastAsia"/>
+        </w:rPr>
+        <w:t>类为</w:t>
+      </w:r>
+      <w:proofErr w:type="spellStart"/>
+      <w:r>
+        <w:t>BaseChassisRotator</w:t>
+      </w:r>
+      <w:proofErr w:type="spellEnd"/>
+      <w:r>
+        <w:rPr>
+          <w:rFonts w:hint="eastAsia"/>
+        </w:rPr>
+        <w:t>类</w:t>
+      </w:r>
+      <w:r>
+        <w:rPr>
+          <w:rFonts w:hint="eastAsia"/>
+        </w:rPr>
+        <w:t>。</w:t>
+      </w:r>
+      <w:r>
+        <w:rPr>
+          <w:rFonts w:hint="eastAsia"/>
+        </w:rPr>
+        <w:t>抽离原有</w:t>
+      </w:r>
+      <w:proofErr w:type="spellStart"/>
+      <w:r>
+        <w:t>TankChassisRotate</w:t>
+      </w:r>
+      <w:proofErr w:type="spellEnd"/>
+      <w:r>
+        <w:t xml:space="preserve">的通用逻辑，依赖 </w:t>
+      </w:r>
+      <w:proofErr w:type="spellStart"/>
+      <w:r>
+        <w:t>BaseMovement</w:t>
+      </w:r>
+      <w:proofErr w:type="spellEnd"/>
+      <w:r>
+        <w:t>，保留 “根据移动方向旋转底盘” 的核心逻辑</w:t>
+      </w:r>
+      <w:r>
+        <w:rPr>
+          <w:rFonts w:hint="eastAsia"/>
+        </w:rPr>
+        <w:t>，功能变化不大，仅新增</w:t>
+      </w:r>
+      <w:r>
+        <w:t>强制旋转底盘</w:t>
+      </w:r>
+      <w:r>
+        <w:rPr>
+          <w:rFonts w:hint="eastAsia"/>
+        </w:rPr>
+        <w:t>功能</w:t>
+      </w:r>
+      <w:r>
+        <w:rPr>
+          <w:rFonts w:hint="eastAsia"/>
+        </w:rPr>
+        <w:t>。由此</w:t>
+      </w:r>
+      <w:r>
+        <w:rPr>
+          <w:rFonts w:hint="eastAsia"/>
+        </w:rPr>
+        <w:t>实现</w:t>
+      </w:r>
+      <w:r>
+        <w:t>通用底盘旋转基类</w:t>
+      </w:r>
+      <w:proofErr w:type="spellStart"/>
+      <w:r>
+        <w:t>BaseChassisRotator</w:t>
+      </w:r>
+      <w:proofErr w:type="spellEnd"/>
+      <w:r>
+        <w:rPr>
+          <w:rFonts w:hint="eastAsia"/>
+        </w:rPr>
+        <w:t>，玩家、敌人均可复用</w:t>
+      </w:r>
+      <w:r>
+        <w:rPr>
+          <w:rFonts w:hint="eastAsia"/>
+        </w:rPr>
+        <w:t>。</w:t>
+      </w:r>
+    </w:p>
+    <w:p>
+      <w:pPr>
+        <w:pStyle w:val="a7"/>
+        <w:numPr>
+          <w:ilvl w:val="1"/>
+          <w:numId w:val="6"/>
+        </w:numPr>
+        <w:ind w:firstLineChars="0"/>
+      </w:pPr>
+      <w:r>
+        <w:rPr>
+          <w:rFonts w:hint="eastAsia"/>
+        </w:rPr>
+        <w:t>重构</w:t>
+      </w:r>
+      <w:proofErr w:type="spellStart"/>
+      <w:r>
+        <w:t>TurretController</w:t>
+      </w:r>
+      <w:proofErr w:type="spellEnd"/>
+      <w:r>
+        <w:rPr>
+          <w:rFonts w:hint="eastAsia"/>
+        </w:rPr>
+        <w:t>类为</w:t>
+      </w:r>
+      <w:proofErr w:type="spellStart"/>
+      <w:r>
+        <w:t>BaseTurretController</w:t>
+      </w:r>
+      <w:proofErr w:type="spellEnd"/>
+      <w:r>
+        <w:rPr>
+          <w:rFonts w:hint="eastAsia"/>
+        </w:rPr>
+        <w:t>类</w:t>
+      </w:r>
+      <w:r>
+        <w:rPr>
+          <w:rFonts w:hint="eastAsia"/>
+        </w:rPr>
+        <w:t>。</w:t>
+      </w:r>
+      <w:r>
+        <w:rPr>
+          <w:rFonts w:hint="eastAsia"/>
+        </w:rPr>
+        <w:t>抽离原有</w:t>
+      </w:r>
+      <w:proofErr w:type="spellStart"/>
+      <w:r>
+        <w:t>TurretController</w:t>
+      </w:r>
+      <w:proofErr w:type="spellEnd"/>
+      <w:r>
+        <w:t>的通用逻辑，移除玩家输入（目标点由外部传入），保留炮台转向、开火、炮弹回收等核心逻辑，预留武器切换扩展点</w:t>
+      </w:r>
+      <w:r>
+        <w:rPr>
+          <w:rFonts w:hint="eastAsia"/>
+        </w:rPr>
+        <w:t>，将原有玩家开火无参事件</w:t>
+      </w:r>
+      <w:proofErr w:type="spellStart"/>
+      <w:r>
+        <w:t>OnPlayerFire</w:t>
+      </w:r>
+      <w:proofErr w:type="spellEnd"/>
+      <w:r>
+        <w:rPr>
+          <w:rFonts w:hint="eastAsia"/>
+        </w:rPr>
+        <w:t>改为有参事件</w:t>
+      </w:r>
+      <w:proofErr w:type="spellStart"/>
+      <w:r>
+        <w:t>OnTurretFire</w:t>
+      </w:r>
+      <w:proofErr w:type="spellEnd"/>
+      <w:r>
+        <w:rPr>
+          <w:rFonts w:hint="eastAsia"/>
+        </w:rPr>
+        <w:t>，参数为开火炮台物体，以便后续炮台开火动画开发。</w:t>
+      </w:r>
+      <w:r>
+        <w:rPr>
+          <w:rFonts w:hint="eastAsia"/>
+        </w:rPr>
+        <w:t>由此实现</w:t>
+      </w:r>
+      <w:r>
+        <w:t>r通用炮台控制基类</w:t>
+      </w:r>
+      <w:proofErr w:type="spellStart"/>
+      <w:r>
+        <w:t>BaseTurretControlle</w:t>
+      </w:r>
+      <w:proofErr w:type="spellEnd"/>
+      <w:r>
+        <w:t xml:space="preserve"> </w:t>
+      </w:r>
+      <w:r>
+        <w:rPr>
+          <w:rFonts w:hint="eastAsia"/>
+        </w:rPr>
+        <w:t>，玩家、敌人均可复用。</w:t>
+      </w:r>
+    </w:p>
+    <w:p>
+      <w:pPr>
+        <w:pStyle w:val="a7"/>
+        <w:numPr>
+          <w:ilvl w:val="1"/>
+          <w:numId w:val="6"/>
+        </w:numPr>
+        <w:ind w:firstLineChars="0"/>
+      </w:pPr>
+      <w:r>
+        <w:rPr>
+          <w:rFonts w:hint="eastAsia"/>
+        </w:rPr>
+        <w:t>创建</w:t>
+      </w:r>
+      <w:r>
+        <w:rPr>
+          <w:rFonts w:hint="eastAsia"/>
+        </w:rPr>
+        <w:t>玩家专属输入处理脚本</w:t>
+      </w:r>
+      <w:proofErr w:type="spellStart"/>
+      <w:r>
+        <w:t>PlayerInputHandler</w:t>
+      </w:r>
+      <w:proofErr w:type="spellEnd"/>
+      <w:r>
+        <w:rPr>
+          <w:rFonts w:hint="eastAsia"/>
+        </w:rPr>
+        <w:t>。该脚本</w:t>
+      </w:r>
+      <w:r>
+        <w:rPr>
+          <w:rFonts w:hint="eastAsia"/>
+        </w:rPr>
+        <w:t>专门处理玩家输入（</w:t>
+      </w:r>
+      <w:r>
+        <w:t>WASD、鼠标点击），仅负责输入采集和传递，不处理任何业务逻辑</w:t>
+      </w:r>
+      <w:r>
+        <w:rPr>
+          <w:rFonts w:hint="eastAsia"/>
+        </w:rPr>
+        <w:t>，实现了从</w:t>
+      </w:r>
+      <w:proofErr w:type="spellStart"/>
+      <w:r>
+        <w:t>TankMovement</w:t>
+      </w:r>
+      <w:proofErr w:type="spellEnd"/>
+      <w:r>
+        <w:rPr>
+          <w:rFonts w:hint="eastAsia"/>
+        </w:rPr>
+        <w:t>类和</w:t>
+      </w:r>
+      <w:proofErr w:type="spellStart"/>
+      <w:r>
+        <w:t>TurretController</w:t>
+      </w:r>
+      <w:proofErr w:type="spellEnd"/>
+      <w:r>
+        <w:rPr>
+          <w:rFonts w:hint="eastAsia"/>
+        </w:rPr>
+        <w:t>类</w:t>
+      </w:r>
+      <w:r>
+        <w:t>移除</w:t>
+      </w:r>
+      <w:r>
+        <w:rPr>
+          <w:rFonts w:hint="eastAsia"/>
+        </w:rPr>
+        <w:t>的</w:t>
+      </w:r>
+      <w:r>
+        <w:t>输入处理</w:t>
+      </w:r>
+      <w:r>
+        <w:rPr>
+          <w:rFonts w:hint="eastAsia"/>
+        </w:rPr>
+        <w:t>功能，解耦玩家输入与坦克移动、开火。</w:t>
+      </w:r>
+      <w:r>
+        <w:rPr>
+          <w:rFonts w:hint="eastAsia"/>
+        </w:rPr>
+        <w:t>采集</w:t>
+      </w:r>
+      <w:r>
+        <w:rPr>
+          <w:rFonts w:hint="eastAsia"/>
+        </w:rPr>
+        <w:t>的</w:t>
+      </w:r>
+      <w:r>
+        <w:rPr>
+          <w:rFonts w:hint="eastAsia"/>
+        </w:rPr>
+        <w:t>输入</w:t>
+      </w:r>
+      <w:r>
+        <w:rPr>
+          <w:rFonts w:hint="eastAsia"/>
+        </w:rPr>
+        <w:t>会</w:t>
+      </w:r>
+      <w:r>
+        <w:rPr>
+          <w:rFonts w:hint="eastAsia"/>
+        </w:rPr>
+        <w:t>传递给</w:t>
+      </w:r>
+      <w:proofErr w:type="spellStart"/>
+      <w:r>
+        <w:t>PlayerController</w:t>
+      </w:r>
+      <w:proofErr w:type="spellEnd"/>
+      <w:r>
+        <w:rPr>
+          <w:rFonts w:hint="eastAsia"/>
+        </w:rPr>
+        <w:t>。</w:t>
+      </w:r>
+    </w:p>
+    <w:p>
+      <w:pPr>
+        <w:pStyle w:val="a7"/>
+        <w:numPr>
+          <w:ilvl w:val="1"/>
+          <w:numId w:val="6"/>
+        </w:numPr>
+        <w:ind w:firstLineChars="0"/>
+      </w:pPr>
+      <w:r>
+        <w:rPr>
+          <w:rFonts w:hint="eastAsia"/>
+        </w:rPr>
+        <w:t>创建</w:t>
+      </w:r>
+      <w:r>
+        <w:rPr>
+          <w:rFonts w:hint="eastAsia"/>
+        </w:rPr>
+        <w:t>玩家系统</w:t>
+      </w:r>
+      <w:r>
+        <w:rPr>
+          <w:rFonts w:hint="eastAsia"/>
+        </w:rPr>
+        <w:t>核心管控脚本</w:t>
+      </w:r>
+      <w:proofErr w:type="spellStart"/>
+      <w:r>
+        <w:t>PlayerController</w:t>
+      </w:r>
+      <w:proofErr w:type="spellEnd"/>
+      <w:r>
+        <w:rPr>
+          <w:rFonts w:hint="eastAsia"/>
+        </w:rPr>
+        <w:t>。该脚本</w:t>
+      </w:r>
+      <w:r>
+        <w:t>作为玩家坦克的 “总控”，负责初始化所有子模块、协调输入与功能模块、处理玩家专属逻辑（生命值、受伤、道具）</w:t>
+      </w:r>
+      <w:r>
+        <w:rPr>
+          <w:rFonts w:hint="eastAsia"/>
+        </w:rPr>
+        <w:t>以及可能实现的</w:t>
+      </w:r>
+      <w:r>
+        <w:t>触发音效/动画等扩展逻辑</w:t>
+      </w:r>
+      <w:r>
+        <w:rPr>
+          <w:rFonts w:hint="eastAsia"/>
+        </w:rPr>
+        <w:t>。</w:t>
+      </w:r>
+    </w:p>
+    <w:p>
+      <w:r>
+        <w:tab/>
+      </w:r>
+    </w:p>
+    <w:p>
+      <w:r>
+        <w:rPr>
+          <w:rFonts w:hint="eastAsia"/>
+        </w:rPr>
+        <w:t>问题与解决：</w:t>
+      </w:r>
+    </w:p>
+    <w:p>
+      <w:r>
+        <w:tab/>
+      </w:r>
+      <w:r>
+        <w:rPr>
+          <w:rFonts w:hint="eastAsia"/>
+        </w:rPr>
+        <w:t>重构后发现鼠标点击只触发炮台转向而无法开火。</w:t>
+      </w:r>
+    </w:p>
+    <w:p>
+      <w:pPr>
+        <w:ind w:firstLine="420"/>
+      </w:pPr>
+      <w:r>
+        <w:rPr>
+          <w:rFonts w:hint="eastAsia"/>
+        </w:rPr>
+        <w:t>原因：原定重构后的</w:t>
+      </w:r>
+      <w:proofErr w:type="spellStart"/>
+      <w:r>
+        <w:t>TurretController</w:t>
+      </w:r>
+      <w:proofErr w:type="spellEnd"/>
+      <w:r>
+        <w:rPr>
+          <w:rFonts w:hint="eastAsia"/>
+        </w:rPr>
+        <w:t>会将尝试开火作为公共方法以便外部调用，其逻辑为检测炮台是否转向完成，若完成则可以开火，但当玩家点击鼠标时会同时调用炮台转向与尝试开火两个方法，而炮台转向时坦克无法开火，这便导致了</w:t>
+      </w:r>
+      <w:r>
+        <w:rPr>
+          <w:rFonts w:hint="eastAsia"/>
+        </w:rPr>
+        <w:t>只触发炮台转向而无法开火</w:t>
+      </w:r>
+      <w:r>
+        <w:rPr>
+          <w:rFonts w:hint="eastAsia"/>
+        </w:rPr>
+        <w:t>。</w:t>
+      </w:r>
+    </w:p>
+    <w:p>
+      <w:pPr>
+        <w:ind w:firstLine="420"/>
+        <w:rPr>
+          <w:rFonts w:hint="eastAsia"/>
+        </w:rPr>
+      </w:pPr>
+      <w:r>
+        <w:rPr>
+          <w:rFonts w:hint="eastAsia"/>
+        </w:rPr>
+        <w:t>解决方法：</w:t>
+      </w:r>
+      <w:r>
+        <w:rPr>
+          <w:rFonts w:hint="eastAsia"/>
+        </w:rPr>
+        <w:t>由于炮台转向完成才能开火符合一般逻辑，且游戏并不需要转向中开火的功能，以及转向基本为瞬间完成，故仍然将尝试开火方法设为私有，在转向完成后再调用。</w:t>
+      </w:r>
+    </w:p>
+    <w:p>
+      <w:r>
+        <w:tab/>
+      </w:r>
+    </w:p>
+    <w:p>
+      <w:pPr>
+        <w:rPr>
+          <w:b/>
+          <w:bCs/>
+        </w:rPr>
+      </w:pPr>
+      <w:r>
+        <w:rPr>
+          <w:rFonts w:hint="eastAsia"/>
+          <w:b/>
+          <w:bCs/>
+        </w:rPr>
+        <w:t>D</w:t>
+      </w:r>
+      <w:r>
+        <w:rPr>
+          <w:b/>
+          <w:bCs/>
+        </w:rPr>
+        <w:t>ay</w:t>
+      </w:r>
+    </w:p>
+    <w:p>
+      <w:r>
+        <w:rPr>
+          <w:rFonts w:hint="eastAsia"/>
+        </w:rPr>
+        <w:t>日期：2</w:t>
+      </w:r>
+      <w:r>
+        <w:t xml:space="preserve">026.4. </w:t>
+      </w:r>
+      <w:r>
+        <w:rPr>
+          <w:rFonts w:hint="eastAsia"/>
+        </w:rPr>
+        <w:t>星期</w:t>
+      </w:r>
+    </w:p>
+    <w:p>
+      <w:r>
+        <w:rPr>
+          <w:rFonts w:hint="eastAsia"/>
+        </w:rPr>
+        <w:t>核心任务：1</w:t>
+      </w:r>
+      <w:r>
+        <w:t>.</w:t>
+      </w:r>
+      <w:r>
+        <w:tab/>
+      </w:r>
+    </w:p>
+    <w:p>
+      <w:r>
+        <w:rPr>
+          <w:rFonts w:hint="eastAsia"/>
+        </w:rPr>
+        <w:t>工作内容：</w:t>
+      </w:r>
+    </w:p>
+    <w:p>
+      <w:pPr>
+        <w:pStyle w:val="a7"/>
+        <w:numPr>
+          <w:ilvl w:val="0"/>
+          <w:numId w:val="8"/>
+        </w:numPr>
+        <w:ind w:firstLineChars="0"/>
+        <w:rPr>
+          <w:rFonts w:hint="eastAsia"/>
+        </w:rPr>
+      </w:pPr>
+    </w:p>
+    <w:p>
+      <w:r>
+        <w:rPr>
+          <w:rFonts w:hint="eastAsia"/>
+        </w:rPr>
+        <w:t>问题与解决：</w:t>
+      </w:r>
+    </w:p>
     <w:p/>
     <w:p>
+      <w:pPr>
+        <w:rPr>
+          <w:b/>
+          <w:bCs/>
+        </w:rPr>
+      </w:pPr>
+      <w:r>
+        <w:rPr>
+          <w:rFonts w:hint="eastAsia"/>
+          <w:b/>
+          <w:bCs/>
+        </w:rPr>
+        <w:lastRenderedPageBreak/>
+        <w:t>D</w:t>
+      </w:r>
+      <w:r>
+        <w:rPr>
+          <w:b/>
+          <w:bCs/>
+        </w:rPr>
+        <w:t>ay</w:t>
+      </w:r>
+    </w:p>
+    <w:p>
       <w:r>
         <w:rPr>
           <w:rFonts w:hint="eastAsia"/>
@@ -1576,38 +2618,25 @@
         <w:t>日期：2</w:t>
       </w:r>
       <w:r>
-        <w:t>026.4.</w:t>
-      </w:r>
-    </w:p>
-    <w:p>
-      <w:r>
-        <w:rPr>
-          <w:rFonts w:hint="eastAsia"/>
-        </w:rPr>
-        <w:t>核心任务：</w:t>
-      </w:r>
-    </w:p>
-    <w:p>
-      <w:r>
-        <w:rPr>
-          <w:rFonts w:hint="eastAsia"/>
-        </w:rPr>
-        <w:t>工作</w:t>
-      </w:r>
-      <w:r>
-        <w:rPr>
-          <w:rFonts w:hint="eastAsia"/>
-        </w:rPr>
-        <w:t>内容</w:t>
-      </w:r>
-      <w:r>
-        <w:rPr>
-          <w:rFonts w:hint="eastAsia"/>
-        </w:rPr>
-        <w:t>：</w:t>
-      </w:r>
-    </w:p>
-    <w:p>
+        <w:t xml:space="preserve">026.4. </w:t>
+      </w:r>
+      <w:r>
+        <w:rPr>
+          <w:rFonts w:hint="eastAsia"/>
+        </w:rPr>
+        <w:t>星期</w:t>
+      </w:r>
+    </w:p>
+    <w:p>
+      <w:r>
+        <w:rPr>
+          <w:rFonts w:hint="eastAsia"/>
+        </w:rPr>
+        <w:t>核心任务：1</w:t>
+      </w:r>
+      <w:r>
+        <w:t>.</w:t>
+      </w:r>
       <w:r>
         <w:tab/>
       </w:r>
@@ -1617,16 +2646,457 @@
         <w:rPr>
           <w:rFonts w:hint="eastAsia"/>
         </w:rPr>
-        <w:lastRenderedPageBreak/>
+        <w:t>工作内容：</w:t>
+      </w:r>
+    </w:p>
+    <w:p>
+      <w:pPr>
+        <w:pStyle w:val="a7"/>
+        <w:numPr>
+          <w:ilvl w:val="0"/>
+          <w:numId w:val="9"/>
+        </w:numPr>
+        <w:ind w:firstLineChars="0"/>
+        <w:rPr>
+          <w:rFonts w:hint="eastAsia"/>
+        </w:rPr>
+      </w:pPr>
+    </w:p>
+    <w:p>
+      <w:r>
+        <w:rPr>
+          <w:rFonts w:hint="eastAsia"/>
+        </w:rPr>
         <w:t>问题与解决：</w:t>
       </w:r>
     </w:p>
-    <w:p>
+    <w:p/>
+    <w:p>
+      <w:pPr>
+        <w:rPr>
+          <w:b/>
+          <w:bCs/>
+        </w:rPr>
+      </w:pPr>
+      <w:r>
+        <w:rPr>
+          <w:rFonts w:hint="eastAsia"/>
+          <w:b/>
+          <w:bCs/>
+        </w:rPr>
+        <w:t>D</w:t>
+      </w:r>
+      <w:r>
+        <w:rPr>
+          <w:b/>
+          <w:bCs/>
+        </w:rPr>
+        <w:t>ay</w:t>
+      </w:r>
+    </w:p>
+    <w:p>
+      <w:r>
+        <w:rPr>
+          <w:rFonts w:hint="eastAsia"/>
+        </w:rPr>
+        <w:t>日期：2</w:t>
+      </w:r>
+      <w:r>
+        <w:t xml:space="preserve">026.4. </w:t>
+      </w:r>
+      <w:r>
+        <w:rPr>
+          <w:rFonts w:hint="eastAsia"/>
+        </w:rPr>
+        <w:t>星期</w:t>
+      </w:r>
+    </w:p>
+    <w:p>
+      <w:r>
+        <w:rPr>
+          <w:rFonts w:hint="eastAsia"/>
+        </w:rPr>
+        <w:t>核心任务：1</w:t>
+      </w:r>
+      <w:r>
+        <w:t>.</w:t>
+      </w:r>
       <w:r>
         <w:tab/>
       </w:r>
     </w:p>
+    <w:p>
+      <w:r>
+        <w:rPr>
+          <w:rFonts w:hint="eastAsia"/>
+        </w:rPr>
+        <w:t>工作内容：</w:t>
+      </w:r>
+    </w:p>
+    <w:p>
+      <w:pPr>
+        <w:pStyle w:val="a7"/>
+        <w:numPr>
+          <w:ilvl w:val="0"/>
+          <w:numId w:val="10"/>
+        </w:numPr>
+        <w:ind w:firstLineChars="0"/>
+        <w:rPr>
+          <w:rFonts w:hint="eastAsia"/>
+        </w:rPr>
+      </w:pPr>
+    </w:p>
+    <w:p>
+      <w:r>
+        <w:rPr>
+          <w:rFonts w:hint="eastAsia"/>
+        </w:rPr>
+        <w:t>问题与解决：</w:t>
+      </w:r>
+    </w:p>
     <w:p/>
+    <w:p>
+      <w:pPr>
+        <w:rPr>
+          <w:b/>
+          <w:bCs/>
+        </w:rPr>
+      </w:pPr>
+      <w:r>
+        <w:rPr>
+          <w:rFonts w:hint="eastAsia"/>
+          <w:b/>
+          <w:bCs/>
+        </w:rPr>
+        <w:t>D</w:t>
+      </w:r>
+      <w:r>
+        <w:rPr>
+          <w:b/>
+          <w:bCs/>
+        </w:rPr>
+        <w:t>ay</w:t>
+      </w:r>
+    </w:p>
+    <w:p>
+      <w:r>
+        <w:rPr>
+          <w:rFonts w:hint="eastAsia"/>
+        </w:rPr>
+        <w:t>日期：2</w:t>
+      </w:r>
+      <w:r>
+        <w:t xml:space="preserve">026.4. </w:t>
+      </w:r>
+      <w:r>
+        <w:rPr>
+          <w:rFonts w:hint="eastAsia"/>
+        </w:rPr>
+        <w:t>星期</w:t>
+      </w:r>
+    </w:p>
+    <w:p>
+      <w:r>
+        <w:rPr>
+          <w:rFonts w:hint="eastAsia"/>
+        </w:rPr>
+        <w:t>核心任务：1</w:t>
+      </w:r>
+      <w:r>
+        <w:t>.</w:t>
+      </w:r>
+      <w:r>
+        <w:tab/>
+      </w:r>
+    </w:p>
+    <w:p>
+      <w:r>
+        <w:rPr>
+          <w:rFonts w:hint="eastAsia"/>
+        </w:rPr>
+        <w:t>工作内容：</w:t>
+      </w:r>
+    </w:p>
+    <w:p>
+      <w:pPr>
+        <w:pStyle w:val="a7"/>
+        <w:numPr>
+          <w:ilvl w:val="0"/>
+          <w:numId w:val="11"/>
+        </w:numPr>
+        <w:ind w:firstLineChars="0"/>
+        <w:rPr>
+          <w:rFonts w:hint="eastAsia"/>
+        </w:rPr>
+      </w:pPr>
+    </w:p>
+    <w:p>
+      <w:r>
+        <w:rPr>
+          <w:rFonts w:hint="eastAsia"/>
+        </w:rPr>
+        <w:t>问题与解决：</w:t>
+      </w:r>
+    </w:p>
+    <w:p/>
+    <w:p>
+      <w:pPr>
+        <w:rPr>
+          <w:b/>
+          <w:bCs/>
+        </w:rPr>
+      </w:pPr>
+      <w:r>
+        <w:rPr>
+          <w:rFonts w:hint="eastAsia"/>
+          <w:b/>
+          <w:bCs/>
+        </w:rPr>
+        <w:t>D</w:t>
+      </w:r>
+      <w:r>
+        <w:rPr>
+          <w:b/>
+          <w:bCs/>
+        </w:rPr>
+        <w:t>ay</w:t>
+      </w:r>
+    </w:p>
+    <w:p>
+      <w:r>
+        <w:rPr>
+          <w:rFonts w:hint="eastAsia"/>
+        </w:rPr>
+        <w:t>日期：2</w:t>
+      </w:r>
+      <w:r>
+        <w:t xml:space="preserve">026.4. </w:t>
+      </w:r>
+      <w:r>
+        <w:rPr>
+          <w:rFonts w:hint="eastAsia"/>
+        </w:rPr>
+        <w:t>星期</w:t>
+      </w:r>
+    </w:p>
+    <w:p>
+      <w:r>
+        <w:rPr>
+          <w:rFonts w:hint="eastAsia"/>
+        </w:rPr>
+        <w:t>核心任务：1</w:t>
+      </w:r>
+      <w:r>
+        <w:t>.</w:t>
+      </w:r>
+      <w:r>
+        <w:tab/>
+      </w:r>
+    </w:p>
+    <w:p>
+      <w:r>
+        <w:rPr>
+          <w:rFonts w:hint="eastAsia"/>
+        </w:rPr>
+        <w:t>工作内容：</w:t>
+      </w:r>
+    </w:p>
+    <w:p>
+      <w:pPr>
+        <w:pStyle w:val="a7"/>
+        <w:numPr>
+          <w:ilvl w:val="0"/>
+          <w:numId w:val="12"/>
+        </w:numPr>
+        <w:ind w:firstLineChars="0"/>
+        <w:rPr>
+          <w:rFonts w:hint="eastAsia"/>
+        </w:rPr>
+      </w:pPr>
+    </w:p>
+    <w:p>
+      <w:r>
+        <w:rPr>
+          <w:rFonts w:hint="eastAsia"/>
+        </w:rPr>
+        <w:t>问题与解决：</w:t>
+      </w:r>
+    </w:p>
+    <w:p/>
+    <w:p>
+      <w:pPr>
+        <w:rPr>
+          <w:b/>
+          <w:bCs/>
+        </w:rPr>
+      </w:pPr>
+      <w:r>
+        <w:rPr>
+          <w:rFonts w:hint="eastAsia"/>
+          <w:b/>
+          <w:bCs/>
+        </w:rPr>
+        <w:t>D</w:t>
+      </w:r>
+      <w:r>
+        <w:rPr>
+          <w:b/>
+          <w:bCs/>
+        </w:rPr>
+        <w:t>ay</w:t>
+      </w:r>
+    </w:p>
+    <w:p>
+      <w:r>
+        <w:rPr>
+          <w:rFonts w:hint="eastAsia"/>
+        </w:rPr>
+        <w:t>日期：2</w:t>
+      </w:r>
+      <w:r>
+        <w:t xml:space="preserve">026.4. </w:t>
+      </w:r>
+      <w:r>
+        <w:rPr>
+          <w:rFonts w:hint="eastAsia"/>
+        </w:rPr>
+        <w:t>星期</w:t>
+      </w:r>
+    </w:p>
+    <w:p>
+      <w:r>
+        <w:rPr>
+          <w:rFonts w:hint="eastAsia"/>
+        </w:rPr>
+        <w:t>核心任务：1</w:t>
+      </w:r>
+      <w:r>
+        <w:t>.</w:t>
+      </w:r>
+      <w:r>
+        <w:tab/>
+      </w:r>
+    </w:p>
+    <w:p>
+      <w:r>
+        <w:rPr>
+          <w:rFonts w:hint="eastAsia"/>
+        </w:rPr>
+        <w:t>工作内容：</w:t>
+      </w:r>
+    </w:p>
+    <w:p>
+      <w:pPr>
+        <w:pStyle w:val="a7"/>
+        <w:numPr>
+          <w:ilvl w:val="0"/>
+          <w:numId w:val="13"/>
+        </w:numPr>
+        <w:ind w:firstLineChars="0"/>
+        <w:rPr>
+          <w:rFonts w:hint="eastAsia"/>
+        </w:rPr>
+      </w:pPr>
+    </w:p>
+    <w:p>
+      <w:r>
+        <w:rPr>
+          <w:rFonts w:hint="eastAsia"/>
+        </w:rPr>
+        <w:t>问题与解决：</w:t>
+      </w:r>
+    </w:p>
+    <w:p/>
+    <w:p>
+      <w:pPr>
+        <w:rPr>
+          <w:b/>
+          <w:bCs/>
+        </w:rPr>
+      </w:pPr>
+      <w:r>
+        <w:rPr>
+          <w:rFonts w:hint="eastAsia"/>
+          <w:b/>
+          <w:bCs/>
+        </w:rPr>
+        <w:t>D</w:t>
+      </w:r>
+      <w:r>
+        <w:rPr>
+          <w:b/>
+          <w:bCs/>
+        </w:rPr>
+        <w:t>ay</w:t>
+      </w:r>
+    </w:p>
+    <w:p>
+      <w:r>
+        <w:rPr>
+          <w:rFonts w:hint="eastAsia"/>
+        </w:rPr>
+        <w:t>日期：2</w:t>
+      </w:r>
+      <w:r>
+        <w:t xml:space="preserve">026.4. </w:t>
+      </w:r>
+      <w:r>
+        <w:rPr>
+          <w:rFonts w:hint="eastAsia"/>
+        </w:rPr>
+        <w:t>星期</w:t>
+      </w:r>
+    </w:p>
+    <w:p>
+      <w:r>
+        <w:rPr>
+          <w:rFonts w:hint="eastAsia"/>
+        </w:rPr>
+        <w:t>核心任务：1</w:t>
+      </w:r>
+      <w:r>
+        <w:t>.</w:t>
+      </w:r>
+      <w:r>
+        <w:tab/>
+      </w:r>
+    </w:p>
+    <w:p>
+      <w:r>
+        <w:rPr>
+          <w:rFonts w:hint="eastAsia"/>
+        </w:rPr>
+        <w:t>工作内容：</w:t>
+      </w:r>
+    </w:p>
+    <w:p>
+      <w:pPr>
+        <w:pStyle w:val="a7"/>
+        <w:numPr>
+          <w:ilvl w:val="0"/>
+          <w:numId w:val="14"/>
+        </w:numPr>
+        <w:ind w:firstLineChars="0"/>
+        <w:rPr>
+          <w:rFonts w:hint="eastAsia"/>
+        </w:rPr>
+      </w:pPr>
+    </w:p>
+    <w:p>
+      <w:r>
+        <w:rPr>
+          <w:rFonts w:hint="eastAsia"/>
+        </w:rPr>
+        <w:t>问题与解决：</w:t>
+      </w:r>
+    </w:p>
+    <w:p>
+      <w:pPr>
+        <w:rPr>
+          <w:rFonts w:hint="eastAsia"/>
+        </w:rPr>
+      </w:pPr>
+    </w:p>
     <w:p/>
     <w:sectPr>
       <w:pgSz w:w="11906" w:h="16838"/>
@@ -1679,6 +3149,184 @@
 <file path=word/numbering.xml><?xml version="1.0" encoding="utf-8"?>
 <w:numbering xmlns:wpc="http://schemas.microsoft.com/office/word/2010/wordprocessingCanvas" xmlns:cx="http://schemas.microsoft.com/office/drawing/2014/chartex" xmlns:cx1="http://schemas.microsoft.com/office/drawing/2015/9/8/chartex" xmlns:cx2="http://schemas.microsoft.com/office/drawing/2015/10/21/chartex" xmlns:cx3="http://schemas.microsoft.com/office/drawing/2016/5/9/chartex" xmlns:cx4="http://schemas.microsoft.com/office/drawing/2016/5/10/chartex" xmlns:cx5="http://schemas.microsoft.com/office/drawing/2016/5/11/chartex" xmlns:cx6="http://schemas.microsoft.com/office/drawing/2016/5/12/chartex" xmlns:cx7="http://schemas.microsoft.com/office/drawing/2016/5/13/chartex" xmlns:cx8="http://schemas.microsoft.com/office/drawing/2016/5/14/chartex" xmlns:mc="http://schemas.openxmlformats.org/markup-compatibility/2006" xmlns:aink="http://schemas.microsoft.com/office/drawing/2016/ink" xmlns:am3d="http://schemas.microsoft.com/office/drawing/2017/model3d" xmlns:o="urn:schemas-microsoft-com:office:office" xmlns:r="http://schemas.openxmlformats.org/officeDocument/2006/relationships" xmlns:m="http://schemas.openxmlformats.org/officeDocument/2006/math" xmlns:v="urn:schemas-microsoft-com:vml" xmlns:wp14="http://schemas.microsoft.com/office/word/2010/wordprocessingDrawing" xmlns:wp="http://schemas.openxmlformats.org/drawingml/2006/wordprocessingDrawing" xmlns:w10="urn:schemas-microsoft-com:office:word" xmlns:w="http://schemas.openxmlformats.org/wordprocessingml/2006/main" xmlns:w14="http://schemas.microsoft.com/office/word/2010/wordml" xmlns:w15="http://schemas.microsoft.com/office/word/2012/wordml" xmlns:w16cex="http://schemas.microsoft.com/office/word/2018/wordml/cex" xmlns:w16cid="http://schemas.microsoft.com/office/word/2016/wordml/cid" xmlns:w16="http://schemas.microsoft.com/office/word/2018/wordml" xmlns:w16sdtdh="http://schemas.microsoft.com/office/word/2020/wordml/sdtdatahash" xmlns:w16se="http://schemas.microsoft.com/office/word/2015/wordml/symex" xmlns:wpg="http://schemas.microsoft.com/office/word/2010/wordprocessingGroup" xmlns:wpi="http://schemas.microsoft.com/office/word/2010/wordprocessingInk" xmlns:wne="http://schemas.microsoft.com/office/word/2006/wordml" xmlns:wps="http://schemas.microsoft.com/office/word/2010/wordprocessingShape" mc:Ignorable="w14 w15 w16se w16cid w16 w16cex w16sdtdh wp14">
   <w:abstractNum w:abstractNumId="0" w15:restartNumberingAfterBreak="0">
+    <w:nsid w:val="00351BFA"/>
+    <w:multiLevelType w:val="hybridMultilevel"/>
+    <w:tmpl w:val="4FAAB244"/>
+    <w:lvl w:ilvl="0" w:tplc="F1480A5A">
+      <w:start w:val="1"/>
+      <w:numFmt w:val="decimal"/>
+      <w:lvlText w:val="%1."/>
+      <w:lvlJc w:val="left"/>
+      <w:pPr>
+        <w:ind w:left="780" w:hanging="360"/>
+      </w:pPr>
+      <w:rPr>
+        <w:rFonts w:hint="default"/>
+      </w:rPr>
+    </w:lvl>
+    <w:lvl w:ilvl="1" w:tplc="04090019" w:tentative="1">
+      <w:start w:val="1"/>
+      <w:numFmt w:val="lowerLetter"/>
+      <w:lvlText w:val="%2)"/>
+      <w:lvlJc w:val="left"/>
+      <w:pPr>
+        <w:ind w:left="1260" w:hanging="420"/>
+      </w:pPr>
+    </w:lvl>
+    <w:lvl w:ilvl="2" w:tplc="0409001B" w:tentative="1">
+      <w:start w:val="1"/>
+      <w:numFmt w:val="lowerRoman"/>
+      <w:lvlText w:val="%3."/>
+      <w:lvlJc w:val="right"/>
+      <w:pPr>
+        <w:ind w:left="1680" w:hanging="420"/>
+      </w:pPr>
+    </w:lvl>
+    <w:lvl w:ilvl="3" w:tplc="0409000F" w:tentative="1">
+      <w:start w:val="1"/>
+      <w:numFmt w:val="decimal"/>
+      <w:lvlText w:val="%4."/>
+      <w:lvlJc w:val="left"/>
+      <w:pPr>
+        <w:ind w:left="2100" w:hanging="420"/>
+      </w:pPr>
+    </w:lvl>
+    <w:lvl w:ilvl="4" w:tplc="04090019" w:tentative="1">
+      <w:start w:val="1"/>
+      <w:numFmt w:val="lowerLetter"/>
+      <w:lvlText w:val="%5)"/>
+      <w:lvlJc w:val="left"/>
+      <w:pPr>
+        <w:ind w:left="2520" w:hanging="420"/>
+      </w:pPr>
+    </w:lvl>
+    <w:lvl w:ilvl="5" w:tplc="0409001B" w:tentative="1">
+      <w:start w:val="1"/>
+      <w:numFmt w:val="lowerRoman"/>
+      <w:lvlText w:val="%6."/>
+      <w:lvlJc w:val="right"/>
+      <w:pPr>
+        <w:ind w:left="2940" w:hanging="420"/>
+      </w:pPr>
+    </w:lvl>
+    <w:lvl w:ilvl="6" w:tplc="0409000F" w:tentative="1">
+      <w:start w:val="1"/>
+      <w:numFmt w:val="decimal"/>
+      <w:lvlText w:val="%7."/>
+      <w:lvlJc w:val="left"/>
+      <w:pPr>
+        <w:ind w:left="3360" w:hanging="420"/>
+      </w:pPr>
+    </w:lvl>
+    <w:lvl w:ilvl="7" w:tplc="04090019" w:tentative="1">
+      <w:start w:val="1"/>
+      <w:numFmt w:val="lowerLetter"/>
+      <w:lvlText w:val="%8)"/>
+      <w:lvlJc w:val="left"/>
+      <w:pPr>
+        <w:ind w:left="3780" w:hanging="420"/>
+      </w:pPr>
+    </w:lvl>
+    <w:lvl w:ilvl="8" w:tplc="0409001B" w:tentative="1">
+      <w:start w:val="1"/>
+      <w:numFmt w:val="lowerRoman"/>
+      <w:lvlText w:val="%9."/>
+      <w:lvlJc w:val="right"/>
+      <w:pPr>
+        <w:ind w:left="4200" w:hanging="420"/>
+      </w:pPr>
+    </w:lvl>
+  </w:abstractNum>
+  <w:abstractNum w:abstractNumId="1" w15:restartNumberingAfterBreak="0">
+    <w:nsid w:val="03EE77D6"/>
+    <w:multiLevelType w:val="hybridMultilevel"/>
+    <w:tmpl w:val="4FAAB244"/>
+    <w:lvl w:ilvl="0" w:tplc="F1480A5A">
+      <w:start w:val="1"/>
+      <w:numFmt w:val="decimal"/>
+      <w:lvlText w:val="%1."/>
+      <w:lvlJc w:val="left"/>
+      <w:pPr>
+        <w:ind w:left="780" w:hanging="360"/>
+      </w:pPr>
+      <w:rPr>
+        <w:rFonts w:hint="default"/>
+      </w:rPr>
+    </w:lvl>
+    <w:lvl w:ilvl="1" w:tplc="04090019" w:tentative="1">
+      <w:start w:val="1"/>
+      <w:numFmt w:val="lowerLetter"/>
+      <w:lvlText w:val="%2)"/>
+      <w:lvlJc w:val="left"/>
+      <w:pPr>
+        <w:ind w:left="1260" w:hanging="420"/>
+      </w:pPr>
+    </w:lvl>
+    <w:lvl w:ilvl="2" w:tplc="0409001B" w:tentative="1">
+      <w:start w:val="1"/>
+      <w:numFmt w:val="lowerRoman"/>
+      <w:lvlText w:val="%3."/>
+      <w:lvlJc w:val="right"/>
+      <w:pPr>
+        <w:ind w:left="1680" w:hanging="420"/>
+      </w:pPr>
+    </w:lvl>
+    <w:lvl w:ilvl="3" w:tplc="0409000F" w:tentative="1">
+      <w:start w:val="1"/>
+      <w:numFmt w:val="decimal"/>
+      <w:lvlText w:val="%4."/>
+      <w:lvlJc w:val="left"/>
+      <w:pPr>
+        <w:ind w:left="2100" w:hanging="420"/>
+      </w:pPr>
+    </w:lvl>
+    <w:lvl w:ilvl="4" w:tplc="04090019" w:tentative="1">
+      <w:start w:val="1"/>
+      <w:numFmt w:val="lowerLetter"/>
+      <w:lvlText w:val="%5)"/>
+      <w:lvlJc w:val="left"/>
+      <w:pPr>
+        <w:ind w:left="2520" w:hanging="420"/>
+      </w:pPr>
+    </w:lvl>
+    <w:lvl w:ilvl="5" w:tplc="0409001B" w:tentative="1">
+      <w:start w:val="1"/>
+      <w:numFmt w:val="lowerRoman"/>
+      <w:lvlText w:val="%6."/>
+      <w:lvlJc w:val="right"/>
+      <w:pPr>
+        <w:ind w:left="2940" w:hanging="420"/>
+      </w:pPr>
+    </w:lvl>
+    <w:lvl w:ilvl="6" w:tplc="0409000F" w:tentative="1">
+      <w:start w:val="1"/>
+      <w:numFmt w:val="decimal"/>
+      <w:lvlText w:val="%7."/>
+      <w:lvlJc w:val="left"/>
+      <w:pPr>
+        <w:ind w:left="3360" w:hanging="420"/>
+      </w:pPr>
+    </w:lvl>
+    <w:lvl w:ilvl="7" w:tplc="04090019" w:tentative="1">
+      <w:start w:val="1"/>
+      <w:numFmt w:val="lowerLetter"/>
+      <w:lvlText w:val="%8)"/>
+      <w:lvlJc w:val="left"/>
+      <w:pPr>
+        <w:ind w:left="3780" w:hanging="420"/>
+      </w:pPr>
+    </w:lvl>
+    <w:lvl w:ilvl="8" w:tplc="0409001B" w:tentative="1">
+      <w:start w:val="1"/>
+      <w:numFmt w:val="lowerRoman"/>
+      <w:lvlText w:val="%9."/>
+      <w:lvlJc w:val="right"/>
+      <w:pPr>
+        <w:ind w:left="4200" w:hanging="420"/>
+      </w:pPr>
+    </w:lvl>
+  </w:abstractNum>
+  <w:abstractNum w:abstractNumId="2" w15:restartNumberingAfterBreak="0">
     <w:nsid w:val="09B4768E"/>
     <w:multiLevelType w:val="hybridMultilevel"/>
     <w:tmpl w:val="77880B5A"/>
@@ -1767,7 +3415,7 @@
       </w:pPr>
     </w:lvl>
   </w:abstractNum>
-  <w:abstractNum w:abstractNumId="1" w15:restartNumberingAfterBreak="0">
+  <w:abstractNum w:abstractNumId="3" w15:restartNumberingAfterBreak="0">
     <w:nsid w:val="0CC35027"/>
     <w:multiLevelType w:val="hybridMultilevel"/>
     <w:tmpl w:val="6ECADC38"/>
@@ -1856,7 +3504,185 @@
       </w:pPr>
     </w:lvl>
   </w:abstractNum>
-  <w:abstractNum w:abstractNumId="2" w15:restartNumberingAfterBreak="0">
+  <w:abstractNum w:abstractNumId="4" w15:restartNumberingAfterBreak="0">
+    <w:nsid w:val="174B3F71"/>
+    <w:multiLevelType w:val="hybridMultilevel"/>
+    <w:tmpl w:val="4FAAB244"/>
+    <w:lvl w:ilvl="0" w:tplc="F1480A5A">
+      <w:start w:val="1"/>
+      <w:numFmt w:val="decimal"/>
+      <w:lvlText w:val="%1."/>
+      <w:lvlJc w:val="left"/>
+      <w:pPr>
+        <w:ind w:left="780" w:hanging="360"/>
+      </w:pPr>
+      <w:rPr>
+        <w:rFonts w:hint="default"/>
+      </w:rPr>
+    </w:lvl>
+    <w:lvl w:ilvl="1" w:tplc="04090019" w:tentative="1">
+      <w:start w:val="1"/>
+      <w:numFmt w:val="lowerLetter"/>
+      <w:lvlText w:val="%2)"/>
+      <w:lvlJc w:val="left"/>
+      <w:pPr>
+        <w:ind w:left="1260" w:hanging="420"/>
+      </w:pPr>
+    </w:lvl>
+    <w:lvl w:ilvl="2" w:tplc="0409001B" w:tentative="1">
+      <w:start w:val="1"/>
+      <w:numFmt w:val="lowerRoman"/>
+      <w:lvlText w:val="%3."/>
+      <w:lvlJc w:val="right"/>
+      <w:pPr>
+        <w:ind w:left="1680" w:hanging="420"/>
+      </w:pPr>
+    </w:lvl>
+    <w:lvl w:ilvl="3" w:tplc="0409000F" w:tentative="1">
+      <w:start w:val="1"/>
+      <w:numFmt w:val="decimal"/>
+      <w:lvlText w:val="%4."/>
+      <w:lvlJc w:val="left"/>
+      <w:pPr>
+        <w:ind w:left="2100" w:hanging="420"/>
+      </w:pPr>
+    </w:lvl>
+    <w:lvl w:ilvl="4" w:tplc="04090019" w:tentative="1">
+      <w:start w:val="1"/>
+      <w:numFmt w:val="lowerLetter"/>
+      <w:lvlText w:val="%5)"/>
+      <w:lvlJc w:val="left"/>
+      <w:pPr>
+        <w:ind w:left="2520" w:hanging="420"/>
+      </w:pPr>
+    </w:lvl>
+    <w:lvl w:ilvl="5" w:tplc="0409001B" w:tentative="1">
+      <w:start w:val="1"/>
+      <w:numFmt w:val="lowerRoman"/>
+      <w:lvlText w:val="%6."/>
+      <w:lvlJc w:val="right"/>
+      <w:pPr>
+        <w:ind w:left="2940" w:hanging="420"/>
+      </w:pPr>
+    </w:lvl>
+    <w:lvl w:ilvl="6" w:tplc="0409000F" w:tentative="1">
+      <w:start w:val="1"/>
+      <w:numFmt w:val="decimal"/>
+      <w:lvlText w:val="%7."/>
+      <w:lvlJc w:val="left"/>
+      <w:pPr>
+        <w:ind w:left="3360" w:hanging="420"/>
+      </w:pPr>
+    </w:lvl>
+    <w:lvl w:ilvl="7" w:tplc="04090019" w:tentative="1">
+      <w:start w:val="1"/>
+      <w:numFmt w:val="lowerLetter"/>
+      <w:lvlText w:val="%8)"/>
+      <w:lvlJc w:val="left"/>
+      <w:pPr>
+        <w:ind w:left="3780" w:hanging="420"/>
+      </w:pPr>
+    </w:lvl>
+    <w:lvl w:ilvl="8" w:tplc="0409001B" w:tentative="1">
+      <w:start w:val="1"/>
+      <w:numFmt w:val="lowerRoman"/>
+      <w:lvlText w:val="%9."/>
+      <w:lvlJc w:val="right"/>
+      <w:pPr>
+        <w:ind w:left="4200" w:hanging="420"/>
+      </w:pPr>
+    </w:lvl>
+  </w:abstractNum>
+  <w:abstractNum w:abstractNumId="5" w15:restartNumberingAfterBreak="0">
+    <w:nsid w:val="3A9930DE"/>
+    <w:multiLevelType w:val="hybridMultilevel"/>
+    <w:tmpl w:val="4FAAB244"/>
+    <w:lvl w:ilvl="0" w:tplc="F1480A5A">
+      <w:start w:val="1"/>
+      <w:numFmt w:val="decimal"/>
+      <w:lvlText w:val="%1."/>
+      <w:lvlJc w:val="left"/>
+      <w:pPr>
+        <w:ind w:left="780" w:hanging="360"/>
+      </w:pPr>
+      <w:rPr>
+        <w:rFonts w:hint="default"/>
+      </w:rPr>
+    </w:lvl>
+    <w:lvl w:ilvl="1" w:tplc="04090019" w:tentative="1">
+      <w:start w:val="1"/>
+      <w:numFmt w:val="lowerLetter"/>
+      <w:lvlText w:val="%2)"/>
+      <w:lvlJc w:val="left"/>
+      <w:pPr>
+        <w:ind w:left="1260" w:hanging="420"/>
+      </w:pPr>
+    </w:lvl>
+    <w:lvl w:ilvl="2" w:tplc="0409001B" w:tentative="1">
+      <w:start w:val="1"/>
+      <w:numFmt w:val="lowerRoman"/>
+      <w:lvlText w:val="%3."/>
+      <w:lvlJc w:val="right"/>
+      <w:pPr>
+        <w:ind w:left="1680" w:hanging="420"/>
+      </w:pPr>
+    </w:lvl>
+    <w:lvl w:ilvl="3" w:tplc="0409000F" w:tentative="1">
+      <w:start w:val="1"/>
+      <w:numFmt w:val="decimal"/>
+      <w:lvlText w:val="%4."/>
+      <w:lvlJc w:val="left"/>
+      <w:pPr>
+        <w:ind w:left="2100" w:hanging="420"/>
+      </w:pPr>
+    </w:lvl>
+    <w:lvl w:ilvl="4" w:tplc="04090019" w:tentative="1">
+      <w:start w:val="1"/>
+      <w:numFmt w:val="lowerLetter"/>
+      <w:lvlText w:val="%5)"/>
+      <w:lvlJc w:val="left"/>
+      <w:pPr>
+        <w:ind w:left="2520" w:hanging="420"/>
+      </w:pPr>
+    </w:lvl>
+    <w:lvl w:ilvl="5" w:tplc="0409001B" w:tentative="1">
+      <w:start w:val="1"/>
+      <w:numFmt w:val="lowerRoman"/>
+      <w:lvlText w:val="%6."/>
+      <w:lvlJc w:val="right"/>
+      <w:pPr>
+        <w:ind w:left="2940" w:hanging="420"/>
+      </w:pPr>
+    </w:lvl>
+    <w:lvl w:ilvl="6" w:tplc="0409000F" w:tentative="1">
+      <w:start w:val="1"/>
+      <w:numFmt w:val="decimal"/>
+      <w:lvlText w:val="%7."/>
+      <w:lvlJc w:val="left"/>
+      <w:pPr>
+        <w:ind w:left="3360" w:hanging="420"/>
+      </w:pPr>
+    </w:lvl>
+    <w:lvl w:ilvl="7" w:tplc="04090019" w:tentative="1">
+      <w:start w:val="1"/>
+      <w:numFmt w:val="lowerLetter"/>
+      <w:lvlText w:val="%8)"/>
+      <w:lvlJc w:val="left"/>
+      <w:pPr>
+        <w:ind w:left="3780" w:hanging="420"/>
+      </w:pPr>
+    </w:lvl>
+    <w:lvl w:ilvl="8" w:tplc="0409001B" w:tentative="1">
+      <w:start w:val="1"/>
+      <w:numFmt w:val="lowerRoman"/>
+      <w:lvlText w:val="%9."/>
+      <w:lvlJc w:val="right"/>
+      <w:pPr>
+        <w:ind w:left="4200" w:hanging="420"/>
+      </w:pPr>
+    </w:lvl>
+  </w:abstractNum>
+  <w:abstractNum w:abstractNumId="6" w15:restartNumberingAfterBreak="0">
     <w:nsid w:val="3D036289"/>
     <w:multiLevelType w:val="hybridMultilevel"/>
     <w:tmpl w:val="A6185B44"/>
@@ -1945,7 +3771,7 @@
       </w:pPr>
     </w:lvl>
   </w:abstractNum>
-  <w:abstractNum w:abstractNumId="3" w15:restartNumberingAfterBreak="0">
+  <w:abstractNum w:abstractNumId="7" w15:restartNumberingAfterBreak="0">
     <w:nsid w:val="4C0070A1"/>
     <w:multiLevelType w:val="hybridMultilevel"/>
     <w:tmpl w:val="04D83F7A"/>
@@ -2034,7 +3860,363 @@
       </w:pPr>
     </w:lvl>
   </w:abstractNum>
-  <w:abstractNum w:abstractNumId="4" w15:restartNumberingAfterBreak="0">
+  <w:abstractNum w:abstractNumId="8" w15:restartNumberingAfterBreak="0">
+    <w:nsid w:val="59D62672"/>
+    <w:multiLevelType w:val="hybridMultilevel"/>
+    <w:tmpl w:val="4FAAB244"/>
+    <w:lvl w:ilvl="0" w:tplc="F1480A5A">
+      <w:start w:val="1"/>
+      <w:numFmt w:val="decimal"/>
+      <w:lvlText w:val="%1."/>
+      <w:lvlJc w:val="left"/>
+      <w:pPr>
+        <w:ind w:left="780" w:hanging="360"/>
+      </w:pPr>
+      <w:rPr>
+        <w:rFonts w:hint="default"/>
+      </w:rPr>
+    </w:lvl>
+    <w:lvl w:ilvl="1" w:tplc="04090019" w:tentative="1">
+      <w:start w:val="1"/>
+      <w:numFmt w:val="lowerLetter"/>
+      <w:lvlText w:val="%2)"/>
+      <w:lvlJc w:val="left"/>
+      <w:pPr>
+        <w:ind w:left="1260" w:hanging="420"/>
+      </w:pPr>
+    </w:lvl>
+    <w:lvl w:ilvl="2" w:tplc="0409001B" w:tentative="1">
+      <w:start w:val="1"/>
+      <w:numFmt w:val="lowerRoman"/>
+      <w:lvlText w:val="%3."/>
+      <w:lvlJc w:val="right"/>
+      <w:pPr>
+        <w:ind w:left="1680" w:hanging="420"/>
+      </w:pPr>
+    </w:lvl>
+    <w:lvl w:ilvl="3" w:tplc="0409000F" w:tentative="1">
+      <w:start w:val="1"/>
+      <w:numFmt w:val="decimal"/>
+      <w:lvlText w:val="%4."/>
+      <w:lvlJc w:val="left"/>
+      <w:pPr>
+        <w:ind w:left="2100" w:hanging="420"/>
+      </w:pPr>
+    </w:lvl>
+    <w:lvl w:ilvl="4" w:tplc="04090019" w:tentative="1">
+      <w:start w:val="1"/>
+      <w:numFmt w:val="lowerLetter"/>
+      <w:lvlText w:val="%5)"/>
+      <w:lvlJc w:val="left"/>
+      <w:pPr>
+        <w:ind w:left="2520" w:hanging="420"/>
+      </w:pPr>
+    </w:lvl>
+    <w:lvl w:ilvl="5" w:tplc="0409001B" w:tentative="1">
+      <w:start w:val="1"/>
+      <w:numFmt w:val="lowerRoman"/>
+      <w:lvlText w:val="%6."/>
+      <w:lvlJc w:val="right"/>
+      <w:pPr>
+        <w:ind w:left="2940" w:hanging="420"/>
+      </w:pPr>
+    </w:lvl>
+    <w:lvl w:ilvl="6" w:tplc="0409000F" w:tentative="1">
+      <w:start w:val="1"/>
+      <w:numFmt w:val="decimal"/>
+      <w:lvlText w:val="%7."/>
+      <w:lvlJc w:val="left"/>
+      <w:pPr>
+        <w:ind w:left="3360" w:hanging="420"/>
+      </w:pPr>
+    </w:lvl>
+    <w:lvl w:ilvl="7" w:tplc="04090019" w:tentative="1">
+      <w:start w:val="1"/>
+      <w:numFmt w:val="lowerLetter"/>
+      <w:lvlText w:val="%8)"/>
+      <w:lvlJc w:val="left"/>
+      <w:pPr>
+        <w:ind w:left="3780" w:hanging="420"/>
+      </w:pPr>
+    </w:lvl>
+    <w:lvl w:ilvl="8" w:tplc="0409001B" w:tentative="1">
+      <w:start w:val="1"/>
+      <w:numFmt w:val="lowerRoman"/>
+      <w:lvlText w:val="%9."/>
+      <w:lvlJc w:val="right"/>
+      <w:pPr>
+        <w:ind w:left="4200" w:hanging="420"/>
+      </w:pPr>
+    </w:lvl>
+  </w:abstractNum>
+  <w:abstractNum w:abstractNumId="9" w15:restartNumberingAfterBreak="0">
+    <w:nsid w:val="64A134ED"/>
+    <w:multiLevelType w:val="hybridMultilevel"/>
+    <w:tmpl w:val="6ECADC38"/>
+    <w:lvl w:ilvl="0" w:tplc="F1480A5A">
+      <w:start w:val="1"/>
+      <w:numFmt w:val="decimal"/>
+      <w:lvlText w:val="%1."/>
+      <w:lvlJc w:val="left"/>
+      <w:pPr>
+        <w:ind w:left="780" w:hanging="360"/>
+      </w:pPr>
+      <w:rPr>
+        <w:rFonts w:hint="default"/>
+      </w:rPr>
+    </w:lvl>
+    <w:lvl w:ilvl="1" w:tplc="04090019" w:tentative="1">
+      <w:start w:val="1"/>
+      <w:numFmt w:val="lowerLetter"/>
+      <w:lvlText w:val="%2)"/>
+      <w:lvlJc w:val="left"/>
+      <w:pPr>
+        <w:ind w:left="1260" w:hanging="420"/>
+      </w:pPr>
+    </w:lvl>
+    <w:lvl w:ilvl="2" w:tplc="0409001B" w:tentative="1">
+      <w:start w:val="1"/>
+      <w:numFmt w:val="lowerRoman"/>
+      <w:lvlText w:val="%3."/>
+      <w:lvlJc w:val="right"/>
+      <w:pPr>
+        <w:ind w:left="1680" w:hanging="420"/>
+      </w:pPr>
+    </w:lvl>
+    <w:lvl w:ilvl="3" w:tplc="0409000F" w:tentative="1">
+      <w:start w:val="1"/>
+      <w:numFmt w:val="decimal"/>
+      <w:lvlText w:val="%4."/>
+      <w:lvlJc w:val="left"/>
+      <w:pPr>
+        <w:ind w:left="2100" w:hanging="420"/>
+      </w:pPr>
+    </w:lvl>
+    <w:lvl w:ilvl="4" w:tplc="04090019" w:tentative="1">
+      <w:start w:val="1"/>
+      <w:numFmt w:val="lowerLetter"/>
+      <w:lvlText w:val="%5)"/>
+      <w:lvlJc w:val="left"/>
+      <w:pPr>
+        <w:ind w:left="2520" w:hanging="420"/>
+      </w:pPr>
+    </w:lvl>
+    <w:lvl w:ilvl="5" w:tplc="0409001B" w:tentative="1">
+      <w:start w:val="1"/>
+      <w:numFmt w:val="lowerRoman"/>
+      <w:lvlText w:val="%6."/>
+      <w:lvlJc w:val="right"/>
+      <w:pPr>
+        <w:ind w:left="2940" w:hanging="420"/>
+      </w:pPr>
+    </w:lvl>
+    <w:lvl w:ilvl="6" w:tplc="0409000F" w:tentative="1">
+      <w:start w:val="1"/>
+      <w:numFmt w:val="decimal"/>
+      <w:lvlText w:val="%7."/>
+      <w:lvlJc w:val="left"/>
+      <w:pPr>
+        <w:ind w:left="3360" w:hanging="420"/>
+      </w:pPr>
+    </w:lvl>
+    <w:lvl w:ilvl="7" w:tplc="04090019" w:tentative="1">
+      <w:start w:val="1"/>
+      <w:numFmt w:val="lowerLetter"/>
+      <w:lvlText w:val="%8)"/>
+      <w:lvlJc w:val="left"/>
+      <w:pPr>
+        <w:ind w:left="3780" w:hanging="420"/>
+      </w:pPr>
+    </w:lvl>
+    <w:lvl w:ilvl="8" w:tplc="0409001B" w:tentative="1">
+      <w:start w:val="1"/>
+      <w:numFmt w:val="lowerRoman"/>
+      <w:lvlText w:val="%9."/>
+      <w:lvlJc w:val="right"/>
+      <w:pPr>
+        <w:ind w:left="4200" w:hanging="420"/>
+      </w:pPr>
+    </w:lvl>
+  </w:abstractNum>
+  <w:abstractNum w:abstractNumId="10" w15:restartNumberingAfterBreak="0">
+    <w:nsid w:val="6C676C85"/>
+    <w:multiLevelType w:val="hybridMultilevel"/>
+    <w:tmpl w:val="4FAAB244"/>
+    <w:lvl w:ilvl="0" w:tplc="F1480A5A">
+      <w:start w:val="1"/>
+      <w:numFmt w:val="decimal"/>
+      <w:lvlText w:val="%1."/>
+      <w:lvlJc w:val="left"/>
+      <w:pPr>
+        <w:ind w:left="780" w:hanging="360"/>
+      </w:pPr>
+      <w:rPr>
+        <w:rFonts w:hint="default"/>
+      </w:rPr>
+    </w:lvl>
+    <w:lvl w:ilvl="1" w:tplc="04090019" w:tentative="1">
+      <w:start w:val="1"/>
+      <w:numFmt w:val="lowerLetter"/>
+      <w:lvlText w:val="%2)"/>
+      <w:lvlJc w:val="left"/>
+      <w:pPr>
+        <w:ind w:left="1260" w:hanging="420"/>
+      </w:pPr>
+    </w:lvl>
+    <w:lvl w:ilvl="2" w:tplc="0409001B" w:tentative="1">
+      <w:start w:val="1"/>
+      <w:numFmt w:val="lowerRoman"/>
+      <w:lvlText w:val="%3."/>
+      <w:lvlJc w:val="right"/>
+      <w:pPr>
+        <w:ind w:left="1680" w:hanging="420"/>
+      </w:pPr>
+    </w:lvl>
+    <w:lvl w:ilvl="3" w:tplc="0409000F" w:tentative="1">
+      <w:start w:val="1"/>
+      <w:numFmt w:val="decimal"/>
+      <w:lvlText w:val="%4."/>
+      <w:lvlJc w:val="left"/>
+      <w:pPr>
+        <w:ind w:left="2100" w:hanging="420"/>
+      </w:pPr>
+    </w:lvl>
+    <w:lvl w:ilvl="4" w:tplc="04090019" w:tentative="1">
+      <w:start w:val="1"/>
+      <w:numFmt w:val="lowerLetter"/>
+      <w:lvlText w:val="%5)"/>
+      <w:lvlJc w:val="left"/>
+      <w:pPr>
+        <w:ind w:left="2520" w:hanging="420"/>
+      </w:pPr>
+    </w:lvl>
+    <w:lvl w:ilvl="5" w:tplc="0409001B" w:tentative="1">
+      <w:start w:val="1"/>
+      <w:numFmt w:val="lowerRoman"/>
+      <w:lvlText w:val="%6."/>
+      <w:lvlJc w:val="right"/>
+      <w:pPr>
+        <w:ind w:left="2940" w:hanging="420"/>
+      </w:pPr>
+    </w:lvl>
+    <w:lvl w:ilvl="6" w:tplc="0409000F" w:tentative="1">
+      <w:start w:val="1"/>
+      <w:numFmt w:val="decimal"/>
+      <w:lvlText w:val="%7."/>
+      <w:lvlJc w:val="left"/>
+      <w:pPr>
+        <w:ind w:left="3360" w:hanging="420"/>
+      </w:pPr>
+    </w:lvl>
+    <w:lvl w:ilvl="7" w:tplc="04090019" w:tentative="1">
+      <w:start w:val="1"/>
+      <w:numFmt w:val="lowerLetter"/>
+      <w:lvlText w:val="%8)"/>
+      <w:lvlJc w:val="left"/>
+      <w:pPr>
+        <w:ind w:left="3780" w:hanging="420"/>
+      </w:pPr>
+    </w:lvl>
+    <w:lvl w:ilvl="8" w:tplc="0409001B" w:tentative="1">
+      <w:start w:val="1"/>
+      <w:numFmt w:val="lowerRoman"/>
+      <w:lvlText w:val="%9."/>
+      <w:lvlJc w:val="right"/>
+      <w:pPr>
+        <w:ind w:left="4200" w:hanging="420"/>
+      </w:pPr>
+    </w:lvl>
+  </w:abstractNum>
+  <w:abstractNum w:abstractNumId="11" w15:restartNumberingAfterBreak="0">
+    <w:nsid w:val="76A31251"/>
+    <w:multiLevelType w:val="hybridMultilevel"/>
+    <w:tmpl w:val="4FAAB244"/>
+    <w:lvl w:ilvl="0" w:tplc="F1480A5A">
+      <w:start w:val="1"/>
+      <w:numFmt w:val="decimal"/>
+      <w:lvlText w:val="%1."/>
+      <w:lvlJc w:val="left"/>
+      <w:pPr>
+        <w:ind w:left="780" w:hanging="360"/>
+      </w:pPr>
+      <w:rPr>
+        <w:rFonts w:hint="default"/>
+      </w:rPr>
+    </w:lvl>
+    <w:lvl w:ilvl="1" w:tplc="04090019" w:tentative="1">
+      <w:start w:val="1"/>
+      <w:numFmt w:val="lowerLetter"/>
+      <w:lvlText w:val="%2)"/>
+      <w:lvlJc w:val="left"/>
+      <w:pPr>
+        <w:ind w:left="1260" w:hanging="420"/>
+      </w:pPr>
+    </w:lvl>
+    <w:lvl w:ilvl="2" w:tplc="0409001B" w:tentative="1">
+      <w:start w:val="1"/>
+      <w:numFmt w:val="lowerRoman"/>
+      <w:lvlText w:val="%3."/>
+      <w:lvlJc w:val="right"/>
+      <w:pPr>
+        <w:ind w:left="1680" w:hanging="420"/>
+      </w:pPr>
+    </w:lvl>
+    <w:lvl w:ilvl="3" w:tplc="0409000F" w:tentative="1">
+      <w:start w:val="1"/>
+      <w:numFmt w:val="decimal"/>
+      <w:lvlText w:val="%4."/>
+      <w:lvlJc w:val="left"/>
+      <w:pPr>
+        <w:ind w:left="2100" w:hanging="420"/>
+      </w:pPr>
+    </w:lvl>
+    <w:lvl w:ilvl="4" w:tplc="04090019" w:tentative="1">
+      <w:start w:val="1"/>
+      <w:numFmt w:val="lowerLetter"/>
+      <w:lvlText w:val="%5)"/>
+      <w:lvlJc w:val="left"/>
+      <w:pPr>
+        <w:ind w:left="2520" w:hanging="420"/>
+      </w:pPr>
+    </w:lvl>
+    <w:lvl w:ilvl="5" w:tplc="0409001B" w:tentative="1">
+      <w:start w:val="1"/>
+      <w:numFmt w:val="lowerRoman"/>
+      <w:lvlText w:val="%6."/>
+      <w:lvlJc w:val="right"/>
+      <w:pPr>
+        <w:ind w:left="2940" w:hanging="420"/>
+      </w:pPr>
+    </w:lvl>
+    <w:lvl w:ilvl="6" w:tplc="0409000F" w:tentative="1">
+      <w:start w:val="1"/>
+      <w:numFmt w:val="decimal"/>
+      <w:lvlText w:val="%7."/>
+      <w:lvlJc w:val="left"/>
+      <w:pPr>
+        <w:ind w:left="3360" w:hanging="420"/>
+      </w:pPr>
+    </w:lvl>
+    <w:lvl w:ilvl="7" w:tplc="04090019" w:tentative="1">
+      <w:start w:val="1"/>
+      <w:numFmt w:val="lowerLetter"/>
+      <w:lvlText w:val="%8)"/>
+      <w:lvlJc w:val="left"/>
+      <w:pPr>
+        <w:ind w:left="3780" w:hanging="420"/>
+      </w:pPr>
+    </w:lvl>
+    <w:lvl w:ilvl="8" w:tplc="0409001B" w:tentative="1">
+      <w:start w:val="1"/>
+      <w:numFmt w:val="lowerRoman"/>
+      <w:lvlText w:val="%9."/>
+      <w:lvlJc w:val="right"/>
+      <w:pPr>
+        <w:ind w:left="4200" w:hanging="420"/>
+      </w:pPr>
+    </w:lvl>
+  </w:abstractNum>
+  <w:abstractNum w:abstractNumId="12" w15:restartNumberingAfterBreak="0">
     <w:nsid w:val="78AB16E0"/>
     <w:multiLevelType w:val="hybridMultilevel"/>
     <w:tmpl w:val="939AF52A"/>
@@ -2123,20 +4305,136 @@
       </w:pPr>
     </w:lvl>
   </w:abstractNum>
+  <w:abstractNum w:abstractNumId="13" w15:restartNumberingAfterBreak="0">
+    <w:nsid w:val="7CE07E8F"/>
+    <w:multiLevelType w:val="hybridMultilevel"/>
+    <w:tmpl w:val="D5D27D44"/>
+    <w:lvl w:ilvl="0" w:tplc="0F86CD34">
+      <w:start w:val="1"/>
+      <w:numFmt w:val="decimal"/>
+      <w:lvlText w:val="%1."/>
+      <w:lvlJc w:val="left"/>
+      <w:pPr>
+        <w:ind w:left="780" w:hanging="360"/>
+      </w:pPr>
+      <w:rPr>
+        <w:rFonts w:hint="default"/>
+      </w:rPr>
+    </w:lvl>
+    <w:lvl w:ilvl="1" w:tplc="04090019">
+      <w:start w:val="1"/>
+      <w:numFmt w:val="lowerLetter"/>
+      <w:lvlText w:val="%2)"/>
+      <w:lvlJc w:val="left"/>
+      <w:pPr>
+        <w:ind w:left="1260" w:hanging="420"/>
+      </w:pPr>
+    </w:lvl>
+    <w:lvl w:ilvl="2" w:tplc="0409001B" w:tentative="1">
+      <w:start w:val="1"/>
+      <w:numFmt w:val="lowerRoman"/>
+      <w:lvlText w:val="%3."/>
+      <w:lvlJc w:val="right"/>
+      <w:pPr>
+        <w:ind w:left="1680" w:hanging="420"/>
+      </w:pPr>
+    </w:lvl>
+    <w:lvl w:ilvl="3" w:tplc="0409000F" w:tentative="1">
+      <w:start w:val="1"/>
+      <w:numFmt w:val="decimal"/>
+      <w:lvlText w:val="%4."/>
+      <w:lvlJc w:val="left"/>
+      <w:pPr>
+        <w:ind w:left="2100" w:hanging="420"/>
+      </w:pPr>
+    </w:lvl>
+    <w:lvl w:ilvl="4" w:tplc="04090019" w:tentative="1">
+      <w:start w:val="1"/>
+      <w:numFmt w:val="lowerLetter"/>
+      <w:lvlText w:val="%5)"/>
+      <w:lvlJc w:val="left"/>
+      <w:pPr>
+        <w:ind w:left="2520" w:hanging="420"/>
+      </w:pPr>
+    </w:lvl>
+    <w:lvl w:ilvl="5" w:tplc="0409001B" w:tentative="1">
+      <w:start w:val="1"/>
+      <w:numFmt w:val="lowerRoman"/>
+      <w:lvlText w:val="%6."/>
+      <w:lvlJc w:val="right"/>
+      <w:pPr>
+        <w:ind w:left="2940" w:hanging="420"/>
+      </w:pPr>
+    </w:lvl>
+    <w:lvl w:ilvl="6" w:tplc="0409000F" w:tentative="1">
+      <w:start w:val="1"/>
+      <w:numFmt w:val="decimal"/>
+      <w:lvlText w:val="%7."/>
+      <w:lvlJc w:val="left"/>
+      <w:pPr>
+        <w:ind w:left="3360" w:hanging="420"/>
+      </w:pPr>
+    </w:lvl>
+    <w:lvl w:ilvl="7" w:tplc="04090019" w:tentative="1">
+      <w:start w:val="1"/>
+      <w:numFmt w:val="lowerLetter"/>
+      <w:lvlText w:val="%8)"/>
+      <w:lvlJc w:val="left"/>
+      <w:pPr>
+        <w:ind w:left="3780" w:hanging="420"/>
+      </w:pPr>
+    </w:lvl>
+    <w:lvl w:ilvl="8" w:tplc="0409001B" w:tentative="1">
+      <w:start w:val="1"/>
+      <w:numFmt w:val="lowerRoman"/>
+      <w:lvlText w:val="%9."/>
+      <w:lvlJc w:val="right"/>
+      <w:pPr>
+        <w:ind w:left="4200" w:hanging="420"/>
+      </w:pPr>
+    </w:lvl>
+  </w:abstractNum>
   <w:num w:numId="1">
+    <w:abstractNumId w:val="7"/>
+  </w:num>
+  <w:num w:numId="2">
+    <w:abstractNumId w:val="12"/>
+  </w:num>
+  <w:num w:numId="3">
+    <w:abstractNumId w:val="2"/>
+  </w:num>
+  <w:num w:numId="4">
+    <w:abstractNumId w:val="6"/>
+  </w:num>
+  <w:num w:numId="5">
     <w:abstractNumId w:val="3"/>
   </w:num>
-  <w:num w:numId="2">
+  <w:num w:numId="6">
+    <w:abstractNumId w:val="13"/>
+  </w:num>
+  <w:num w:numId="7">
+    <w:abstractNumId w:val="9"/>
+  </w:num>
+  <w:num w:numId="8">
+    <w:abstractNumId w:val="5"/>
+  </w:num>
+  <w:num w:numId="9">
     <w:abstractNumId w:val="4"/>
   </w:num>
-  <w:num w:numId="3">
+  <w:num w:numId="10">
+    <w:abstractNumId w:val="11"/>
+  </w:num>
+  <w:num w:numId="11">
+    <w:abstractNumId w:val="1"/>
+  </w:num>
+  <w:num w:numId="12">
     <w:abstractNumId w:val="0"/>
   </w:num>
-  <w:num w:numId="4">
-    <w:abstractNumId w:val="2"/>
+  <w:num w:numId="13">
+    <w:abstractNumId w:val="8"/>
   </w:num>
-  <w:num w:numId="5">
-    <w:abstractNumId w:val="1"/>
+  <w:num w:numId="14">
+    <w:abstractNumId w:val="10"/>
   </w:num>
 </w:numbering>
 </file>
@@ -2536,6 +4834,7 @@
   <w:style w:type="paragraph" w:default="1" w:styleId="a">
     <w:name w:val="Normal"/>
     <w:qFormat/>
+    <w:rsid w:val="005A6984"/>
     <w:pPr>
       <w:widowControl w:val="0"/>
       <w:jc w:val="both"/>

--- a/开发日记.docx
+++ b/开发日记.docx
@@ -177,13 +177,8 @@
         <w:t>并添加</w:t>
       </w:r>
       <w:r>
-        <w:t>.</w:t>
-      </w:r>
-      <w:proofErr w:type="spellStart"/>
-      <w:r>
-        <w:t>gitignore</w:t>
-      </w:r>
-      <w:proofErr w:type="spellEnd"/>
+        <w:t>.gitignore</w:t>
+      </w:r>
       <w:r>
         <w:rPr>
           <w:rFonts w:hint="eastAsia"/>
@@ -191,13 +186,8 @@
         <w:t>和</w:t>
       </w:r>
       <w:r>
-        <w:t>.</w:t>
-      </w:r>
-      <w:proofErr w:type="spellStart"/>
-      <w:r>
-        <w:t>gitattributes</w:t>
-      </w:r>
-      <w:proofErr w:type="spellEnd"/>
+        <w:t>.gitattributes</w:t>
+      </w:r>
       <w:r>
         <w:rPr>
           <w:rFonts w:hint="eastAsia"/>
@@ -245,11 +235,9 @@
         </w:rPr>
         <w:t>开发核心管理类框架。实现</w:t>
       </w:r>
-      <w:proofErr w:type="spellStart"/>
       <w:r>
         <w:t>GameManage</w:t>
       </w:r>
-      <w:proofErr w:type="spellEnd"/>
       <w:r>
         <w:rPr>
           <w:rFonts w:hint="eastAsia"/>
@@ -298,11 +286,9 @@
         </w:rPr>
         <w:t>。实现</w:t>
       </w:r>
-      <w:proofErr w:type="spellStart"/>
       <w:r>
         <w:t>EventManager</w:t>
       </w:r>
-      <w:proofErr w:type="spellEnd"/>
       <w:r>
         <w:rPr>
           <w:rFonts w:hint="eastAsia"/>
@@ -370,38 +356,18 @@
         </w:rPr>
         <w:t>个场景：</w:t>
       </w:r>
-      <w:proofErr w:type="spellStart"/>
-      <w:r>
-        <w:t>MainMenuScene</w:t>
-      </w:r>
-      <w:proofErr w:type="spellEnd"/>
-      <w:r>
-        <w:t>、</w:t>
-      </w:r>
-      <w:proofErr w:type="spellStart"/>
-      <w:r>
-        <w:t>LevelSelectScene</w:t>
-      </w:r>
-      <w:proofErr w:type="spellEnd"/>
-      <w:r>
-        <w:t>、</w:t>
-      </w:r>
-      <w:proofErr w:type="spellStart"/>
-      <w:r>
-        <w:t>GamePlayScene</w:t>
-      </w:r>
-      <w:proofErr w:type="spellEnd"/>
+      <w:r>
+        <w:t>MainMenuScene、LevelSelectScene、GamePlayScene</w:t>
+      </w:r>
       <w:r>
         <w:rPr>
           <w:rFonts w:hint="eastAsia"/>
         </w:rPr>
         <w:t>，分别用于主菜单、选关界面和游玩，并在</w:t>
       </w:r>
-      <w:proofErr w:type="spellStart"/>
       <w:r>
         <w:t>GameManage</w:t>
       </w:r>
-      <w:proofErr w:type="spellEnd"/>
       <w:r>
         <w:rPr>
           <w:rFonts w:hint="eastAsia"/>
@@ -547,11 +513,9 @@
         </w:rPr>
         <w:t>对象池系统开发。实现了</w:t>
       </w:r>
-      <w:proofErr w:type="spellStart"/>
       <w:r>
         <w:t>ObjectPoolManager</w:t>
       </w:r>
-      <w:proofErr w:type="spellEnd"/>
       <w:r>
         <w:rPr>
           <w:rFonts w:hint="eastAsia"/>
@@ -640,22 +604,18 @@
         </w:rPr>
         <w:t>、</w:t>
       </w:r>
-      <w:proofErr w:type="spellStart"/>
       <w:r>
         <w:t>RedLaserWall</w:t>
       </w:r>
-      <w:proofErr w:type="spellEnd"/>
       <w:r>
         <w:rPr>
           <w:rFonts w:hint="eastAsia"/>
         </w:rPr>
         <w:t>、</w:t>
       </w:r>
-      <w:proofErr w:type="spellStart"/>
       <w:r>
         <w:t>BlueLaserWall</w:t>
       </w:r>
-      <w:proofErr w:type="spellEnd"/>
       <w:r>
         <w:rPr>
           <w:rFonts w:hint="eastAsia"/>
@@ -755,11 +715,9 @@
       <w:r>
         <w:t>)、</w:t>
       </w:r>
-      <w:proofErr w:type="spellStart"/>
       <w:r>
         <w:t>SoundWave</w:t>
       </w:r>
-      <w:proofErr w:type="spellEnd"/>
       <w:r>
         <w:t>(</w:t>
       </w:r>
@@ -775,19 +733,15 @@
       <w:r>
         <w:t>、</w:t>
       </w:r>
-      <w:proofErr w:type="spellStart"/>
       <w:r>
         <w:t>RedLaserWall</w:t>
       </w:r>
-      <w:proofErr w:type="spellEnd"/>
       <w:r>
         <w:t>、</w:t>
       </w:r>
-      <w:proofErr w:type="spellStart"/>
       <w:r>
         <w:t>BlueLaserWall</w:t>
       </w:r>
-      <w:proofErr w:type="spellEnd"/>
       <w:r>
         <w:t>、</w:t>
       </w:r>
@@ -849,13 +803,8 @@
         </w:rPr>
         <w:t>搭建玩家坦克预制体。使用提供的美术资源中的</w:t>
       </w:r>
-      <w:proofErr w:type="spellStart"/>
-      <w:r>
-        <w:t>Player_Tank</w:t>
-      </w:r>
-      <w:proofErr w:type="spellEnd"/>
-      <w:r>
-        <w:t xml:space="preserve"> _GO-07.fbx</w:t>
+      <w:r>
+        <w:t>Player_Tank _GO-07.fbx</w:t>
       </w:r>
       <w:r>
         <w:rPr>
@@ -888,45 +837,37 @@
         </w:rPr>
         <w:t>实现玩家移动控制。实现玩家移动脚本</w:t>
       </w:r>
-      <w:proofErr w:type="spellStart"/>
       <w:r>
         <w:t>TankMovement</w:t>
       </w:r>
-      <w:proofErr w:type="spellEnd"/>
       <w:r>
         <w:rPr>
           <w:rFonts w:hint="eastAsia"/>
         </w:rPr>
         <w:t>，通过调用刚体组件的</w:t>
       </w:r>
-      <w:proofErr w:type="spellStart"/>
       <w:r>
         <w:t>MovePosition</w:t>
       </w:r>
-      <w:proofErr w:type="spellEnd"/>
       <w:r>
         <w:rPr>
           <w:rFonts w:hint="eastAsia"/>
         </w:rPr>
         <w:t>方法进行移动，可通过Inspector面板配置移动速度，并提供</w:t>
       </w:r>
-      <w:proofErr w:type="spellStart"/>
       <w:r>
         <w:t>IsMoving</w:t>
       </w:r>
-      <w:proofErr w:type="spellEnd"/>
       <w:r>
         <w:rPr>
           <w:rFonts w:hint="eastAsia"/>
         </w:rPr>
         <w:t>、</w:t>
       </w:r>
-      <w:proofErr w:type="spellStart"/>
       <w:r>
         <w:lastRenderedPageBreak/>
         <w:t>GetMoveDir</w:t>
       </w:r>
-      <w:proofErr w:type="spellEnd"/>
       <w:r>
         <w:rPr>
           <w:rFonts w:hint="eastAsia"/>
@@ -949,22 +890,18 @@
         </w:rPr>
         <w:t>实现玩家坦克移动时底盘偏移动画。通过脚本</w:t>
       </w:r>
-      <w:proofErr w:type="spellStart"/>
       <w:r>
         <w:t>TankChassisRotate</w:t>
       </w:r>
-      <w:proofErr w:type="spellEnd"/>
       <w:r>
         <w:rPr>
           <w:rFonts w:hint="eastAsia"/>
         </w:rPr>
         <w:t>实现，获取</w:t>
       </w:r>
-      <w:proofErr w:type="spellStart"/>
       <w:r>
         <w:t>TankMovement</w:t>
       </w:r>
-      <w:proofErr w:type="spellEnd"/>
       <w:r>
         <w:rPr>
           <w:rFonts w:hint="eastAsia"/>
@@ -987,11 +924,9 @@
         </w:rPr>
         <w:t>实现镜头对玩家的跟随。通过</w:t>
       </w:r>
-      <w:proofErr w:type="spellStart"/>
       <w:r>
         <w:t>Cinemachine</w:t>
       </w:r>
-      <w:proofErr w:type="spellEnd"/>
       <w:r>
         <w:rPr>
           <w:rFonts w:hint="eastAsia"/>
@@ -1022,33 +957,27 @@
         </w:rPr>
         <w:t>初次实现</w:t>
       </w:r>
-      <w:proofErr w:type="spellStart"/>
       <w:r>
         <w:t>TankMovement</w:t>
       </w:r>
-      <w:proofErr w:type="spellEnd"/>
       <w:r>
         <w:rPr>
           <w:rFonts w:hint="eastAsia"/>
         </w:rPr>
         <w:t>和</w:t>
       </w:r>
-      <w:proofErr w:type="spellStart"/>
       <w:r>
         <w:t>TankChassisRotate</w:t>
       </w:r>
-      <w:proofErr w:type="spellEnd"/>
       <w:r>
         <w:rPr>
           <w:rFonts w:hint="eastAsia"/>
         </w:rPr>
         <w:t>脚本后测试发现左右移动变为转圈，向下移动无法正常进行，检查后发现是移动脚本以底盘坐标为基准进行移动方向判断移动方向，使得移动时底盘旋转导致移动方向不断变化。更改</w:t>
       </w:r>
-      <w:proofErr w:type="spellStart"/>
       <w:r>
         <w:t>TankMovement</w:t>
       </w:r>
-      <w:proofErr w:type="spellEnd"/>
       <w:r>
         <w:rPr>
           <w:rFonts w:hint="eastAsia"/>
@@ -1222,11 +1151,9 @@
         </w:rPr>
         <w:t>测试用地图地面。制作了一份地面tile预制体，并实现了可以在编辑器内使用的平整地面一键生成脚本</w:t>
       </w:r>
-      <w:proofErr w:type="spellStart"/>
       <w:r>
         <w:t>MapGenerator</w:t>
       </w:r>
-      <w:proofErr w:type="spellEnd"/>
       <w:r>
         <w:rPr>
           <w:rFonts w:hint="eastAsia"/>
@@ -1267,11 +1194,9 @@
         </w:rPr>
         <w:t>炮台转向控制。实现</w:t>
       </w:r>
-      <w:proofErr w:type="spellStart"/>
       <w:r>
         <w:t>TurretController</w:t>
       </w:r>
-      <w:proofErr w:type="spellEnd"/>
       <w:r>
         <w:rPr>
           <w:rFonts w:hint="eastAsia"/>
@@ -1296,33 +1221,27 @@
         </w:rPr>
         <w:t>方法中通过</w:t>
       </w:r>
-      <w:proofErr w:type="spellStart"/>
       <w:r>
         <w:t>GetMouseButtonDown</w:t>
       </w:r>
-      <w:proofErr w:type="spellEnd"/>
       <w:r>
         <w:rPr>
           <w:rFonts w:hint="eastAsia"/>
         </w:rPr>
         <w:t>监听鼠标左键点击，发现点击后调用脚本中的方法</w:t>
       </w:r>
-      <w:proofErr w:type="spellStart"/>
       <w:r>
         <w:t>GetMouseClickWorldPos</w:t>
       </w:r>
-      <w:proofErr w:type="spellEnd"/>
       <w:r>
         <w:rPr>
           <w:rFonts w:hint="eastAsia"/>
         </w:rPr>
         <w:t>计算点击位置并存储在</w:t>
       </w:r>
-      <w:proofErr w:type="spellStart"/>
       <w:r>
         <w:t>targetClickPos</w:t>
       </w:r>
-      <w:proofErr w:type="spellEnd"/>
       <w:r>
         <w:rPr>
           <w:rFonts w:hint="eastAsia"/>
@@ -1335,11 +1254,9 @@
         </w:rPr>
         <w:t>再调用脚本中的方法</w:t>
       </w:r>
-      <w:proofErr w:type="spellStart"/>
       <w:r>
         <w:t>RotateTurretToClickPos</w:t>
       </w:r>
-      <w:proofErr w:type="spellEnd"/>
       <w:r>
         <w:rPr>
           <w:rFonts w:hint="eastAsia"/>
@@ -1374,11 +1291,9 @@
         </w:rPr>
         <w:t>模型，将其作为空物体</w:t>
       </w:r>
-      <w:proofErr w:type="spellStart"/>
       <w:r>
         <w:t>Bullet_Normal</w:t>
       </w:r>
-      <w:proofErr w:type="spellEnd"/>
       <w:r>
         <w:rPr>
           <w:rFonts w:hint="eastAsia"/>
@@ -1394,11 +1309,9 @@
         </w:rPr>
         <w:t>，随后为</w:t>
       </w:r>
-      <w:proofErr w:type="spellStart"/>
       <w:r>
         <w:t>Bullet_Normal</w:t>
       </w:r>
-      <w:proofErr w:type="spellEnd"/>
       <w:r>
         <w:rPr>
           <w:rFonts w:hint="eastAsia"/>
@@ -1439,11 +1352,9 @@
         </w:rPr>
         <w:t>实现开火与炮弹飞行。修改</w:t>
       </w:r>
-      <w:proofErr w:type="spellStart"/>
       <w:r>
         <w:t>TurretController</w:t>
       </w:r>
-      <w:proofErr w:type="spellEnd"/>
       <w:r>
         <w:rPr>
           <w:rFonts w:hint="eastAsia"/>
@@ -1471,11 +1382,9 @@
         </w:rPr>
         <w:t>(</w:t>
       </w:r>
-      <w:proofErr w:type="spellStart"/>
       <w:r>
         <w:t>GetMouseClickWorldPos</w:t>
       </w:r>
-      <w:proofErr w:type="spellEnd"/>
       <w:r>
         <w:rPr>
           <w:rFonts w:hint="eastAsia"/>
@@ -1494,11 +1403,9 @@
         </w:rPr>
         <w:t>(</w:t>
       </w:r>
-      <w:proofErr w:type="spellStart"/>
       <w:r>
         <w:t>RotateTurretToClickPos</w:t>
       </w:r>
-      <w:proofErr w:type="spellEnd"/>
       <w:r>
         <w:rPr>
           <w:rFonts w:hint="eastAsia"/>
@@ -1517,11 +1424,9 @@
         </w:rPr>
         <w:t>(</w:t>
       </w:r>
-      <w:proofErr w:type="spellStart"/>
       <w:r>
         <w:t>TryFireAfterRotation</w:t>
       </w:r>
-      <w:proofErr w:type="spellEnd"/>
       <w:r>
         <w:rPr>
           <w:rFonts w:hint="eastAsia"/>
@@ -1540,11 +1445,9 @@
         </w:rPr>
         <w:t>(</w:t>
       </w:r>
-      <w:proofErr w:type="spellStart"/>
       <w:r>
         <w:t>FireShell</w:t>
       </w:r>
-      <w:proofErr w:type="spellEnd"/>
       <w:r>
         <w:rPr>
           <w:rFonts w:hint="eastAsia"/>
@@ -1563,11 +1466,9 @@
         </w:rPr>
         <w:t>(</w:t>
       </w:r>
-      <w:proofErr w:type="spellStart"/>
       <w:r>
         <w:t>ShellMoveAndRecycle</w:t>
       </w:r>
-      <w:proofErr w:type="spellEnd"/>
       <w:r>
         <w:rPr>
           <w:rFonts w:hint="eastAsia"/>
@@ -1586,11 +1487,9 @@
         </w:rPr>
         <w:t>(</w:t>
       </w:r>
-      <w:proofErr w:type="spellStart"/>
       <w:r>
         <w:t>ShellMoveAndRecycle</w:t>
       </w:r>
-      <w:proofErr w:type="spellEnd"/>
       <w:r>
         <w:rPr>
           <w:rFonts w:hint="eastAsia"/>
@@ -1606,11 +1505,9 @@
         </w:rPr>
         <w:t>。同时预留扩展接口</w:t>
       </w:r>
-      <w:proofErr w:type="spellStart"/>
       <w:r>
         <w:t>SwitchShellType</w:t>
       </w:r>
-      <w:proofErr w:type="spellEnd"/>
       <w:r>
         <w:rPr>
           <w:rFonts w:hint="eastAsia"/>
@@ -1761,24 +1658,17 @@
         </w:rPr>
         <w:t>修改</w:t>
       </w:r>
-      <w:proofErr w:type="spellStart"/>
       <w:r>
         <w:t>TurretController</w:t>
       </w:r>
-      <w:proofErr w:type="spellEnd"/>
       <w:r>
         <w:rPr>
           <w:rFonts w:hint="eastAsia"/>
         </w:rPr>
         <w:t>脚本，使其在玩家开火时广播</w:t>
       </w:r>
-      <w:proofErr w:type="spellStart"/>
-      <w:r>
-        <w:t>OnPlayerFire</w:t>
-      </w:r>
-      <w:proofErr w:type="spellEnd"/>
-      <w:r>
-        <w:t>事件</w:t>
+      <w:r>
+        <w:t>OnPlayerFire事件</w:t>
       </w:r>
       <w:r>
         <w:rPr>
@@ -1815,13 +1705,8 @@
         </w:rPr>
         <w:t>设计通用伤害系统。定义</w:t>
       </w:r>
-      <w:proofErr w:type="spellStart"/>
-      <w:r>
-        <w:t>IDamageable</w:t>
-      </w:r>
-      <w:proofErr w:type="spellEnd"/>
-      <w:r>
-        <w:t>接口</w:t>
+      <w:r>
+        <w:t>IDamageable接口</w:t>
       </w:r>
       <w:r>
         <w:rPr>
@@ -1843,13 +1728,8 @@
         </w:rPr>
         <w:t>。</w:t>
       </w:r>
-      <w:proofErr w:type="spellStart"/>
-      <w:r>
-        <w:t>IDamageable</w:t>
-      </w:r>
-      <w:proofErr w:type="spellEnd"/>
-      <w:r>
-        <w:t>接口</w:t>
+      <w:r>
+        <w:t>IDamageable接口</w:t>
       </w:r>
       <w:r>
         <w:rPr>
@@ -1857,44 +1737,36 @@
         </w:rPr>
         <w:t>中有三个只读属性：</w:t>
       </w:r>
-      <w:proofErr w:type="spellStart"/>
       <w:r>
         <w:t>CurrentHealth</w:t>
       </w:r>
-      <w:proofErr w:type="spellEnd"/>
       <w:r>
         <w:rPr>
           <w:rFonts w:hint="eastAsia"/>
         </w:rPr>
         <w:t>、</w:t>
       </w:r>
-      <w:proofErr w:type="spellStart"/>
       <w:r>
         <w:t>MaxHealth</w:t>
       </w:r>
-      <w:proofErr w:type="spellEnd"/>
       <w:r>
         <w:rPr>
           <w:rFonts w:hint="eastAsia"/>
         </w:rPr>
         <w:t>、</w:t>
       </w:r>
-      <w:proofErr w:type="spellStart"/>
       <w:r>
         <w:t>IsDead</w:t>
       </w:r>
-      <w:proofErr w:type="spellEnd"/>
       <w:r>
         <w:rPr>
           <w:rFonts w:hint="eastAsia"/>
         </w:rPr>
         <w:t>，分别为当前生命值，最大生命值，是否死亡，此外，接口中还有一个方法</w:t>
       </w:r>
-      <w:proofErr w:type="spellStart"/>
       <w:r>
         <w:t>TakeDamage</w:t>
       </w:r>
-      <w:proofErr w:type="spellEnd"/>
       <w:r>
         <w:rPr>
           <w:rFonts w:hint="eastAsia"/>
@@ -1933,22 +1805,18 @@
         </w:rPr>
         <w:t>重构</w:t>
       </w:r>
-      <w:proofErr w:type="spellStart"/>
       <w:r>
         <w:t>TankMovement</w:t>
       </w:r>
-      <w:proofErr w:type="spellEnd"/>
       <w:r>
         <w:rPr>
           <w:rFonts w:hint="eastAsia"/>
         </w:rPr>
         <w:t>类为</w:t>
       </w:r>
-      <w:proofErr w:type="spellStart"/>
       <w:r>
         <w:t>BaseMovement</w:t>
       </w:r>
-      <w:proofErr w:type="spellEnd"/>
       <w:r>
         <w:rPr>
           <w:rFonts w:hint="eastAsia"/>
@@ -1961,13 +1829,8 @@
         </w:rPr>
         <w:t>抽离原有</w:t>
       </w:r>
-      <w:proofErr w:type="spellStart"/>
-      <w:r>
-        <w:t>TankMovement</w:t>
-      </w:r>
-      <w:proofErr w:type="spellEnd"/>
-      <w:r>
-        <w:t>的通用移动逻辑，移除输入处理（输入交给专门的输入脚本），仅保留 “根据外部传入的移动方向控制刚体移动” 的核心逻辑</w:t>
+      <w:r>
+        <w:t>TankMovement的通用移动逻辑，移除输入处理（输入交给专门的输入脚本），仅保留 “根据外部传入的移动方向控制刚体移动” 的核心逻辑</w:t>
       </w:r>
       <w:r>
         <w:rPr>
@@ -1999,11 +1862,9 @@
         </w:rPr>
         <w:t>通用移动基类</w:t>
       </w:r>
-      <w:proofErr w:type="spellStart"/>
       <w:r>
         <w:t>BaseMovement</w:t>
       </w:r>
-      <w:proofErr w:type="spellEnd"/>
       <w:r>
         <w:rPr>
           <w:rFonts w:hint="eastAsia"/>
@@ -2026,33 +1887,23 @@
         </w:rPr>
         <w:t>重构</w:t>
       </w:r>
-      <w:proofErr w:type="spellStart"/>
       <w:r>
         <w:t>TankChassisRotate</w:t>
       </w:r>
-      <w:proofErr w:type="spellEnd"/>
       <w:r>
         <w:rPr>
           <w:rFonts w:hint="eastAsia"/>
         </w:rPr>
         <w:t>类为</w:t>
       </w:r>
-      <w:proofErr w:type="spellStart"/>
       <w:r>
         <w:t>BaseChassisRotator</w:t>
       </w:r>
-      <w:proofErr w:type="spellEnd"/>
-      <w:r>
-        <w:rPr>
-          <w:rFonts w:hint="eastAsia"/>
-        </w:rPr>
-        <w:t>类</w:t>
-      </w:r>
-      <w:r>
-        <w:rPr>
-          <w:rFonts w:hint="eastAsia"/>
-        </w:rPr>
-        <w:t>。</w:t>
+      <w:r>
+        <w:rPr>
+          <w:rFonts w:hint="eastAsia"/>
+        </w:rPr>
+        <w:t>类。</w:t>
       </w:r>
       <w:r>
         <w:rPr>
@@ -2060,21 +1911,8 @@
         </w:rPr>
         <w:t>抽离原有</w:t>
       </w:r>
-      <w:proofErr w:type="spellStart"/>
-      <w:r>
-        <w:t>TankChassisRotate</w:t>
-      </w:r>
-      <w:proofErr w:type="spellEnd"/>
-      <w:r>
-        <w:t xml:space="preserve">的通用逻辑，依赖 </w:t>
-      </w:r>
-      <w:proofErr w:type="spellStart"/>
-      <w:r>
-        <w:t>BaseMovement</w:t>
-      </w:r>
-      <w:proofErr w:type="spellEnd"/>
-      <w:r>
-        <w:t>，保留 “根据移动方向旋转底盘” 的核心逻辑</w:t>
+      <w:r>
+        <w:t>TankChassisRotate的通用逻辑，依赖 BaseMovement，保留 “根据移动方向旋转底盘” 的核心逻辑</w:t>
       </w:r>
       <w:r>
         <w:rPr>
@@ -2106,22 +1944,14 @@
       <w:r>
         <w:t>通用底盘旋转基类</w:t>
       </w:r>
-      <w:proofErr w:type="spellStart"/>
       <w:r>
         <w:t>BaseChassisRotator</w:t>
       </w:r>
-      <w:proofErr w:type="spellEnd"/>
-      <w:r>
-        <w:rPr>
-          <w:rFonts w:hint="eastAsia"/>
-        </w:rPr>
-        <w:t>，玩家、敌人均可复用</w:t>
-      </w:r>
-      <w:r>
-        <w:rPr>
-          <w:rFonts w:hint="eastAsia"/>
-        </w:rPr>
-        <w:t>。</w:t>
+      <w:r>
+        <w:rPr>
+          <w:rFonts w:hint="eastAsia"/>
+        </w:rPr>
+        <w:t>，玩家、敌人均可复用。</w:t>
       </w:r>
     </w:p>
     <w:p>
@@ -2139,33 +1969,23 @@
         </w:rPr>
         <w:t>重构</w:t>
       </w:r>
-      <w:proofErr w:type="spellStart"/>
       <w:r>
         <w:t>TurretController</w:t>
       </w:r>
-      <w:proofErr w:type="spellEnd"/>
       <w:r>
         <w:rPr>
           <w:rFonts w:hint="eastAsia"/>
         </w:rPr>
         <w:t>类为</w:t>
       </w:r>
-      <w:proofErr w:type="spellStart"/>
       <w:r>
         <w:t>BaseTurretController</w:t>
       </w:r>
-      <w:proofErr w:type="spellEnd"/>
-      <w:r>
-        <w:rPr>
-          <w:rFonts w:hint="eastAsia"/>
-        </w:rPr>
-        <w:t>类</w:t>
-      </w:r>
-      <w:r>
-        <w:rPr>
-          <w:rFonts w:hint="eastAsia"/>
-        </w:rPr>
-        <w:t>。</w:t>
+      <w:r>
+        <w:rPr>
+          <w:rFonts w:hint="eastAsia"/>
+        </w:rPr>
+        <w:t>类。</w:t>
       </w:r>
       <w:r>
         <w:rPr>
@@ -2173,13 +1993,8 @@
         </w:rPr>
         <w:t>抽离原有</w:t>
       </w:r>
-      <w:proofErr w:type="spellStart"/>
-      <w:r>
-        <w:t>TurretController</w:t>
-      </w:r>
-      <w:proofErr w:type="spellEnd"/>
-      <w:r>
-        <w:t>的通用逻辑，移除玩家输入（目标点由外部传入），保留炮台转向、开火、炮弹回收等核心逻辑，预留武器切换扩展点</w:t>
+      <w:r>
+        <w:t>TurretController的通用逻辑，移除玩家输入（目标点由外部传入），保留炮台转向、开火、炮弹回收等核心逻辑，预留武器切换扩展点</w:t>
       </w:r>
       <w:r>
         <w:rPr>
@@ -2187,22 +2002,18 @@
         </w:rPr>
         <w:t>，将原有玩家开火无参事件</w:t>
       </w:r>
-      <w:proofErr w:type="spellStart"/>
       <w:r>
         <w:t>OnPlayerFire</w:t>
       </w:r>
-      <w:proofErr w:type="spellEnd"/>
       <w:r>
         <w:rPr>
           <w:rFonts w:hint="eastAsia"/>
         </w:rPr>
         <w:t>改为有参事件</w:t>
       </w:r>
-      <w:proofErr w:type="spellStart"/>
       <w:r>
         <w:t>OnTurretFire</w:t>
       </w:r>
-      <w:proofErr w:type="spellEnd"/>
       <w:r>
         <w:rPr>
           <w:rFonts w:hint="eastAsia"/>
@@ -2216,15 +2027,7 @@
         <w:t>由此实现</w:t>
       </w:r>
       <w:r>
-        <w:t>r通用炮台控制基类</w:t>
-      </w:r>
-      <w:proofErr w:type="spellStart"/>
-      <w:r>
-        <w:t>BaseTurretControlle</w:t>
-      </w:r>
-      <w:proofErr w:type="spellEnd"/>
-      <w:r>
-        <w:t xml:space="preserve"> </w:t>
+        <w:t xml:space="preserve">r通用炮台控制基类BaseTurretControlle </w:t>
       </w:r>
       <w:r>
         <w:rPr>
@@ -2254,11 +2057,9 @@
         </w:rPr>
         <w:t>玩家专属输入处理脚本</w:t>
       </w:r>
-      <w:proofErr w:type="spellStart"/>
       <w:r>
         <w:t>PlayerInputHandler</w:t>
       </w:r>
-      <w:proofErr w:type="spellEnd"/>
       <w:r>
         <w:rPr>
           <w:rFonts w:hint="eastAsia"/>
@@ -2280,22 +2081,18 @@
         </w:rPr>
         <w:t>，实现了从</w:t>
       </w:r>
-      <w:proofErr w:type="spellStart"/>
       <w:r>
         <w:t>TankMovement</w:t>
       </w:r>
-      <w:proofErr w:type="spellEnd"/>
       <w:r>
         <w:rPr>
           <w:rFonts w:hint="eastAsia"/>
         </w:rPr>
         <w:t>类和</w:t>
       </w:r>
-      <w:proofErr w:type="spellStart"/>
       <w:r>
         <w:t>TurretController</w:t>
       </w:r>
-      <w:proofErr w:type="spellEnd"/>
       <w:r>
         <w:rPr>
           <w:rFonts w:hint="eastAsia"/>
@@ -2350,11 +2147,9 @@
         </w:rPr>
         <w:t>传递给</w:t>
       </w:r>
-      <w:proofErr w:type="spellStart"/>
       <w:r>
         <w:t>PlayerController</w:t>
       </w:r>
-      <w:proofErr w:type="spellEnd"/>
       <w:r>
         <w:rPr>
           <w:rFonts w:hint="eastAsia"/>
@@ -2389,11 +2184,9 @@
         </w:rPr>
         <w:t>核心管控脚本</w:t>
       </w:r>
-      <w:proofErr w:type="spellStart"/>
       <w:r>
         <w:t>PlayerController</w:t>
       </w:r>
-      <w:proofErr w:type="spellEnd"/>
       <w:r>
         <w:rPr>
           <w:rFonts w:hint="eastAsia"/>
@@ -2453,11 +2246,9 @@
         </w:rPr>
         <w:t>原因：原定重构后的</w:t>
       </w:r>
-      <w:proofErr w:type="spellStart"/>
       <w:r>
         <w:t>TurretController</w:t>
       </w:r>
-      <w:proofErr w:type="spellEnd"/>
       <w:r>
         <w:rPr>
           <w:rFonts w:hint="eastAsia"/>
@@ -2480,9 +2271,6 @@
     <w:p>
       <w:pPr>
         <w:ind w:firstLine="420"/>
-        <w:rPr>
-          <w:rFonts w:hint="eastAsia"/>
-        </w:rPr>
       </w:pPr>
       <w:r>
         <w:rPr>
@@ -2524,6 +2312,13 @@
         </w:rPr>
         <w:t>ay</w:t>
       </w:r>
+      <w:r>
+        <w:rPr>
+          <w:b/>
+          <w:bCs/>
+        </w:rPr>
+        <w:t>5</w:t>
+      </w:r>
     </w:p>
     <w:p>
       <w:r>
@@ -2533,7 +2328,13 @@
         <w:t>日期：2</w:t>
       </w:r>
       <w:r>
-        <w:t xml:space="preserve">026.4. </w:t>
+        <w:t>026.4.</w:t>
+      </w:r>
+      <w:r>
+        <w:t>16</w:t>
+      </w:r>
+      <w:r>
+        <w:t xml:space="preserve"> </w:t>
       </w:r>
       <w:r>
         <w:rPr>
@@ -2541,27 +2342,64 @@
         </w:rPr>
         <w:t>星期</w:t>
       </w:r>
-    </w:p>
-    <w:p>
-      <w:r>
-        <w:rPr>
-          <w:rFonts w:hint="eastAsia"/>
-        </w:rPr>
-        <w:t>核心任务：1</w:t>
-      </w:r>
-      <w:r>
-        <w:t>.</w:t>
-      </w:r>
+      <w:r>
+        <w:rPr>
+          <w:rFonts w:hint="eastAsia"/>
+        </w:rPr>
+        <w:t>四</w:t>
+      </w:r>
+    </w:p>
+    <w:p>
+      <w:r>
+        <w:rPr>
+          <w:rFonts w:hint="eastAsia"/>
+        </w:rPr>
+        <w:t>核心任务：</w:t>
+      </w:r>
+      <w:r>
+        <w:rPr>
+          <w:rFonts w:hint="eastAsia"/>
+        </w:rPr>
+        <w:t>完善玩家系统</w:t>
+      </w:r>
+      <w:r>
+        <w:rPr>
+          <w:rFonts w:hint="eastAsia"/>
+        </w:rPr>
+        <w:t>和游戏框架</w:t>
+      </w:r>
+    </w:p>
+    <w:p>
+      <w:r>
+        <w:rPr>
+          <w:rFonts w:hint="eastAsia"/>
+        </w:rPr>
+        <w:t>工作内容：</w:t>
+      </w:r>
+    </w:p>
+    <w:p>
+      <w:pPr>
+        <w:rPr>
+          <w:rFonts w:hint="eastAsia"/>
+        </w:rPr>
+      </w:pPr>
       <w:r>
         <w:tab/>
       </w:r>
-    </w:p>
-    <w:p>
-      <w:r>
-        <w:rPr>
-          <w:rFonts w:hint="eastAsia"/>
-        </w:rPr>
-        <w:t>工作内容：</w:t>
+      <w:r>
+        <w:rPr>
+          <w:rFonts w:hint="eastAsia"/>
+        </w:rPr>
+        <w:t>（</w:t>
+      </w:r>
+      <w:r>
+        <w:t>ps</w:t>
+      </w:r>
+      <w:r>
+        <w:rPr>
+          <w:rFonts w:hint="eastAsia"/>
+        </w:rPr>
+        <w:t>：今天没有多少时间开发，故工作内容比较少）</w:t>
       </w:r>
     </w:p>
     <w:p>
@@ -2572,10 +2410,214 @@
           <w:numId w:val="8"/>
         </w:numPr>
         <w:ind w:firstLineChars="0"/>
-        <w:rPr>
-          <w:rFonts w:hint="eastAsia"/>
-        </w:rPr>
-      </w:pPr>
+      </w:pPr>
+      <w:r>
+        <w:rPr>
+          <w:rFonts w:hint="eastAsia"/>
+        </w:rPr>
+        <w:t>玩家生命值系统实现。玩家</w:t>
+      </w:r>
+      <w:r>
+        <w:rPr>
+          <w:rFonts w:hint="eastAsia"/>
+        </w:rPr>
+        <w:t>核心脚本</w:t>
+      </w:r>
+      <w:r>
+        <w:t>PlayerController</w:t>
+      </w:r>
+      <w:r>
+        <w:rPr>
+          <w:rFonts w:hint="eastAsia"/>
+        </w:rPr>
+        <w:t>实现</w:t>
+      </w:r>
+      <w:r>
+        <w:t>IDamageable 接口，配置生命值属性，实现受伤扣血</w:t>
+      </w:r>
+      <w:r>
+        <w:rPr>
+          <w:rFonts w:hint="eastAsia"/>
+        </w:rPr>
+        <w:t>，</w:t>
+      </w:r>
+      <w:r>
+        <w:t>生命值归零触发</w:t>
+      </w:r>
+      <w:r>
+        <w:rPr>
+          <w:rFonts w:hint="eastAsia"/>
+        </w:rPr>
+        <w:t>玩家死亡并广播</w:t>
+      </w:r>
+      <w:r>
+        <w:rPr>
+          <w:rFonts w:hint="eastAsia"/>
+        </w:rPr>
+        <w:t>。</w:t>
+      </w:r>
+    </w:p>
+    <w:p>
+      <w:pPr>
+        <w:pStyle w:val="a7"/>
+        <w:numPr>
+          <w:ilvl w:val="0"/>
+          <w:numId w:val="8"/>
+        </w:numPr>
+        <w:ind w:firstLineChars="0"/>
+      </w:pPr>
+      <w:r>
+        <w:rPr>
+          <w:rFonts w:hint="eastAsia"/>
+        </w:rPr>
+        <w:lastRenderedPageBreak/>
+        <w:t>实现玩家死亡触发游戏失败。修改</w:t>
+      </w:r>
+      <w:r>
+        <w:t>GameManager</w:t>
+      </w:r>
+      <w:r>
+        <w:rPr>
+          <w:rFonts w:hint="eastAsia"/>
+        </w:rPr>
+        <w:t>类，使其监听玩家死亡事件，当玩家死亡事件发生时，切换游戏状态为失败并广播，</w:t>
+      </w:r>
+      <w:r>
+        <w:rPr>
+          <w:rFonts w:hint="eastAsia"/>
+        </w:rPr>
+        <w:t>以便UI监听并切换。</w:t>
+      </w:r>
+    </w:p>
+    <w:p>
+      <w:pPr>
+        <w:pStyle w:val="a7"/>
+        <w:numPr>
+          <w:ilvl w:val="0"/>
+          <w:numId w:val="8"/>
+        </w:numPr>
+        <w:ind w:firstLineChars="0"/>
+      </w:pPr>
+      <w:r>
+        <w:rPr>
+          <w:rFonts w:hint="eastAsia"/>
+        </w:rPr>
+        <w:t>定义接口</w:t>
+      </w:r>
+      <w:r>
+        <w:t>IPoolable</w:t>
+      </w:r>
+      <w:r>
+        <w:rPr>
+          <w:rFonts w:hint="eastAsia"/>
+        </w:rPr>
+        <w:t>。这个接口只有一个方法：Init。该接口应当被</w:t>
+      </w:r>
+      <w:r>
+        <w:rPr>
+          <w:rFonts w:ascii="Arial" w:hAnsi="Arial" w:cs="Arial"/>
+        </w:rPr>
+        <w:t>所有的可通过对象池复用的对象实现</w:t>
+      </w:r>
+      <w:r>
+        <w:rPr>
+          <w:rFonts w:ascii="Arial" w:hAnsi="Arial" w:cs="Arial" w:hint="eastAsia"/>
+        </w:rPr>
+        <w:t>，目的是在获取对象时自动调用</w:t>
+      </w:r>
+      <w:r>
+        <w:rPr>
+          <w:rFonts w:ascii="Arial" w:hAnsi="Arial" w:cs="Arial" w:hint="eastAsia"/>
+        </w:rPr>
+        <w:t>Init</w:t>
+      </w:r>
+      <w:r>
+        <w:rPr>
+          <w:rFonts w:ascii="Arial" w:hAnsi="Arial" w:cs="Arial" w:hint="eastAsia"/>
+        </w:rPr>
+        <w:t>方法初始化对象，避免</w:t>
+      </w:r>
+      <w:r>
+        <w:rPr>
+          <w:rFonts w:ascii="Arial" w:hAnsi="Arial" w:cs="Arial" w:hint="eastAsia"/>
+          <w:color w:val="1F2329"/>
+        </w:rPr>
+        <w:t>脏对象</w:t>
+      </w:r>
+      <w:r>
+        <w:rPr>
+          <w:rFonts w:ascii="Arial" w:hAnsi="Arial" w:cs="Arial" w:hint="eastAsia"/>
+          <w:color w:val="1F2329"/>
+        </w:rPr>
+        <w:t>。接着修改</w:t>
+      </w:r>
+      <w:r>
+        <w:t>ObjectPoolManager</w:t>
+      </w:r>
+      <w:r>
+        <w:rPr>
+          <w:rFonts w:ascii="Arial" w:hAnsi="Arial" w:cs="Arial" w:hint="eastAsia"/>
+          <w:color w:val="1F2329"/>
+        </w:rPr>
+        <w:t>类，在获取对象的方法中自动调用对象的</w:t>
+      </w:r>
+      <w:r>
+        <w:rPr>
+          <w:rFonts w:ascii="Arial" w:hAnsi="Arial" w:cs="Arial" w:hint="eastAsia"/>
+          <w:color w:val="1F2329"/>
+        </w:rPr>
+        <w:t>Init</w:t>
+      </w:r>
+      <w:r>
+        <w:rPr>
+          <w:rFonts w:ascii="Arial" w:hAnsi="Arial" w:cs="Arial" w:hint="eastAsia"/>
+          <w:color w:val="1F2329"/>
+        </w:rPr>
+        <w:t>方法。</w:t>
+      </w:r>
+    </w:p>
+    <w:p>
+      <w:pPr>
+        <w:pStyle w:val="a7"/>
+        <w:numPr>
+          <w:ilvl w:val="0"/>
+          <w:numId w:val="8"/>
+        </w:numPr>
+        <w:ind w:firstLineChars="0"/>
+      </w:pPr>
+      <w:r>
+        <w:rPr>
+          <w:rFonts w:hint="eastAsia"/>
+        </w:rPr>
+        <w:t>使</w:t>
+      </w:r>
+      <w:r>
+        <w:rPr>
+          <w:rFonts w:hint="eastAsia"/>
+        </w:rPr>
+        <w:t>玩家核心脚本</w:t>
+      </w:r>
+      <w:r>
+        <w:t>PlayerController</w:t>
+      </w:r>
+      <w:r>
+        <w:rPr>
+          <w:rFonts w:hint="eastAsia"/>
+        </w:rPr>
+        <w:t>实现</w:t>
+      </w:r>
+      <w:r>
+        <w:t>IPoolable</w:t>
+      </w:r>
+      <w:r>
+        <w:t>接口</w:t>
+      </w:r>
+      <w:r>
+        <w:rPr>
+          <w:rFonts w:hint="eastAsia"/>
+        </w:rPr>
+        <w:t>。</w:t>
+      </w:r>
     </w:p>
     <w:p>
       <w:r>
@@ -2584,6 +2626,19 @@
         </w:rPr>
         <w:t>问题与解决：</w:t>
       </w:r>
+      <w:r>
+        <w:rPr>
+          <w:rFonts w:hint="eastAsia"/>
+        </w:rPr>
+        <w:t>无</w:t>
+      </w:r>
+    </w:p>
+    <w:p>
+      <w:pPr>
+        <w:rPr>
+          <w:rFonts w:hint="eastAsia"/>
+        </w:rPr>
+      </w:pPr>
     </w:p>
     <w:p/>
     <w:p>
@@ -2599,7 +2654,6 @@
           <w:b/>
           <w:bCs/>
         </w:rPr>
-        <w:lastRenderedPageBreak/>
         <w:t>D</w:t>
       </w:r>
       <w:r>
@@ -2608,6 +2662,13 @@
           <w:bCs/>
         </w:rPr>
         <w:t>ay</w:t>
+      </w:r>
+      <w:r>
+        <w:rPr>
+          <w:b/>
+          <w:bCs/>
+        </w:rPr>
+        <w:t>6</w:t>
       </w:r>
     </w:p>
     <w:p>
@@ -2657,9 +2718,6 @@
           <w:numId w:val="9"/>
         </w:numPr>
         <w:ind w:firstLineChars="0"/>
-        <w:rPr>
-          <w:rFonts w:hint="eastAsia"/>
-        </w:rPr>
       </w:pPr>
     </w:p>
     <w:p>
@@ -2692,6 +2750,13 @@
           <w:bCs/>
         </w:rPr>
         <w:t>ay</w:t>
+      </w:r>
+      <w:r>
+        <w:rPr>
+          <w:b/>
+          <w:bCs/>
+        </w:rPr>
+        <w:t>7</w:t>
       </w:r>
     </w:p>
     <w:p>
@@ -2741,9 +2806,6 @@
           <w:numId w:val="10"/>
         </w:numPr>
         <w:ind w:firstLineChars="0"/>
-        <w:rPr>
-          <w:rFonts w:hint="eastAsia"/>
-        </w:rPr>
       </w:pPr>
     </w:p>
     <w:p>
@@ -2776,6 +2838,13 @@
           <w:bCs/>
         </w:rPr>
         <w:t>ay</w:t>
+      </w:r>
+      <w:r>
+        <w:rPr>
+          <w:b/>
+          <w:bCs/>
+        </w:rPr>
+        <w:t>8</w:t>
       </w:r>
     </w:p>
     <w:p>
@@ -2825,9 +2894,6 @@
           <w:numId w:val="11"/>
         </w:numPr>
         <w:ind w:firstLineChars="0"/>
-        <w:rPr>
-          <w:rFonts w:hint="eastAsia"/>
-        </w:rPr>
       </w:pPr>
     </w:p>
     <w:p>
@@ -2860,6 +2926,13 @@
           <w:bCs/>
         </w:rPr>
         <w:t>ay</w:t>
+      </w:r>
+      <w:r>
+        <w:rPr>
+          <w:b/>
+          <w:bCs/>
+        </w:rPr>
+        <w:t>9</w:t>
       </w:r>
     </w:p>
     <w:p>
@@ -2909,9 +2982,6 @@
           <w:numId w:val="12"/>
         </w:numPr>
         <w:ind w:firstLineChars="0"/>
-        <w:rPr>
-          <w:rFonts w:hint="eastAsia"/>
-        </w:rPr>
       </w:pPr>
     </w:p>
     <w:p>
@@ -2944,6 +3014,13 @@
           <w:bCs/>
         </w:rPr>
         <w:t>ay</w:t>
+      </w:r>
+      <w:r>
+        <w:rPr>
+          <w:b/>
+          <w:bCs/>
+        </w:rPr>
+        <w:t>10</w:t>
       </w:r>
     </w:p>
     <w:p>
@@ -2993,9 +3070,6 @@
           <w:numId w:val="13"/>
         </w:numPr>
         <w:ind w:firstLineChars="0"/>
-        <w:rPr>
-          <w:rFonts w:hint="eastAsia"/>
-        </w:rPr>
       </w:pPr>
     </w:p>
     <w:p>
@@ -3028,6 +3102,13 @@
           <w:bCs/>
         </w:rPr>
         <w:t>ay</w:t>
+      </w:r>
+      <w:r>
+        <w:rPr>
+          <w:b/>
+          <w:bCs/>
+        </w:rPr>
+        <w:t>11</w:t>
       </w:r>
     </w:p>
     <w:p>
@@ -3077,9 +3158,6 @@
           <w:numId w:val="14"/>
         </w:numPr>
         <w:ind w:firstLineChars="0"/>
-        <w:rPr>
-          <w:rFonts w:hint="eastAsia"/>
-        </w:rPr>
       </w:pPr>
     </w:p>
     <w:p>
@@ -3090,12 +3168,93 @@
         <w:t>问题与解决：</w:t>
       </w:r>
     </w:p>
-    <w:p>
-      <w:pPr>
-        <w:rPr>
-          <w:rFonts w:hint="eastAsia"/>
-        </w:rPr>
-      </w:pPr>
+    <w:p/>
+    <w:p>
+      <w:pPr>
+        <w:rPr>
+          <w:b/>
+          <w:bCs/>
+        </w:rPr>
+      </w:pPr>
+      <w:r>
+        <w:rPr>
+          <w:rFonts w:hint="eastAsia"/>
+          <w:b/>
+          <w:bCs/>
+        </w:rPr>
+        <w:t>D</w:t>
+      </w:r>
+      <w:r>
+        <w:rPr>
+          <w:b/>
+          <w:bCs/>
+        </w:rPr>
+        <w:t>ay</w:t>
+      </w:r>
+      <w:r>
+        <w:rPr>
+          <w:b/>
+          <w:bCs/>
+        </w:rPr>
+        <w:t>12</w:t>
+      </w:r>
+    </w:p>
+    <w:p>
+      <w:r>
+        <w:rPr>
+          <w:rFonts w:hint="eastAsia"/>
+        </w:rPr>
+        <w:t>日期：2</w:t>
+      </w:r>
+      <w:r>
+        <w:t xml:space="preserve">026.4. </w:t>
+      </w:r>
+      <w:r>
+        <w:rPr>
+          <w:rFonts w:hint="eastAsia"/>
+        </w:rPr>
+        <w:t>星期</w:t>
+      </w:r>
+    </w:p>
+    <w:p>
+      <w:r>
+        <w:rPr>
+          <w:rFonts w:hint="eastAsia"/>
+        </w:rPr>
+        <w:t>核心任务：1</w:t>
+      </w:r>
+      <w:r>
+        <w:t>.</w:t>
+      </w:r>
+      <w:r>
+        <w:tab/>
+      </w:r>
+    </w:p>
+    <w:p>
+      <w:r>
+        <w:rPr>
+          <w:rFonts w:hint="eastAsia"/>
+        </w:rPr>
+        <w:t>工作内容：</w:t>
+      </w:r>
+    </w:p>
+    <w:p>
+      <w:pPr>
+        <w:pStyle w:val="a7"/>
+        <w:numPr>
+          <w:ilvl w:val="0"/>
+          <w:numId w:val="15"/>
+        </w:numPr>
+        <w:ind w:firstLineChars="0"/>
+      </w:pPr>
+    </w:p>
+    <w:p>
+      <w:r>
+        <w:rPr>
+          <w:rFonts w:hint="eastAsia"/>
+        </w:rPr>
+        <w:t>问题与解决：</w:t>
+      </w:r>
     </w:p>
     <w:p/>
     <w:sectPr>
@@ -3861,6 +4020,95 @@
     </w:lvl>
   </w:abstractNum>
   <w:abstractNum w:abstractNumId="8" w15:restartNumberingAfterBreak="0">
+    <w:nsid w:val="4DAE4FFC"/>
+    <w:multiLevelType w:val="hybridMultilevel"/>
+    <w:tmpl w:val="4FAAB244"/>
+    <w:lvl w:ilvl="0" w:tplc="F1480A5A">
+      <w:start w:val="1"/>
+      <w:numFmt w:val="decimal"/>
+      <w:lvlText w:val="%1."/>
+      <w:lvlJc w:val="left"/>
+      <w:pPr>
+        <w:ind w:left="780" w:hanging="360"/>
+      </w:pPr>
+      <w:rPr>
+        <w:rFonts w:hint="default"/>
+      </w:rPr>
+    </w:lvl>
+    <w:lvl w:ilvl="1" w:tplc="04090019" w:tentative="1">
+      <w:start w:val="1"/>
+      <w:numFmt w:val="lowerLetter"/>
+      <w:lvlText w:val="%2)"/>
+      <w:lvlJc w:val="left"/>
+      <w:pPr>
+        <w:ind w:left="1260" w:hanging="420"/>
+      </w:pPr>
+    </w:lvl>
+    <w:lvl w:ilvl="2" w:tplc="0409001B" w:tentative="1">
+      <w:start w:val="1"/>
+      <w:numFmt w:val="lowerRoman"/>
+      <w:lvlText w:val="%3."/>
+      <w:lvlJc w:val="right"/>
+      <w:pPr>
+        <w:ind w:left="1680" w:hanging="420"/>
+      </w:pPr>
+    </w:lvl>
+    <w:lvl w:ilvl="3" w:tplc="0409000F" w:tentative="1">
+      <w:start w:val="1"/>
+      <w:numFmt w:val="decimal"/>
+      <w:lvlText w:val="%4."/>
+      <w:lvlJc w:val="left"/>
+      <w:pPr>
+        <w:ind w:left="2100" w:hanging="420"/>
+      </w:pPr>
+    </w:lvl>
+    <w:lvl w:ilvl="4" w:tplc="04090019" w:tentative="1">
+      <w:start w:val="1"/>
+      <w:numFmt w:val="lowerLetter"/>
+      <w:lvlText w:val="%5)"/>
+      <w:lvlJc w:val="left"/>
+      <w:pPr>
+        <w:ind w:left="2520" w:hanging="420"/>
+      </w:pPr>
+    </w:lvl>
+    <w:lvl w:ilvl="5" w:tplc="0409001B" w:tentative="1">
+      <w:start w:val="1"/>
+      <w:numFmt w:val="lowerRoman"/>
+      <w:lvlText w:val="%6."/>
+      <w:lvlJc w:val="right"/>
+      <w:pPr>
+        <w:ind w:left="2940" w:hanging="420"/>
+      </w:pPr>
+    </w:lvl>
+    <w:lvl w:ilvl="6" w:tplc="0409000F" w:tentative="1">
+      <w:start w:val="1"/>
+      <w:numFmt w:val="decimal"/>
+      <w:lvlText w:val="%7."/>
+      <w:lvlJc w:val="left"/>
+      <w:pPr>
+        <w:ind w:left="3360" w:hanging="420"/>
+      </w:pPr>
+    </w:lvl>
+    <w:lvl w:ilvl="7" w:tplc="04090019" w:tentative="1">
+      <w:start w:val="1"/>
+      <w:numFmt w:val="lowerLetter"/>
+      <w:lvlText w:val="%8)"/>
+      <w:lvlJc w:val="left"/>
+      <w:pPr>
+        <w:ind w:left="3780" w:hanging="420"/>
+      </w:pPr>
+    </w:lvl>
+    <w:lvl w:ilvl="8" w:tplc="0409001B" w:tentative="1">
+      <w:start w:val="1"/>
+      <w:numFmt w:val="lowerRoman"/>
+      <w:lvlText w:val="%9."/>
+      <w:lvlJc w:val="right"/>
+      <w:pPr>
+        <w:ind w:left="4200" w:hanging="420"/>
+      </w:pPr>
+    </w:lvl>
+  </w:abstractNum>
+  <w:abstractNum w:abstractNumId="9" w15:restartNumberingAfterBreak="0">
     <w:nsid w:val="59D62672"/>
     <w:multiLevelType w:val="hybridMultilevel"/>
     <w:tmpl w:val="4FAAB244"/>
@@ -3949,7 +4197,7 @@
       </w:pPr>
     </w:lvl>
   </w:abstractNum>
-  <w:abstractNum w:abstractNumId="9" w15:restartNumberingAfterBreak="0">
+  <w:abstractNum w:abstractNumId="10" w15:restartNumberingAfterBreak="0">
     <w:nsid w:val="64A134ED"/>
     <w:multiLevelType w:val="hybridMultilevel"/>
     <w:tmpl w:val="6ECADC38"/>
@@ -4038,7 +4286,7 @@
       </w:pPr>
     </w:lvl>
   </w:abstractNum>
-  <w:abstractNum w:abstractNumId="10" w15:restartNumberingAfterBreak="0">
+  <w:abstractNum w:abstractNumId="11" w15:restartNumberingAfterBreak="0">
     <w:nsid w:val="6C676C85"/>
     <w:multiLevelType w:val="hybridMultilevel"/>
     <w:tmpl w:val="4FAAB244"/>
@@ -4127,7 +4375,7 @@
       </w:pPr>
     </w:lvl>
   </w:abstractNum>
-  <w:abstractNum w:abstractNumId="11" w15:restartNumberingAfterBreak="0">
+  <w:abstractNum w:abstractNumId="12" w15:restartNumberingAfterBreak="0">
     <w:nsid w:val="76A31251"/>
     <w:multiLevelType w:val="hybridMultilevel"/>
     <w:tmpl w:val="4FAAB244"/>
@@ -4216,7 +4464,7 @@
       </w:pPr>
     </w:lvl>
   </w:abstractNum>
-  <w:abstractNum w:abstractNumId="12" w15:restartNumberingAfterBreak="0">
+  <w:abstractNum w:abstractNumId="13" w15:restartNumberingAfterBreak="0">
     <w:nsid w:val="78AB16E0"/>
     <w:multiLevelType w:val="hybridMultilevel"/>
     <w:tmpl w:val="939AF52A"/>
@@ -4305,7 +4553,7 @@
       </w:pPr>
     </w:lvl>
   </w:abstractNum>
-  <w:abstractNum w:abstractNumId="13" w15:restartNumberingAfterBreak="0">
+  <w:abstractNum w:abstractNumId="14" w15:restartNumberingAfterBreak="0">
     <w:nsid w:val="7CE07E8F"/>
     <w:multiLevelType w:val="hybridMultilevel"/>
     <w:tmpl w:val="D5D27D44"/>
@@ -4398,7 +4646,7 @@
     <w:abstractNumId w:val="7"/>
   </w:num>
   <w:num w:numId="2">
-    <w:abstractNumId w:val="12"/>
+    <w:abstractNumId w:val="13"/>
   </w:num>
   <w:num w:numId="3">
     <w:abstractNumId w:val="2"/>
@@ -4410,10 +4658,10 @@
     <w:abstractNumId w:val="3"/>
   </w:num>
   <w:num w:numId="6">
-    <w:abstractNumId w:val="13"/>
+    <w:abstractNumId w:val="14"/>
   </w:num>
   <w:num w:numId="7">
-    <w:abstractNumId w:val="9"/>
+    <w:abstractNumId w:val="10"/>
   </w:num>
   <w:num w:numId="8">
     <w:abstractNumId w:val="5"/>
@@ -4422,7 +4670,7 @@
     <w:abstractNumId w:val="4"/>
   </w:num>
   <w:num w:numId="10">
-    <w:abstractNumId w:val="11"/>
+    <w:abstractNumId w:val="12"/>
   </w:num>
   <w:num w:numId="11">
     <w:abstractNumId w:val="1"/>
@@ -4431,10 +4679,13 @@
     <w:abstractNumId w:val="0"/>
   </w:num>
   <w:num w:numId="13">
-    <w:abstractNumId w:val="8"/>
+    <w:abstractNumId w:val="9"/>
   </w:num>
   <w:num w:numId="14">
-    <w:abstractNumId w:val="10"/>
+    <w:abstractNumId w:val="11"/>
+  </w:num>
+  <w:num w:numId="15">
+    <w:abstractNumId w:val="8"/>
   </w:num>
 </w:numbering>
 </file>
@@ -4834,7 +5085,7 @@
   <w:style w:type="paragraph" w:default="1" w:styleId="a">
     <w:name w:val="Normal"/>
     <w:qFormat/>
-    <w:rsid w:val="005A6984"/>
+    <w:rsid w:val="008B7A2E"/>
     <w:pPr>
       <w:widowControl w:val="0"/>
       <w:jc w:val="both"/>

--- a/开发日记.docx
+++ b/开发日记.docx
@@ -2378,11 +2378,6 @@
       </w:r>
     </w:p>
     <w:p>
-      <w:pPr>
-        <w:rPr>
-          <w:rFonts w:hint="eastAsia"/>
-        </w:rPr>
-      </w:pPr>
       <w:r>
         <w:tab/>
       </w:r>
@@ -2542,14 +2537,7 @@
           <w:rFonts w:ascii="Arial" w:hAnsi="Arial" w:cs="Arial" w:hint="eastAsia"/>
           <w:color w:val="1F2329"/>
         </w:rPr>
-        <w:t>脏对象</w:t>
-      </w:r>
-      <w:r>
-        <w:rPr>
-          <w:rFonts w:ascii="Arial" w:hAnsi="Arial" w:cs="Arial" w:hint="eastAsia"/>
-          <w:color w:val="1F2329"/>
-        </w:rPr>
-        <w:t>。接着修改</w:t>
+        <w:t>脏对象。接着修改</w:t>
       </w:r>
       <w:r>
         <w:t>ObjectPoolManager</w:t>
@@ -2589,13 +2577,7 @@
         <w:rPr>
           <w:rFonts w:hint="eastAsia"/>
         </w:rPr>
-        <w:t>使</w:t>
-      </w:r>
-      <w:r>
-        <w:rPr>
-          <w:rFonts w:hint="eastAsia"/>
-        </w:rPr>
-        <w:t>玩家核心脚本</w:t>
+        <w:t>使玩家核心脚本</w:t>
       </w:r>
       <w:r>
         <w:t>PlayerController</w:t>
@@ -2633,13 +2615,7 @@
         <w:t>无</w:t>
       </w:r>
     </w:p>
-    <w:p>
-      <w:pPr>
-        <w:rPr>
-          <w:rFonts w:hint="eastAsia"/>
-        </w:rPr>
-      </w:pPr>
-    </w:p>
+    <w:p/>
     <w:p/>
     <w:p>
       <w:pPr>
@@ -2679,7 +2655,13 @@
         <w:t>日期：2</w:t>
       </w:r>
       <w:r>
-        <w:t xml:space="preserve">026.4. </w:t>
+        <w:t>026.4.</w:t>
+      </w:r>
+      <w:r>
+        <w:t>17</w:t>
+      </w:r>
+      <w:r>
+        <w:t xml:space="preserve"> </w:t>
       </w:r>
       <w:r>
         <w:rPr>
@@ -2687,6 +2669,12 @@
         </w:rPr>
         <w:t>星期</w:t>
       </w:r>
+      <w:r>
+        <w:rPr>
+          <w:rFonts w:hint="eastAsia"/>
+        </w:rPr>
+        <w:t>五</w:t>
+      </w:r>
     </w:p>
     <w:p>
       <w:r>
@@ -2696,10 +2684,43 @@
         <w:t>核心任务：1</w:t>
       </w:r>
       <w:r>
+        <w:rPr>
+          <w:rFonts w:hint="eastAsia"/>
+        </w:rPr>
         <w:t>.</w:t>
       </w:r>
       <w:r>
+        <w:t xml:space="preserve"> </w:t>
+      </w:r>
+      <w:r>
+        <w:rPr>
+          <w:rFonts w:hint="eastAsia"/>
+        </w:rPr>
+        <w:t>完善玩家系统</w:t>
+      </w:r>
+    </w:p>
+    <w:p>
+      <w:r>
+        <w:rPr>
+          <w:rFonts w:hint="eastAsia"/>
+        </w:rPr>
         <w:tab/>
+      </w:r>
+      <w:r>
+        <w:rPr>
+          <w:rFonts w:hint="eastAsia"/>
+        </w:rPr>
+        <w:tab/>
+        <w:t xml:space="preserve">  2.</w:t>
+      </w:r>
+      <w:r>
+        <w:t xml:space="preserve"> </w:t>
+      </w:r>
+      <w:r>
+        <w:rPr>
+          <w:rFonts w:hint="eastAsia"/>
+        </w:rPr>
+        <w:t>设计武器系统</w:t>
       </w:r>
     </w:p>
     <w:p>
@@ -2719,6 +2740,348 @@
         </w:numPr>
         <w:ind w:firstLineChars="0"/>
       </w:pPr>
+      <w:r>
+        <w:rPr>
+          <w:rFonts w:hint="eastAsia"/>
+        </w:rPr>
+        <w:t>玩家坦克测试炮台预制体制作。将现在使用的测试玩家坦克的炮台下的模型和炮口点制成预制体，以便之后进行武器切换开发时可以较好地切换。</w:t>
+      </w:r>
+    </w:p>
+    <w:p>
+      <w:pPr>
+        <w:pStyle w:val="a7"/>
+        <w:numPr>
+          <w:ilvl w:val="0"/>
+          <w:numId w:val="9"/>
+        </w:numPr>
+        <w:ind w:firstLineChars="0"/>
+      </w:pPr>
+      <w:r>
+        <w:rPr>
+          <w:rFonts w:hint="eastAsia"/>
+        </w:rPr>
+        <w:t>开发炮台数据管理器。</w:t>
+      </w:r>
+      <w:r>
+        <w:rPr>
+          <w:rFonts w:hint="eastAsia"/>
+        </w:rPr>
+        <w:t>脚本</w:t>
+      </w:r>
+      <w:r>
+        <w:rPr>
+          <w:rFonts w:hint="eastAsia"/>
+        </w:rPr>
+        <w:t>定义</w:t>
+      </w:r>
+      <w:r>
+        <w:rPr>
+          <w:rFonts w:hint="eastAsia"/>
+        </w:rPr>
+        <w:t>了</w:t>
+      </w:r>
+      <w:r>
+        <w:t>炮台</w:t>
+      </w:r>
+      <w:r>
+        <w:rPr>
+          <w:rFonts w:hint="eastAsia"/>
+        </w:rPr>
+        <w:t>种类</w:t>
+      </w:r>
+      <w:r>
+        <w:rPr>
+          <w:rFonts w:hint="eastAsia"/>
+        </w:rPr>
+        <w:t>枚举</w:t>
+      </w:r>
+      <w:r>
+        <w:t>TurretType</w:t>
+      </w:r>
+      <w:r>
+        <w:rPr>
+          <w:rFonts w:hint="eastAsia"/>
+        </w:rPr>
+        <w:t>；</w:t>
+      </w:r>
+      <w:r>
+        <w:rPr>
+          <w:rFonts w:hint="eastAsia"/>
+        </w:rPr>
+        <w:t>实现了</w:t>
+      </w:r>
+      <w:r>
+        <w:t>TurretDataManager</w:t>
+      </w:r>
+      <w:r>
+        <w:rPr>
+          <w:rFonts w:hint="eastAsia"/>
+        </w:rPr>
+        <w:t>单例类，这个类</w:t>
+      </w:r>
+      <w:r>
+        <w:rPr>
+          <w:rFonts w:hint="eastAsia"/>
+        </w:rPr>
+        <w:t>实现了按</w:t>
+      </w:r>
+      <w:r>
+        <w:t>枚举类型绑定对应的炮台预制体</w:t>
+      </w:r>
+      <w:r>
+        <w:rPr>
+          <w:rFonts w:hint="eastAsia"/>
+        </w:rPr>
+        <w:t>，这一对应关系可通过Unity面板配置，并实现了</w:t>
+      </w:r>
+      <w:r>
+        <w:t>全局公共方法</w:t>
+      </w:r>
+      <w:r>
+        <w:t>GetTurretPrefab</w:t>
+      </w:r>
+      <w:r>
+        <w:rPr>
+          <w:rFonts w:hint="eastAsia"/>
+        </w:rPr>
+        <w:t>，</w:t>
+      </w:r>
+      <w:r>
+        <w:rPr>
+          <w:rFonts w:hint="eastAsia"/>
+        </w:rPr>
+        <w:t>可</w:t>
+      </w:r>
+      <w:r>
+        <w:t>通过炮台类型获取预制体</w:t>
+      </w:r>
+      <w:r>
+        <w:rPr>
+          <w:rFonts w:hint="eastAsia"/>
+        </w:rPr>
+        <w:t>。</w:t>
+      </w:r>
+    </w:p>
+    <w:p>
+      <w:pPr>
+        <w:pStyle w:val="a7"/>
+        <w:numPr>
+          <w:ilvl w:val="0"/>
+          <w:numId w:val="9"/>
+        </w:numPr>
+        <w:ind w:firstLineChars="0"/>
+      </w:pPr>
+      <w:r>
+        <w:rPr>
+          <w:rFonts w:hint="eastAsia"/>
+        </w:rPr>
+        <w:t>开发炮弹数据管理器。脚本定义了炮弹种类</w:t>
+      </w:r>
+      <w:r>
+        <w:t>BulletType</w:t>
+      </w:r>
+      <w:r>
+        <w:rPr>
+          <w:rFonts w:hint="eastAsia"/>
+        </w:rPr>
+        <w:t>、炮弹回收方式</w:t>
+      </w:r>
+      <w:r>
+        <w:t>BulletRecycleType</w:t>
+      </w:r>
+      <w:r>
+        <w:rPr>
+          <w:rFonts w:hint="eastAsia"/>
+        </w:rPr>
+        <w:t>、炮弹发射对象</w:t>
+      </w:r>
+      <w:r>
+        <w:t>BulletOwner</w:t>
+      </w:r>
+      <w:r>
+        <w:rPr>
+          <w:rFonts w:hint="eastAsia"/>
+        </w:rPr>
+        <w:t>三个枚举类型</w:t>
+      </w:r>
+      <w:r>
+        <w:rPr>
+          <w:rFonts w:hint="eastAsia"/>
+        </w:rPr>
+        <w:t>；</w:t>
+      </w:r>
+      <w:r>
+        <w:rPr>
+          <w:rFonts w:hint="eastAsia"/>
+        </w:rPr>
+        <w:t>并定义了炮弹信息结构</w:t>
+      </w:r>
+      <w:r>
+        <w:t>BulletInfo</w:t>
+      </w:r>
+      <w:r>
+        <w:rPr>
+          <w:rFonts w:hint="eastAsia"/>
+        </w:rPr>
+        <w:t>，用于存储</w:t>
+      </w:r>
+      <w:r>
+        <w:t>炮弹核心数据</w:t>
+      </w:r>
+      <w:r>
+        <w:rPr>
+          <w:rFonts w:hint="eastAsia"/>
+        </w:rPr>
+        <w:t>（目前其中有炮弹种类、回收方式、发射对象、伤害值、飞行速度、生命周期、是否反弹和最大反弹次数）</w:t>
+      </w:r>
+      <w:r>
+        <w:rPr>
+          <w:rFonts w:hint="eastAsia"/>
+        </w:rPr>
+        <w:t>；</w:t>
+      </w:r>
+      <w:r>
+        <w:rPr>
+          <w:rFonts w:hint="eastAsia"/>
+        </w:rPr>
+        <w:t>实现了</w:t>
+      </w:r>
+      <w:r>
+        <w:t>BulletDataManager</w:t>
+      </w:r>
+      <w:r>
+        <w:rPr>
+          <w:rFonts w:hint="eastAsia"/>
+        </w:rPr>
+        <w:t>单例类，用于全局管理炮弹数据，</w:t>
+      </w:r>
+      <w:r>
+        <w:rPr>
+          <w:rFonts w:hint="eastAsia"/>
+        </w:rPr>
+        <w:t>通过它可以在Unity面板中配置每种炮弹的预制体和默认属性(</w:t>
+      </w:r>
+      <w:r>
+        <w:t>BulletInfo)</w:t>
+      </w:r>
+      <w:r>
+        <w:rPr>
+          <w:rFonts w:hint="eastAsia"/>
+        </w:rPr>
+        <w:t>，还提供了两个全局公共方法</w:t>
+      </w:r>
+      <w:r>
+        <w:t>GetBulletPrefab</w:t>
+      </w:r>
+      <w:r>
+        <w:rPr>
+          <w:rFonts w:hint="eastAsia"/>
+        </w:rPr>
+        <w:t>、</w:t>
+      </w:r>
+      <w:r>
+        <w:t>GetBulletDefaultInfo</w:t>
+      </w:r>
+      <w:r>
+        <w:rPr>
+          <w:rFonts w:hint="eastAsia"/>
+        </w:rPr>
+        <w:t>用于获取炮弹的预制体和默认属性。</w:t>
+      </w:r>
+    </w:p>
+    <w:p>
+      <w:pPr>
+        <w:pStyle w:val="a7"/>
+        <w:numPr>
+          <w:ilvl w:val="0"/>
+          <w:numId w:val="9"/>
+        </w:numPr>
+        <w:ind w:firstLineChars="0"/>
+      </w:pPr>
+      <w:r>
+        <w:rPr>
+          <w:rFonts w:hint="eastAsia"/>
+        </w:rPr>
+        <w:t>开发炮台信息类。实现了</w:t>
+      </w:r>
+      <w:r>
+        <w:rPr>
+          <w:rFonts w:hint="eastAsia"/>
+        </w:rPr>
+        <w:t>炮台信息类</w:t>
+      </w:r>
+      <w:r>
+        <w:rPr>
+          <w:rFonts w:hint="eastAsia"/>
+        </w:rPr>
+        <w:t>，挂在炮台预制体上，储存炮台信息，包括炮台种类</w:t>
+      </w:r>
+      <w:r>
+        <w:t>turretType</w:t>
+      </w:r>
+      <w:r>
+        <w:t>(</w:t>
+      </w:r>
+      <w:r>
+        <w:t>TurretType</w:t>
+      </w:r>
+      <w:r>
+        <w:rPr>
+          <w:rFonts w:hint="eastAsia"/>
+        </w:rPr>
+        <w:t>类型</w:t>
+      </w:r>
+      <w:r>
+        <w:t>)</w:t>
+      </w:r>
+      <w:r>
+        <w:rPr>
+          <w:rFonts w:hint="eastAsia"/>
+        </w:rPr>
+        <w:t>，炮弹种类</w:t>
+      </w:r>
+      <w:r>
+        <w:t>bulletType</w:t>
+      </w:r>
+      <w:r>
+        <w:t>(</w:t>
+      </w:r>
+      <w:r>
+        <w:t>BulletType</w:t>
+      </w:r>
+      <w:r>
+        <w:rPr>
+          <w:rFonts w:hint="eastAsia"/>
+        </w:rPr>
+        <w:t>类型</w:t>
+      </w:r>
+      <w:r>
+        <w:t>)</w:t>
+      </w:r>
+      <w:r>
+        <w:rPr>
+          <w:rFonts w:hint="eastAsia"/>
+        </w:rPr>
+        <w:t>，炮口位置列表</w:t>
+      </w:r>
+      <w:r>
+        <w:t>muzzlePoints</w:t>
+      </w:r>
+      <w:r>
+        <w:t>(</w:t>
+      </w:r>
+      <w:r>
+        <w:t>List&lt;Transform&gt;</w:t>
+      </w:r>
+      <w:r>
+        <w:t>)</w:t>
+      </w:r>
+      <w:r>
+        <w:rPr>
+          <w:rFonts w:hint="eastAsia"/>
+        </w:rPr>
+        <w:t>。</w:t>
+      </w:r>
     </w:p>
     <w:p>
       <w:r>
@@ -2726,6 +3089,52 @@
           <w:rFonts w:hint="eastAsia"/>
         </w:rPr>
         <w:t>问题与解决：</w:t>
+      </w:r>
+    </w:p>
+    <w:p>
+      <w:pPr>
+        <w:pStyle w:val="a7"/>
+        <w:numPr>
+          <w:ilvl w:val="0"/>
+          <w:numId w:val="16"/>
+        </w:numPr>
+        <w:ind w:firstLineChars="0"/>
+      </w:pPr>
+      <w:r>
+        <w:rPr>
+          <w:rFonts w:hint="eastAsia"/>
+        </w:rPr>
+        <w:t>游戏无法正常开始。原因：昨天在</w:t>
+      </w:r>
+      <w:r>
+        <w:t>GameManager</w:t>
+      </w:r>
+      <w:r>
+        <w:rPr>
+          <w:rFonts w:hint="eastAsia"/>
+        </w:rPr>
+        <w:t>类加入了对事件的监听，但相关注册代码放在了Awake方法中，导致在</w:t>
+      </w:r>
+      <w:r>
+        <w:t>EventManager</w:t>
+      </w:r>
+      <w:r>
+        <w:rPr>
+          <w:rFonts w:hint="eastAsia"/>
+        </w:rPr>
+        <w:t>实例化前便调用其中</w:t>
+      </w:r>
+      <w:r>
+        <w:rPr>
+          <w:rFonts w:hint="eastAsia"/>
+        </w:rPr>
+        <w:t>方法</w:t>
+      </w:r>
+      <w:r>
+        <w:rPr>
+          <w:rFonts w:hint="eastAsia"/>
+        </w:rPr>
+        <w:t>，使得游戏无法开始并报错。解决：将相关代码移动到Start方法中。</w:t>
       </w:r>
     </w:p>
     <w:p/>
@@ -2852,6 +3261,7 @@
         <w:rPr>
           <w:rFonts w:hint="eastAsia"/>
         </w:rPr>
+        <w:lastRenderedPageBreak/>
         <w:t>日期：2</w:t>
       </w:r>
       <w:r>
@@ -3753,6 +4163,95 @@
     </w:lvl>
   </w:abstractNum>
   <w:abstractNum w:abstractNumId="5" w15:restartNumberingAfterBreak="0">
+    <w:nsid w:val="337C485D"/>
+    <w:multiLevelType w:val="hybridMultilevel"/>
+    <w:tmpl w:val="D0A26A44"/>
+    <w:lvl w:ilvl="0" w:tplc="6F9658A2">
+      <w:start w:val="1"/>
+      <w:numFmt w:val="decimal"/>
+      <w:lvlText w:val="%1."/>
+      <w:lvlJc w:val="left"/>
+      <w:pPr>
+        <w:ind w:left="780" w:hanging="360"/>
+      </w:pPr>
+      <w:rPr>
+        <w:rFonts w:hint="default"/>
+      </w:rPr>
+    </w:lvl>
+    <w:lvl w:ilvl="1" w:tplc="04090019" w:tentative="1">
+      <w:start w:val="1"/>
+      <w:numFmt w:val="lowerLetter"/>
+      <w:lvlText w:val="%2)"/>
+      <w:lvlJc w:val="left"/>
+      <w:pPr>
+        <w:ind w:left="1260" w:hanging="420"/>
+      </w:pPr>
+    </w:lvl>
+    <w:lvl w:ilvl="2" w:tplc="0409001B" w:tentative="1">
+      <w:start w:val="1"/>
+      <w:numFmt w:val="lowerRoman"/>
+      <w:lvlText w:val="%3."/>
+      <w:lvlJc w:val="right"/>
+      <w:pPr>
+        <w:ind w:left="1680" w:hanging="420"/>
+      </w:pPr>
+    </w:lvl>
+    <w:lvl w:ilvl="3" w:tplc="0409000F" w:tentative="1">
+      <w:start w:val="1"/>
+      <w:numFmt w:val="decimal"/>
+      <w:lvlText w:val="%4."/>
+      <w:lvlJc w:val="left"/>
+      <w:pPr>
+        <w:ind w:left="2100" w:hanging="420"/>
+      </w:pPr>
+    </w:lvl>
+    <w:lvl w:ilvl="4" w:tplc="04090019" w:tentative="1">
+      <w:start w:val="1"/>
+      <w:numFmt w:val="lowerLetter"/>
+      <w:lvlText w:val="%5)"/>
+      <w:lvlJc w:val="left"/>
+      <w:pPr>
+        <w:ind w:left="2520" w:hanging="420"/>
+      </w:pPr>
+    </w:lvl>
+    <w:lvl w:ilvl="5" w:tplc="0409001B" w:tentative="1">
+      <w:start w:val="1"/>
+      <w:numFmt w:val="lowerRoman"/>
+      <w:lvlText w:val="%6."/>
+      <w:lvlJc w:val="right"/>
+      <w:pPr>
+        <w:ind w:left="2940" w:hanging="420"/>
+      </w:pPr>
+    </w:lvl>
+    <w:lvl w:ilvl="6" w:tplc="0409000F" w:tentative="1">
+      <w:start w:val="1"/>
+      <w:numFmt w:val="decimal"/>
+      <w:lvlText w:val="%7."/>
+      <w:lvlJc w:val="left"/>
+      <w:pPr>
+        <w:ind w:left="3360" w:hanging="420"/>
+      </w:pPr>
+    </w:lvl>
+    <w:lvl w:ilvl="7" w:tplc="04090019" w:tentative="1">
+      <w:start w:val="1"/>
+      <w:numFmt w:val="lowerLetter"/>
+      <w:lvlText w:val="%8)"/>
+      <w:lvlJc w:val="left"/>
+      <w:pPr>
+        <w:ind w:left="3780" w:hanging="420"/>
+      </w:pPr>
+    </w:lvl>
+    <w:lvl w:ilvl="8" w:tplc="0409001B" w:tentative="1">
+      <w:start w:val="1"/>
+      <w:numFmt w:val="lowerRoman"/>
+      <w:lvlText w:val="%9."/>
+      <w:lvlJc w:val="right"/>
+      <w:pPr>
+        <w:ind w:left="4200" w:hanging="420"/>
+      </w:pPr>
+    </w:lvl>
+  </w:abstractNum>
+  <w:abstractNum w:abstractNumId="6" w15:restartNumberingAfterBreak="0">
     <w:nsid w:val="3A9930DE"/>
     <w:multiLevelType w:val="hybridMultilevel"/>
     <w:tmpl w:val="4FAAB244"/>
@@ -3841,7 +4340,7 @@
       </w:pPr>
     </w:lvl>
   </w:abstractNum>
-  <w:abstractNum w:abstractNumId="6" w15:restartNumberingAfterBreak="0">
+  <w:abstractNum w:abstractNumId="7" w15:restartNumberingAfterBreak="0">
     <w:nsid w:val="3D036289"/>
     <w:multiLevelType w:val="hybridMultilevel"/>
     <w:tmpl w:val="A6185B44"/>
@@ -3930,7 +4429,7 @@
       </w:pPr>
     </w:lvl>
   </w:abstractNum>
-  <w:abstractNum w:abstractNumId="7" w15:restartNumberingAfterBreak="0">
+  <w:abstractNum w:abstractNumId="8" w15:restartNumberingAfterBreak="0">
     <w:nsid w:val="4C0070A1"/>
     <w:multiLevelType w:val="hybridMultilevel"/>
     <w:tmpl w:val="04D83F7A"/>
@@ -4019,7 +4518,7 @@
       </w:pPr>
     </w:lvl>
   </w:abstractNum>
-  <w:abstractNum w:abstractNumId="8" w15:restartNumberingAfterBreak="0">
+  <w:abstractNum w:abstractNumId="9" w15:restartNumberingAfterBreak="0">
     <w:nsid w:val="4DAE4FFC"/>
     <w:multiLevelType w:val="hybridMultilevel"/>
     <w:tmpl w:val="4FAAB244"/>
@@ -4108,7 +4607,7 @@
       </w:pPr>
     </w:lvl>
   </w:abstractNum>
-  <w:abstractNum w:abstractNumId="9" w15:restartNumberingAfterBreak="0">
+  <w:abstractNum w:abstractNumId="10" w15:restartNumberingAfterBreak="0">
     <w:nsid w:val="59D62672"/>
     <w:multiLevelType w:val="hybridMultilevel"/>
     <w:tmpl w:val="4FAAB244"/>
@@ -4197,7 +4696,7 @@
       </w:pPr>
     </w:lvl>
   </w:abstractNum>
-  <w:abstractNum w:abstractNumId="10" w15:restartNumberingAfterBreak="0">
+  <w:abstractNum w:abstractNumId="11" w15:restartNumberingAfterBreak="0">
     <w:nsid w:val="64A134ED"/>
     <w:multiLevelType w:val="hybridMultilevel"/>
     <w:tmpl w:val="6ECADC38"/>
@@ -4286,7 +4785,7 @@
       </w:pPr>
     </w:lvl>
   </w:abstractNum>
-  <w:abstractNum w:abstractNumId="11" w15:restartNumberingAfterBreak="0">
+  <w:abstractNum w:abstractNumId="12" w15:restartNumberingAfterBreak="0">
     <w:nsid w:val="6C676C85"/>
     <w:multiLevelType w:val="hybridMultilevel"/>
     <w:tmpl w:val="4FAAB244"/>
@@ -4375,7 +4874,7 @@
       </w:pPr>
     </w:lvl>
   </w:abstractNum>
-  <w:abstractNum w:abstractNumId="12" w15:restartNumberingAfterBreak="0">
+  <w:abstractNum w:abstractNumId="13" w15:restartNumberingAfterBreak="0">
     <w:nsid w:val="76A31251"/>
     <w:multiLevelType w:val="hybridMultilevel"/>
     <w:tmpl w:val="4FAAB244"/>
@@ -4464,7 +4963,7 @@
       </w:pPr>
     </w:lvl>
   </w:abstractNum>
-  <w:abstractNum w:abstractNumId="13" w15:restartNumberingAfterBreak="0">
+  <w:abstractNum w:abstractNumId="14" w15:restartNumberingAfterBreak="0">
     <w:nsid w:val="78AB16E0"/>
     <w:multiLevelType w:val="hybridMultilevel"/>
     <w:tmpl w:val="939AF52A"/>
@@ -4553,7 +5052,7 @@
       </w:pPr>
     </w:lvl>
   </w:abstractNum>
-  <w:abstractNum w:abstractNumId="14" w15:restartNumberingAfterBreak="0">
+  <w:abstractNum w:abstractNumId="15" w15:restartNumberingAfterBreak="0">
     <w:nsid w:val="7CE07E8F"/>
     <w:multiLevelType w:val="hybridMultilevel"/>
     <w:tmpl w:val="D5D27D44"/>
@@ -4643,34 +5142,34 @@
     </w:lvl>
   </w:abstractNum>
   <w:num w:numId="1">
-    <w:abstractNumId w:val="7"/>
+    <w:abstractNumId w:val="8"/>
   </w:num>
   <w:num w:numId="2">
-    <w:abstractNumId w:val="13"/>
+    <w:abstractNumId w:val="14"/>
   </w:num>
   <w:num w:numId="3">
     <w:abstractNumId w:val="2"/>
   </w:num>
   <w:num w:numId="4">
-    <w:abstractNumId w:val="6"/>
+    <w:abstractNumId w:val="7"/>
   </w:num>
   <w:num w:numId="5">
     <w:abstractNumId w:val="3"/>
   </w:num>
   <w:num w:numId="6">
-    <w:abstractNumId w:val="14"/>
+    <w:abstractNumId w:val="15"/>
   </w:num>
   <w:num w:numId="7">
-    <w:abstractNumId w:val="10"/>
+    <w:abstractNumId w:val="11"/>
   </w:num>
   <w:num w:numId="8">
-    <w:abstractNumId w:val="5"/>
+    <w:abstractNumId w:val="6"/>
   </w:num>
   <w:num w:numId="9">
     <w:abstractNumId w:val="4"/>
   </w:num>
   <w:num w:numId="10">
-    <w:abstractNumId w:val="12"/>
+    <w:abstractNumId w:val="13"/>
   </w:num>
   <w:num w:numId="11">
     <w:abstractNumId w:val="1"/>
@@ -4679,13 +5178,16 @@
     <w:abstractNumId w:val="0"/>
   </w:num>
   <w:num w:numId="13">
+    <w:abstractNumId w:val="10"/>
+  </w:num>
+  <w:num w:numId="14">
+    <w:abstractNumId w:val="12"/>
+  </w:num>
+  <w:num w:numId="15">
     <w:abstractNumId w:val="9"/>
   </w:num>
-  <w:num w:numId="14">
-    <w:abstractNumId w:val="11"/>
-  </w:num>
-  <w:num w:numId="15">
-    <w:abstractNumId w:val="8"/>
+  <w:num w:numId="16">
+    <w:abstractNumId w:val="5"/>
   </w:num>
 </w:numbering>
 </file>

--- a/开发日记.docx
+++ b/开发日记.docx
@@ -3138,11 +3138,15 @@
       </w:r>
     </w:p>
     <w:p/>
+    <w:p/>
+    <w:p/>
     <w:p>
       <w:pPr>
         <w:rPr>
           <w:b/>
           <w:bCs/>
+          <w:sz w:val="22"/>
+          <w:szCs w:val="24"/>
         </w:rPr>
       </w:pPr>
       <w:r>
@@ -3150,23 +3154,224 @@
           <w:rFonts w:hint="eastAsia"/>
           <w:b/>
           <w:bCs/>
-        </w:rPr>
-        <w:t>D</w:t>
+          <w:sz w:val="22"/>
+          <w:szCs w:val="24"/>
+        </w:rPr>
+        <w:t>Day</w:t>
       </w:r>
       <w:r>
         <w:rPr>
           <w:b/>
           <w:bCs/>
-        </w:rPr>
-        <w:t>ay</w:t>
-      </w:r>
-      <w:r>
-        <w:rPr>
+          <w:sz w:val="22"/>
+          <w:szCs w:val="24"/>
+        </w:rPr>
+        <w:t xml:space="preserve">6.5 </w:t>
+      </w:r>
+      <w:r>
+        <w:rPr>
+          <w:rFonts w:hint="eastAsia"/>
           <w:b/>
           <w:bCs/>
+          <w:sz w:val="22"/>
+          <w:szCs w:val="24"/>
+        </w:rPr>
+        <w:t>转折点</w:t>
+      </w:r>
+    </w:p>
+    <w:p>
+      <w:pPr>
+        <w:rPr>
+          <w:b/>
+          <w:bCs/>
+          <w:sz w:val="22"/>
+          <w:szCs w:val="24"/>
+        </w:rPr>
+      </w:pPr>
+      <w:r>
+        <w:rPr>
+          <w:rFonts w:hint="eastAsia"/>
+          <w:b/>
+          <w:bCs/>
+          <w:sz w:val="22"/>
+          <w:szCs w:val="24"/>
+        </w:rPr>
+        <w:t>2</w:t>
+      </w:r>
+      <w:r>
+        <w:rPr>
+          <w:b/>
+          <w:bCs/>
+          <w:sz w:val="22"/>
+          <w:szCs w:val="24"/>
+        </w:rPr>
+        <w:t xml:space="preserve">026.4.18 </w:t>
+      </w:r>
+      <w:r>
+        <w:rPr>
+          <w:rFonts w:hint="eastAsia"/>
+          <w:b/>
+          <w:bCs/>
+          <w:sz w:val="22"/>
+          <w:szCs w:val="24"/>
+        </w:rPr>
+        <w:t>写于正式开始Day</w:t>
+      </w:r>
+      <w:r>
+        <w:rPr>
+          <w:b/>
+          <w:bCs/>
+          <w:sz w:val="22"/>
+          <w:szCs w:val="24"/>
         </w:rPr>
         <w:t>7</w:t>
       </w:r>
+      <w:r>
+        <w:rPr>
+          <w:rFonts w:hint="eastAsia"/>
+          <w:b/>
+          <w:bCs/>
+          <w:sz w:val="22"/>
+          <w:szCs w:val="24"/>
+        </w:rPr>
+        <w:t>开发前</w:t>
+      </w:r>
+    </w:p>
+    <w:p>
+      <w:r>
+        <w:tab/>
+      </w:r>
+      <w:r>
+        <w:rPr>
+          <w:rFonts w:hint="eastAsia"/>
+        </w:rPr>
+        <w:t>我发现我的开发存在重大问题。</w:t>
+      </w:r>
+    </w:p>
+    <w:p>
+      <w:r>
+        <w:tab/>
+      </w:r>
+      <w:r>
+        <w:rPr>
+          <w:rFonts w:hint="eastAsia"/>
+        </w:rPr>
+        <w:t>刚开始几天或许还会，但随着开发的进行，我越来越觉得开发进度推进变慢，甚至</w:t>
+      </w:r>
+      <w:r>
+        <w:rPr>
+          <w:rFonts w:hint="eastAsia"/>
+        </w:rPr>
+        <w:t>陷入停滞。总是想做一个东西，就发现得先做一个别的，做出来的功能也多少有些混乱，还要花时间修改，使结构更加清晰，同时经常在先做一个实例还是先做一些管理之间摇摆不定。</w:t>
+      </w:r>
+    </w:p>
+    <w:p>
+      <w:pPr>
+        <w:ind w:firstLine="420"/>
+      </w:pPr>
+      <w:r>
+        <w:rPr>
+          <w:rFonts w:hint="eastAsia"/>
+        </w:rPr>
+        <w:lastRenderedPageBreak/>
+        <w:t>我仔细想了想，发现还是开发初期没有规划好的原因，是顶层设计上的问题。现在我的开发是一种功能驱动的方式，先简单把要实现的功能分一分，先做这一块，再做那一块，对于一个具体的功能，总是先想办法实现它</w:t>
+      </w:r>
+      <w:r>
+        <w:rPr>
+          <w:rFonts w:hint="eastAsia"/>
+        </w:rPr>
+        <w:t>，没法实现就看一下要先做哪些，从后往前推再实现回来，完成功能后再去思考这个功能与其他功能的联系。随着开发的东西越来越多，每实现一个新功能就得看看它和已有的兼容的怎么样，导致要做的事，要改的地方越来越多，拖慢开发。</w:t>
+      </w:r>
+      <w:r>
+        <w:rPr>
+          <w:rFonts w:hint="eastAsia"/>
+        </w:rPr>
+        <w:t>同时也有眼高手低的问题，一个功能总想着实现得很全面很兼容很有扩展性，但实际上我依然是一个游戏开发新手，很难完成这些为自己设置的过高的目标。</w:t>
+      </w:r>
+    </w:p>
+    <w:p>
+      <w:r>
+        <w:tab/>
+      </w:r>
+      <w:r>
+        <w:rPr>
+          <w:rFonts w:hint="eastAsia"/>
+        </w:rPr>
+        <w:t>思来想去，我最终决定从头开始大改一下，重新对整个项目进行一个总体的设计与规划，</w:t>
+      </w:r>
+      <w:r>
+        <w:rPr>
+          <w:rFonts w:hint="eastAsia"/>
+        </w:rPr>
+        <w:t>先把顶层做好，再去管具体的实现。虽然实习时间已经过去了一半，但我还是决定这么干，不改的话最终做出来的东西也肯定不如人意，就算做不完，大不了下次再战。</w:t>
+      </w:r>
+    </w:p>
+    <w:p>
+      <w:pPr>
+        <w:rPr>
+          <w:rFonts w:hint="eastAsia"/>
+        </w:rPr>
+      </w:pPr>
+      <w:r>
+        <w:tab/>
+      </w:r>
+      <w:r>
+        <w:rPr>
+          <w:rFonts w:hint="eastAsia"/>
+        </w:rPr>
+        <w:t>（说句题外话，豆包真的有点弱，做点小的还行，整点大的就不是很让人满意了，上下文能力也不是很强，还是看看远处的Gemini吧）</w:t>
+      </w:r>
+    </w:p>
+    <w:p>
+      <w:pPr>
+        <w:rPr>
+          <w:rFonts w:hint="eastAsia"/>
+        </w:rPr>
+      </w:pPr>
+    </w:p>
+    <w:p>
+      <w:pPr>
+        <w:rPr>
+          <w:rFonts w:hint="eastAsia"/>
+        </w:rPr>
+      </w:pPr>
+    </w:p>
+    <w:p>
+      <w:pPr>
+        <w:rPr>
+          <w:rFonts w:hint="eastAsia"/>
+        </w:rPr>
+      </w:pPr>
+    </w:p>
+    <w:p>
+      <w:pPr>
+        <w:rPr>
+          <w:b/>
+          <w:bCs/>
+        </w:rPr>
+      </w:pPr>
+      <w:r>
+        <w:rPr>
+          <w:rFonts w:hint="eastAsia"/>
+          <w:b/>
+          <w:bCs/>
+        </w:rPr>
+        <w:t>D</w:t>
+      </w:r>
+      <w:r>
+        <w:rPr>
+          <w:b/>
+          <w:bCs/>
+        </w:rPr>
+        <w:t>ay</w:t>
+      </w:r>
+      <w:r>
+        <w:rPr>
+          <w:b/>
+          <w:bCs/>
+        </w:rPr>
+        <w:t>7</w:t>
+      </w:r>
     </w:p>
     <w:p>
       <w:r>
@@ -3176,7 +3381,13 @@
         <w:t>日期：2</w:t>
       </w:r>
       <w:r>
-        <w:t xml:space="preserve">026.4. </w:t>
+        <w:t>026.4.</w:t>
+      </w:r>
+      <w:r>
+        <w:t>18</w:t>
+      </w:r>
+      <w:r>
+        <w:t xml:space="preserve"> </w:t>
       </w:r>
       <w:r>
         <w:rPr>
@@ -3184,19 +3395,78 @@
         </w:rPr>
         <w:t>星期</w:t>
       </w:r>
-    </w:p>
-    <w:p>
-      <w:r>
-        <w:rPr>
-          <w:rFonts w:hint="eastAsia"/>
-        </w:rPr>
-        <w:t>核心任务：1</w:t>
-      </w:r>
-      <w:r>
-        <w:t>.</w:t>
-      </w:r>
-      <w:r>
-        <w:tab/>
+      <w:r>
+        <w:rPr>
+          <w:rFonts w:hint="eastAsia"/>
+        </w:rPr>
+        <w:t>六</w:t>
+      </w:r>
+    </w:p>
+    <w:p>
+      <w:r>
+        <w:rPr>
+          <w:rFonts w:hint="eastAsia"/>
+        </w:rPr>
+        <w:t>核心任务：</w:t>
+      </w:r>
+    </w:p>
+    <w:p>
+      <w:pPr>
+        <w:pStyle w:val="a7"/>
+        <w:numPr>
+          <w:ilvl w:val="0"/>
+          <w:numId w:val="17"/>
+        </w:numPr>
+        <w:ind w:firstLineChars="0"/>
+      </w:pPr>
+      <w:r>
+        <w:rPr>
+          <w:rFonts w:hint="eastAsia"/>
+        </w:rPr>
+        <w:t>重新设计游戏系统</w:t>
+      </w:r>
+    </w:p>
+    <w:p>
+      <w:pPr>
+        <w:pStyle w:val="a7"/>
+        <w:numPr>
+          <w:ilvl w:val="0"/>
+          <w:numId w:val="17"/>
+        </w:numPr>
+        <w:ind w:firstLineChars="0"/>
+        <w:rPr>
+          <w:rFonts w:hint="eastAsia"/>
+        </w:rPr>
+      </w:pPr>
+      <w:r>
+        <w:rPr>
+          <w:rFonts w:hint="eastAsia"/>
+        </w:rPr>
+        <w:t>简单</w:t>
+      </w:r>
+      <w:r>
+        <w:rPr>
+          <w:rFonts w:hint="eastAsia"/>
+        </w:rPr>
+        <w:t>实现玩家</w:t>
+      </w:r>
+      <w:r>
+        <w:rPr>
+          <w:rFonts w:hint="eastAsia"/>
+        </w:rPr>
+        <w:t>、子弹、敌人等</w:t>
+      </w:r>
+      <w:r>
+        <w:rPr>
+          <w:rFonts w:hint="eastAsia"/>
+        </w:rPr>
+        <w:t>系统</w:t>
+      </w:r>
+      <w:r>
+        <w:rPr>
+          <w:rFonts w:hint="eastAsia"/>
+        </w:rPr>
+        <w:t>（部分为重新实现），之后再做优化</w:t>
       </w:r>
     </w:p>
     <w:p>
@@ -3216,6 +3486,923 @@
         </w:numPr>
         <w:ind w:firstLineChars="0"/>
       </w:pPr>
+      <w:r>
+        <w:rPr>
+          <w:rFonts w:hint="eastAsia"/>
+        </w:rPr>
+        <w:t>重新设计游戏系统</w:t>
+      </w:r>
+      <w:r>
+        <w:rPr>
+          <w:rFonts w:hint="eastAsia"/>
+        </w:rPr>
+        <w:t>。由于开发时间不多了，故采取</w:t>
+      </w:r>
+      <w:r>
+        <w:rPr>
+          <w:rFonts w:hint="eastAsia"/>
+        </w:rPr>
+        <w:t>架构清晰、实现简单</w:t>
+      </w:r>
+      <w:r>
+        <w:rPr>
+          <w:rFonts w:hint="eastAsia"/>
+        </w:rPr>
+        <w:t>的策略，</w:t>
+      </w:r>
+      <w:r>
+        <w:rPr>
+          <w:rFonts w:ascii="Arial" w:hAnsi="Arial" w:cs="Arial"/>
+          <w:color w:val="2B2D31"/>
+          <w:szCs w:val="21"/>
+          <w:shd w:val="clear" w:color="auto" w:fill="FFFFFF"/>
+        </w:rPr>
+        <w:t>拒绝过度设计</w:t>
+      </w:r>
+      <w:r>
+        <w:rPr>
+          <w:rFonts w:ascii="Arial" w:hAnsi="Arial" w:cs="Arial" w:hint="eastAsia"/>
+          <w:color w:val="2B2D31"/>
+          <w:szCs w:val="21"/>
+          <w:shd w:val="clear" w:color="auto" w:fill="FFFFFF"/>
+        </w:rPr>
+        <w:t>，</w:t>
+      </w:r>
+      <w:r>
+        <w:rPr>
+          <w:rFonts w:ascii="Arial" w:hAnsi="Arial" w:cs="Arial" w:hint="eastAsia"/>
+          <w:color w:val="2B2D31"/>
+          <w:szCs w:val="21"/>
+          <w:shd w:val="clear" w:color="auto" w:fill="FFFFFF"/>
+        </w:rPr>
+        <w:t>整体架构采用</w:t>
+      </w:r>
+      <w:r>
+        <w:rPr>
+          <w:rFonts w:ascii="Arial" w:hAnsi="Arial" w:cs="Arial"/>
+          <w:color w:val="2B2D31"/>
+          <w:szCs w:val="21"/>
+          <w:shd w:val="clear" w:color="auto" w:fill="FFFFFF"/>
+        </w:rPr>
+        <w:t>Unity</w:t>
+      </w:r>
+      <w:r>
+        <w:rPr>
+          <w:rFonts w:ascii="Arial" w:hAnsi="Arial" w:cs="Arial"/>
+          <w:color w:val="2B2D31"/>
+          <w:szCs w:val="21"/>
+          <w:shd w:val="clear" w:color="auto" w:fill="FFFFFF"/>
+        </w:rPr>
+        <w:t>经典的组件式设计</w:t>
+      </w:r>
+      <w:r>
+        <w:rPr>
+          <w:rFonts w:ascii="Arial" w:hAnsi="Arial" w:cs="Arial" w:hint="eastAsia"/>
+          <w:color w:val="2B2D31"/>
+          <w:szCs w:val="21"/>
+          <w:shd w:val="clear" w:color="auto" w:fill="FFFFFF"/>
+        </w:rPr>
+        <w:t>，</w:t>
+      </w:r>
+      <w:r>
+        <w:rPr>
+          <w:rFonts w:ascii="Arial" w:hAnsi="Arial" w:cs="Arial" w:hint="eastAsia"/>
+          <w:color w:val="2B2D31"/>
+          <w:szCs w:val="21"/>
+          <w:shd w:val="clear" w:color="auto" w:fill="FFFFFF"/>
+        </w:rPr>
+        <w:t>配合轻量级的</w:t>
+      </w:r>
+      <w:r>
+        <w:rPr>
+          <w:rFonts w:ascii="Arial" w:hAnsi="Arial" w:cs="Arial"/>
+          <w:color w:val="2B2D31"/>
+          <w:szCs w:val="21"/>
+          <w:shd w:val="clear" w:color="auto" w:fill="FFFFFF"/>
+        </w:rPr>
+        <w:t>单例管理器（</w:t>
+      </w:r>
+      <w:r>
+        <w:rPr>
+          <w:rFonts w:ascii="Arial" w:hAnsi="Arial" w:cs="Arial"/>
+          <w:color w:val="2B2D31"/>
+          <w:szCs w:val="21"/>
+          <w:shd w:val="clear" w:color="auto" w:fill="FFFFFF"/>
+        </w:rPr>
+        <w:t>Singleton Managers</w:t>
+      </w:r>
+      <w:r>
+        <w:rPr>
+          <w:rFonts w:ascii="Arial" w:hAnsi="Arial" w:cs="Arial"/>
+          <w:color w:val="2B2D31"/>
+          <w:szCs w:val="21"/>
+          <w:shd w:val="clear" w:color="auto" w:fill="FFFFFF"/>
+        </w:rPr>
+        <w:t>）来串联全局逻辑</w:t>
+      </w:r>
+      <w:r>
+        <w:rPr>
+          <w:rFonts w:ascii="Arial" w:hAnsi="Arial" w:cs="Arial" w:hint="eastAsia"/>
+          <w:color w:val="2B2D31"/>
+          <w:szCs w:val="21"/>
+          <w:shd w:val="clear" w:color="auto" w:fill="FFFFFF"/>
+        </w:rPr>
+        <w:t>，</w:t>
+      </w:r>
+      <w:r>
+        <w:rPr>
+          <w:rFonts w:ascii="Arial" w:hAnsi="Arial" w:cs="Arial"/>
+          <w:color w:val="2B2D31"/>
+          <w:szCs w:val="21"/>
+          <w:shd w:val="clear" w:color="auto" w:fill="FFFFFF"/>
+        </w:rPr>
+        <w:t>不使用复杂的框架</w:t>
+      </w:r>
+      <w:r>
+        <w:rPr>
+          <w:rFonts w:ascii="Arial" w:hAnsi="Arial" w:cs="Arial" w:hint="eastAsia"/>
+          <w:color w:val="2B2D31"/>
+          <w:szCs w:val="21"/>
+          <w:shd w:val="clear" w:color="auto" w:fill="FFFFFF"/>
+        </w:rPr>
+        <w:t>。将游戏分为五个模块：</w:t>
+      </w:r>
+      <w:r>
+        <w:rPr>
+          <w:rFonts w:ascii="Arial" w:hAnsi="Arial" w:cs="Arial" w:hint="eastAsia"/>
+          <w:color w:val="2B2D31"/>
+          <w:szCs w:val="21"/>
+          <w:shd w:val="clear" w:color="auto" w:fill="FFFFFF"/>
+        </w:rPr>
+        <w:t>全局管理模块</w:t>
+      </w:r>
+      <w:r>
+        <w:rPr>
+          <w:rFonts w:ascii="Arial" w:hAnsi="Arial" w:cs="Arial" w:hint="eastAsia"/>
+          <w:color w:val="2B2D31"/>
+          <w:szCs w:val="21"/>
+          <w:shd w:val="clear" w:color="auto" w:fill="FFFFFF"/>
+        </w:rPr>
+        <w:t>（核心管理系统），</w:t>
+      </w:r>
+      <w:r>
+        <w:rPr>
+          <w:rFonts w:ascii="Arial" w:hAnsi="Arial" w:cs="Arial" w:hint="eastAsia"/>
+          <w:color w:val="2B2D31"/>
+          <w:szCs w:val="21"/>
+          <w:shd w:val="clear" w:color="auto" w:fill="FFFFFF"/>
+        </w:rPr>
+        <w:t>实体模块</w:t>
+      </w:r>
+      <w:r>
+        <w:rPr>
+          <w:rFonts w:ascii="Arial" w:hAnsi="Arial" w:cs="Arial" w:hint="eastAsia"/>
+          <w:color w:val="2B2D31"/>
+          <w:szCs w:val="21"/>
+          <w:shd w:val="clear" w:color="auto" w:fill="FFFFFF"/>
+        </w:rPr>
+        <w:t>（玩家和敌人），</w:t>
+      </w:r>
+      <w:r>
+        <w:rPr>
+          <w:rFonts w:ascii="Arial" w:hAnsi="Arial" w:cs="Arial" w:hint="eastAsia"/>
+          <w:color w:val="2B2D31"/>
+          <w:szCs w:val="21"/>
+          <w:shd w:val="clear" w:color="auto" w:fill="FFFFFF"/>
+        </w:rPr>
+        <w:t>武器与战斗模块</w:t>
+      </w:r>
+      <w:r>
+        <w:rPr>
+          <w:rFonts w:ascii="Arial" w:hAnsi="Arial" w:cs="Arial" w:hint="eastAsia"/>
+          <w:color w:val="2B2D31"/>
+          <w:szCs w:val="21"/>
+          <w:shd w:val="clear" w:color="auto" w:fill="FFFFFF"/>
+        </w:rPr>
+        <w:t>（武器、子弹、道具），</w:t>
+      </w:r>
+      <w:r>
+        <w:rPr>
+          <w:rFonts w:ascii="Arial" w:hAnsi="Arial" w:cs="Arial" w:hint="eastAsia"/>
+          <w:color w:val="2B2D31"/>
+          <w:szCs w:val="21"/>
+          <w:shd w:val="clear" w:color="auto" w:fill="FFFFFF"/>
+        </w:rPr>
+        <w:t>关卡与环境模块</w:t>
+      </w:r>
+      <w:r>
+        <w:rPr>
+          <w:rFonts w:ascii="Arial" w:hAnsi="Arial" w:cs="Arial" w:hint="eastAsia"/>
+          <w:color w:val="2B2D31"/>
+          <w:szCs w:val="21"/>
+          <w:shd w:val="clear" w:color="auto" w:fill="FFFFFF"/>
+        </w:rPr>
+        <w:t>（地图等），</w:t>
+      </w:r>
+      <w:r>
+        <w:rPr>
+          <w:rFonts w:ascii="Arial" w:hAnsi="Arial" w:cs="Arial"/>
+          <w:color w:val="2B2D31"/>
+          <w:szCs w:val="21"/>
+          <w:shd w:val="clear" w:color="auto" w:fill="FFFFFF"/>
+        </w:rPr>
+        <w:t>UI</w:t>
+      </w:r>
+      <w:r>
+        <w:rPr>
+          <w:rFonts w:ascii="Arial" w:hAnsi="Arial" w:cs="Arial"/>
+          <w:color w:val="2B2D31"/>
+          <w:szCs w:val="21"/>
+          <w:shd w:val="clear" w:color="auto" w:fill="FFFFFF"/>
+        </w:rPr>
+        <w:t>模块</w:t>
+      </w:r>
+      <w:r>
+        <w:rPr>
+          <w:rFonts w:ascii="Arial" w:hAnsi="Arial" w:cs="Arial" w:hint="eastAsia"/>
+          <w:color w:val="2B2D31"/>
+          <w:szCs w:val="21"/>
+          <w:shd w:val="clear" w:color="auto" w:fill="FFFFFF"/>
+        </w:rPr>
+        <w:t>。</w:t>
+      </w:r>
+    </w:p>
+    <w:p>
+      <w:pPr>
+        <w:pStyle w:val="a7"/>
+        <w:numPr>
+          <w:ilvl w:val="0"/>
+          <w:numId w:val="10"/>
+        </w:numPr>
+        <w:ind w:firstLineChars="0"/>
+      </w:pPr>
+      <w:r>
+        <w:rPr>
+          <w:rFonts w:hint="eastAsia"/>
+        </w:rPr>
+        <w:t>重新实现地面。去除复杂的瓦片地面，直接用平面实现地面。</w:t>
+      </w:r>
+    </w:p>
+    <w:p>
+      <w:pPr>
+        <w:pStyle w:val="a7"/>
+        <w:numPr>
+          <w:ilvl w:val="0"/>
+          <w:numId w:val="10"/>
+        </w:numPr>
+        <w:ind w:firstLineChars="0"/>
+      </w:pPr>
+      <w:r>
+        <w:rPr>
+          <w:rFonts w:hint="eastAsia"/>
+        </w:rPr>
+        <w:t>实现新的玩家坦克移动脚本。基于实现简单策略，用简单逻辑实现玩家坦克移动与底盘旋转脚本</w:t>
+      </w:r>
+      <w:r>
+        <w:t>TankMovement</w:t>
+      </w:r>
+      <w:r>
+        <w:rPr>
+          <w:rFonts w:hint="eastAsia"/>
+        </w:rPr>
+        <w:t>，脚本在</w:t>
+      </w:r>
+      <w:r>
+        <w:t>Update</w:t>
+      </w:r>
+      <w:r>
+        <w:rPr>
+          <w:rFonts w:hint="eastAsia"/>
+        </w:rPr>
+        <w:t>中直接获取键盘输入（不考虑实现进阶功能跨端移植），</w:t>
+      </w:r>
+      <w:r>
+        <w:rPr>
+          <w:rFonts w:hint="eastAsia"/>
+        </w:rPr>
+        <w:t>组合成移动向量</w:t>
+      </w:r>
+      <w:r>
+        <w:t>movementInput</w:t>
+      </w:r>
+      <w:r>
+        <w:rPr>
+          <w:rFonts w:hint="eastAsia"/>
+        </w:rPr>
+        <w:t>，随后在</w:t>
+      </w:r>
+      <w:r>
+        <w:t>FixedUpdate</w:t>
+      </w:r>
+      <w:r>
+        <w:rPr>
+          <w:rFonts w:hint="eastAsia"/>
+        </w:rPr>
+        <w:t>中给刚体速度实现移动，同时根据</w:t>
+      </w:r>
+      <w:r>
+        <w:t>movementInput</w:t>
+      </w:r>
+      <w:r>
+        <w:rPr>
+          <w:rFonts w:hint="eastAsia"/>
+        </w:rPr>
+        <w:t>，使用</w:t>
+      </w:r>
+      <w:r>
+        <w:t>Quaternion.Slerp</w:t>
+      </w:r>
+      <w:r>
+        <w:rPr>
+          <w:rFonts w:hint="eastAsia"/>
+        </w:rPr>
+        <w:t>方法平滑插值让底盘旋转。</w:t>
+      </w:r>
+    </w:p>
+    <w:p>
+      <w:pPr>
+        <w:pStyle w:val="a7"/>
+        <w:numPr>
+          <w:ilvl w:val="0"/>
+          <w:numId w:val="10"/>
+        </w:numPr>
+        <w:ind w:firstLineChars="0"/>
+      </w:pPr>
+      <w:r>
+        <w:rPr>
+          <w:rFonts w:hint="eastAsia"/>
+        </w:rPr>
+        <w:t>修改玩家坦克层级结构。玩家坦克根物体为空物体，挂载所有脚本和组件，下有两个子物体，分别为底盘</w:t>
+      </w:r>
+      <w:r>
+        <w:t>Chassis</w:t>
+      </w:r>
+      <w:r>
+        <w:rPr>
+          <w:rFonts w:hint="eastAsia"/>
+        </w:rPr>
+        <w:t>和炮台</w:t>
+      </w:r>
+      <w:r>
+        <w:t>Turret</w:t>
+      </w:r>
+      <w:r>
+        <w:rPr>
+          <w:rFonts w:hint="eastAsia"/>
+        </w:rPr>
+        <w:t>，为相应的模型，炮台又有子物体</w:t>
+      </w:r>
+      <w:r>
+        <w:t>FirePoint</w:t>
+      </w:r>
+      <w:r>
+        <w:rPr>
+          <w:rFonts w:hint="eastAsia"/>
+        </w:rPr>
+        <w:t>，为空物体，表示开火点。</w:t>
+      </w:r>
+    </w:p>
+    <w:p>
+      <w:pPr>
+        <w:pStyle w:val="a7"/>
+        <w:numPr>
+          <w:ilvl w:val="0"/>
+          <w:numId w:val="10"/>
+        </w:numPr>
+        <w:ind w:firstLineChars="0"/>
+      </w:pPr>
+      <w:r>
+        <w:rPr>
+          <w:rFonts w:hint="eastAsia"/>
+        </w:rPr>
+        <w:t>实现新的玩家坦克炮台控制脚本。</w:t>
+      </w:r>
+      <w:r>
+        <w:t>TurretController</w:t>
+      </w:r>
+      <w:r>
+        <w:rPr>
+          <w:rFonts w:hint="eastAsia"/>
+        </w:rPr>
+        <w:t>脚本监听鼠标左键点击，若点击则计算瞄准坐标，随后使炮台转向。</w:t>
+      </w:r>
+    </w:p>
+    <w:p>
+      <w:pPr>
+        <w:pStyle w:val="a7"/>
+        <w:numPr>
+          <w:ilvl w:val="0"/>
+          <w:numId w:val="10"/>
+        </w:numPr>
+        <w:ind w:firstLineChars="0"/>
+      </w:pPr>
+      <w:r>
+        <w:rPr>
+          <w:rFonts w:hint="eastAsia"/>
+        </w:rPr>
+        <w:t>炮弹基类实现。实现简单的炮弹基类</w:t>
+      </w:r>
+      <w:r>
+        <w:t>BulletBase</w:t>
+      </w:r>
+      <w:r>
+        <w:rPr>
+          <w:rFonts w:hint="eastAsia"/>
+        </w:rPr>
+        <w:t>，目前仅包含速度字段，以及在创建阶段给予向前速度功能。</w:t>
+      </w:r>
+    </w:p>
+    <w:p>
+      <w:pPr>
+        <w:pStyle w:val="a7"/>
+        <w:numPr>
+          <w:ilvl w:val="0"/>
+          <w:numId w:val="10"/>
+        </w:numPr>
+        <w:ind w:firstLineChars="0"/>
+      </w:pPr>
+      <w:r>
+        <w:rPr>
+          <w:rFonts w:hint="eastAsia"/>
+        </w:rPr>
+        <w:t>用新的素材制作了普通炮弹预制体。</w:t>
+      </w:r>
+    </w:p>
+    <w:p>
+      <w:pPr>
+        <w:pStyle w:val="a7"/>
+        <w:numPr>
+          <w:ilvl w:val="0"/>
+          <w:numId w:val="10"/>
+        </w:numPr>
+        <w:ind w:firstLineChars="0"/>
+      </w:pPr>
+      <w:r>
+        <w:rPr>
+          <w:rFonts w:hint="eastAsia"/>
+        </w:rPr>
+        <w:t>实现新的玩家坦克开火脚本。</w:t>
+      </w:r>
+      <w:r>
+        <w:t>PlayerShooting</w:t>
+      </w:r>
+      <w:r>
+        <w:rPr>
+          <w:rFonts w:hint="eastAsia"/>
+        </w:rPr>
+        <w:t>类提供一个Fire公共方法，可在引用的</w:t>
+      </w:r>
+      <w:r>
+        <w:t>firePoint</w:t>
+      </w:r>
+      <w:r>
+        <w:rPr>
+          <w:rFonts w:hint="eastAsia"/>
+        </w:rPr>
+        <w:t>开火点</w:t>
+      </w:r>
+      <w:r>
+        <w:rPr>
+          <w:rFonts w:hint="eastAsia"/>
+        </w:rPr>
+        <w:t>生成以</w:t>
+      </w:r>
+      <w:r>
+        <w:t>bulletPrefab</w:t>
+      </w:r>
+      <w:r>
+        <w:rPr>
+          <w:rFonts w:hint="eastAsia"/>
+        </w:rPr>
+        <w:t>为预制体的炮弹。</w:t>
+      </w:r>
+    </w:p>
+    <w:p>
+      <w:pPr>
+        <w:pStyle w:val="a7"/>
+        <w:numPr>
+          <w:ilvl w:val="0"/>
+          <w:numId w:val="10"/>
+        </w:numPr>
+        <w:ind w:firstLineChars="0"/>
+      </w:pPr>
+      <w:r>
+        <w:rPr>
+          <w:rFonts w:hint="eastAsia"/>
+        </w:rPr>
+        <w:t>实现玩家坦克开火功能。</w:t>
+      </w:r>
+      <w:r>
+        <w:rPr>
+          <w:rFonts w:hint="eastAsia"/>
+        </w:rPr>
+        <w:t>修改</w:t>
+      </w:r>
+      <w:r>
+        <w:t>TurretController</w:t>
+      </w:r>
+      <w:r>
+        <w:rPr>
+          <w:rFonts w:hint="eastAsia"/>
+        </w:rPr>
+        <w:t>脚本</w:t>
+      </w:r>
+      <w:r>
+        <w:rPr>
+          <w:rFonts w:hint="eastAsia"/>
+        </w:rPr>
+        <w:t>，使得玩家坦克转向完成后调用</w:t>
+      </w:r>
+      <w:r>
+        <w:t>PlayerShooting</w:t>
+      </w:r>
+      <w:r>
+        <w:rPr>
+          <w:rFonts w:hint="eastAsia"/>
+        </w:rPr>
+        <w:t>类提供</w:t>
+      </w:r>
+      <w:r>
+        <w:rPr>
+          <w:rFonts w:hint="eastAsia"/>
+        </w:rPr>
+        <w:t>的</w:t>
+      </w:r>
+      <w:r>
+        <w:rPr>
+          <w:rFonts w:hint="eastAsia"/>
+        </w:rPr>
+        <w:t>Fire方法</w:t>
+      </w:r>
+      <w:r>
+        <w:rPr>
+          <w:rFonts w:hint="eastAsia"/>
+        </w:rPr>
+        <w:t>，进行开火。</w:t>
+      </w:r>
+    </w:p>
+    <w:p>
+      <w:pPr>
+        <w:pStyle w:val="a7"/>
+        <w:numPr>
+          <w:ilvl w:val="0"/>
+          <w:numId w:val="10"/>
+        </w:numPr>
+        <w:ind w:firstLineChars="0"/>
+      </w:pPr>
+      <w:r>
+        <w:rPr>
+          <w:rFonts w:hint="eastAsia"/>
+        </w:rPr>
+        <w:lastRenderedPageBreak/>
+        <w:t>依然使用</w:t>
+      </w:r>
+      <w:r>
+        <w:t>Cinemachine</w:t>
+      </w:r>
+      <w:r>
+        <w:rPr>
+          <w:rFonts w:hint="eastAsia"/>
+        </w:rPr>
+        <w:t>插件，加入虚拟相机</w:t>
+      </w:r>
+      <w:r>
+        <w:rPr>
+          <w:rFonts w:hint="eastAsia"/>
+        </w:rPr>
+        <w:t>，实现摄像机对玩家坦克的跟随。</w:t>
+      </w:r>
+    </w:p>
+    <w:p>
+      <w:pPr>
+        <w:pStyle w:val="a7"/>
+        <w:numPr>
+          <w:ilvl w:val="0"/>
+          <w:numId w:val="10"/>
+        </w:numPr>
+        <w:ind w:firstLineChars="0"/>
+      </w:pPr>
+      <w:r>
+        <w:rPr>
+          <w:rFonts w:hint="eastAsia"/>
+        </w:rPr>
+        <w:t>实现新的对象池。逻辑几乎不必，仍然将对象池</w:t>
+      </w:r>
+      <w:r>
+        <w:t>PoolManager</w:t>
+      </w:r>
+      <w:r>
+        <w:rPr>
+          <w:rFonts w:hint="eastAsia"/>
+        </w:rPr>
+        <w:t>实现为单例类，用字典存储不同预制体及其队列，公共方法</w:t>
+      </w:r>
+      <w:r>
+        <w:t>Spawn</w:t>
+      </w:r>
+      <w:r>
+        <w:rPr>
+          <w:rFonts w:hint="eastAsia"/>
+        </w:rPr>
+        <w:t>取物体，池中有就直接取出，没有就新建一个，公共方法</w:t>
+      </w:r>
+      <w:r>
+        <w:t>Despawn</w:t>
+      </w:r>
+      <w:r>
+        <w:rPr>
+          <w:rFonts w:hint="eastAsia"/>
+        </w:rPr>
+        <w:t>放回物体，若无池子（防御性编程）或超过最大缓存，则直接销毁，否则入池。</w:t>
+      </w:r>
+    </w:p>
+    <w:p>
+      <w:pPr>
+        <w:pStyle w:val="a7"/>
+        <w:numPr>
+          <w:ilvl w:val="0"/>
+          <w:numId w:val="10"/>
+        </w:numPr>
+        <w:ind w:firstLineChars="0"/>
+      </w:pPr>
+      <w:r>
+        <w:rPr>
+          <w:rFonts w:hint="eastAsia"/>
+        </w:rPr>
+        <w:t>修改</w:t>
+      </w:r>
+      <w:r>
+        <w:t>PlayerShooting</w:t>
+      </w:r>
+      <w:r>
+        <w:rPr>
+          <w:rFonts w:hint="eastAsia"/>
+        </w:rPr>
+        <w:t>类</w:t>
+      </w:r>
+      <w:r>
+        <w:rPr>
+          <w:rFonts w:hint="eastAsia"/>
+        </w:rPr>
+        <w:t>的</w:t>
+      </w:r>
+      <w:r>
+        <w:rPr>
+          <w:rFonts w:hint="eastAsia"/>
+        </w:rPr>
+        <w:t>Fire公共方法</w:t>
+      </w:r>
+      <w:r>
+        <w:rPr>
+          <w:rFonts w:hint="eastAsia"/>
+        </w:rPr>
+        <w:t>，使其基于对象池实现。</w:t>
+      </w:r>
+    </w:p>
+    <w:p>
+      <w:pPr>
+        <w:pStyle w:val="a7"/>
+        <w:numPr>
+          <w:ilvl w:val="0"/>
+          <w:numId w:val="10"/>
+        </w:numPr>
+        <w:ind w:firstLineChars="0"/>
+      </w:pPr>
+      <w:r>
+        <w:rPr>
+          <w:rFonts w:hint="eastAsia"/>
+        </w:rPr>
+        <w:t>创建反弹材质。创建名为</w:t>
+      </w:r>
+      <w:r>
+        <w:t>BounceMaterial</w:t>
+      </w:r>
+      <w:r>
+        <w:rPr>
+          <w:rFonts w:hint="eastAsia"/>
+        </w:rPr>
+        <w:t>的</w:t>
+      </w:r>
+      <w:r>
+        <w:t>Physic Material</w:t>
+      </w:r>
+      <w:r>
+        <w:rPr>
+          <w:rFonts w:hint="eastAsia"/>
+        </w:rPr>
+        <w:t>，无摩擦，弹性碰撞。将其应用于普通炮弹预制体和测试用墙壁（几个立方体）。</w:t>
+      </w:r>
+    </w:p>
+    <w:p>
+      <w:pPr>
+        <w:pStyle w:val="a7"/>
+        <w:numPr>
+          <w:ilvl w:val="0"/>
+          <w:numId w:val="10"/>
+        </w:numPr>
+        <w:ind w:firstLineChars="0"/>
+      </w:pPr>
+      <w:r>
+        <w:rPr>
+          <w:rFonts w:hint="eastAsia"/>
+        </w:rPr>
+        <w:t>更新子弹逻辑</w:t>
+      </w:r>
+      <w:r>
+        <w:rPr>
+          <w:rFonts w:hint="eastAsia"/>
+        </w:rPr>
+        <w:t>。</w:t>
+      </w:r>
+      <w:r>
+        <w:rPr>
+          <w:rFonts w:hint="eastAsia"/>
+        </w:rPr>
+        <w:t>为</w:t>
+      </w:r>
+      <w:r>
+        <w:t>BulletBase</w:t>
+      </w:r>
+      <w:r>
+        <w:rPr>
+          <w:rFonts w:hint="eastAsia"/>
+        </w:rPr>
+        <w:t>类添加</w:t>
+      </w:r>
+      <w:r>
+        <w:t>maxBounces</w:t>
+      </w:r>
+      <w:r>
+        <w:rPr>
+          <w:rFonts w:hint="eastAsia"/>
+        </w:rPr>
+        <w:t>公共字段，用于设置最大反弹次数，并加入碰撞检测，以记录碰撞次数，同时为适配对象池，使用</w:t>
+      </w:r>
+      <w:r>
+        <w:t>OnEnable来代替Start</w:t>
+      </w:r>
+      <w:r>
+        <w:rPr>
+          <w:rFonts w:hint="eastAsia"/>
+        </w:rPr>
+        <w:t>，在</w:t>
+      </w:r>
+      <w:r>
+        <w:t>OnEnable</w:t>
+      </w:r>
+      <w:r>
+        <w:rPr>
+          <w:rFonts w:hint="eastAsia"/>
+        </w:rPr>
+        <w:t>中重置反弹次数和速度，并用Invoke进行延迟回收。</w:t>
+      </w:r>
+    </w:p>
+    <w:p>
+      <w:pPr>
+        <w:pStyle w:val="a7"/>
+        <w:numPr>
+          <w:ilvl w:val="0"/>
+          <w:numId w:val="10"/>
+        </w:numPr>
+        <w:ind w:firstLineChars="0"/>
+      </w:pPr>
+      <w:r>
+        <w:rPr>
+          <w:rFonts w:hint="eastAsia"/>
+        </w:rPr>
+        <w:t>实现通用</w:t>
+      </w:r>
+      <w:r>
+        <w:rPr>
+          <w:rFonts w:hint="eastAsia"/>
+        </w:rPr>
+        <w:t>生命值系统</w:t>
+      </w:r>
+      <w:r>
+        <w:rPr>
+          <w:rFonts w:hint="eastAsia"/>
+        </w:rPr>
+        <w:t>。</w:t>
+      </w:r>
+      <w:r>
+        <w:rPr>
+          <w:rFonts w:hint="eastAsia"/>
+        </w:rPr>
+        <w:t>创建</w:t>
+      </w:r>
+      <w:r>
+        <w:t xml:space="preserve"> Health 脚本</w:t>
+      </w:r>
+      <w:r>
+        <w:rPr>
+          <w:rFonts w:hint="eastAsia"/>
+        </w:rPr>
+        <w:t>，可配置最大生命值，提供公共方法</w:t>
+      </w:r>
+      <w:r>
+        <w:t>TakeDamage</w:t>
+      </w:r>
+      <w:r>
+        <w:rPr>
+          <w:rFonts w:hint="eastAsia"/>
+        </w:rPr>
+        <w:t>实现受伤机制，血量归零调用</w:t>
+      </w:r>
+      <w:r>
+        <w:t>Die</w:t>
+      </w:r>
+      <w:r>
+        <w:rPr>
+          <w:rFonts w:hint="eastAsia"/>
+        </w:rPr>
+        <w:t>方法，玩家则直接隐藏，敌人则被对象池回收。</w:t>
+      </w:r>
+    </w:p>
+    <w:p>
+      <w:pPr>
+        <w:pStyle w:val="a7"/>
+        <w:numPr>
+          <w:ilvl w:val="0"/>
+          <w:numId w:val="10"/>
+        </w:numPr>
+        <w:ind w:firstLineChars="0"/>
+      </w:pPr>
+      <w:r>
+        <w:rPr>
+          <w:rFonts w:hint="eastAsia"/>
+        </w:rPr>
+        <w:t>使用</w:t>
+      </w:r>
+      <w:r>
+        <w:t>Navigation系统</w:t>
+      </w:r>
+      <w:r>
+        <w:rPr>
+          <w:rFonts w:hint="eastAsia"/>
+        </w:rPr>
+        <w:t>，在测试地图上</w:t>
+      </w:r>
+      <w:r>
+        <w:t>烘焙 NavMesh</w:t>
+      </w:r>
+      <w:r>
+        <w:rPr>
+          <w:rFonts w:hint="eastAsia"/>
+        </w:rPr>
+        <w:t>导航网格</w:t>
+      </w:r>
+      <w:r>
+        <w:rPr>
+          <w:rFonts w:hint="eastAsia"/>
+        </w:rPr>
+        <w:t>。</w:t>
+      </w:r>
+    </w:p>
+    <w:p>
+      <w:pPr>
+        <w:pStyle w:val="a7"/>
+        <w:numPr>
+          <w:ilvl w:val="0"/>
+          <w:numId w:val="10"/>
+        </w:numPr>
+        <w:ind w:firstLineChars="0"/>
+      </w:pPr>
+      <w:r>
+        <w:rPr>
+          <w:rFonts w:hint="eastAsia"/>
+        </w:rPr>
+        <w:t>编写敌人的简单状态机</w:t>
+      </w:r>
+      <w:r>
+        <w:t>AI</w:t>
+      </w:r>
+      <w:r>
+        <w:rPr>
+          <w:rFonts w:hint="eastAsia"/>
+        </w:rPr>
+        <w:t>。</w:t>
+      </w:r>
+      <w:r>
+        <w:rPr>
+          <w:rFonts w:hint="eastAsia"/>
+        </w:rPr>
+        <w:t>创建</w:t>
+      </w:r>
+      <w:r>
+        <w:t>EnemyAI脚本</w:t>
+      </w:r>
+      <w:r>
+        <w:rPr>
+          <w:rFonts w:hint="eastAsia"/>
+        </w:rPr>
+        <w:t>，简单实现</w:t>
+      </w:r>
+      <w:r>
+        <w:rPr>
+          <w:rFonts w:hint="eastAsia"/>
+        </w:rPr>
+        <w:t>敌人对玩家的追逐和开火。</w:t>
+      </w:r>
     </w:p>
     <w:p>
       <w:r>
@@ -3223,6 +4410,85 @@
           <w:rFonts w:hint="eastAsia"/>
         </w:rPr>
         <w:t>问题与解决：</w:t>
+      </w:r>
+    </w:p>
+    <w:p>
+      <w:pPr>
+        <w:ind w:firstLine="420"/>
+      </w:pPr>
+      <w:r>
+        <w:rPr>
+          <w:rFonts w:hint="eastAsia"/>
+        </w:rPr>
+        <w:t>炮弹初次创建飞行方向问题，炮弹模型问题，</w:t>
+      </w:r>
+      <w:r>
+        <w:rPr>
+          <w:rFonts w:hint="eastAsia"/>
+        </w:rPr>
+        <w:t>炮弹友伤</w:t>
+      </w:r>
+      <w:r>
+        <w:rPr>
+          <w:rFonts w:hint="eastAsia"/>
+        </w:rPr>
+        <w:t>问题，</w:t>
+      </w:r>
+      <w:r>
+        <w:t>AI和玩家</w:t>
+      </w:r>
+      <w:r>
+        <w:rPr>
+          <w:rFonts w:hint="eastAsia"/>
+        </w:rPr>
+        <w:t>组件</w:t>
+      </w:r>
+      <w:r>
+        <w:t>共通</w:t>
+      </w:r>
+      <w:r>
+        <w:rPr>
+          <w:rFonts w:hint="eastAsia"/>
+        </w:rPr>
+        <w:t>问题</w:t>
+      </w:r>
+      <w:r>
+        <w:t>，AI逻辑问题，提取可配置数据为公共字段</w:t>
+      </w:r>
+      <w:r>
+        <w:rPr>
+          <w:rFonts w:hint="eastAsia"/>
+        </w:rPr>
+        <w:t>问题</w:t>
+      </w:r>
+      <w:r>
+        <w:t>，敌人适配对象池</w:t>
+      </w:r>
+      <w:r>
+        <w:rPr>
+          <w:rFonts w:hint="eastAsia"/>
+        </w:rPr>
+        <w:t>问题</w:t>
+      </w:r>
+      <w:r>
+        <w:rPr>
+          <w:rFonts w:hint="eastAsia"/>
+        </w:rPr>
+        <w:t>。</w:t>
+      </w:r>
+    </w:p>
+    <w:p>
+      <w:pPr>
+        <w:ind w:firstLine="420"/>
+        <w:rPr>
+          <w:rFonts w:hint="eastAsia"/>
+        </w:rPr>
+      </w:pPr>
+      <w:r>
+        <w:rPr>
+          <w:rFonts w:hint="eastAsia"/>
+        </w:rPr>
+        <w:t>对象池差异，开火差异。</w:t>
       </w:r>
     </w:p>
     <w:p/>
@@ -3261,7 +4527,6 @@
         <w:rPr>
           <w:rFonts w:hint="eastAsia"/>
         </w:rPr>
-        <w:lastRenderedPageBreak/>
         <w:t>日期：2</w:t>
       </w:r>
       <w:r>
@@ -3526,6 +4791,7 @@
         <w:rPr>
           <w:rFonts w:hint="eastAsia"/>
         </w:rPr>
+        <w:lastRenderedPageBreak/>
         <w:t>日期：2</w:t>
       </w:r>
       <w:r>
@@ -3807,6 +5073,95 @@
     </w:lvl>
   </w:abstractNum>
   <w:abstractNum w:abstractNumId="1" w15:restartNumberingAfterBreak="0">
+    <w:nsid w:val="008E67AA"/>
+    <w:multiLevelType w:val="hybridMultilevel"/>
+    <w:tmpl w:val="AC3C265C"/>
+    <w:lvl w:ilvl="0" w:tplc="9EBE4920">
+      <w:start w:val="1"/>
+      <w:numFmt w:val="decimal"/>
+      <w:lvlText w:val="%1."/>
+      <w:lvlJc w:val="left"/>
+      <w:pPr>
+        <w:ind w:left="780" w:hanging="360"/>
+      </w:pPr>
+      <w:rPr>
+        <w:rFonts w:hint="default"/>
+      </w:rPr>
+    </w:lvl>
+    <w:lvl w:ilvl="1" w:tplc="04090019" w:tentative="1">
+      <w:start w:val="1"/>
+      <w:numFmt w:val="lowerLetter"/>
+      <w:lvlText w:val="%2)"/>
+      <w:lvlJc w:val="left"/>
+      <w:pPr>
+        <w:ind w:left="1260" w:hanging="420"/>
+      </w:pPr>
+    </w:lvl>
+    <w:lvl w:ilvl="2" w:tplc="0409001B" w:tentative="1">
+      <w:start w:val="1"/>
+      <w:numFmt w:val="lowerRoman"/>
+      <w:lvlText w:val="%3."/>
+      <w:lvlJc w:val="right"/>
+      <w:pPr>
+        <w:ind w:left="1680" w:hanging="420"/>
+      </w:pPr>
+    </w:lvl>
+    <w:lvl w:ilvl="3" w:tplc="0409000F" w:tentative="1">
+      <w:start w:val="1"/>
+      <w:numFmt w:val="decimal"/>
+      <w:lvlText w:val="%4."/>
+      <w:lvlJc w:val="left"/>
+      <w:pPr>
+        <w:ind w:left="2100" w:hanging="420"/>
+      </w:pPr>
+    </w:lvl>
+    <w:lvl w:ilvl="4" w:tplc="04090019" w:tentative="1">
+      <w:start w:val="1"/>
+      <w:numFmt w:val="lowerLetter"/>
+      <w:lvlText w:val="%5)"/>
+      <w:lvlJc w:val="left"/>
+      <w:pPr>
+        <w:ind w:left="2520" w:hanging="420"/>
+      </w:pPr>
+    </w:lvl>
+    <w:lvl w:ilvl="5" w:tplc="0409001B" w:tentative="1">
+      <w:start w:val="1"/>
+      <w:numFmt w:val="lowerRoman"/>
+      <w:lvlText w:val="%6."/>
+      <w:lvlJc w:val="right"/>
+      <w:pPr>
+        <w:ind w:left="2940" w:hanging="420"/>
+      </w:pPr>
+    </w:lvl>
+    <w:lvl w:ilvl="6" w:tplc="0409000F" w:tentative="1">
+      <w:start w:val="1"/>
+      <w:numFmt w:val="decimal"/>
+      <w:lvlText w:val="%7."/>
+      <w:lvlJc w:val="left"/>
+      <w:pPr>
+        <w:ind w:left="3360" w:hanging="420"/>
+      </w:pPr>
+    </w:lvl>
+    <w:lvl w:ilvl="7" w:tplc="04090019" w:tentative="1">
+      <w:start w:val="1"/>
+      <w:numFmt w:val="lowerLetter"/>
+      <w:lvlText w:val="%8)"/>
+      <w:lvlJc w:val="left"/>
+      <w:pPr>
+        <w:ind w:left="3780" w:hanging="420"/>
+      </w:pPr>
+    </w:lvl>
+    <w:lvl w:ilvl="8" w:tplc="0409001B" w:tentative="1">
+      <w:start w:val="1"/>
+      <w:numFmt w:val="lowerRoman"/>
+      <w:lvlText w:val="%9."/>
+      <w:lvlJc w:val="right"/>
+      <w:pPr>
+        <w:ind w:left="4200" w:hanging="420"/>
+      </w:pPr>
+    </w:lvl>
+  </w:abstractNum>
+  <w:abstractNum w:abstractNumId="2" w15:restartNumberingAfterBreak="0">
     <w:nsid w:val="03EE77D6"/>
     <w:multiLevelType w:val="hybridMultilevel"/>
     <w:tmpl w:val="4FAAB244"/>
@@ -3895,7 +5250,7 @@
       </w:pPr>
     </w:lvl>
   </w:abstractNum>
-  <w:abstractNum w:abstractNumId="2" w15:restartNumberingAfterBreak="0">
+  <w:abstractNum w:abstractNumId="3" w15:restartNumberingAfterBreak="0">
     <w:nsid w:val="09B4768E"/>
     <w:multiLevelType w:val="hybridMultilevel"/>
     <w:tmpl w:val="77880B5A"/>
@@ -3984,7 +5339,7 @@
       </w:pPr>
     </w:lvl>
   </w:abstractNum>
-  <w:abstractNum w:abstractNumId="3" w15:restartNumberingAfterBreak="0">
+  <w:abstractNum w:abstractNumId="4" w15:restartNumberingAfterBreak="0">
     <w:nsid w:val="0CC35027"/>
     <w:multiLevelType w:val="hybridMultilevel"/>
     <w:tmpl w:val="6ECADC38"/>
@@ -4073,7 +5428,7 @@
       </w:pPr>
     </w:lvl>
   </w:abstractNum>
-  <w:abstractNum w:abstractNumId="4" w15:restartNumberingAfterBreak="0">
+  <w:abstractNum w:abstractNumId="5" w15:restartNumberingAfterBreak="0">
     <w:nsid w:val="174B3F71"/>
     <w:multiLevelType w:val="hybridMultilevel"/>
     <w:tmpl w:val="4FAAB244"/>
@@ -4162,7 +5517,7 @@
       </w:pPr>
     </w:lvl>
   </w:abstractNum>
-  <w:abstractNum w:abstractNumId="5" w15:restartNumberingAfterBreak="0">
+  <w:abstractNum w:abstractNumId="6" w15:restartNumberingAfterBreak="0">
     <w:nsid w:val="337C485D"/>
     <w:multiLevelType w:val="hybridMultilevel"/>
     <w:tmpl w:val="D0A26A44"/>
@@ -4251,7 +5606,7 @@
       </w:pPr>
     </w:lvl>
   </w:abstractNum>
-  <w:abstractNum w:abstractNumId="6" w15:restartNumberingAfterBreak="0">
+  <w:abstractNum w:abstractNumId="7" w15:restartNumberingAfterBreak="0">
     <w:nsid w:val="3A9930DE"/>
     <w:multiLevelType w:val="hybridMultilevel"/>
     <w:tmpl w:val="4FAAB244"/>
@@ -4340,7 +5695,7 @@
       </w:pPr>
     </w:lvl>
   </w:abstractNum>
-  <w:abstractNum w:abstractNumId="7" w15:restartNumberingAfterBreak="0">
+  <w:abstractNum w:abstractNumId="8" w15:restartNumberingAfterBreak="0">
     <w:nsid w:val="3D036289"/>
     <w:multiLevelType w:val="hybridMultilevel"/>
     <w:tmpl w:val="A6185B44"/>
@@ -4429,7 +5784,7 @@
       </w:pPr>
     </w:lvl>
   </w:abstractNum>
-  <w:abstractNum w:abstractNumId="8" w15:restartNumberingAfterBreak="0">
+  <w:abstractNum w:abstractNumId="9" w15:restartNumberingAfterBreak="0">
     <w:nsid w:val="4C0070A1"/>
     <w:multiLevelType w:val="hybridMultilevel"/>
     <w:tmpl w:val="04D83F7A"/>
@@ -4518,7 +5873,7 @@
       </w:pPr>
     </w:lvl>
   </w:abstractNum>
-  <w:abstractNum w:abstractNumId="9" w15:restartNumberingAfterBreak="0">
+  <w:abstractNum w:abstractNumId="10" w15:restartNumberingAfterBreak="0">
     <w:nsid w:val="4DAE4FFC"/>
     <w:multiLevelType w:val="hybridMultilevel"/>
     <w:tmpl w:val="4FAAB244"/>
@@ -4607,7 +5962,7 @@
       </w:pPr>
     </w:lvl>
   </w:abstractNum>
-  <w:abstractNum w:abstractNumId="10" w15:restartNumberingAfterBreak="0">
+  <w:abstractNum w:abstractNumId="11" w15:restartNumberingAfterBreak="0">
     <w:nsid w:val="59D62672"/>
     <w:multiLevelType w:val="hybridMultilevel"/>
     <w:tmpl w:val="4FAAB244"/>
@@ -4696,7 +6051,7 @@
       </w:pPr>
     </w:lvl>
   </w:abstractNum>
-  <w:abstractNum w:abstractNumId="11" w15:restartNumberingAfterBreak="0">
+  <w:abstractNum w:abstractNumId="12" w15:restartNumberingAfterBreak="0">
     <w:nsid w:val="64A134ED"/>
     <w:multiLevelType w:val="hybridMultilevel"/>
     <w:tmpl w:val="6ECADC38"/>
@@ -4785,7 +6140,7 @@
       </w:pPr>
     </w:lvl>
   </w:abstractNum>
-  <w:abstractNum w:abstractNumId="12" w15:restartNumberingAfterBreak="0">
+  <w:abstractNum w:abstractNumId="13" w15:restartNumberingAfterBreak="0">
     <w:nsid w:val="6C676C85"/>
     <w:multiLevelType w:val="hybridMultilevel"/>
     <w:tmpl w:val="4FAAB244"/>
@@ -4874,7 +6229,7 @@
       </w:pPr>
     </w:lvl>
   </w:abstractNum>
-  <w:abstractNum w:abstractNumId="13" w15:restartNumberingAfterBreak="0">
+  <w:abstractNum w:abstractNumId="14" w15:restartNumberingAfterBreak="0">
     <w:nsid w:val="76A31251"/>
     <w:multiLevelType w:val="hybridMultilevel"/>
     <w:tmpl w:val="4FAAB244"/>
@@ -4963,7 +6318,7 @@
       </w:pPr>
     </w:lvl>
   </w:abstractNum>
-  <w:abstractNum w:abstractNumId="14" w15:restartNumberingAfterBreak="0">
+  <w:abstractNum w:abstractNumId="15" w15:restartNumberingAfterBreak="0">
     <w:nsid w:val="78AB16E0"/>
     <w:multiLevelType w:val="hybridMultilevel"/>
     <w:tmpl w:val="939AF52A"/>
@@ -5052,7 +6407,7 @@
       </w:pPr>
     </w:lvl>
   </w:abstractNum>
-  <w:abstractNum w:abstractNumId="15" w15:restartNumberingAfterBreak="0">
+  <w:abstractNum w:abstractNumId="16" w15:restartNumberingAfterBreak="0">
     <w:nsid w:val="7CE07E8F"/>
     <w:multiLevelType w:val="hybridMultilevel"/>
     <w:tmpl w:val="D5D27D44"/>
@@ -5142,52 +6497,55 @@
     </w:lvl>
   </w:abstractNum>
   <w:num w:numId="1">
+    <w:abstractNumId w:val="9"/>
+  </w:num>
+  <w:num w:numId="2">
+    <w:abstractNumId w:val="15"/>
+  </w:num>
+  <w:num w:numId="3">
+    <w:abstractNumId w:val="3"/>
+  </w:num>
+  <w:num w:numId="4">
     <w:abstractNumId w:val="8"/>
   </w:num>
-  <w:num w:numId="2">
+  <w:num w:numId="5">
+    <w:abstractNumId w:val="4"/>
+  </w:num>
+  <w:num w:numId="6">
+    <w:abstractNumId w:val="16"/>
+  </w:num>
+  <w:num w:numId="7">
+    <w:abstractNumId w:val="12"/>
+  </w:num>
+  <w:num w:numId="8">
+    <w:abstractNumId w:val="7"/>
+  </w:num>
+  <w:num w:numId="9">
+    <w:abstractNumId w:val="5"/>
+  </w:num>
+  <w:num w:numId="10">
     <w:abstractNumId w:val="14"/>
   </w:num>
-  <w:num w:numId="3">
+  <w:num w:numId="11">
     <w:abstractNumId w:val="2"/>
-  </w:num>
-  <w:num w:numId="4">
-    <w:abstractNumId w:val="7"/>
-  </w:num>
-  <w:num w:numId="5">
-    <w:abstractNumId w:val="3"/>
-  </w:num>
-  <w:num w:numId="6">
-    <w:abstractNumId w:val="15"/>
-  </w:num>
-  <w:num w:numId="7">
-    <w:abstractNumId w:val="11"/>
-  </w:num>
-  <w:num w:numId="8">
-    <w:abstractNumId w:val="6"/>
-  </w:num>
-  <w:num w:numId="9">
-    <w:abstractNumId w:val="4"/>
-  </w:num>
-  <w:num w:numId="10">
-    <w:abstractNumId w:val="13"/>
-  </w:num>
-  <w:num w:numId="11">
-    <w:abstractNumId w:val="1"/>
   </w:num>
   <w:num w:numId="12">
     <w:abstractNumId w:val="0"/>
   </w:num>
   <w:num w:numId="13">
+    <w:abstractNumId w:val="11"/>
+  </w:num>
+  <w:num w:numId="14">
+    <w:abstractNumId w:val="13"/>
+  </w:num>
+  <w:num w:numId="15">
     <w:abstractNumId w:val="10"/>
   </w:num>
-  <w:num w:numId="14">
-    <w:abstractNumId w:val="12"/>
+  <w:num w:numId="16">
+    <w:abstractNumId w:val="6"/>
   </w:num>
-  <w:num w:numId="15">
-    <w:abstractNumId w:val="9"/>
-  </w:num>
-  <w:num w:numId="16">
-    <w:abstractNumId w:val="5"/>
+  <w:num w:numId="17">
+    <w:abstractNumId w:val="1"/>
   </w:num>
 </w:numbering>
 </file>
@@ -5615,6 +6973,53 @@
       <w:szCs w:val="44"/>
     </w:rPr>
   </w:style>
+  <w:style w:type="paragraph" w:styleId="2">
+    <w:name w:val="heading 2"/>
+    <w:basedOn w:val="a"/>
+    <w:next w:val="a"/>
+    <w:link w:val="20"/>
+    <w:uiPriority w:val="9"/>
+    <w:semiHidden/>
+    <w:unhideWhenUsed/>
+    <w:qFormat/>
+    <w:rsid w:val="00CA4DC5"/>
+    <w:pPr>
+      <w:keepNext/>
+      <w:keepLines/>
+      <w:spacing w:before="260" w:after="260" w:line="416" w:lineRule="auto"/>
+      <w:outlineLvl w:val="1"/>
+    </w:pPr>
+    <w:rPr>
+      <w:rFonts w:asciiTheme="majorHAnsi" w:eastAsiaTheme="majorEastAsia" w:hAnsiTheme="majorHAnsi" w:cstheme="majorBidi"/>
+      <w:b/>
+      <w:bCs/>
+      <w:sz w:val="32"/>
+      <w:szCs w:val="32"/>
+    </w:rPr>
+  </w:style>
+  <w:style w:type="paragraph" w:styleId="3">
+    <w:name w:val="heading 3"/>
+    <w:basedOn w:val="a"/>
+    <w:next w:val="a"/>
+    <w:link w:val="30"/>
+    <w:uiPriority w:val="9"/>
+    <w:semiHidden/>
+    <w:unhideWhenUsed/>
+    <w:qFormat/>
+    <w:rsid w:val="009C47CA"/>
+    <w:pPr>
+      <w:keepNext/>
+      <w:keepLines/>
+      <w:spacing w:before="260" w:after="260" w:line="416" w:lineRule="auto"/>
+      <w:outlineLvl w:val="2"/>
+    </w:pPr>
+    <w:rPr>
+      <w:b/>
+      <w:bCs/>
+      <w:sz w:val="32"/>
+      <w:szCs w:val="32"/>
+    </w:rPr>
+  </w:style>
   <w:style w:type="character" w:default="1" w:styleId="a0">
     <w:name w:val="Default Paragraph Font"/>
     <w:uiPriority w:val="1"/>
@@ -5730,6 +7135,35 @@
     <w:pPr>
       <w:ind w:firstLineChars="200" w:firstLine="420"/>
     </w:pPr>
+  </w:style>
+  <w:style w:type="character" w:customStyle="1" w:styleId="20">
+    <w:name w:val="标题 2 字符"/>
+    <w:basedOn w:val="a0"/>
+    <w:link w:val="2"/>
+    <w:uiPriority w:val="9"/>
+    <w:semiHidden/>
+    <w:rsid w:val="00CA4DC5"/>
+    <w:rPr>
+      <w:rFonts w:asciiTheme="majorHAnsi" w:eastAsiaTheme="majorEastAsia" w:hAnsiTheme="majorHAnsi" w:cstheme="majorBidi"/>
+      <w:b/>
+      <w:bCs/>
+      <w:sz w:val="32"/>
+      <w:szCs w:val="32"/>
+    </w:rPr>
+  </w:style>
+  <w:style w:type="character" w:customStyle="1" w:styleId="30">
+    <w:name w:val="标题 3 字符"/>
+    <w:basedOn w:val="a0"/>
+    <w:link w:val="3"/>
+    <w:uiPriority w:val="9"/>
+    <w:semiHidden/>
+    <w:rsid w:val="009C47CA"/>
+    <w:rPr>
+      <w:b/>
+      <w:bCs/>
+      <w:sz w:val="32"/>
+      <w:szCs w:val="32"/>
+    </w:rPr>
   </w:style>
 </w:styles>
 </file>

--- a/开发日记.docx
+++ b/开发日记.docx
@@ -3307,11 +3307,6 @@
       </w:r>
     </w:p>
     <w:p>
-      <w:pPr>
-        <w:rPr>
-          <w:rFonts w:hint="eastAsia"/>
-        </w:rPr>
-      </w:pPr>
       <w:r>
         <w:tab/>
       </w:r>
@@ -3322,27 +3317,9 @@
         <w:t>（说句题外话，豆包真的有点弱，做点小的还行，整点大的就不是很让人满意了，上下文能力也不是很强，还是看看远处的Gemini吧）</w:t>
       </w:r>
     </w:p>
-    <w:p>
-      <w:pPr>
-        <w:rPr>
-          <w:rFonts w:hint="eastAsia"/>
-        </w:rPr>
-      </w:pPr>
-    </w:p>
-    <w:p>
-      <w:pPr>
-        <w:rPr>
-          <w:rFonts w:hint="eastAsia"/>
-        </w:rPr>
-      </w:pPr>
-    </w:p>
-    <w:p>
-      <w:pPr>
-        <w:rPr>
-          <w:rFonts w:hint="eastAsia"/>
-        </w:rPr>
-      </w:pPr>
-    </w:p>
+    <w:p/>
+    <w:p/>
+    <w:p/>
     <w:p>
       <w:pPr>
         <w:rPr>
@@ -3434,9 +3411,6 @@
           <w:numId w:val="17"/>
         </w:numPr>
         <w:ind w:firstLineChars="0"/>
-        <w:rPr>
-          <w:rFonts w:hint="eastAsia"/>
-        </w:rPr>
       </w:pPr>
       <w:r>
         <w:rPr>
@@ -3490,13 +3464,7 @@
         <w:rPr>
           <w:rFonts w:hint="eastAsia"/>
         </w:rPr>
-        <w:t>重新设计游戏系统</w:t>
-      </w:r>
-      <w:r>
-        <w:rPr>
-          <w:rFonts w:hint="eastAsia"/>
-        </w:rPr>
-        <w:t>。由于开发时间不多了，故采取</w:t>
+        <w:t>重新设计游戏系统。由于开发时间不多了，故采取</w:t>
       </w:r>
       <w:r>
         <w:rPr>
@@ -4005,13 +3973,7 @@
         <w:rPr>
           <w:rFonts w:hint="eastAsia"/>
         </w:rPr>
-        <w:t>脚本</w:t>
-      </w:r>
-      <w:r>
-        <w:rPr>
-          <w:rFonts w:hint="eastAsia"/>
-        </w:rPr>
-        <w:t>，使得玩家坦克转向完成后调用</w:t>
+        <w:t>脚本，使得玩家坦克转向完成后调用</w:t>
       </w:r>
       <w:r>
         <w:t>PlayerShooting</w:t>
@@ -4020,25 +3982,7 @@
         <w:rPr>
           <w:rFonts w:hint="eastAsia"/>
         </w:rPr>
-        <w:t>类提供</w:t>
-      </w:r>
-      <w:r>
-        <w:rPr>
-          <w:rFonts w:hint="eastAsia"/>
-        </w:rPr>
-        <w:t>的</w:t>
-      </w:r>
-      <w:r>
-        <w:rPr>
-          <w:rFonts w:hint="eastAsia"/>
-        </w:rPr>
-        <w:t>Fire方法</w:t>
-      </w:r>
-      <w:r>
-        <w:rPr>
-          <w:rFonts w:hint="eastAsia"/>
-        </w:rPr>
-        <w:t>，进行开火。</w:t>
+        <w:t>类提供的Fire方法，进行开火。</w:t>
       </w:r>
     </w:p>
     <w:p>
@@ -4064,13 +4008,7 @@
         <w:rPr>
           <w:rFonts w:hint="eastAsia"/>
         </w:rPr>
-        <w:t>插件，加入虚拟相机</w:t>
-      </w:r>
-      <w:r>
-        <w:rPr>
-          <w:rFonts w:hint="eastAsia"/>
-        </w:rPr>
-        <w:t>，实现摄像机对玩家坦克的跟随。</w:t>
+        <w:t>插件，加入虚拟相机，实现摄像机对玩家坦克的跟随。</w:t>
       </w:r>
     </w:p>
     <w:p>
@@ -4138,25 +4076,7 @@
         <w:rPr>
           <w:rFonts w:hint="eastAsia"/>
         </w:rPr>
-        <w:t>类</w:t>
-      </w:r>
-      <w:r>
-        <w:rPr>
-          <w:rFonts w:hint="eastAsia"/>
-        </w:rPr>
-        <w:t>的</w:t>
-      </w:r>
-      <w:r>
-        <w:rPr>
-          <w:rFonts w:hint="eastAsia"/>
-        </w:rPr>
-        <w:t>Fire公共方法</w:t>
-      </w:r>
-      <w:r>
-        <w:rPr>
-          <w:rFonts w:hint="eastAsia"/>
-        </w:rPr>
-        <w:t>，使其基于对象池实现。</w:t>
+        <w:t>类的Fire公共方法，使其基于对象池实现。</w:t>
       </w:r>
     </w:p>
     <w:p>
@@ -4414,37 +4334,181 @@
     </w:p>
     <w:p>
       <w:pPr>
+        <w:pStyle w:val="a7"/>
+        <w:numPr>
+          <w:ilvl w:val="0"/>
+          <w:numId w:val="18"/>
+        </w:numPr>
+        <w:ind w:firstLineChars="0"/>
+      </w:pPr>
+      <w:r>
+        <w:rPr>
+          <w:rFonts w:hint="eastAsia"/>
+        </w:rPr>
+        <w:t>新生成的炮弹</w:t>
+      </w:r>
+      <w:r>
+        <w:rPr>
+          <w:rFonts w:hint="eastAsia"/>
+        </w:rPr>
+        <w:t>会</w:t>
+      </w:r>
+      <w:r>
+        <w:rPr>
+          <w:rFonts w:hint="eastAsia"/>
+        </w:rPr>
+        <w:t>朝向世界</w:t>
+      </w:r>
+      <w:r>
+        <w:t>Z轴飞行</w:t>
+      </w:r>
+      <w:r>
+        <w:rPr>
+          <w:rFonts w:hint="eastAsia"/>
+        </w:rPr>
+        <w:t>，而不是炮台朝向。原因：在对象池的取物体方法</w:t>
+      </w:r>
+      <w:r>
+        <w:t>Spawn</w:t>
+      </w:r>
+      <w:r>
+        <w:rPr>
+          <w:rFonts w:hint="eastAsia"/>
+        </w:rPr>
+        <w:t>中，创建新物体时，先调用</w:t>
+      </w:r>
+      <w:r>
+        <w:t>Instantiate(prefab</w:t>
+      </w:r>
+      <w:r>
+        <w:t>)</w:t>
+      </w:r>
+      <w:r>
+        <w:rPr>
+          <w:rFonts w:hint="eastAsia"/>
+        </w:rPr>
+        <w:t>，再进行position和rotation的设置，导致</w:t>
+      </w:r>
+      <w:r>
+        <w:rPr>
+          <w:rFonts w:hint="eastAsia"/>
+        </w:rPr>
+        <w:t>调用</w:t>
+      </w:r>
+      <w:r>
+        <w:t>Instantiate(prefab)时Unity会立刻执行</w:t>
+      </w:r>
+      <w:r>
+        <w:rPr>
+          <w:rFonts w:hint="eastAsia"/>
+        </w:rPr>
+        <w:t>炮弹</w:t>
+      </w:r>
+      <w:r>
+        <w:t>身上脚本的OnEnable</w:t>
+      </w:r>
+      <w:r>
+        <w:rPr>
+          <w:rFonts w:hint="eastAsia"/>
+        </w:rPr>
+        <w:t>，为炮弹赋予朝向</w:t>
+      </w:r>
+      <w:r>
+        <w:t>Z轴</w:t>
+      </w:r>
+      <w:r>
+        <w:rPr>
+          <w:rFonts w:hint="eastAsia"/>
+        </w:rPr>
+        <w:t>的速度。解决：</w:t>
+      </w:r>
+      <w:r>
+        <w:rPr>
+          <w:rFonts w:hint="eastAsia"/>
+        </w:rPr>
+        <w:t>直接在实例化时赋予位置和旋转</w:t>
+      </w:r>
+      <w:r>
+        <w:rPr>
+          <w:rFonts w:hint="eastAsia"/>
+        </w:rPr>
+        <w:t>，即将</w:t>
+      </w:r>
+      <w:r>
+        <w:t>Instantiate(prefab</w:t>
+      </w:r>
+      <w:r>
+        <w:t>)</w:t>
+      </w:r>
+      <w:r>
+        <w:rPr>
+          <w:rFonts w:hint="eastAsia"/>
+        </w:rPr>
+        <w:t>改为</w:t>
+      </w:r>
+      <w:r>
+        <w:t>Instantiate(prefab, position, rotation)</w:t>
+      </w:r>
+      <w:r>
+        <w:rPr>
+          <w:rFonts w:hint="eastAsia"/>
+        </w:rPr>
+        <w:t>。</w:t>
+      </w:r>
+    </w:p>
+    <w:p>
+      <w:pPr>
+        <w:pStyle w:val="a7"/>
+        <w:numPr>
+          <w:ilvl w:val="0"/>
+          <w:numId w:val="18"/>
+        </w:numPr>
+        <w:ind w:firstLineChars="0"/>
+      </w:pPr>
+      <w:r>
+        <w:rPr>
+          <w:rFonts w:hint="eastAsia"/>
+        </w:rPr>
+        <w:t>炮弹反弹后模型不旋转。原因：反弹后仅仅只有移动方向改变了，没有实现模型转向的功能。解决：</w:t>
+      </w:r>
+      <w:r>
+        <w:rPr>
+          <w:rFonts w:hint="eastAsia"/>
+        </w:rPr>
+        <w:t>修改</w:t>
+      </w:r>
+      <w:r>
+        <w:t>BulletBase</w:t>
+      </w:r>
+      <w:r>
+        <w:rPr>
+          <w:rFonts w:hint="eastAsia"/>
+        </w:rPr>
+        <w:t>，在</w:t>
+      </w:r>
+      <w:r>
+        <w:t>Update 中强行让炮弹的前方对齐速度方向</w:t>
+      </w:r>
+      <w:r>
+        <w:rPr>
+          <w:rFonts w:hint="eastAsia"/>
+        </w:rPr>
+        <w:t>。</w:t>
+      </w:r>
+    </w:p>
+    <w:p>
+      <w:pPr>
+        <w:rPr>
+          <w:rFonts w:hint="eastAsia"/>
+        </w:rPr>
+      </w:pPr>
+    </w:p>
+    <w:p>
+      <w:pPr>
         <w:ind w:firstLine="420"/>
       </w:pPr>
       <w:r>
-        <w:rPr>
-          <w:rFonts w:hint="eastAsia"/>
-        </w:rPr>
-        <w:t>炮弹初次创建飞行方向问题，炮弹模型问题，</w:t>
-      </w:r>
-      <w:r>
-        <w:rPr>
-          <w:rFonts w:hint="eastAsia"/>
-        </w:rPr>
-        <w:t>炮弹友伤</w:t>
-      </w:r>
-      <w:r>
-        <w:rPr>
-          <w:rFonts w:hint="eastAsia"/>
-        </w:rPr>
-        <w:t>问题，</w:t>
-      </w:r>
-      <w:r>
-        <w:t>AI和玩家</w:t>
-      </w:r>
-      <w:r>
-        <w:rPr>
-          <w:rFonts w:hint="eastAsia"/>
-        </w:rPr>
-        <w:t>组件</w:t>
-      </w:r>
-      <w:r>
-        <w:t>共通</w:t>
+        <w:t>AI逻辑问题，敌人适配对象池</w:t>
       </w:r>
       <w:r>
         <w:rPr>
@@ -4453,7 +4517,7 @@
         <w:t>问题</w:t>
       </w:r>
       <w:r>
-        <w:t>，AI逻辑问题，提取可配置数据为公共字段</w:t>
+        <w:t>，提取可配置数据为公共字段</w:t>
       </w:r>
       <w:r>
         <w:rPr>
@@ -4462,15 +4526,6 @@
         <w:t>问题</w:t>
       </w:r>
       <w:r>
-        <w:t>，敌人适配对象池</w:t>
-      </w:r>
-      <w:r>
-        <w:rPr>
-          <w:rFonts w:hint="eastAsia"/>
-        </w:rPr>
-        <w:t>问题</w:t>
-      </w:r>
-      <w:r>
         <w:rPr>
           <w:rFonts w:hint="eastAsia"/>
         </w:rPr>
@@ -4478,20 +4533,13 @@
       </w:r>
     </w:p>
     <w:p>
-      <w:pPr>
-        <w:ind w:firstLine="420"/>
-        <w:rPr>
-          <w:rFonts w:hint="eastAsia"/>
-        </w:rPr>
-      </w:pPr>
-      <w:r>
-        <w:rPr>
-          <w:rFonts w:hint="eastAsia"/>
-        </w:rPr>
-        <w:t>对象池差异，开火差异。</w:t>
-      </w:r>
-    </w:p>
-    <w:p/>
+      <w:r>
+        <w:rPr>
+          <w:rFonts w:hint="eastAsia"/>
+        </w:rPr>
+        <w:t>di</w:t>
+      </w:r>
+    </w:p>
     <w:p>
       <w:pPr>
         <w:rPr>
@@ -4530,7 +4578,13 @@
         <w:t>日期：2</w:t>
       </w:r>
       <w:r>
-        <w:t xml:space="preserve">026.4. </w:t>
+        <w:t>026.4.</w:t>
+      </w:r>
+      <w:r>
+        <w:t>19</w:t>
+      </w:r>
+      <w:r>
+        <w:t xml:space="preserve"> </w:t>
       </w:r>
       <w:r>
         <w:rPr>
@@ -4538,19 +4592,25 @@
         </w:rPr>
         <w:t>星期</w:t>
       </w:r>
-    </w:p>
-    <w:p>
-      <w:r>
-        <w:rPr>
-          <w:rFonts w:hint="eastAsia"/>
-        </w:rPr>
-        <w:t>核心任务：1</w:t>
-      </w:r>
-      <w:r>
-        <w:t>.</w:t>
-      </w:r>
-      <w:r>
-        <w:tab/>
+      <w:r>
+        <w:rPr>
+          <w:rFonts w:hint="eastAsia"/>
+        </w:rPr>
+        <w:t>日</w:t>
+      </w:r>
+    </w:p>
+    <w:p>
+      <w:r>
+        <w:rPr>
+          <w:rFonts w:hint="eastAsia"/>
+        </w:rPr>
+        <w:t>核心任务：</w:t>
+      </w:r>
+      <w:r>
+        <w:rPr>
+          <w:rFonts w:hint="eastAsia"/>
+        </w:rPr>
+        <w:t>完善已有玩家、敌人、攻击系统</w:t>
       </w:r>
     </w:p>
     <w:p>
@@ -4570,6 +4630,305 @@
         </w:numPr>
         <w:ind w:firstLineChars="0"/>
       </w:pPr>
+      <w:r>
+        <w:rPr>
+          <w:rFonts w:hint="eastAsia"/>
+        </w:rPr>
+        <w:t>实现友军免伤。将原有的</w:t>
+      </w:r>
+      <w:r>
+        <w:t>Bullet</w:t>
+      </w:r>
+      <w:r>
+        <w:rPr>
+          <w:rFonts w:hint="eastAsia"/>
+        </w:rPr>
+        <w:t>单一Layer更改为</w:t>
+      </w:r>
+      <w:r>
+        <w:t>PlayerBullet和EnemyBullet</w:t>
+      </w:r>
+      <w:r>
+        <w:rPr>
+          <w:rFonts w:hint="eastAsia"/>
+        </w:rPr>
+        <w:t>两个</w:t>
+      </w:r>
+      <w:r>
+        <w:t xml:space="preserve"> Layer</w:t>
+      </w:r>
+      <w:r>
+        <w:rPr>
+          <w:rFonts w:hint="eastAsia"/>
+        </w:rPr>
+        <w:t>，</w:t>
+      </w:r>
+      <w:r>
+        <w:rPr>
+          <w:rFonts w:hint="eastAsia"/>
+        </w:rPr>
+        <w:t>并在以后对玩家炮弹和敌人炮弹进行划分。</w:t>
+      </w:r>
+    </w:p>
+    <w:p>
+      <w:pPr>
+        <w:pStyle w:val="a7"/>
+        <w:numPr>
+          <w:ilvl w:val="0"/>
+          <w:numId w:val="11"/>
+        </w:numPr>
+        <w:ind w:firstLineChars="0"/>
+      </w:pPr>
+      <w:r>
+        <w:rPr>
+          <w:rFonts w:hint="eastAsia"/>
+        </w:rPr>
+        <w:t>开发通用坦克基类。整合现有的</w:t>
+      </w:r>
+      <w:r>
+        <w:t>Health、TankMovement、TurretController、PlayerShooting</w:t>
+      </w:r>
+      <w:r>
+        <w:rPr>
+          <w:rFonts w:hint="eastAsia"/>
+        </w:rPr>
+        <w:t>类，抽离出玩家和敌人共有的特征和功能，实现通用坦克抽象基类</w:t>
+      </w:r>
+      <w:r>
+        <w:t>TankBase</w:t>
+      </w:r>
+      <w:r>
+        <w:rPr>
+          <w:rFonts w:hint="eastAsia"/>
+        </w:rPr>
+        <w:t>，包括生命值管理（</w:t>
+      </w:r>
+      <w:r>
+        <w:t>TakeDamage</w:t>
+      </w:r>
+      <w:r>
+        <w:rPr>
+          <w:rFonts w:hint="eastAsia"/>
+        </w:rPr>
+        <w:t>、</w:t>
+      </w:r>
+      <w:r>
+        <w:t>Die</w:t>
+      </w:r>
+      <w:r>
+        <w:rPr>
+          <w:rFonts w:hint="eastAsia"/>
+        </w:rPr>
+        <w:t>可重写方法</w:t>
+      </w:r>
+      <w:r>
+        <w:rPr>
+          <w:rFonts w:hint="eastAsia"/>
+        </w:rPr>
+        <w:t>）</w:t>
+      </w:r>
+      <w:r>
+        <w:rPr>
+          <w:rFonts w:hint="eastAsia"/>
+        </w:rPr>
+        <w:t>、移动与底盘旋转（</w:t>
+      </w:r>
+      <w:r>
+        <w:t>MoveTank</w:t>
+      </w:r>
+      <w:r>
+        <w:rPr>
+          <w:rFonts w:hint="eastAsia"/>
+        </w:rPr>
+        <w:t>方法）、炮台旋转与开火（</w:t>
+      </w:r>
+      <w:r>
+        <w:t>AimAndFire</w:t>
+      </w:r>
+      <w:r>
+        <w:rPr>
+          <w:rFonts w:hint="eastAsia"/>
+        </w:rPr>
+        <w:t>、</w:t>
+      </w:r>
+      <w:r>
+        <w:t>ExecuteFire</w:t>
+      </w:r>
+      <w:r>
+        <w:rPr>
+          <w:rFonts w:hint="eastAsia"/>
+        </w:rPr>
+        <w:t>方法）功能。</w:t>
+      </w:r>
+    </w:p>
+    <w:p>
+      <w:pPr>
+        <w:pStyle w:val="a7"/>
+        <w:numPr>
+          <w:ilvl w:val="0"/>
+          <w:numId w:val="11"/>
+        </w:numPr>
+        <w:ind w:firstLineChars="0"/>
+      </w:pPr>
+      <w:r>
+        <w:rPr>
+          <w:rFonts w:hint="eastAsia"/>
+        </w:rPr>
+        <w:t>开发玩家控制脚本。继承</w:t>
+      </w:r>
+      <w:r>
+        <w:t>TankBase</w:t>
+      </w:r>
+      <w:r>
+        <w:rPr>
+          <w:rFonts w:hint="eastAsia"/>
+        </w:rPr>
+        <w:t>类，实现玩家控制脚本</w:t>
+      </w:r>
+      <w:r>
+        <w:t>PlayerController</w:t>
+      </w:r>
+      <w:r>
+        <w:rPr>
+          <w:rFonts w:hint="eastAsia"/>
+        </w:rPr>
+        <w:t>，</w:t>
+      </w:r>
+      <w:r>
+        <w:rPr>
+          <w:rFonts w:hint="eastAsia"/>
+        </w:rPr>
+        <w:t>只负责获取输入</w:t>
+      </w:r>
+      <w:r>
+        <w:rPr>
+          <w:rFonts w:hint="eastAsia"/>
+        </w:rPr>
+        <w:t>（移动、开火）</w:t>
+      </w:r>
+      <w:r>
+        <w:rPr>
+          <w:rFonts w:hint="eastAsia"/>
+        </w:rPr>
+        <w:t>，然后调用</w:t>
+      </w:r>
+      <w:r>
+        <w:t>TankBase的能力</w:t>
+      </w:r>
+      <w:r>
+        <w:rPr>
+          <w:rFonts w:hint="eastAsia"/>
+        </w:rPr>
+        <w:t>，同时重写</w:t>
+      </w:r>
+      <w:r>
+        <w:t>Die</w:t>
+      </w:r>
+      <w:r>
+        <w:rPr>
+          <w:rFonts w:hint="eastAsia"/>
+        </w:rPr>
+        <w:t>方法。</w:t>
+      </w:r>
+    </w:p>
+    <w:p>
+      <w:pPr>
+        <w:pStyle w:val="a7"/>
+        <w:numPr>
+          <w:ilvl w:val="0"/>
+          <w:numId w:val="11"/>
+        </w:numPr>
+        <w:ind w:firstLineChars="0"/>
+      </w:pPr>
+      <w:r>
+        <w:rPr>
+          <w:rFonts w:hint="eastAsia"/>
+        </w:rPr>
+        <w:t>重新实现敌人AI。继承</w:t>
+      </w:r>
+      <w:r>
+        <w:t>TankBase类</w:t>
+      </w:r>
+      <w:r>
+        <w:rPr>
+          <w:rFonts w:hint="eastAsia"/>
+        </w:rPr>
+        <w:t>，重写敌人AI脚本</w:t>
+      </w:r>
+      <w:r>
+        <w:t>EnemyAI</w:t>
+      </w:r>
+      <w:r>
+        <w:rPr>
+          <w:rFonts w:hint="eastAsia"/>
+        </w:rPr>
+        <w:t>。敌人共有三个状态：游走，追逐，死亡。游走为敌人初始状态，该状态下敌人向一定范围内的随机可到达点前进，抵达后更新目标，继续游走。敌人有一个视野范围，在视野范围发现玩家时，由游走状态切换至追逐状态。追逐状态下敌人朝着玩家位置前进</w:t>
+      </w:r>
+      <w:r>
+        <w:rPr>
+          <w:rFonts w:hint="eastAsia"/>
+        </w:rPr>
+        <w:t>，接近</w:t>
+      </w:r>
+      <w:r>
+        <w:rPr>
+          <w:rFonts w:hint="eastAsia"/>
+        </w:rPr>
+        <w:lastRenderedPageBreak/>
+        <w:t>到开火范围则向玩家开火，即使玩家脱离视野范围，敌人任然会向最后发现玩家的位置前进并不断开火，只有当到达最后发现玩家的位置并且在视野内未发现玩家才会回到游走状态。只要敌人血量清零，立即切换至死亡状态，调用重写后的</w:t>
+      </w:r>
+      <w:r>
+        <w:t>Die</w:t>
+      </w:r>
+      <w:r>
+        <w:rPr>
+          <w:rFonts w:hint="eastAsia"/>
+        </w:rPr>
+        <w:t>方法回收敌人。</w:t>
+      </w:r>
+    </w:p>
+    <w:p>
+      <w:pPr>
+        <w:pStyle w:val="a7"/>
+        <w:numPr>
+          <w:ilvl w:val="0"/>
+          <w:numId w:val="11"/>
+        </w:numPr>
+        <w:ind w:firstLineChars="0"/>
+      </w:pPr>
+      <w:r>
+        <w:rPr>
+          <w:rFonts w:hint="eastAsia"/>
+        </w:rPr>
+        <w:t>使敌人AI视野能被墙阻挡。在</w:t>
+      </w:r>
+      <w:r>
+        <w:t>EnemyAI</w:t>
+      </w:r>
+      <w:r>
+        <w:rPr>
+          <w:rFonts w:hint="eastAsia"/>
+        </w:rPr>
+        <w:t>脚本中增加</w:t>
+      </w:r>
+      <w:r>
+        <w:t>LayerMask</w:t>
+      </w:r>
+      <w:r>
+        <w:rPr>
+          <w:rFonts w:hint="eastAsia"/>
+        </w:rPr>
+        <w:t>类型的公共字段</w:t>
+      </w:r>
+      <w:r>
+        <w:t>obstacleMask</w:t>
+      </w:r>
+      <w:r>
+        <w:rPr>
+          <w:rFonts w:hint="eastAsia"/>
+        </w:rPr>
+        <w:t>表示会阻挡使用的图层，随后在视野检查中加入射线检测，若敌人与玩家间有阻挡物，那么即使玩家在视野范围内，敌人也不会追逐玩家，而是继续游走。</w:t>
+      </w:r>
     </w:p>
     <w:p>
       <w:r>
@@ -4577,6 +4936,58 @@
           <w:rFonts w:hint="eastAsia"/>
         </w:rPr>
         <w:t>问题与解决：</w:t>
+      </w:r>
+    </w:p>
+    <w:p>
+      <w:pPr>
+        <w:pStyle w:val="a7"/>
+        <w:numPr>
+          <w:ilvl w:val="0"/>
+          <w:numId w:val="20"/>
+        </w:numPr>
+        <w:ind w:firstLineChars="0"/>
+        <w:rPr>
+          <w:rFonts w:hint="eastAsia"/>
+        </w:rPr>
+      </w:pPr>
+      <w:r>
+        <w:rPr>
+          <w:rFonts w:hint="eastAsia"/>
+        </w:rPr>
+        <w:t>玩家出现无限开火Bug。原因：对鼠标输入的获取错写成了</w:t>
+      </w:r>
+      <w:r>
+        <w:t>GetMouseButton</w:t>
+      </w:r>
+      <w:r>
+        <w:rPr>
+          <w:rFonts w:hint="eastAsia"/>
+        </w:rPr>
+        <w:t>。解决：改正为</w:t>
+      </w:r>
+      <w:r>
+        <w:t>GetMouseButtonDown</w:t>
+      </w:r>
+      <w:r>
+        <w:rPr>
+          <w:rFonts w:hint="eastAsia"/>
+        </w:rPr>
+        <w:t>，此外，在这个过程中还发现</w:t>
+      </w:r>
+      <w:r>
+        <w:t>TankBase</w:t>
+      </w:r>
+      <w:r>
+        <w:rPr>
+          <w:rFonts w:hint="eastAsia"/>
+        </w:rPr>
+        <w:t>缺失开火冷却逻辑，</w:t>
+      </w:r>
+      <w:r>
+        <w:rPr>
+          <w:rFonts w:hint="eastAsia"/>
+        </w:rPr>
+        <w:t>随后进行补充。</w:t>
       </w:r>
     </w:p>
     <w:p/>
@@ -4791,7 +5202,6 @@
         <w:rPr>
           <w:rFonts w:hint="eastAsia"/>
         </w:rPr>
-        <w:lastRenderedPageBreak/>
         <w:t>日期：2</w:t>
       </w:r>
       <w:r>
@@ -5785,6 +6195,95 @@
     </w:lvl>
   </w:abstractNum>
   <w:abstractNum w:abstractNumId="9" w15:restartNumberingAfterBreak="0">
+    <w:nsid w:val="458A7762"/>
+    <w:multiLevelType w:val="hybridMultilevel"/>
+    <w:tmpl w:val="C46A9CEC"/>
+    <w:lvl w:ilvl="0" w:tplc="6A025AEE">
+      <w:start w:val="1"/>
+      <w:numFmt w:val="decimal"/>
+      <w:lvlText w:val="%1．"/>
+      <w:lvlJc w:val="left"/>
+      <w:pPr>
+        <w:ind w:left="780" w:hanging="360"/>
+      </w:pPr>
+      <w:rPr>
+        <w:rFonts w:hint="default"/>
+      </w:rPr>
+    </w:lvl>
+    <w:lvl w:ilvl="1" w:tplc="04090019" w:tentative="1">
+      <w:start w:val="1"/>
+      <w:numFmt w:val="lowerLetter"/>
+      <w:lvlText w:val="%2)"/>
+      <w:lvlJc w:val="left"/>
+      <w:pPr>
+        <w:ind w:left="1260" w:hanging="420"/>
+      </w:pPr>
+    </w:lvl>
+    <w:lvl w:ilvl="2" w:tplc="0409001B" w:tentative="1">
+      <w:start w:val="1"/>
+      <w:numFmt w:val="lowerRoman"/>
+      <w:lvlText w:val="%3."/>
+      <w:lvlJc w:val="right"/>
+      <w:pPr>
+        <w:ind w:left="1680" w:hanging="420"/>
+      </w:pPr>
+    </w:lvl>
+    <w:lvl w:ilvl="3" w:tplc="0409000F" w:tentative="1">
+      <w:start w:val="1"/>
+      <w:numFmt w:val="decimal"/>
+      <w:lvlText w:val="%4."/>
+      <w:lvlJc w:val="left"/>
+      <w:pPr>
+        <w:ind w:left="2100" w:hanging="420"/>
+      </w:pPr>
+    </w:lvl>
+    <w:lvl w:ilvl="4" w:tplc="04090019" w:tentative="1">
+      <w:start w:val="1"/>
+      <w:numFmt w:val="lowerLetter"/>
+      <w:lvlText w:val="%5)"/>
+      <w:lvlJc w:val="left"/>
+      <w:pPr>
+        <w:ind w:left="2520" w:hanging="420"/>
+      </w:pPr>
+    </w:lvl>
+    <w:lvl w:ilvl="5" w:tplc="0409001B" w:tentative="1">
+      <w:start w:val="1"/>
+      <w:numFmt w:val="lowerRoman"/>
+      <w:lvlText w:val="%6."/>
+      <w:lvlJc w:val="right"/>
+      <w:pPr>
+        <w:ind w:left="2940" w:hanging="420"/>
+      </w:pPr>
+    </w:lvl>
+    <w:lvl w:ilvl="6" w:tplc="0409000F" w:tentative="1">
+      <w:start w:val="1"/>
+      <w:numFmt w:val="decimal"/>
+      <w:lvlText w:val="%7."/>
+      <w:lvlJc w:val="left"/>
+      <w:pPr>
+        <w:ind w:left="3360" w:hanging="420"/>
+      </w:pPr>
+    </w:lvl>
+    <w:lvl w:ilvl="7" w:tplc="04090019" w:tentative="1">
+      <w:start w:val="1"/>
+      <w:numFmt w:val="lowerLetter"/>
+      <w:lvlText w:val="%8)"/>
+      <w:lvlJc w:val="left"/>
+      <w:pPr>
+        <w:ind w:left="3780" w:hanging="420"/>
+      </w:pPr>
+    </w:lvl>
+    <w:lvl w:ilvl="8" w:tplc="0409001B" w:tentative="1">
+      <w:start w:val="1"/>
+      <w:numFmt w:val="lowerRoman"/>
+      <w:lvlText w:val="%9."/>
+      <w:lvlJc w:val="right"/>
+      <w:pPr>
+        <w:ind w:left="4200" w:hanging="420"/>
+      </w:pPr>
+    </w:lvl>
+  </w:abstractNum>
+  <w:abstractNum w:abstractNumId="10" w15:restartNumberingAfterBreak="0">
     <w:nsid w:val="4C0070A1"/>
     <w:multiLevelType w:val="hybridMultilevel"/>
     <w:tmpl w:val="04D83F7A"/>
@@ -5873,7 +6372,7 @@
       </w:pPr>
     </w:lvl>
   </w:abstractNum>
-  <w:abstractNum w:abstractNumId="10" w15:restartNumberingAfterBreak="0">
+  <w:abstractNum w:abstractNumId="11" w15:restartNumberingAfterBreak="0">
     <w:nsid w:val="4DAE4FFC"/>
     <w:multiLevelType w:val="hybridMultilevel"/>
     <w:tmpl w:val="4FAAB244"/>
@@ -5962,7 +6461,7 @@
       </w:pPr>
     </w:lvl>
   </w:abstractNum>
-  <w:abstractNum w:abstractNumId="11" w15:restartNumberingAfterBreak="0">
+  <w:abstractNum w:abstractNumId="12" w15:restartNumberingAfterBreak="0">
     <w:nsid w:val="59D62672"/>
     <w:multiLevelType w:val="hybridMultilevel"/>
     <w:tmpl w:val="4FAAB244"/>
@@ -6051,7 +6550,96 @@
       </w:pPr>
     </w:lvl>
   </w:abstractNum>
-  <w:abstractNum w:abstractNumId="12" w15:restartNumberingAfterBreak="0">
+  <w:abstractNum w:abstractNumId="13" w15:restartNumberingAfterBreak="0">
+    <w:nsid w:val="5DD85EB2"/>
+    <w:multiLevelType w:val="hybridMultilevel"/>
+    <w:tmpl w:val="4F1AF2F0"/>
+    <w:lvl w:ilvl="0" w:tplc="95069D04">
+      <w:start w:val="1"/>
+      <w:numFmt w:val="decimal"/>
+      <w:lvlText w:val="%1."/>
+      <w:lvlJc w:val="left"/>
+      <w:pPr>
+        <w:ind w:left="780" w:hanging="360"/>
+      </w:pPr>
+      <w:rPr>
+        <w:rFonts w:hint="default"/>
+      </w:rPr>
+    </w:lvl>
+    <w:lvl w:ilvl="1" w:tplc="04090019" w:tentative="1">
+      <w:start w:val="1"/>
+      <w:numFmt w:val="lowerLetter"/>
+      <w:lvlText w:val="%2)"/>
+      <w:lvlJc w:val="left"/>
+      <w:pPr>
+        <w:ind w:left="1260" w:hanging="420"/>
+      </w:pPr>
+    </w:lvl>
+    <w:lvl w:ilvl="2" w:tplc="0409001B" w:tentative="1">
+      <w:start w:val="1"/>
+      <w:numFmt w:val="lowerRoman"/>
+      <w:lvlText w:val="%3."/>
+      <w:lvlJc w:val="right"/>
+      <w:pPr>
+        <w:ind w:left="1680" w:hanging="420"/>
+      </w:pPr>
+    </w:lvl>
+    <w:lvl w:ilvl="3" w:tplc="0409000F" w:tentative="1">
+      <w:start w:val="1"/>
+      <w:numFmt w:val="decimal"/>
+      <w:lvlText w:val="%4."/>
+      <w:lvlJc w:val="left"/>
+      <w:pPr>
+        <w:ind w:left="2100" w:hanging="420"/>
+      </w:pPr>
+    </w:lvl>
+    <w:lvl w:ilvl="4" w:tplc="04090019" w:tentative="1">
+      <w:start w:val="1"/>
+      <w:numFmt w:val="lowerLetter"/>
+      <w:lvlText w:val="%5)"/>
+      <w:lvlJc w:val="left"/>
+      <w:pPr>
+        <w:ind w:left="2520" w:hanging="420"/>
+      </w:pPr>
+    </w:lvl>
+    <w:lvl w:ilvl="5" w:tplc="0409001B" w:tentative="1">
+      <w:start w:val="1"/>
+      <w:numFmt w:val="lowerRoman"/>
+      <w:lvlText w:val="%6."/>
+      <w:lvlJc w:val="right"/>
+      <w:pPr>
+        <w:ind w:left="2940" w:hanging="420"/>
+      </w:pPr>
+    </w:lvl>
+    <w:lvl w:ilvl="6" w:tplc="0409000F" w:tentative="1">
+      <w:start w:val="1"/>
+      <w:numFmt w:val="decimal"/>
+      <w:lvlText w:val="%7."/>
+      <w:lvlJc w:val="left"/>
+      <w:pPr>
+        <w:ind w:left="3360" w:hanging="420"/>
+      </w:pPr>
+    </w:lvl>
+    <w:lvl w:ilvl="7" w:tplc="04090019" w:tentative="1">
+      <w:start w:val="1"/>
+      <w:numFmt w:val="lowerLetter"/>
+      <w:lvlText w:val="%8)"/>
+      <w:lvlJc w:val="left"/>
+      <w:pPr>
+        <w:ind w:left="3780" w:hanging="420"/>
+      </w:pPr>
+    </w:lvl>
+    <w:lvl w:ilvl="8" w:tplc="0409001B" w:tentative="1">
+      <w:start w:val="1"/>
+      <w:numFmt w:val="lowerRoman"/>
+      <w:lvlText w:val="%9."/>
+      <w:lvlJc w:val="right"/>
+      <w:pPr>
+        <w:ind w:left="4200" w:hanging="420"/>
+      </w:pPr>
+    </w:lvl>
+  </w:abstractNum>
+  <w:abstractNum w:abstractNumId="14" w15:restartNumberingAfterBreak="0">
     <w:nsid w:val="64A134ED"/>
     <w:multiLevelType w:val="hybridMultilevel"/>
     <w:tmpl w:val="6ECADC38"/>
@@ -6140,7 +6728,7 @@
       </w:pPr>
     </w:lvl>
   </w:abstractNum>
-  <w:abstractNum w:abstractNumId="13" w15:restartNumberingAfterBreak="0">
+  <w:abstractNum w:abstractNumId="15" w15:restartNumberingAfterBreak="0">
     <w:nsid w:val="6C676C85"/>
     <w:multiLevelType w:val="hybridMultilevel"/>
     <w:tmpl w:val="4FAAB244"/>
@@ -6229,7 +6817,7 @@
       </w:pPr>
     </w:lvl>
   </w:abstractNum>
-  <w:abstractNum w:abstractNumId="14" w15:restartNumberingAfterBreak="0">
+  <w:abstractNum w:abstractNumId="16" w15:restartNumberingAfterBreak="0">
     <w:nsid w:val="76A31251"/>
     <w:multiLevelType w:val="hybridMultilevel"/>
     <w:tmpl w:val="4FAAB244"/>
@@ -6318,7 +6906,7 @@
       </w:pPr>
     </w:lvl>
   </w:abstractNum>
-  <w:abstractNum w:abstractNumId="15" w15:restartNumberingAfterBreak="0">
+  <w:abstractNum w:abstractNumId="17" w15:restartNumberingAfterBreak="0">
     <w:nsid w:val="78AB16E0"/>
     <w:multiLevelType w:val="hybridMultilevel"/>
     <w:tmpl w:val="939AF52A"/>
@@ -6407,7 +6995,7 @@
       </w:pPr>
     </w:lvl>
   </w:abstractNum>
-  <w:abstractNum w:abstractNumId="16" w15:restartNumberingAfterBreak="0">
+  <w:abstractNum w:abstractNumId="18" w15:restartNumberingAfterBreak="0">
     <w:nsid w:val="7CE07E8F"/>
     <w:multiLevelType w:val="hybridMultilevel"/>
     <w:tmpl w:val="D5D27D44"/>
@@ -6496,11 +7084,100 @@
       </w:pPr>
     </w:lvl>
   </w:abstractNum>
+  <w:abstractNum w:abstractNumId="19" w15:restartNumberingAfterBreak="0">
+    <w:nsid w:val="7D0217CE"/>
+    <w:multiLevelType w:val="hybridMultilevel"/>
+    <w:tmpl w:val="CCCC34C8"/>
+    <w:lvl w:ilvl="0" w:tplc="38881908">
+      <w:start w:val="1"/>
+      <w:numFmt w:val="decimal"/>
+      <w:lvlText w:val="%1."/>
+      <w:lvlJc w:val="left"/>
+      <w:pPr>
+        <w:ind w:left="780" w:hanging="360"/>
+      </w:pPr>
+      <w:rPr>
+        <w:rFonts w:hint="default"/>
+      </w:rPr>
+    </w:lvl>
+    <w:lvl w:ilvl="1" w:tplc="04090019" w:tentative="1">
+      <w:start w:val="1"/>
+      <w:numFmt w:val="lowerLetter"/>
+      <w:lvlText w:val="%2)"/>
+      <w:lvlJc w:val="left"/>
+      <w:pPr>
+        <w:ind w:left="1260" w:hanging="420"/>
+      </w:pPr>
+    </w:lvl>
+    <w:lvl w:ilvl="2" w:tplc="0409001B" w:tentative="1">
+      <w:start w:val="1"/>
+      <w:numFmt w:val="lowerRoman"/>
+      <w:lvlText w:val="%3."/>
+      <w:lvlJc w:val="right"/>
+      <w:pPr>
+        <w:ind w:left="1680" w:hanging="420"/>
+      </w:pPr>
+    </w:lvl>
+    <w:lvl w:ilvl="3" w:tplc="0409000F" w:tentative="1">
+      <w:start w:val="1"/>
+      <w:numFmt w:val="decimal"/>
+      <w:lvlText w:val="%4."/>
+      <w:lvlJc w:val="left"/>
+      <w:pPr>
+        <w:ind w:left="2100" w:hanging="420"/>
+      </w:pPr>
+    </w:lvl>
+    <w:lvl w:ilvl="4" w:tplc="04090019" w:tentative="1">
+      <w:start w:val="1"/>
+      <w:numFmt w:val="lowerLetter"/>
+      <w:lvlText w:val="%5)"/>
+      <w:lvlJc w:val="left"/>
+      <w:pPr>
+        <w:ind w:left="2520" w:hanging="420"/>
+      </w:pPr>
+    </w:lvl>
+    <w:lvl w:ilvl="5" w:tplc="0409001B" w:tentative="1">
+      <w:start w:val="1"/>
+      <w:numFmt w:val="lowerRoman"/>
+      <w:lvlText w:val="%6."/>
+      <w:lvlJc w:val="right"/>
+      <w:pPr>
+        <w:ind w:left="2940" w:hanging="420"/>
+      </w:pPr>
+    </w:lvl>
+    <w:lvl w:ilvl="6" w:tplc="0409000F" w:tentative="1">
+      <w:start w:val="1"/>
+      <w:numFmt w:val="decimal"/>
+      <w:lvlText w:val="%7."/>
+      <w:lvlJc w:val="left"/>
+      <w:pPr>
+        <w:ind w:left="3360" w:hanging="420"/>
+      </w:pPr>
+    </w:lvl>
+    <w:lvl w:ilvl="7" w:tplc="04090019" w:tentative="1">
+      <w:start w:val="1"/>
+      <w:numFmt w:val="lowerLetter"/>
+      <w:lvlText w:val="%8)"/>
+      <w:lvlJc w:val="left"/>
+      <w:pPr>
+        <w:ind w:left="3780" w:hanging="420"/>
+      </w:pPr>
+    </w:lvl>
+    <w:lvl w:ilvl="8" w:tplc="0409001B" w:tentative="1">
+      <w:start w:val="1"/>
+      <w:numFmt w:val="lowerRoman"/>
+      <w:lvlText w:val="%9."/>
+      <w:lvlJc w:val="right"/>
+      <w:pPr>
+        <w:ind w:left="4200" w:hanging="420"/>
+      </w:pPr>
+    </w:lvl>
+  </w:abstractNum>
   <w:num w:numId="1">
-    <w:abstractNumId w:val="9"/>
+    <w:abstractNumId w:val="10"/>
   </w:num>
   <w:num w:numId="2">
-    <w:abstractNumId w:val="15"/>
+    <w:abstractNumId w:val="17"/>
   </w:num>
   <w:num w:numId="3">
     <w:abstractNumId w:val="3"/>
@@ -6512,10 +7189,10 @@
     <w:abstractNumId w:val="4"/>
   </w:num>
   <w:num w:numId="6">
-    <w:abstractNumId w:val="16"/>
+    <w:abstractNumId w:val="18"/>
   </w:num>
   <w:num w:numId="7">
-    <w:abstractNumId w:val="12"/>
+    <w:abstractNumId w:val="14"/>
   </w:num>
   <w:num w:numId="8">
     <w:abstractNumId w:val="7"/>
@@ -6524,7 +7201,7 @@
     <w:abstractNumId w:val="5"/>
   </w:num>
   <w:num w:numId="10">
-    <w:abstractNumId w:val="14"/>
+    <w:abstractNumId w:val="16"/>
   </w:num>
   <w:num w:numId="11">
     <w:abstractNumId w:val="2"/>
@@ -6533,19 +7210,28 @@
     <w:abstractNumId w:val="0"/>
   </w:num>
   <w:num w:numId="13">
-    <w:abstractNumId w:val="11"/>
+    <w:abstractNumId w:val="12"/>
   </w:num>
   <w:num w:numId="14">
-    <w:abstractNumId w:val="13"/>
+    <w:abstractNumId w:val="15"/>
   </w:num>
   <w:num w:numId="15">
-    <w:abstractNumId w:val="10"/>
+    <w:abstractNumId w:val="11"/>
   </w:num>
   <w:num w:numId="16">
     <w:abstractNumId w:val="6"/>
   </w:num>
   <w:num w:numId="17">
     <w:abstractNumId w:val="1"/>
+  </w:num>
+  <w:num w:numId="18">
+    <w:abstractNumId w:val="13"/>
+  </w:num>
+  <w:num w:numId="19">
+    <w:abstractNumId w:val="9"/>
+  </w:num>
+  <w:num w:numId="20">
+    <w:abstractNumId w:val="19"/>
   </w:num>
 </w:numbering>
 </file>
@@ -7020,6 +7706,30 @@
       <w:szCs w:val="32"/>
     </w:rPr>
   </w:style>
+  <w:style w:type="paragraph" w:styleId="4">
+    <w:name w:val="heading 4"/>
+    <w:basedOn w:val="a"/>
+    <w:next w:val="a"/>
+    <w:link w:val="40"/>
+    <w:uiPriority w:val="9"/>
+    <w:semiHidden/>
+    <w:unhideWhenUsed/>
+    <w:qFormat/>
+    <w:rsid w:val="00EA1CBD"/>
+    <w:pPr>
+      <w:keepNext/>
+      <w:keepLines/>
+      <w:spacing w:before="280" w:after="290" w:line="376" w:lineRule="auto"/>
+      <w:outlineLvl w:val="3"/>
+    </w:pPr>
+    <w:rPr>
+      <w:rFonts w:asciiTheme="majorHAnsi" w:eastAsiaTheme="majorEastAsia" w:hAnsiTheme="majorHAnsi" w:cstheme="majorBidi"/>
+      <w:b/>
+      <w:bCs/>
+      <w:sz w:val="28"/>
+      <w:szCs w:val="28"/>
+    </w:rPr>
+  </w:style>
   <w:style w:type="character" w:default="1" w:styleId="a0">
     <w:name w:val="Default Paragraph Font"/>
     <w:uiPriority w:val="1"/>
@@ -7163,6 +7873,21 @@
       <w:bCs/>
       <w:sz w:val="32"/>
       <w:szCs w:val="32"/>
+    </w:rPr>
+  </w:style>
+  <w:style w:type="character" w:customStyle="1" w:styleId="40">
+    <w:name w:val="标题 4 字符"/>
+    <w:basedOn w:val="a0"/>
+    <w:link w:val="4"/>
+    <w:uiPriority w:val="9"/>
+    <w:semiHidden/>
+    <w:rsid w:val="00EA1CBD"/>
+    <w:rPr>
+      <w:rFonts w:asciiTheme="majorHAnsi" w:eastAsiaTheme="majorEastAsia" w:hAnsiTheme="majorHAnsi" w:cstheme="majorBidi"/>
+      <w:b/>
+      <w:bCs/>
+      <w:sz w:val="28"/>
+      <w:szCs w:val="28"/>
     </w:rPr>
   </w:style>
 </w:styles>

--- a/开发日记.docx
+++ b/开发日记.docx
@@ -4496,13 +4496,7 @@
         <w:t>。</w:t>
       </w:r>
     </w:p>
-    <w:p>
-      <w:pPr>
-        <w:rPr>
-          <w:rFonts w:hint="eastAsia"/>
-        </w:rPr>
-      </w:pPr>
-    </w:p>
+    <w:p/>
     <w:p>
       <w:pPr>
         <w:ind w:firstLine="420"/>
@@ -4946,9 +4940,6 @@
           <w:numId w:val="20"/>
         </w:numPr>
         <w:ind w:firstLineChars="0"/>
-        <w:rPr>
-          <w:rFonts w:hint="eastAsia"/>
-        </w:rPr>
       </w:pPr>
       <w:r>
         <w:rPr>
@@ -5029,7 +5020,13 @@
         <w:t>日期：2</w:t>
       </w:r>
       <w:r>
-        <w:t xml:space="preserve">026.4. </w:t>
+        <w:t>026.4.</w:t>
+      </w:r>
+      <w:r>
+        <w:t>20</w:t>
+      </w:r>
+      <w:r>
+        <w:t xml:space="preserve"> </w:t>
       </w:r>
       <w:r>
         <w:rPr>
@@ -5037,6 +5034,12 @@
         </w:rPr>
         <w:t>星期</w:t>
       </w:r>
+      <w:r>
+        <w:rPr>
+          <w:rFonts w:hint="eastAsia"/>
+        </w:rPr>
+        <w:t>一</w:t>
+      </w:r>
     </w:p>
     <w:p>
       <w:r>
@@ -5050,6 +5053,61 @@
       </w:r>
       <w:r>
         <w:tab/>
+      </w:r>
+      <w:r>
+        <w:rPr>
+          <w:rFonts w:hint="eastAsia"/>
+        </w:rPr>
+        <w:t>更多炮台开发</w:t>
+      </w:r>
+    </w:p>
+    <w:p>
+      <w:pPr>
+        <w:rPr>
+          <w:rFonts w:hint="eastAsia"/>
+        </w:rPr>
+      </w:pPr>
+      <w:r>
+        <w:tab/>
+      </w:r>
+      <w:r>
+        <w:tab/>
+        <w:t xml:space="preserve">  2. </w:t>
+      </w:r>
+      <w:r>
+        <w:rPr>
+          <w:rFonts w:hint="eastAsia"/>
+        </w:rPr>
+        <w:t>武器系统开发</w:t>
+      </w:r>
+    </w:p>
+    <w:p>
+      <w:pPr>
+        <w:rPr>
+          <w:rFonts w:hint="eastAsia"/>
+        </w:rPr>
+      </w:pPr>
+      <w:r>
+        <w:tab/>
+      </w:r>
+      <w:r>
+        <w:tab/>
+        <w:t xml:space="preserve">  </w:t>
+      </w:r>
+      <w:r>
+        <w:t>3</w:t>
+      </w:r>
+      <w:r>
+        <w:t>.</w:t>
+      </w:r>
+      <w:r>
+        <w:tab/>
+      </w:r>
+      <w:r>
+        <w:rPr>
+          <w:rFonts w:hint="eastAsia"/>
+        </w:rPr>
+        <w:t>道具与拾取系统开发</w:t>
       </w:r>
     </w:p>
     <w:p>
@@ -5069,6 +5127,664 @@
         </w:numPr>
         <w:ind w:firstLineChars="0"/>
       </w:pPr>
+      <w:r>
+        <w:rPr>
+          <w:rFonts w:hint="eastAsia"/>
+        </w:rPr>
+        <w:t>将测试用的玩家和敌人模型替换为正式模型。</w:t>
+      </w:r>
+    </w:p>
+    <w:p>
+      <w:pPr>
+        <w:pStyle w:val="a7"/>
+        <w:numPr>
+          <w:ilvl w:val="0"/>
+          <w:numId w:val="12"/>
+        </w:numPr>
+        <w:ind w:firstLineChars="0"/>
+      </w:pPr>
+      <w:r>
+        <w:rPr>
+          <w:rFonts w:hint="eastAsia"/>
+        </w:rPr>
+        <w:t>规划武器系统。计划</w:t>
+      </w:r>
+      <w:r>
+        <w:rPr>
+          <w:rFonts w:hint="eastAsia"/>
+        </w:rPr>
+        <w:t>将开火点和炮台模型制作成炮台预制体，通过切换</w:t>
+      </w:r>
+      <w:r>
+        <w:t>Turret的子物体的方式实现炮台的替换。同时，将不同炮台的具体开火逻辑与炮台预制体封装在一起，形成武器控制器</w:t>
+      </w:r>
+      <w:r>
+        <w:rPr>
+          <w:rFonts w:hint="eastAsia"/>
+        </w:rPr>
+        <w:t>，</w:t>
+      </w:r>
+      <w:r>
+        <w:t>向外提供开火接口</w:t>
+      </w:r>
+      <w:r>
+        <w:rPr>
+          <w:rFonts w:hint="eastAsia"/>
+        </w:rPr>
+        <w:t>。使得</w:t>
+      </w:r>
+      <w:r>
+        <w:t>TankBase</w:t>
+      </w:r>
+      <w:r>
+        <w:rPr>
+          <w:rFonts w:hint="eastAsia"/>
+        </w:rPr>
+        <w:t>及其派生类</w:t>
+      </w:r>
+      <w:r>
+        <w:t>不再负责具体的开火逻辑，而是对炮台进行管理，并在开火时调用提供的接口。</w:t>
+      </w:r>
+    </w:p>
+    <w:p>
+      <w:pPr>
+        <w:pStyle w:val="a7"/>
+        <w:numPr>
+          <w:ilvl w:val="0"/>
+          <w:numId w:val="12"/>
+        </w:numPr>
+        <w:ind w:firstLineChars="0"/>
+      </w:pPr>
+      <w:r>
+        <w:rPr>
+          <w:rFonts w:hint="eastAsia"/>
+        </w:rPr>
+        <w:t>实现武器控制器基类</w:t>
+      </w:r>
+      <w:r>
+        <w:t>WeaponControllerBase</w:t>
+      </w:r>
+      <w:r>
+        <w:rPr>
+          <w:rFonts w:hint="eastAsia"/>
+        </w:rPr>
+        <w:t>。包含冷却时间配置，尝试开火</w:t>
+      </w:r>
+      <w:r>
+        <w:t>TryFire</w:t>
+      </w:r>
+      <w:r>
+        <w:rPr>
+          <w:rFonts w:hint="eastAsia"/>
+        </w:rPr>
+        <w:t>公共接口，</w:t>
+      </w:r>
+      <w:r>
+        <w:rPr>
+          <w:rFonts w:hint="eastAsia"/>
+        </w:rPr>
+        <w:t>设置额外反弹次数</w:t>
+      </w:r>
+      <w:r>
+        <w:t>SetBonusBounce</w:t>
+      </w:r>
+      <w:r>
+        <w:rPr>
+          <w:rFonts w:hint="eastAsia"/>
+        </w:rPr>
+        <w:t>可重写公共接口，</w:t>
+      </w:r>
+      <w:r>
+        <w:rPr>
+          <w:rFonts w:hint="eastAsia"/>
+        </w:rPr>
+        <w:t>抽象</w:t>
+      </w:r>
+      <w:r>
+        <w:rPr>
+          <w:rFonts w:hint="eastAsia"/>
+        </w:rPr>
+        <w:t>开火</w:t>
+      </w:r>
+      <w:r>
+        <w:rPr>
+          <w:rFonts w:hint="eastAsia"/>
+        </w:rPr>
+        <w:t>方法</w:t>
+      </w:r>
+      <w:r>
+        <w:t>Fire</w:t>
+      </w:r>
+      <w:r>
+        <w:rPr>
+          <w:rFonts w:hint="eastAsia"/>
+        </w:rPr>
+        <w:t>，具体开火逻辑由子类实现。</w:t>
+      </w:r>
+    </w:p>
+    <w:p>
+      <w:pPr>
+        <w:pStyle w:val="a7"/>
+        <w:numPr>
+          <w:ilvl w:val="0"/>
+          <w:numId w:val="12"/>
+        </w:numPr>
+        <w:ind w:firstLineChars="0"/>
+      </w:pPr>
+      <w:r>
+        <w:rPr>
+          <w:rFonts w:hint="eastAsia"/>
+        </w:rPr>
+        <w:t>修改</w:t>
+      </w:r>
+      <w:r>
+        <w:t>BulletBase</w:t>
+      </w:r>
+      <w:r>
+        <w:rPr>
+          <w:rFonts w:hint="eastAsia"/>
+        </w:rPr>
+        <w:t>，使最大反弹次数可改变。</w:t>
+      </w:r>
+      <w:r>
+        <w:rPr>
+          <w:rFonts w:hint="eastAsia"/>
+        </w:rPr>
+        <w:t>将原可配置项</w:t>
+      </w:r>
+      <w:r>
+        <w:t>maxBounces</w:t>
+      </w:r>
+      <w:r>
+        <w:rPr>
+          <w:rFonts w:hint="eastAsia"/>
+        </w:rPr>
+        <w:t>改为私有字段，表示</w:t>
+      </w:r>
+      <w:r>
+        <w:rPr>
+          <w:rFonts w:hint="eastAsia"/>
+        </w:rPr>
+        <w:t>当前最大反弹次数</w:t>
+      </w:r>
+      <w:r>
+        <w:rPr>
+          <w:rFonts w:hint="eastAsia"/>
+        </w:rPr>
+        <w:t>，同时增加</w:t>
+      </w:r>
+      <w:r>
+        <w:rPr>
+          <w:rFonts w:hint="eastAsia"/>
+        </w:rPr>
+        <w:t>默认最大反弹次数</w:t>
+      </w:r>
+      <w:r>
+        <w:t>defaultMaxBounces</w:t>
+      </w:r>
+      <w:r>
+        <w:rPr>
+          <w:rFonts w:hint="eastAsia"/>
+        </w:rPr>
+        <w:t>公共字段，并实现</w:t>
+      </w:r>
+      <w:r>
+        <w:rPr>
+          <w:rFonts w:hint="eastAsia"/>
+        </w:rPr>
+        <w:t>增加反弹次数</w:t>
+      </w:r>
+      <w:r>
+        <w:t>AddBonusBounce</w:t>
+      </w:r>
+      <w:r>
+        <w:rPr>
+          <w:rFonts w:hint="eastAsia"/>
+        </w:rPr>
+        <w:t>公共接口。</w:t>
+      </w:r>
+    </w:p>
+    <w:p>
+      <w:pPr>
+        <w:pStyle w:val="a7"/>
+        <w:numPr>
+          <w:ilvl w:val="0"/>
+          <w:numId w:val="12"/>
+        </w:numPr>
+        <w:ind w:firstLineChars="0"/>
+      </w:pPr>
+      <w:r>
+        <w:rPr>
+          <w:rFonts w:hint="eastAsia"/>
+        </w:rPr>
+        <w:t>实现普通炮台和双管炮控制器。</w:t>
+      </w:r>
+      <w:r>
+        <w:rPr>
+          <w:rFonts w:hint="eastAsia"/>
+        </w:rPr>
+        <w:t>普通炮台控制器</w:t>
+      </w:r>
+      <w:r>
+        <w:t>NormalWeapon</w:t>
+      </w:r>
+      <w:r>
+        <w:rPr>
+          <w:rFonts w:hint="eastAsia"/>
+        </w:rPr>
+        <w:t>和双管炮控制器</w:t>
+      </w:r>
+      <w:r>
+        <w:t>DoubleWeapon</w:t>
+      </w:r>
+      <w:r>
+        <w:rPr>
+          <w:rFonts w:hint="eastAsia"/>
+        </w:rPr>
+        <w:t>均继承自</w:t>
+      </w:r>
+      <w:r>
+        <w:t>WeaponControllerBase</w:t>
+      </w:r>
+      <w:r>
+        <w:rPr>
+          <w:rFonts w:hint="eastAsia"/>
+        </w:rPr>
+        <w:t>，增加对炮弹预制体和开火点的引用，都重写了Fire方法，在开火点生成炮弹的同时传递</w:t>
+      </w:r>
+      <w:r>
+        <w:rPr>
+          <w:rFonts w:hint="eastAsia"/>
+        </w:rPr>
+        <w:t>额外反弹次数</w:t>
+      </w:r>
+      <w:r>
+        <w:rPr>
+          <w:rFonts w:hint="eastAsia"/>
+        </w:rPr>
+        <w:t>，逻辑相似，后者比前者多一个开火点。</w:t>
+      </w:r>
+    </w:p>
+    <w:p>
+      <w:pPr>
+        <w:pStyle w:val="a7"/>
+        <w:numPr>
+          <w:ilvl w:val="0"/>
+          <w:numId w:val="12"/>
+        </w:numPr>
+        <w:ind w:firstLineChars="0"/>
+      </w:pPr>
+      <w:r>
+        <w:rPr>
+          <w:rFonts w:hint="eastAsia"/>
+        </w:rPr>
+        <w:t>制作普通炮台和双管炮台预制体。</w:t>
+      </w:r>
+    </w:p>
+    <w:p>
+      <w:pPr>
+        <w:pStyle w:val="a7"/>
+        <w:numPr>
+          <w:ilvl w:val="0"/>
+          <w:numId w:val="12"/>
+        </w:numPr>
+        <w:ind w:firstLineChars="0"/>
+      </w:pPr>
+      <w:r>
+        <w:rPr>
+          <w:rFonts w:hint="eastAsia"/>
+        </w:rPr>
+        <w:t>修改坦克基类，适配新的武器系统。</w:t>
+      </w:r>
+      <w:r>
+        <w:rPr>
+          <w:rFonts w:hint="eastAsia"/>
+        </w:rPr>
+        <w:t>剔除</w:t>
+      </w:r>
+      <w:r>
+        <w:rPr>
+          <w:rFonts w:hint="eastAsia"/>
+        </w:rPr>
+        <w:t>原有</w:t>
+      </w:r>
+      <w:r>
+        <w:rPr>
+          <w:rFonts w:hint="eastAsia"/>
+        </w:rPr>
+        <w:t>开火具体逻辑</w:t>
+      </w:r>
+      <w:r>
+        <w:rPr>
+          <w:rFonts w:hint="eastAsia"/>
+        </w:rPr>
+        <w:t>，增加武器管理。在</w:t>
+      </w:r>
+      <w:r>
+        <w:t>OnEnable</w:t>
+      </w:r>
+      <w:r>
+        <w:rPr>
+          <w:rFonts w:hint="eastAsia"/>
+        </w:rPr>
+        <w:t>中增加默认武器初始化逻辑，</w:t>
+      </w:r>
+      <w:r>
+        <w:rPr>
+          <w:rFonts w:hint="eastAsia"/>
+        </w:rPr>
+        <w:t>修改原有的</w:t>
+      </w:r>
+      <w:r>
+        <w:t>ExecuteFire</w:t>
+      </w:r>
+      <w:r>
+        <w:rPr>
+          <w:rFonts w:hint="eastAsia"/>
+        </w:rPr>
+        <w:t>逻辑，使其直接</w:t>
+      </w:r>
+      <w:r>
+        <w:rPr>
+          <w:rFonts w:hint="eastAsia"/>
+        </w:rPr>
+        <w:t>调用武器控制器的接口</w:t>
+      </w:r>
+      <w:r>
+        <w:t>TryFire</w:t>
+      </w:r>
+      <w:r>
+        <w:rPr>
+          <w:rFonts w:hint="eastAsia"/>
+        </w:rPr>
+        <w:t>，同时提供</w:t>
+      </w:r>
+      <w:r>
+        <w:rPr>
+          <w:rFonts w:hint="eastAsia"/>
+        </w:rPr>
+        <w:t>可重写的</w:t>
+      </w:r>
+      <w:r>
+        <w:rPr>
+          <w:rFonts w:hint="eastAsia"/>
+        </w:rPr>
+        <w:t>武器切换接口</w:t>
+      </w:r>
+      <w:r>
+        <w:rPr>
+          <w:rFonts w:hint="eastAsia"/>
+        </w:rPr>
+        <w:t>，以便玩家控制器实现相应逻辑。</w:t>
+      </w:r>
+    </w:p>
+    <w:p>
+      <w:pPr>
+        <w:pStyle w:val="a7"/>
+        <w:numPr>
+          <w:ilvl w:val="0"/>
+          <w:numId w:val="12"/>
+        </w:numPr>
+        <w:ind w:firstLineChars="0"/>
+      </w:pPr>
+      <w:r>
+        <w:rPr>
+          <w:rFonts w:hint="eastAsia"/>
+        </w:rPr>
+        <w:t>实现激光炮类。激光炮控制类</w:t>
+      </w:r>
+      <w:r>
+        <w:t>LaserWeapon</w:t>
+      </w:r>
+      <w:r>
+        <w:rPr>
+          <w:rFonts w:hint="eastAsia"/>
+        </w:rPr>
+        <w:t>继承自</w:t>
+      </w:r>
+      <w:r>
+        <w:t>WeaponControllerBase</w:t>
+      </w:r>
+      <w:r>
+        <w:rPr>
+          <w:rFonts w:hint="eastAsia"/>
+        </w:rPr>
+        <w:t>，使用</w:t>
+      </w:r>
+      <w:r>
+        <w:t>LineRenderer</w:t>
+      </w:r>
+      <w:r>
+        <w:rPr>
+          <w:rFonts w:hint="eastAsia"/>
+        </w:rPr>
+        <w:t>和协程实现激光子弹，逻辑为在坦克开火点和终点即与墙壁接触点间用</w:t>
+      </w:r>
+      <w:r>
+        <w:t>LineRenderer</w:t>
+      </w:r>
+      <w:r>
+        <w:rPr>
+          <w:rFonts w:hint="eastAsia"/>
+        </w:rPr>
+        <w:t>生成激光的表现，随后对</w:t>
+      </w:r>
+      <w:r>
+        <w:rPr>
+          <w:rFonts w:hint="eastAsia"/>
+        </w:rPr>
+        <w:t>起止点之间所有的碰撞体</w:t>
+      </w:r>
+      <w:r>
+        <w:rPr>
+          <w:rFonts w:hint="eastAsia"/>
+        </w:rPr>
+        <w:t>进行枚举，对敌对坦克造成伤害，最后，激光显示一段时间后消失。</w:t>
+      </w:r>
+    </w:p>
+    <w:p>
+      <w:pPr>
+        <w:pStyle w:val="a7"/>
+        <w:numPr>
+          <w:ilvl w:val="0"/>
+          <w:numId w:val="12"/>
+        </w:numPr>
+        <w:ind w:firstLineChars="0"/>
+      </w:pPr>
+      <w:r>
+        <w:rPr>
+          <w:rFonts w:hint="eastAsia"/>
+        </w:rPr>
+        <w:t>提取爆炸、激光墙、声波特效</w:t>
+      </w:r>
+      <w:r>
+        <w:rPr>
+          <w:rFonts w:hint="eastAsia"/>
+        </w:rPr>
+        <w:t>。</w:t>
+      </w:r>
+    </w:p>
+    <w:p>
+      <w:pPr>
+        <w:pStyle w:val="a7"/>
+        <w:numPr>
+          <w:ilvl w:val="0"/>
+          <w:numId w:val="12"/>
+        </w:numPr>
+        <w:ind w:firstLineChars="0"/>
+      </w:pPr>
+      <w:r>
+        <w:rPr>
+          <w:rFonts w:hint="eastAsia"/>
+        </w:rPr>
+        <w:lastRenderedPageBreak/>
+        <w:t>实现玩家Buff系统</w:t>
+      </w:r>
+      <w:r>
+        <w:t>BuffSystem</w:t>
+      </w:r>
+      <w:r>
+        <w:rPr>
+          <w:rFonts w:hint="eastAsia"/>
+        </w:rPr>
+        <w:t>。向外提供各个buff的激活接口，具体逻辑则由协程实现</w:t>
+      </w:r>
+      <w:r>
+        <w:rPr>
+          <w:rFonts w:hint="eastAsia"/>
+        </w:rPr>
+        <w:t>，即施加buff，一段时间后去除。同时进行小扩展，提供接口</w:t>
+      </w:r>
+      <w:r>
+        <w:t>NotifyWeaponChanged</w:t>
+      </w:r>
+      <w:r>
+        <w:rPr>
+          <w:rFonts w:hint="eastAsia"/>
+        </w:rPr>
+        <w:t>供外部通知武器已更换</w:t>
+      </w:r>
+      <w:r>
+        <w:rPr>
+          <w:rFonts w:hint="eastAsia"/>
+        </w:rPr>
+        <w:t>，</w:t>
+      </w:r>
+      <w:r>
+        <w:rPr>
+          <w:rFonts w:hint="eastAsia"/>
+        </w:rPr>
+        <w:t>确保新武器也能吃到现有的反弹</w:t>
+      </w:r>
+      <w:r>
+        <w:t>Buff</w:t>
+      </w:r>
+      <w:r>
+        <w:rPr>
+          <w:rFonts w:hint="eastAsia"/>
+        </w:rPr>
+        <w:t>。</w:t>
+      </w:r>
+    </w:p>
+    <w:p>
+      <w:pPr>
+        <w:pStyle w:val="a7"/>
+        <w:numPr>
+          <w:ilvl w:val="0"/>
+          <w:numId w:val="12"/>
+        </w:numPr>
+        <w:ind w:firstLineChars="0"/>
+      </w:pPr>
+      <w:r>
+        <w:rPr>
+          <w:rFonts w:hint="eastAsia"/>
+        </w:rPr>
+        <w:t>修改玩家控制脚本，适配新的武器系统和Buff系统。重写</w:t>
+      </w:r>
+      <w:r>
+        <w:t>SwitchWeapon</w:t>
+      </w:r>
+      <w:r>
+        <w:rPr>
+          <w:rFonts w:hint="eastAsia"/>
+        </w:rPr>
+        <w:t>武器切换接口</w:t>
+      </w:r>
+      <w:r>
+        <w:rPr>
+          <w:rFonts w:hint="eastAsia"/>
+        </w:rPr>
+        <w:t>，实现武器切换，重写</w:t>
+      </w:r>
+      <w:r>
+        <w:t>TakeDamage</w:t>
+      </w:r>
+      <w:r>
+        <w:rPr>
+          <w:rFonts w:hint="eastAsia"/>
+        </w:rPr>
+        <w:t>方法，增加护盾免伤机制，提供移速修改接口。</w:t>
+      </w:r>
+    </w:p>
+    <w:p>
+      <w:pPr>
+        <w:pStyle w:val="a7"/>
+        <w:numPr>
+          <w:ilvl w:val="0"/>
+          <w:numId w:val="12"/>
+        </w:numPr>
+        <w:ind w:firstLineChars="0"/>
+      </w:pPr>
+      <w:r>
+        <w:rPr>
+          <w:rFonts w:hint="eastAsia"/>
+        </w:rPr>
+        <w:t>实现</w:t>
+      </w:r>
+      <w:r>
+        <w:rPr>
+          <w:rFonts w:ascii="Arial" w:hAnsi="Arial" w:cs="Arial"/>
+          <w:color w:val="2B2D31"/>
+          <w:szCs w:val="21"/>
+          <w:shd w:val="clear" w:color="auto" w:fill="FFFFFF"/>
+        </w:rPr>
+        <w:t>掉落物</w:t>
+      </w:r>
+      <w:r>
+        <w:rPr>
+          <w:rFonts w:ascii="Arial" w:hAnsi="Arial" w:cs="Arial" w:hint="eastAsia"/>
+          <w:color w:val="2B2D31"/>
+          <w:szCs w:val="21"/>
+          <w:shd w:val="clear" w:color="auto" w:fill="FFFFFF"/>
+        </w:rPr>
+        <w:t>通用</w:t>
+      </w:r>
+      <w:r>
+        <w:rPr>
+          <w:rFonts w:ascii="Arial" w:hAnsi="Arial" w:cs="Arial"/>
+          <w:color w:val="2B2D31"/>
+          <w:szCs w:val="21"/>
+          <w:shd w:val="clear" w:color="auto" w:fill="FFFFFF"/>
+        </w:rPr>
+        <w:t>碰撞检</w:t>
+      </w:r>
+      <w:r>
+        <w:t>测脚本PickupItem</w:t>
+      </w:r>
+      <w:r>
+        <w:rPr>
+          <w:rFonts w:hint="eastAsia"/>
+        </w:rPr>
+        <w:t>。</w:t>
+      </w:r>
+      <w:r>
+        <w:rPr>
+          <w:rFonts w:hint="eastAsia"/>
+        </w:rPr>
+        <w:t>武器球和道具球均可</w:t>
+      </w:r>
+      <w:r>
+        <w:rPr>
+          <w:rFonts w:hint="eastAsia"/>
+        </w:rPr>
+        <w:t>挂载该脚本，脚本会根据配置的掉落物类型调用相应的武器切换或buff激活接口，并在拾取后销毁球体。</w:t>
+      </w:r>
+    </w:p>
+    <w:p>
+      <w:pPr>
+        <w:pStyle w:val="a7"/>
+        <w:numPr>
+          <w:ilvl w:val="0"/>
+          <w:numId w:val="12"/>
+        </w:numPr>
+        <w:ind w:firstLineChars="0"/>
+      </w:pPr>
+      <w:r>
+        <w:rPr>
+          <w:rFonts w:hint="eastAsia"/>
+        </w:rPr>
+        <w:t>声波</w:t>
+      </w:r>
     </w:p>
     <w:p>
       <w:r>
@@ -5076,6 +5792,37 @@
           <w:rFonts w:hint="eastAsia"/>
         </w:rPr>
         <w:t>问题与解决：</w:t>
+      </w:r>
+    </w:p>
+    <w:p>
+      <w:pPr>
+        <w:rPr>
+          <w:rFonts w:hint="eastAsia"/>
+        </w:rPr>
+      </w:pPr>
+      <w:r>
+        <w:tab/>
+      </w:r>
+      <w:r>
+        <w:t>TankBase</w:t>
+      </w:r>
+      <w:r>
+        <w:rPr>
+          <w:rFonts w:hint="eastAsia"/>
+        </w:rPr>
+        <w:t>初始化默认武器</w:t>
+      </w:r>
+      <w:r>
+        <w:rPr>
+          <w:rFonts w:hint="eastAsia"/>
+        </w:rPr>
+        <w:t>问题</w:t>
+      </w:r>
+      <w:r>
+        <w:rPr>
+          <w:rFonts w:hint="eastAsia"/>
+        </w:rPr>
+        <w:t>，声波特效</w:t>
       </w:r>
     </w:p>
     <w:p/>

--- a/开发日记.docx
+++ b/开发日记.docx
@@ -177,8 +177,13 @@
         <w:t>并添加</w:t>
       </w:r>
       <w:r>
-        <w:t>.gitignore</w:t>
-      </w:r>
+        <w:t>.</w:t>
+      </w:r>
+      <w:proofErr w:type="spellStart"/>
+      <w:r>
+        <w:t>gitignore</w:t>
+      </w:r>
+      <w:proofErr w:type="spellEnd"/>
       <w:r>
         <w:rPr>
           <w:rFonts w:hint="eastAsia"/>
@@ -186,8 +191,13 @@
         <w:t>和</w:t>
       </w:r>
       <w:r>
-        <w:t>.gitattributes</w:t>
-      </w:r>
+        <w:t>.</w:t>
+      </w:r>
+      <w:proofErr w:type="spellStart"/>
+      <w:r>
+        <w:t>gitattributes</w:t>
+      </w:r>
+      <w:proofErr w:type="spellEnd"/>
       <w:r>
         <w:rPr>
           <w:rFonts w:hint="eastAsia"/>
@@ -235,14 +245,24 @@
         </w:rPr>
         <w:t>开发核心管理类框架。实现</w:t>
       </w:r>
+      <w:proofErr w:type="spellStart"/>
       <w:r>
         <w:t>GameManage</w:t>
       </w:r>
-      <w:r>
-        <w:rPr>
-          <w:rFonts w:hint="eastAsia"/>
-        </w:rPr>
-        <w:t>单例类，以便进行全局游戏状态管理</w:t>
+      <w:proofErr w:type="spellEnd"/>
+      <w:proofErr w:type="gramStart"/>
+      <w:r>
+        <w:rPr>
+          <w:rFonts w:hint="eastAsia"/>
+        </w:rPr>
+        <w:t>单例类</w:t>
+      </w:r>
+      <w:proofErr w:type="gramEnd"/>
+      <w:r>
+        <w:rPr>
+          <w:rFonts w:hint="eastAsia"/>
+        </w:rPr>
+        <w:t>，以便进行全局游戏状态管理</w:t>
       </w:r>
       <w:r>
         <w:rPr>
@@ -286,14 +306,24 @@
         </w:rPr>
         <w:t>。实现</w:t>
       </w:r>
+      <w:proofErr w:type="spellStart"/>
       <w:r>
         <w:t>EventManager</w:t>
       </w:r>
-      <w:r>
-        <w:rPr>
-          <w:rFonts w:hint="eastAsia"/>
-        </w:rPr>
-        <w:t>单例类，作为全局事件中心，负责事件</w:t>
+      <w:proofErr w:type="spellEnd"/>
+      <w:proofErr w:type="gramStart"/>
+      <w:r>
+        <w:rPr>
+          <w:rFonts w:hint="eastAsia"/>
+        </w:rPr>
+        <w:t>单例类</w:t>
+      </w:r>
+      <w:proofErr w:type="gramEnd"/>
+      <w:r>
+        <w:rPr>
+          <w:rFonts w:hint="eastAsia"/>
+        </w:rPr>
+        <w:t>，作为全局事件中心，负责事件</w:t>
       </w:r>
       <w:r>
         <w:rPr>
@@ -356,18 +386,38 @@
         </w:rPr>
         <w:t>个场景：</w:t>
       </w:r>
-      <w:r>
-        <w:t>MainMenuScene、LevelSelectScene、GamePlayScene</w:t>
-      </w:r>
+      <w:proofErr w:type="spellStart"/>
+      <w:r>
+        <w:t>MainMenuScene</w:t>
+      </w:r>
+      <w:proofErr w:type="spellEnd"/>
+      <w:r>
+        <w:t>、</w:t>
+      </w:r>
+      <w:proofErr w:type="spellStart"/>
+      <w:r>
+        <w:t>LevelSelectScene</w:t>
+      </w:r>
+      <w:proofErr w:type="spellEnd"/>
+      <w:r>
+        <w:t>、</w:t>
+      </w:r>
+      <w:proofErr w:type="spellStart"/>
+      <w:r>
+        <w:t>GamePlayScene</w:t>
+      </w:r>
+      <w:proofErr w:type="spellEnd"/>
       <w:r>
         <w:rPr>
           <w:rFonts w:hint="eastAsia"/>
         </w:rPr>
         <w:t>，分别用于主菜单、选关界面和游玩，并在</w:t>
       </w:r>
+      <w:proofErr w:type="spellStart"/>
       <w:r>
         <w:t>GameManage</w:t>
       </w:r>
+      <w:proofErr w:type="spellEnd"/>
       <w:r>
         <w:rPr>
           <w:rFonts w:hint="eastAsia"/>
@@ -513,14 +563,24 @@
         </w:rPr>
         <w:t>对象池系统开发。实现了</w:t>
       </w:r>
+      <w:proofErr w:type="spellStart"/>
       <w:r>
         <w:t>ObjectPoolManager</w:t>
       </w:r>
-      <w:r>
-        <w:rPr>
-          <w:rFonts w:hint="eastAsia"/>
-        </w:rPr>
-        <w:t>单例类，</w:t>
+      <w:proofErr w:type="spellEnd"/>
+      <w:proofErr w:type="gramStart"/>
+      <w:r>
+        <w:rPr>
+          <w:rFonts w:hint="eastAsia"/>
+        </w:rPr>
+        <w:t>单例类</w:t>
+      </w:r>
+      <w:proofErr w:type="gramEnd"/>
+      <w:r>
+        <w:rPr>
+          <w:rFonts w:hint="eastAsia"/>
+        </w:rPr>
+        <w:t>，</w:t>
       </w:r>
       <w:r>
         <w:rPr>
@@ -532,7 +592,35 @@
         <w:rPr>
           <w:rFonts w:hint="eastAsia"/>
         </w:rPr>
-        <w:t>。为什么要在现在就做进阶功能？因为我觉得有些进阶功能比较底层，如果不尽早实现并使用，之后再去做就会比较麻烦，要改的地方可能会很多，我认为对象池就属于这种。</w:t>
+        <w:t>。为什么要在现在就做进阶功能？因为我觉得有些进</w:t>
+      </w:r>
+      <w:proofErr w:type="gramStart"/>
+      <w:r>
+        <w:rPr>
+          <w:rFonts w:hint="eastAsia"/>
+        </w:rPr>
+        <w:t>阶功能</w:t>
+      </w:r>
+      <w:proofErr w:type="gramEnd"/>
+      <w:r>
+        <w:rPr>
+          <w:rFonts w:hint="eastAsia"/>
+        </w:rPr>
+        <w:t>比较底层，如果</w:t>
+      </w:r>
+      <w:proofErr w:type="gramStart"/>
+      <w:r>
+        <w:rPr>
+          <w:rFonts w:hint="eastAsia"/>
+        </w:rPr>
+        <w:t>不</w:t>
+      </w:r>
+      <w:proofErr w:type="gramEnd"/>
+      <w:r>
+        <w:rPr>
+          <w:rFonts w:hint="eastAsia"/>
+        </w:rPr>
+        <w:t>尽早实现并使用，之后再去做就会比较麻烦，要改的地方可能会很多，我认为对象池就属于这种。</w:t>
       </w:r>
     </w:p>
     <w:p>
@@ -604,18 +692,22 @@
         </w:rPr>
         <w:t>、</w:t>
       </w:r>
+      <w:proofErr w:type="spellStart"/>
       <w:r>
         <w:t>RedLaserWall</w:t>
       </w:r>
+      <w:proofErr w:type="spellEnd"/>
       <w:r>
         <w:rPr>
           <w:rFonts w:hint="eastAsia"/>
         </w:rPr>
         <w:t>、</w:t>
       </w:r>
+      <w:proofErr w:type="spellStart"/>
       <w:r>
         <w:t>BlueLaserWall</w:t>
       </w:r>
+      <w:proofErr w:type="spellEnd"/>
       <w:r>
         <w:rPr>
           <w:rFonts w:hint="eastAsia"/>
@@ -715,9 +807,11 @@
       <w:r>
         <w:t>)、</w:t>
       </w:r>
+      <w:proofErr w:type="spellStart"/>
       <w:r>
         <w:t>SoundWave</w:t>
       </w:r>
+      <w:proofErr w:type="spellEnd"/>
       <w:r>
         <w:t>(</w:t>
       </w:r>
@@ -733,15 +827,19 @@
       <w:r>
         <w:t>、</w:t>
       </w:r>
+      <w:proofErr w:type="spellStart"/>
       <w:r>
         <w:t>RedLaserWall</w:t>
       </w:r>
+      <w:proofErr w:type="spellEnd"/>
       <w:r>
         <w:t>、</w:t>
       </w:r>
+      <w:proofErr w:type="spellStart"/>
       <w:r>
         <w:t>BlueLaserWall</w:t>
       </w:r>
+      <w:proofErr w:type="spellEnd"/>
       <w:r>
         <w:t>、</w:t>
       </w:r>
@@ -803,8 +901,13 @@
         </w:rPr>
         <w:t>搭建玩家坦克预制体。使用提供的美术资源中的</w:t>
       </w:r>
-      <w:r>
-        <w:t>Player_Tank _GO-07.fbx</w:t>
+      <w:proofErr w:type="spellStart"/>
+      <w:r>
+        <w:t>Player_Tank</w:t>
+      </w:r>
+      <w:proofErr w:type="spellEnd"/>
+      <w:r>
+        <w:t xml:space="preserve"> _GO-07.fbx</w:t>
       </w:r>
       <w:r>
         <w:rPr>
@@ -837,42 +940,64 @@
         </w:rPr>
         <w:t>实现玩家移动控制。实现玩家移动脚本</w:t>
       </w:r>
+      <w:proofErr w:type="spellStart"/>
       <w:r>
         <w:t>TankMovement</w:t>
       </w:r>
+      <w:proofErr w:type="spellEnd"/>
       <w:r>
         <w:rPr>
           <w:rFonts w:hint="eastAsia"/>
         </w:rPr>
         <w:t>，通过调用刚体组件的</w:t>
       </w:r>
+      <w:proofErr w:type="spellStart"/>
       <w:r>
         <w:t>MovePosition</w:t>
       </w:r>
+      <w:proofErr w:type="spellEnd"/>
       <w:r>
         <w:rPr>
           <w:rFonts w:hint="eastAsia"/>
         </w:rPr>
         <w:t>方法进行移动，可通过Inspector面板配置移动速度，并提供</w:t>
       </w:r>
+      <w:proofErr w:type="spellStart"/>
       <w:r>
         <w:t>IsMoving</w:t>
       </w:r>
+      <w:proofErr w:type="spellEnd"/>
       <w:r>
         <w:rPr>
           <w:rFonts w:hint="eastAsia"/>
         </w:rPr>
         <w:t>、</w:t>
       </w:r>
+      <w:proofErr w:type="spellStart"/>
       <w:r>
         <w:lastRenderedPageBreak/>
         <w:t>GetMoveDir</w:t>
       </w:r>
-      <w:r>
-        <w:rPr>
-          <w:rFonts w:hint="eastAsia"/>
-        </w:rPr>
-        <w:t>公共方法供判断移动状态和获取移动方向。</w:t>
+      <w:proofErr w:type="spellEnd"/>
+      <w:r>
+        <w:rPr>
+          <w:rFonts w:hint="eastAsia"/>
+        </w:rPr>
+        <w:t>公共方法</w:t>
+      </w:r>
+      <w:proofErr w:type="gramStart"/>
+      <w:r>
+        <w:rPr>
+          <w:rFonts w:hint="eastAsia"/>
+        </w:rPr>
+        <w:t>供判断</w:t>
+      </w:r>
+      <w:proofErr w:type="gramEnd"/>
+      <w:r>
+        <w:rPr>
+          <w:rFonts w:hint="eastAsia"/>
+        </w:rPr>
+        <w:t>移动状态和获取移动方向。</w:t>
       </w:r>
     </w:p>
     <w:p>
@@ -890,18 +1015,22 @@
         </w:rPr>
         <w:t>实现玩家坦克移动时底盘偏移动画。通过脚本</w:t>
       </w:r>
+      <w:proofErr w:type="spellStart"/>
       <w:r>
         <w:t>TankChassisRotate</w:t>
       </w:r>
+      <w:proofErr w:type="spellEnd"/>
       <w:r>
         <w:rPr>
           <w:rFonts w:hint="eastAsia"/>
         </w:rPr>
         <w:t>实现，获取</w:t>
       </w:r>
+      <w:proofErr w:type="spellStart"/>
       <w:r>
         <w:t>TankMovement</w:t>
       </w:r>
+      <w:proofErr w:type="spellEnd"/>
       <w:r>
         <w:rPr>
           <w:rFonts w:hint="eastAsia"/>
@@ -924,9 +1053,11 @@
         </w:rPr>
         <w:t>实现镜头对玩家的跟随。通过</w:t>
       </w:r>
+      <w:proofErr w:type="spellStart"/>
       <w:r>
         <w:t>Cinemachine</w:t>
       </w:r>
+      <w:proofErr w:type="spellEnd"/>
       <w:r>
         <w:rPr>
           <w:rFonts w:hint="eastAsia"/>
@@ -957,27 +1088,33 @@
         </w:rPr>
         <w:t>初次实现</w:t>
       </w:r>
+      <w:proofErr w:type="spellStart"/>
       <w:r>
         <w:t>TankMovement</w:t>
       </w:r>
+      <w:proofErr w:type="spellEnd"/>
       <w:r>
         <w:rPr>
           <w:rFonts w:hint="eastAsia"/>
         </w:rPr>
         <w:t>和</w:t>
       </w:r>
+      <w:proofErr w:type="spellStart"/>
       <w:r>
         <w:t>TankChassisRotate</w:t>
       </w:r>
+      <w:proofErr w:type="spellEnd"/>
       <w:r>
         <w:rPr>
           <w:rFonts w:hint="eastAsia"/>
         </w:rPr>
         <w:t>脚本后测试发现左右移动变为转圈，向下移动无法正常进行，检查后发现是移动脚本以底盘坐标为基准进行移动方向判断移动方向，使得移动时底盘旋转导致移动方向不断变化。更改</w:t>
       </w:r>
+      <w:proofErr w:type="spellStart"/>
       <w:r>
         <w:t>TankMovement</w:t>
       </w:r>
+      <w:proofErr w:type="spellEnd"/>
       <w:r>
         <w:rPr>
           <w:rFonts w:hint="eastAsia"/>
@@ -1137,7 +1274,14 @@
         <w:rPr>
           <w:rFonts w:hint="eastAsia"/>
         </w:rPr>
-        <w:t>简单制</w:t>
+        <w:t>简单</w:t>
+      </w:r>
+      <w:proofErr w:type="gramStart"/>
+      <w:r>
+        <w:rPr>
+          <w:rFonts w:hint="eastAsia"/>
+        </w:rPr>
+        <w:t>制</w:t>
       </w:r>
       <w:r>
         <w:rPr>
@@ -1145,15 +1289,18 @@
         </w:rPr>
         <w:t>做</w:t>
       </w:r>
+      <w:proofErr w:type="gramEnd"/>
       <w:r>
         <w:rPr>
           <w:rFonts w:hint="eastAsia"/>
         </w:rPr>
         <w:t>测试用地图地面。制作了一份地面tile预制体，并实现了可以在编辑器内使用的平整地面一键生成脚本</w:t>
       </w:r>
+      <w:proofErr w:type="spellStart"/>
       <w:r>
         <w:t>MapGenerator</w:t>
       </w:r>
+      <w:proofErr w:type="spellEnd"/>
       <w:r>
         <w:rPr>
           <w:rFonts w:hint="eastAsia"/>
@@ -1194,9 +1341,11 @@
         </w:rPr>
         <w:t>炮台转向控制。实现</w:t>
       </w:r>
+      <w:proofErr w:type="spellStart"/>
       <w:r>
         <w:t>TurretController</w:t>
       </w:r>
+      <w:proofErr w:type="spellEnd"/>
       <w:r>
         <w:rPr>
           <w:rFonts w:hint="eastAsia"/>
@@ -1221,27 +1370,33 @@
         </w:rPr>
         <w:t>方法中通过</w:t>
       </w:r>
+      <w:proofErr w:type="spellStart"/>
       <w:r>
         <w:t>GetMouseButtonDown</w:t>
       </w:r>
+      <w:proofErr w:type="spellEnd"/>
       <w:r>
         <w:rPr>
           <w:rFonts w:hint="eastAsia"/>
         </w:rPr>
         <w:t>监听鼠标左键点击，发现点击后调用脚本中的方法</w:t>
       </w:r>
+      <w:proofErr w:type="spellStart"/>
       <w:r>
         <w:t>GetMouseClickWorldPos</w:t>
       </w:r>
+      <w:proofErr w:type="spellEnd"/>
       <w:r>
         <w:rPr>
           <w:rFonts w:hint="eastAsia"/>
         </w:rPr>
         <w:t>计算点击位置并存储在</w:t>
       </w:r>
+      <w:proofErr w:type="spellStart"/>
       <w:r>
         <w:t>targetClickPos</w:t>
       </w:r>
+      <w:proofErr w:type="spellEnd"/>
       <w:r>
         <w:rPr>
           <w:rFonts w:hint="eastAsia"/>
@@ -1254,9 +1409,11 @@
         </w:rPr>
         <w:t>再调用脚本中的方法</w:t>
       </w:r>
+      <w:proofErr w:type="spellStart"/>
       <w:r>
         <w:t>RotateTurretToClickPos</w:t>
       </w:r>
+      <w:proofErr w:type="spellEnd"/>
       <w:r>
         <w:rPr>
           <w:rFonts w:hint="eastAsia"/>
@@ -1291,9 +1448,11 @@
         </w:rPr>
         <w:t>模型，将其作为空物体</w:t>
       </w:r>
+      <w:proofErr w:type="spellStart"/>
       <w:r>
         <w:t>Bullet_Normal</w:t>
       </w:r>
+      <w:proofErr w:type="spellEnd"/>
       <w:r>
         <w:rPr>
           <w:rFonts w:hint="eastAsia"/>
@@ -1309,9 +1468,11 @@
         </w:rPr>
         <w:t>，随后为</w:t>
       </w:r>
+      <w:proofErr w:type="spellStart"/>
       <w:r>
         <w:t>Bullet_Normal</w:t>
       </w:r>
+      <w:proofErr w:type="spellEnd"/>
       <w:r>
         <w:rPr>
           <w:rFonts w:hint="eastAsia"/>
@@ -1352,9 +1513,11 @@
         </w:rPr>
         <w:t>实现开火与炮弹飞行。修改</w:t>
       </w:r>
+      <w:proofErr w:type="spellStart"/>
       <w:r>
         <w:t>TurretController</w:t>
       </w:r>
+      <w:proofErr w:type="spellEnd"/>
       <w:r>
         <w:rPr>
           <w:rFonts w:hint="eastAsia"/>
@@ -1382,9 +1545,11 @@
         </w:rPr>
         <w:t>(</w:t>
       </w:r>
+      <w:proofErr w:type="spellStart"/>
       <w:r>
         <w:t>GetMouseClickWorldPos</w:t>
       </w:r>
+      <w:proofErr w:type="spellEnd"/>
       <w:r>
         <w:rPr>
           <w:rFonts w:hint="eastAsia"/>
@@ -1403,9 +1568,11 @@
         </w:rPr>
         <w:t>(</w:t>
       </w:r>
+      <w:proofErr w:type="spellStart"/>
       <w:r>
         <w:t>RotateTurretToClickPos</w:t>
       </w:r>
+      <w:proofErr w:type="spellEnd"/>
       <w:r>
         <w:rPr>
           <w:rFonts w:hint="eastAsia"/>
@@ -1424,9 +1591,11 @@
         </w:rPr>
         <w:t>(</w:t>
       </w:r>
+      <w:proofErr w:type="spellStart"/>
       <w:r>
         <w:t>TryFireAfterRotation</w:t>
       </w:r>
+      <w:proofErr w:type="spellEnd"/>
       <w:r>
         <w:rPr>
           <w:rFonts w:hint="eastAsia"/>
@@ -1445,9 +1614,11 @@
         </w:rPr>
         <w:t>(</w:t>
       </w:r>
+      <w:proofErr w:type="spellStart"/>
       <w:r>
         <w:t>FireShell</w:t>
       </w:r>
+      <w:proofErr w:type="spellEnd"/>
       <w:r>
         <w:rPr>
           <w:rFonts w:hint="eastAsia"/>
@@ -1466,36 +1637,49 @@
         </w:rPr>
         <w:t>(</w:t>
       </w:r>
+      <w:proofErr w:type="spellStart"/>
       <w:r>
         <w:t>ShellMoveAndRecycle</w:t>
       </w:r>
+      <w:proofErr w:type="spellEnd"/>
+      <w:proofErr w:type="gramStart"/>
       <w:r>
         <w:rPr>
           <w:rFonts w:hint="eastAsia"/>
         </w:rPr>
         <w:t>协程</w:t>
       </w:r>
+      <w:proofErr w:type="gramEnd"/>
       <w:r>
         <w:t>)</w:t>
       </w:r>
       <w:r>
-        <w:t xml:space="preserve"> → 超时后回收至对象池</w:t>
-      </w:r>
+        <w:t xml:space="preserve"> → 超时后回收</w:t>
+      </w:r>
+      <w:proofErr w:type="gramStart"/>
+      <w:r>
+        <w:t>至对象池</w:t>
+      </w:r>
+      <w:proofErr w:type="gramEnd"/>
       <w:r>
         <w:rPr>
           <w:rFonts w:hint="eastAsia"/>
         </w:rPr>
         <w:t>(</w:t>
       </w:r>
+      <w:proofErr w:type="spellStart"/>
       <w:r>
         <w:t>ShellMoveAndRecycle</w:t>
       </w:r>
+      <w:proofErr w:type="spellEnd"/>
+      <w:proofErr w:type="gramStart"/>
       <w:r>
         <w:rPr>
           <w:rFonts w:hint="eastAsia"/>
         </w:rPr>
         <w:t>协程</w:t>
       </w:r>
+      <w:proofErr w:type="gramEnd"/>
       <w:r>
         <w:t>)</w:t>
       </w:r>
@@ -1505,9 +1689,11 @@
         </w:rPr>
         <w:t>。同时预留扩展接口</w:t>
       </w:r>
+      <w:proofErr w:type="spellStart"/>
       <w:r>
         <w:t>SwitchShellType</w:t>
       </w:r>
+      <w:proofErr w:type="spellEnd"/>
       <w:r>
         <w:rPr>
           <w:rFonts w:hint="eastAsia"/>
@@ -1658,17 +1844,24 @@
         </w:rPr>
         <w:t>修改</w:t>
       </w:r>
+      <w:proofErr w:type="spellStart"/>
       <w:r>
         <w:t>TurretController</w:t>
       </w:r>
+      <w:proofErr w:type="spellEnd"/>
       <w:r>
         <w:rPr>
           <w:rFonts w:hint="eastAsia"/>
         </w:rPr>
         <w:t>脚本，使其在玩家开火时广播</w:t>
       </w:r>
-      <w:r>
-        <w:t>OnPlayerFire事件</w:t>
+      <w:proofErr w:type="spellStart"/>
+      <w:r>
+        <w:t>OnPlayerFire</w:t>
+      </w:r>
+      <w:proofErr w:type="spellEnd"/>
+      <w:r>
+        <w:t>事件</w:t>
       </w:r>
       <w:r>
         <w:rPr>
@@ -1705,8 +1898,13 @@
         </w:rPr>
         <w:t>设计通用伤害系统。定义</w:t>
       </w:r>
-      <w:r>
-        <w:t>IDamageable接口</w:t>
+      <w:proofErr w:type="spellStart"/>
+      <w:r>
+        <w:t>IDamageable</w:t>
+      </w:r>
+      <w:proofErr w:type="spellEnd"/>
+      <w:r>
+        <w:t>接口</w:t>
       </w:r>
       <w:r>
         <w:rPr>
@@ -1728,8 +1926,13 @@
         </w:rPr>
         <w:t>。</w:t>
       </w:r>
-      <w:r>
-        <w:t>IDamageable接口</w:t>
+      <w:proofErr w:type="spellStart"/>
+      <w:r>
+        <w:t>IDamageable</w:t>
+      </w:r>
+      <w:proofErr w:type="spellEnd"/>
+      <w:r>
+        <w:t>接口</w:t>
       </w:r>
       <w:r>
         <w:rPr>
@@ -1737,36 +1940,44 @@
         </w:rPr>
         <w:t>中有三个只读属性：</w:t>
       </w:r>
+      <w:proofErr w:type="spellStart"/>
       <w:r>
         <w:t>CurrentHealth</w:t>
       </w:r>
+      <w:proofErr w:type="spellEnd"/>
       <w:r>
         <w:rPr>
           <w:rFonts w:hint="eastAsia"/>
         </w:rPr>
         <w:t>、</w:t>
       </w:r>
+      <w:proofErr w:type="spellStart"/>
       <w:r>
         <w:t>MaxHealth</w:t>
       </w:r>
+      <w:proofErr w:type="spellEnd"/>
       <w:r>
         <w:rPr>
           <w:rFonts w:hint="eastAsia"/>
         </w:rPr>
         <w:t>、</w:t>
       </w:r>
+      <w:proofErr w:type="spellStart"/>
       <w:r>
         <w:t>IsDead</w:t>
       </w:r>
+      <w:proofErr w:type="spellEnd"/>
       <w:r>
         <w:rPr>
           <w:rFonts w:hint="eastAsia"/>
         </w:rPr>
         <w:t>，分别为当前生命值，最大生命值，是否死亡，此外，接口中还有一个方法</w:t>
       </w:r>
+      <w:proofErr w:type="spellStart"/>
       <w:r>
         <w:t>TakeDamage</w:t>
       </w:r>
+      <w:proofErr w:type="spellEnd"/>
       <w:r>
         <w:rPr>
           <w:rFonts w:hint="eastAsia"/>
@@ -1805,18 +2016,22 @@
         </w:rPr>
         <w:t>重构</w:t>
       </w:r>
+      <w:proofErr w:type="spellStart"/>
       <w:r>
         <w:t>TankMovement</w:t>
       </w:r>
+      <w:proofErr w:type="spellEnd"/>
       <w:r>
         <w:rPr>
           <w:rFonts w:hint="eastAsia"/>
         </w:rPr>
         <w:t>类为</w:t>
       </w:r>
+      <w:proofErr w:type="spellStart"/>
       <w:r>
         <w:t>BaseMovement</w:t>
       </w:r>
+      <w:proofErr w:type="spellEnd"/>
       <w:r>
         <w:rPr>
           <w:rFonts w:hint="eastAsia"/>
@@ -1829,8 +2044,13 @@
         </w:rPr>
         <w:t>抽离原有</w:t>
       </w:r>
-      <w:r>
-        <w:t>TankMovement的通用移动逻辑，移除输入处理（输入交给专门的输入脚本），仅保留 “根据外部传入的移动方向控制刚体移动” 的核心逻辑</w:t>
+      <w:proofErr w:type="spellStart"/>
+      <w:r>
+        <w:t>TankMovement</w:t>
+      </w:r>
+      <w:proofErr w:type="spellEnd"/>
+      <w:r>
+        <w:t>的通用移动逻辑，移除输入处理（输入交给专门的输入脚本），仅保留 “根据外部传入的移动方向控制刚体移动” 的核心逻辑</w:t>
       </w:r>
       <w:r>
         <w:rPr>
@@ -1860,11 +2080,21 @@
         <w:rPr>
           <w:rFonts w:hint="eastAsia"/>
         </w:rPr>
-        <w:t>通用移动基类</w:t>
-      </w:r>
+        <w:t>通用</w:t>
+      </w:r>
+      <w:proofErr w:type="gramStart"/>
+      <w:r>
+        <w:rPr>
+          <w:rFonts w:hint="eastAsia"/>
+        </w:rPr>
+        <w:t>移动基类</w:t>
+      </w:r>
+      <w:proofErr w:type="spellStart"/>
+      <w:proofErr w:type="gramEnd"/>
       <w:r>
         <w:t>BaseMovement</w:t>
       </w:r>
+      <w:proofErr w:type="spellEnd"/>
       <w:r>
         <w:rPr>
           <w:rFonts w:hint="eastAsia"/>
@@ -1887,18 +2117,22 @@
         </w:rPr>
         <w:t>重构</w:t>
       </w:r>
+      <w:proofErr w:type="spellStart"/>
       <w:r>
         <w:t>TankChassisRotate</w:t>
       </w:r>
+      <w:proofErr w:type="spellEnd"/>
       <w:r>
         <w:rPr>
           <w:rFonts w:hint="eastAsia"/>
         </w:rPr>
         <w:t>类为</w:t>
       </w:r>
+      <w:proofErr w:type="spellStart"/>
       <w:r>
         <w:t>BaseChassisRotator</w:t>
       </w:r>
+      <w:proofErr w:type="spellEnd"/>
       <w:r>
         <w:rPr>
           <w:rFonts w:hint="eastAsia"/>
@@ -1911,8 +2145,21 @@
         </w:rPr>
         <w:t>抽离原有</w:t>
       </w:r>
-      <w:r>
-        <w:t>TankChassisRotate的通用逻辑，依赖 BaseMovement，保留 “根据移动方向旋转底盘” 的核心逻辑</w:t>
+      <w:proofErr w:type="spellStart"/>
+      <w:r>
+        <w:t>TankChassisRotate</w:t>
+      </w:r>
+      <w:proofErr w:type="spellEnd"/>
+      <w:r>
+        <w:t xml:space="preserve">的通用逻辑，依赖 </w:t>
+      </w:r>
+      <w:proofErr w:type="spellStart"/>
+      <w:r>
+        <w:t>BaseMovement</w:t>
+      </w:r>
+      <w:proofErr w:type="spellEnd"/>
+      <w:r>
+        <w:t>，保留 “根据移动方向旋转底盘” 的核心逻辑</w:t>
       </w:r>
       <w:r>
         <w:rPr>
@@ -1942,11 +2189,18 @@
         <w:t>实现</w:t>
       </w:r>
       <w:r>
-        <w:t>通用底盘旋转基类</w:t>
-      </w:r>
+        <w:t>通用底盘</w:t>
+      </w:r>
+      <w:proofErr w:type="gramStart"/>
+      <w:r>
+        <w:t>旋转基类</w:t>
+      </w:r>
+      <w:proofErr w:type="spellStart"/>
+      <w:proofErr w:type="gramEnd"/>
       <w:r>
         <w:t>BaseChassisRotator</w:t>
       </w:r>
+      <w:proofErr w:type="spellEnd"/>
       <w:r>
         <w:rPr>
           <w:rFonts w:hint="eastAsia"/>
@@ -1969,18 +2223,22 @@
         </w:rPr>
         <w:t>重构</w:t>
       </w:r>
+      <w:proofErr w:type="spellStart"/>
       <w:r>
         <w:t>TurretController</w:t>
       </w:r>
+      <w:proofErr w:type="spellEnd"/>
       <w:r>
         <w:rPr>
           <w:rFonts w:hint="eastAsia"/>
         </w:rPr>
         <w:t>类为</w:t>
       </w:r>
+      <w:proofErr w:type="spellStart"/>
       <w:r>
         <w:t>BaseTurretController</w:t>
       </w:r>
+      <w:proofErr w:type="spellEnd"/>
       <w:r>
         <w:rPr>
           <w:rFonts w:hint="eastAsia"/>
@@ -1993,8 +2251,13 @@
         </w:rPr>
         <w:t>抽离原有</w:t>
       </w:r>
-      <w:r>
-        <w:t>TurretController的通用逻辑，移除玩家输入（目标点由外部传入），保留炮台转向、开火、炮弹回收等核心逻辑，预留武器切换扩展点</w:t>
+      <w:proofErr w:type="spellStart"/>
+      <w:r>
+        <w:t>TurretController</w:t>
+      </w:r>
+      <w:proofErr w:type="spellEnd"/>
+      <w:r>
+        <w:t>的通用逻辑，移除玩家输入（目标点由外部传入），保留炮台转向、开火、炮弹回收等核心逻辑，预留武器切换扩展点</w:t>
       </w:r>
       <w:r>
         <w:rPr>
@@ -2002,18 +2265,22 @@
         </w:rPr>
         <w:t>，将原有玩家开火无参事件</w:t>
       </w:r>
+      <w:proofErr w:type="spellStart"/>
       <w:r>
         <w:t>OnPlayerFire</w:t>
       </w:r>
+      <w:proofErr w:type="spellEnd"/>
       <w:r>
         <w:rPr>
           <w:rFonts w:hint="eastAsia"/>
         </w:rPr>
         <w:t>改为有参事件</w:t>
       </w:r>
+      <w:proofErr w:type="spellStart"/>
       <w:r>
         <w:t>OnTurretFire</w:t>
       </w:r>
+      <w:proofErr w:type="spellEnd"/>
       <w:r>
         <w:rPr>
           <w:rFonts w:hint="eastAsia"/>
@@ -2027,7 +2294,20 @@
         <w:t>由此实现</w:t>
       </w:r>
       <w:r>
-        <w:t xml:space="preserve">r通用炮台控制基类BaseTurretControlle </w:t>
+        <w:t>r通用炮台</w:t>
+      </w:r>
+      <w:proofErr w:type="gramStart"/>
+      <w:r>
+        <w:t>控制基类</w:t>
+      </w:r>
+      <w:proofErr w:type="spellStart"/>
+      <w:proofErr w:type="gramEnd"/>
+      <w:r>
+        <w:t>BaseTurretControlle</w:t>
+      </w:r>
+      <w:proofErr w:type="spellEnd"/>
+      <w:r>
+        <w:t xml:space="preserve"> </w:t>
       </w:r>
       <w:r>
         <w:rPr>
@@ -2057,9 +2337,11 @@
         </w:rPr>
         <w:t>玩家专属输入处理脚本</w:t>
       </w:r>
+      <w:proofErr w:type="spellStart"/>
       <w:r>
         <w:t>PlayerInputHandler</w:t>
       </w:r>
+      <w:proofErr w:type="spellEnd"/>
       <w:r>
         <w:rPr>
           <w:rFonts w:hint="eastAsia"/>
@@ -2081,18 +2363,22 @@
         </w:rPr>
         <w:t>，实现了从</w:t>
       </w:r>
+      <w:proofErr w:type="spellStart"/>
       <w:r>
         <w:t>TankMovement</w:t>
       </w:r>
+      <w:proofErr w:type="spellEnd"/>
       <w:r>
         <w:rPr>
           <w:rFonts w:hint="eastAsia"/>
         </w:rPr>
         <w:t>类和</w:t>
       </w:r>
+      <w:proofErr w:type="spellStart"/>
       <w:r>
         <w:t>TurretController</w:t>
       </w:r>
+      <w:proofErr w:type="spellEnd"/>
       <w:r>
         <w:rPr>
           <w:rFonts w:hint="eastAsia"/>
@@ -2147,9 +2433,11 @@
         </w:rPr>
         <w:t>传递给</w:t>
       </w:r>
+      <w:proofErr w:type="spellStart"/>
       <w:r>
         <w:t>PlayerController</w:t>
       </w:r>
+      <w:proofErr w:type="spellEnd"/>
       <w:r>
         <w:rPr>
           <w:rFonts w:hint="eastAsia"/>
@@ -2184,9 +2472,11 @@
         </w:rPr>
         <w:t>核心管控脚本</w:t>
       </w:r>
+      <w:proofErr w:type="spellStart"/>
       <w:r>
         <w:t>PlayerController</w:t>
       </w:r>
+      <w:proofErr w:type="spellEnd"/>
       <w:r>
         <w:rPr>
           <w:rFonts w:hint="eastAsia"/>
@@ -2233,7 +2523,21 @@
         <w:rPr>
           <w:rFonts w:hint="eastAsia"/>
         </w:rPr>
-        <w:t>重构后发现鼠标点击只触发炮台转向而无法开火。</w:t>
+        <w:t>重构后发现鼠标</w:t>
+      </w:r>
+      <w:proofErr w:type="gramStart"/>
+      <w:r>
+        <w:rPr>
+          <w:rFonts w:hint="eastAsia"/>
+        </w:rPr>
+        <w:t>点击只</w:t>
+      </w:r>
+      <w:proofErr w:type="gramEnd"/>
+      <w:r>
+        <w:rPr>
+          <w:rFonts w:hint="eastAsia"/>
+        </w:rPr>
+        <w:t>触发炮台转向而无法开火。</w:t>
       </w:r>
     </w:p>
     <w:p>
@@ -2246,9 +2550,11 @@
         </w:rPr>
         <w:t>原因：原定重构后的</w:t>
       </w:r>
+      <w:proofErr w:type="spellStart"/>
       <w:r>
         <w:t>TurretController</w:t>
       </w:r>
+      <w:proofErr w:type="spellEnd"/>
       <w:r>
         <w:rPr>
           <w:rFonts w:hint="eastAsia"/>
@@ -2387,14 +2693,30 @@
         </w:rPr>
         <w:t>（</w:t>
       </w:r>
+      <w:proofErr w:type="spellStart"/>
       <w:r>
         <w:t>ps</w:t>
       </w:r>
-      <w:r>
-        <w:rPr>
-          <w:rFonts w:hint="eastAsia"/>
-        </w:rPr>
-        <w:t>：今天没有多少时间开发，故工作内容比较少）</w:t>
+      <w:proofErr w:type="spellEnd"/>
+      <w:r>
+        <w:rPr>
+          <w:rFonts w:hint="eastAsia"/>
+        </w:rPr>
+        <w:t>：今天没有多少时间开发，</w:t>
+      </w:r>
+      <w:proofErr w:type="gramStart"/>
+      <w:r>
+        <w:rPr>
+          <w:rFonts w:hint="eastAsia"/>
+        </w:rPr>
+        <w:t>故工作</w:t>
+      </w:r>
+      <w:proofErr w:type="gramEnd"/>
+      <w:r>
+        <w:rPr>
+          <w:rFonts w:hint="eastAsia"/>
+        </w:rPr>
+        <w:t>内容比较少）</w:t>
       </w:r>
     </w:p>
     <w:p>
@@ -2418,17 +2740,24 @@
         </w:rPr>
         <w:t>核心脚本</w:t>
       </w:r>
+      <w:proofErr w:type="spellStart"/>
       <w:r>
         <w:t>PlayerController</w:t>
       </w:r>
+      <w:proofErr w:type="spellEnd"/>
       <w:r>
         <w:rPr>
           <w:rFonts w:hint="eastAsia"/>
         </w:rPr>
         <w:t>实现</w:t>
       </w:r>
-      <w:r>
-        <w:t>IDamageable 接口，配置生命值属性，实现受伤扣血</w:t>
+      <w:proofErr w:type="spellStart"/>
+      <w:r>
+        <w:t>IDamageable</w:t>
+      </w:r>
+      <w:proofErr w:type="spellEnd"/>
+      <w:r>
+        <w:t xml:space="preserve"> 接口，配置生命值属性，实现受伤扣血</w:t>
       </w:r>
       <w:r>
         <w:rPr>
@@ -2468,9 +2797,11 @@
         <w:lastRenderedPageBreak/>
         <w:t>实现玩家死亡触发游戏失败。修改</w:t>
       </w:r>
+      <w:proofErr w:type="spellStart"/>
       <w:r>
         <w:t>GameManager</w:t>
       </w:r>
+      <w:proofErr w:type="spellEnd"/>
       <w:r>
         <w:rPr>
           <w:rFonts w:hint="eastAsia"/>
@@ -2499,9 +2830,11 @@
         </w:rPr>
         <w:t>定义接口</w:t>
       </w:r>
+      <w:proofErr w:type="spellStart"/>
       <w:r>
         <w:t>IPoolable</w:t>
       </w:r>
+      <w:proofErr w:type="spellEnd"/>
       <w:r>
         <w:rPr>
           <w:rFonts w:hint="eastAsia"/>
@@ -2539,9 +2872,11 @@
         </w:rPr>
         <w:t>脏对象。接着修改</w:t>
       </w:r>
+      <w:proofErr w:type="spellStart"/>
       <w:r>
         <w:t>ObjectPoolManager</w:t>
       </w:r>
+      <w:proofErr w:type="spellEnd"/>
       <w:r>
         <w:rPr>
           <w:rFonts w:ascii="Arial" w:hAnsi="Arial" w:cs="Arial" w:hint="eastAsia"/>
@@ -2579,18 +2914,22 @@
         </w:rPr>
         <w:t>使玩家核心脚本</w:t>
       </w:r>
+      <w:proofErr w:type="spellStart"/>
       <w:r>
         <w:t>PlayerController</w:t>
       </w:r>
+      <w:proofErr w:type="spellEnd"/>
       <w:r>
         <w:rPr>
           <w:rFonts w:hint="eastAsia"/>
         </w:rPr>
         <w:t>实现</w:t>
       </w:r>
+      <w:proofErr w:type="spellStart"/>
       <w:r>
         <w:t>IPoolable</w:t>
       </w:r>
+      <w:proofErr w:type="spellEnd"/>
       <w:r>
         <w:t>接口</w:t>
       </w:r>
@@ -2795,9 +3134,11 @@
         </w:rPr>
         <w:t>枚举</w:t>
       </w:r>
+      <w:proofErr w:type="spellStart"/>
       <w:r>
         <w:t>TurretType</w:t>
       </w:r>
+      <w:proofErr w:type="spellEnd"/>
       <w:r>
         <w:rPr>
           <w:rFonts w:hint="eastAsia"/>
@@ -2810,20 +3151,44 @@
         </w:rPr>
         <w:t>实现了</w:t>
       </w:r>
+      <w:proofErr w:type="spellStart"/>
       <w:r>
         <w:t>TurretDataManager</w:t>
       </w:r>
-      <w:r>
-        <w:rPr>
-          <w:rFonts w:hint="eastAsia"/>
-        </w:rPr>
-        <w:t>单例类，这个类</w:t>
-      </w:r>
-      <w:r>
-        <w:rPr>
-          <w:rFonts w:hint="eastAsia"/>
-        </w:rPr>
-        <w:t>实现了按</w:t>
+      <w:proofErr w:type="spellEnd"/>
+      <w:proofErr w:type="gramStart"/>
+      <w:r>
+        <w:rPr>
+          <w:rFonts w:hint="eastAsia"/>
+        </w:rPr>
+        <w:t>单例类</w:t>
+      </w:r>
+      <w:proofErr w:type="gramEnd"/>
+      <w:r>
+        <w:rPr>
+          <w:rFonts w:hint="eastAsia"/>
+        </w:rPr>
+        <w:t>，这个</w:t>
+      </w:r>
+      <w:proofErr w:type="gramStart"/>
+      <w:r>
+        <w:rPr>
+          <w:rFonts w:hint="eastAsia"/>
+        </w:rPr>
+        <w:t>类</w:t>
+      </w:r>
+      <w:r>
+        <w:rPr>
+          <w:rFonts w:hint="eastAsia"/>
+        </w:rPr>
+        <w:t>实现</w:t>
+      </w:r>
+      <w:proofErr w:type="gramEnd"/>
+      <w:r>
+        <w:rPr>
+          <w:rFonts w:hint="eastAsia"/>
+        </w:rPr>
+        <w:t>了按</w:t>
       </w:r>
       <w:r>
         <w:t>枚举类型绑定对应的炮台预制体</w:t>
@@ -2837,9 +3202,11 @@
       <w:r>
         <w:t>全局公共方法</w:t>
       </w:r>
+      <w:proofErr w:type="spellStart"/>
       <w:r>
         <w:t>GetTurretPrefab</w:t>
       </w:r>
+      <w:proofErr w:type="spellEnd"/>
       <w:r>
         <w:rPr>
           <w:rFonts w:hint="eastAsia"/>
@@ -2877,27 +3244,33 @@
         </w:rPr>
         <w:t>开发炮弹数据管理器。脚本定义了炮弹种类</w:t>
       </w:r>
+      <w:proofErr w:type="spellStart"/>
       <w:r>
         <w:t>BulletType</w:t>
       </w:r>
+      <w:proofErr w:type="spellEnd"/>
       <w:r>
         <w:rPr>
           <w:rFonts w:hint="eastAsia"/>
         </w:rPr>
         <w:t>、炮弹回收方式</w:t>
       </w:r>
+      <w:proofErr w:type="spellStart"/>
       <w:r>
         <w:t>BulletRecycleType</w:t>
       </w:r>
+      <w:proofErr w:type="spellEnd"/>
       <w:r>
         <w:rPr>
           <w:rFonts w:hint="eastAsia"/>
         </w:rPr>
         <w:t>、炮弹发射对象</w:t>
       </w:r>
+      <w:proofErr w:type="spellStart"/>
       <w:r>
         <w:t>BulletOwner</w:t>
       </w:r>
+      <w:proofErr w:type="spellEnd"/>
       <w:r>
         <w:rPr>
           <w:rFonts w:hint="eastAsia"/>
@@ -2916,9 +3289,11 @@
         </w:rPr>
         <w:t>并定义了炮弹信息结构</w:t>
       </w:r>
+      <w:proofErr w:type="spellStart"/>
       <w:r>
         <w:t>BulletInfo</w:t>
       </w:r>
+      <w:proofErr w:type="spellEnd"/>
       <w:r>
         <w:rPr>
           <w:rFonts w:hint="eastAsia"/>
@@ -2946,14 +3321,24 @@
         </w:rPr>
         <w:t>实现了</w:t>
       </w:r>
+      <w:proofErr w:type="spellStart"/>
       <w:r>
         <w:t>BulletDataManager</w:t>
       </w:r>
-      <w:r>
-        <w:rPr>
-          <w:rFonts w:hint="eastAsia"/>
-        </w:rPr>
-        <w:t>单例类，用于全局管理炮弹数据，</w:t>
+      <w:proofErr w:type="spellEnd"/>
+      <w:proofErr w:type="gramStart"/>
+      <w:r>
+        <w:rPr>
+          <w:rFonts w:hint="eastAsia"/>
+        </w:rPr>
+        <w:t>单例类</w:t>
+      </w:r>
+      <w:proofErr w:type="gramEnd"/>
+      <w:r>
+        <w:rPr>
+          <w:rFonts w:hint="eastAsia"/>
+        </w:rPr>
+        <w:t>，用于全局管理炮弹数据，</w:t>
       </w:r>
       <w:r>
         <w:rPr>
@@ -2961,8 +3346,13 @@
         </w:rPr>
         <w:t>通过它可以在Unity面板中配置每种炮弹的预制体和默认属性(</w:t>
       </w:r>
-      <w:r>
-        <w:t>BulletInfo)</w:t>
+      <w:proofErr w:type="spellStart"/>
+      <w:r>
+        <w:t>BulletInfo</w:t>
+      </w:r>
+      <w:proofErr w:type="spellEnd"/>
+      <w:r>
+        <w:t>)</w:t>
       </w:r>
       <w:r>
         <w:rPr>
@@ -2970,18 +3360,22 @@
         </w:rPr>
         <w:t>，还提供了两个全局公共方法</w:t>
       </w:r>
+      <w:proofErr w:type="spellStart"/>
       <w:r>
         <w:t>GetBulletPrefab</w:t>
       </w:r>
+      <w:proofErr w:type="spellEnd"/>
       <w:r>
         <w:rPr>
           <w:rFonts w:hint="eastAsia"/>
         </w:rPr>
         <w:t>、</w:t>
       </w:r>
+      <w:proofErr w:type="spellStart"/>
       <w:r>
         <w:t>GetBulletDefaultInfo</w:t>
       </w:r>
+      <w:proofErr w:type="spellEnd"/>
       <w:r>
         <w:rPr>
           <w:rFonts w:hint="eastAsia"/>
@@ -3016,15 +3410,19 @@
         </w:rPr>
         <w:t>，挂在炮台预制体上，储存炮台信息，包括炮台种类</w:t>
       </w:r>
+      <w:proofErr w:type="spellStart"/>
       <w:r>
         <w:t>turretType</w:t>
       </w:r>
+      <w:proofErr w:type="spellEnd"/>
       <w:r>
         <w:t>(</w:t>
       </w:r>
+      <w:proofErr w:type="spellStart"/>
       <w:r>
         <w:t>TurretType</w:t>
       </w:r>
+      <w:proofErr w:type="spellEnd"/>
       <w:r>
         <w:rPr>
           <w:rFonts w:hint="eastAsia"/>
@@ -3040,15 +3438,19 @@
         </w:rPr>
         <w:t>，炮弹种类</w:t>
       </w:r>
+      <w:proofErr w:type="spellStart"/>
       <w:r>
         <w:t>bulletType</w:t>
       </w:r>
+      <w:proofErr w:type="spellEnd"/>
       <w:r>
         <w:t>(</w:t>
       </w:r>
+      <w:proofErr w:type="spellStart"/>
       <w:r>
         <w:t>BulletType</w:t>
       </w:r>
+      <w:proofErr w:type="spellEnd"/>
       <w:r>
         <w:rPr>
           <w:rFonts w:hint="eastAsia"/>
@@ -3064,9 +3466,11 @@
         </w:rPr>
         <w:t>，炮口位置列表</w:t>
       </w:r>
+      <w:proofErr w:type="spellStart"/>
       <w:r>
         <w:t>muzzlePoints</w:t>
       </w:r>
+      <w:proofErr w:type="spellEnd"/>
       <w:r>
         <w:t>(</w:t>
       </w:r>
@@ -3106,18 +3510,30 @@
         </w:rPr>
         <w:t>游戏无法正常开始。原因：昨天在</w:t>
       </w:r>
+      <w:proofErr w:type="spellStart"/>
       <w:r>
         <w:t>GameManager</w:t>
       </w:r>
-      <w:r>
-        <w:rPr>
-          <w:rFonts w:hint="eastAsia"/>
-        </w:rPr>
-        <w:t>类加入了对事件的监听，但相关注册代码放在了Awake方法中，导致在</w:t>
-      </w:r>
+      <w:proofErr w:type="spellEnd"/>
+      <w:proofErr w:type="gramStart"/>
+      <w:r>
+        <w:rPr>
+          <w:rFonts w:hint="eastAsia"/>
+        </w:rPr>
+        <w:t>类加入</w:t>
+      </w:r>
+      <w:proofErr w:type="gramEnd"/>
+      <w:r>
+        <w:rPr>
+          <w:rFonts w:hint="eastAsia"/>
+        </w:rPr>
+        <w:t>了对事件的监听，但相关注册代码放在了Awake方法中，导致在</w:t>
+      </w:r>
+      <w:proofErr w:type="spellStart"/>
       <w:r>
         <w:t>EventManager</w:t>
       </w:r>
+      <w:proofErr w:type="spellEnd"/>
       <w:r>
         <w:rPr>
           <w:rFonts w:hint="eastAsia"/>
@@ -3280,7 +3696,35 @@
         <w:rPr>
           <w:rFonts w:hint="eastAsia"/>
         </w:rPr>
-        <w:t>，没法实现就看一下要先做哪些，从后往前推再实现回来，完成功能后再去思考这个功能与其他功能的联系。随着开发的东西越来越多，每实现一个新功能就得看看它和已有的兼容的怎么样，导致要做的事，要改的地方越来越多，拖慢开发。</w:t>
+        <w:t>，没法实现就看一下要先做哪些，从后</w:t>
+      </w:r>
+      <w:proofErr w:type="gramStart"/>
+      <w:r>
+        <w:rPr>
+          <w:rFonts w:hint="eastAsia"/>
+        </w:rPr>
+        <w:t>往前推再实现</w:t>
+      </w:r>
+      <w:proofErr w:type="gramEnd"/>
+      <w:r>
+        <w:rPr>
+          <w:rFonts w:hint="eastAsia"/>
+        </w:rPr>
+        <w:t>回来，完成功能后再去思考这个功能与其他功能的联系。随着开发的东西越来越多，</w:t>
+      </w:r>
+      <w:proofErr w:type="gramStart"/>
+      <w:r>
+        <w:rPr>
+          <w:rFonts w:hint="eastAsia"/>
+        </w:rPr>
+        <w:t>每实现</w:t>
+      </w:r>
+      <w:proofErr w:type="gramEnd"/>
+      <w:r>
+        <w:rPr>
+          <w:rFonts w:hint="eastAsia"/>
+        </w:rPr>
+        <w:t>一个新功能就得看看它和已有的兼容的怎么样，导致要做的事，要改的地方越来越多，拖慢开发。</w:t>
       </w:r>
       <w:r>
         <w:rPr>
@@ -3303,7 +3747,21 @@
         <w:rPr>
           <w:rFonts w:hint="eastAsia"/>
         </w:rPr>
-        <w:t>先把顶层做好，再去管具体的实现。虽然实习时间已经过去了一半，但我还是决定这么干，不改的话最终做出来的东西也肯定不如人意，就算做不完，大不了下次再战。</w:t>
+        <w:t>先把顶层做好，再去</w:t>
+      </w:r>
+      <w:proofErr w:type="gramStart"/>
+      <w:r>
+        <w:rPr>
+          <w:rFonts w:hint="eastAsia"/>
+        </w:rPr>
+        <w:t>管具体</w:t>
+      </w:r>
+      <w:proofErr w:type="gramEnd"/>
+      <w:r>
+        <w:rPr>
+          <w:rFonts w:hint="eastAsia"/>
+        </w:rPr>
+        <w:t>的实现。虽然实习时间已经过去了一半，但我还是决定这么干，不改的话最终做出来的东西也肯定不如人意，就算做不完，大不了下次再战。</w:t>
       </w:r>
     </w:p>
     <w:p>
@@ -3539,7 +3997,17 @@
           <w:szCs w:val="21"/>
           <w:shd w:val="clear" w:color="auto" w:fill="FFFFFF"/>
         </w:rPr>
-        <w:t>配合轻量级的</w:t>
+        <w:t>配合轻量级</w:t>
+      </w:r>
+      <w:proofErr w:type="gramStart"/>
+      <w:r>
+        <w:rPr>
+          <w:rFonts w:ascii="Arial" w:hAnsi="Arial" w:cs="Arial" w:hint="eastAsia"/>
+          <w:color w:val="2B2D31"/>
+          <w:szCs w:val="21"/>
+          <w:shd w:val="clear" w:color="auto" w:fill="FFFFFF"/>
+        </w:rPr>
+        <w:t>的</w:t>
       </w:r>
       <w:r>
         <w:rPr>
@@ -3548,7 +4016,17 @@
           <w:szCs w:val="21"/>
           <w:shd w:val="clear" w:color="auto" w:fill="FFFFFF"/>
         </w:rPr>
-        <w:t>单例管理器（</w:t>
+        <w:t>单例管理器</w:t>
+      </w:r>
+      <w:proofErr w:type="gramEnd"/>
+      <w:r>
+        <w:rPr>
+          <w:rFonts w:ascii="Arial" w:hAnsi="Arial" w:cs="Arial"/>
+          <w:color w:val="2B2D31"/>
+          <w:szCs w:val="21"/>
+          <w:shd w:val="clear" w:color="auto" w:fill="FFFFFF"/>
+        </w:rPr>
+        <w:t>（</w:t>
       </w:r>
       <w:r>
         <w:rPr>
@@ -3726,9 +4204,11 @@
         </w:rPr>
         <w:t>实现新的玩家坦克移动脚本。基于实现简单策略，用简单逻辑实现玩家坦克移动与底盘旋转脚本</w:t>
       </w:r>
+      <w:proofErr w:type="spellStart"/>
       <w:r>
         <w:t>TankMovement</w:t>
       </w:r>
+      <w:proofErr w:type="spellEnd"/>
       <w:r>
         <w:rPr>
           <w:rFonts w:hint="eastAsia"/>
@@ -3742,7 +4222,21 @@
         <w:rPr>
           <w:rFonts w:hint="eastAsia"/>
         </w:rPr>
-        <w:t>中直接获取键盘输入（不考虑实现进阶功能跨端移植），</w:t>
+        <w:t>中直接获取键盘输入（不考虑实现进</w:t>
+      </w:r>
+      <w:proofErr w:type="gramStart"/>
+      <w:r>
+        <w:rPr>
+          <w:rFonts w:hint="eastAsia"/>
+        </w:rPr>
+        <w:t>阶功能跨端</w:t>
+      </w:r>
+      <w:proofErr w:type="gramEnd"/>
+      <w:r>
+        <w:rPr>
+          <w:rFonts w:hint="eastAsia"/>
+        </w:rPr>
+        <w:t>移植），</w:t>
       </w:r>
       <w:r>
         <w:rPr>
@@ -3750,36 +4244,44 @@
         </w:rPr>
         <w:t>组合成移动向量</w:t>
       </w:r>
+      <w:proofErr w:type="spellStart"/>
       <w:r>
         <w:t>movementInput</w:t>
       </w:r>
+      <w:proofErr w:type="spellEnd"/>
       <w:r>
         <w:rPr>
           <w:rFonts w:hint="eastAsia"/>
         </w:rPr>
         <w:t>，随后在</w:t>
       </w:r>
+      <w:proofErr w:type="spellStart"/>
       <w:r>
         <w:t>FixedUpdate</w:t>
       </w:r>
+      <w:proofErr w:type="spellEnd"/>
       <w:r>
         <w:rPr>
           <w:rFonts w:hint="eastAsia"/>
         </w:rPr>
         <w:t>中给刚体速度实现移动，同时根据</w:t>
       </w:r>
+      <w:proofErr w:type="spellStart"/>
       <w:r>
         <w:t>movementInput</w:t>
       </w:r>
+      <w:proofErr w:type="spellEnd"/>
       <w:r>
         <w:rPr>
           <w:rFonts w:hint="eastAsia"/>
         </w:rPr>
         <w:t>，使用</w:t>
       </w:r>
+      <w:proofErr w:type="spellStart"/>
       <w:r>
         <w:t>Quaternion.Slerp</w:t>
       </w:r>
+      <w:proofErr w:type="spellEnd"/>
       <w:r>
         <w:rPr>
           <w:rFonts w:hint="eastAsia"/>
@@ -3820,9 +4322,11 @@
         </w:rPr>
         <w:t>，为相应的模型，炮台又有子物体</w:t>
       </w:r>
+      <w:proofErr w:type="spellStart"/>
       <w:r>
         <w:t>FirePoint</w:t>
       </w:r>
+      <w:proofErr w:type="spellEnd"/>
       <w:r>
         <w:rPr>
           <w:rFonts w:hint="eastAsia"/>
@@ -3845,9 +4349,11 @@
         </w:rPr>
         <w:t>实现新的玩家坦克炮台控制脚本。</w:t>
       </w:r>
+      <w:proofErr w:type="spellStart"/>
       <w:r>
         <w:t>TurretController</w:t>
       </w:r>
+      <w:proofErr w:type="spellEnd"/>
       <w:r>
         <w:rPr>
           <w:rFonts w:hint="eastAsia"/>
@@ -3868,11 +4374,35 @@
         <w:rPr>
           <w:rFonts w:hint="eastAsia"/>
         </w:rPr>
-        <w:t>炮弹基类实现。实现简单的炮弹基类</w:t>
-      </w:r>
+        <w:t>炮弹</w:t>
+      </w:r>
+      <w:proofErr w:type="gramStart"/>
+      <w:r>
+        <w:rPr>
+          <w:rFonts w:hint="eastAsia"/>
+        </w:rPr>
+        <w:t>基类实现</w:t>
+      </w:r>
+      <w:proofErr w:type="gramEnd"/>
+      <w:r>
+        <w:rPr>
+          <w:rFonts w:hint="eastAsia"/>
+        </w:rPr>
+        <w:t>。实现简单的</w:t>
+      </w:r>
+      <w:proofErr w:type="gramStart"/>
+      <w:r>
+        <w:rPr>
+          <w:rFonts w:hint="eastAsia"/>
+        </w:rPr>
+        <w:t>炮弹基类</w:t>
+      </w:r>
+      <w:proofErr w:type="spellStart"/>
+      <w:proofErr w:type="gramEnd"/>
       <w:r>
         <w:t>BulletBase</w:t>
       </w:r>
+      <w:proofErr w:type="spellEnd"/>
       <w:r>
         <w:rPr>
           <w:rFonts w:hint="eastAsia"/>
@@ -3911,18 +4441,22 @@
         </w:rPr>
         <w:t>实现新的玩家坦克开火脚本。</w:t>
       </w:r>
+      <w:proofErr w:type="spellStart"/>
       <w:r>
         <w:t>PlayerShooting</w:t>
       </w:r>
+      <w:proofErr w:type="spellEnd"/>
       <w:r>
         <w:rPr>
           <w:rFonts w:hint="eastAsia"/>
         </w:rPr>
         <w:t>类提供一个Fire公共方法，可在引用的</w:t>
       </w:r>
+      <w:proofErr w:type="spellStart"/>
       <w:r>
         <w:t>firePoint</w:t>
       </w:r>
+      <w:proofErr w:type="spellEnd"/>
       <w:r>
         <w:rPr>
           <w:rFonts w:hint="eastAsia"/>
@@ -3935,9 +4469,11 @@
         </w:rPr>
         <w:t>生成以</w:t>
       </w:r>
+      <w:proofErr w:type="spellStart"/>
       <w:r>
         <w:t>bulletPrefab</w:t>
       </w:r>
+      <w:proofErr w:type="spellEnd"/>
       <w:r>
         <w:rPr>
           <w:rFonts w:hint="eastAsia"/>
@@ -3966,18 +4502,22 @@
         </w:rPr>
         <w:t>修改</w:t>
       </w:r>
+      <w:proofErr w:type="spellStart"/>
       <w:r>
         <w:t>TurretController</w:t>
       </w:r>
+      <w:proofErr w:type="spellEnd"/>
       <w:r>
         <w:rPr>
           <w:rFonts w:hint="eastAsia"/>
         </w:rPr>
         <w:t>脚本，使得玩家坦克转向完成后调用</w:t>
       </w:r>
+      <w:proofErr w:type="spellStart"/>
       <w:r>
         <w:t>PlayerShooting</w:t>
       </w:r>
+      <w:proofErr w:type="spellEnd"/>
       <w:r>
         <w:rPr>
           <w:rFonts w:hint="eastAsia"/>
@@ -4001,9 +4541,11 @@
         <w:lastRenderedPageBreak/>
         <w:t>依然使用</w:t>
       </w:r>
+      <w:proofErr w:type="spellStart"/>
       <w:r>
         <w:t>Cinemachine</w:t>
       </w:r>
+      <w:proofErr w:type="spellEnd"/>
       <w:r>
         <w:rPr>
           <w:rFonts w:hint="eastAsia"/>
@@ -4026,14 +4568,30 @@
         </w:rPr>
         <w:t>实现新的对象池。逻辑几乎不必，仍然将对象池</w:t>
       </w:r>
+      <w:proofErr w:type="spellStart"/>
       <w:r>
         <w:t>PoolManager</w:t>
       </w:r>
-      <w:r>
-        <w:rPr>
-          <w:rFonts w:hint="eastAsia"/>
-        </w:rPr>
-        <w:t>实现为单例类，用字典存储不同预制体及其队列，公共方法</w:t>
+      <w:proofErr w:type="spellEnd"/>
+      <w:r>
+        <w:rPr>
+          <w:rFonts w:hint="eastAsia"/>
+        </w:rPr>
+        <w:t>实现为</w:t>
+      </w:r>
+      <w:proofErr w:type="gramStart"/>
+      <w:r>
+        <w:rPr>
+          <w:rFonts w:hint="eastAsia"/>
+        </w:rPr>
+        <w:t>单例类</w:t>
+      </w:r>
+      <w:proofErr w:type="gramEnd"/>
+      <w:r>
+        <w:rPr>
+          <w:rFonts w:hint="eastAsia"/>
+        </w:rPr>
+        <w:t>，用字典存储不同预制体及其队列，公共方法</w:t>
       </w:r>
       <w:r>
         <w:t>Spawn</w:t>
@@ -4044,9 +4602,11 @@
         </w:rPr>
         <w:t>取物体，池中有就直接取出，没有就新建一个，公共方法</w:t>
       </w:r>
+      <w:proofErr w:type="spellStart"/>
       <w:r>
         <w:t>Despawn</w:t>
       </w:r>
+      <w:proofErr w:type="spellEnd"/>
       <w:r>
         <w:rPr>
           <w:rFonts w:hint="eastAsia"/>
@@ -4069,9 +4629,11 @@
         </w:rPr>
         <w:t>修改</w:t>
       </w:r>
+      <w:proofErr w:type="spellStart"/>
       <w:r>
         <w:t>PlayerShooting</w:t>
       </w:r>
+      <w:proofErr w:type="spellEnd"/>
       <w:r>
         <w:rPr>
           <w:rFonts w:hint="eastAsia"/>
@@ -4094,9 +4656,11 @@
         </w:rPr>
         <w:t>创建反弹材质。创建名为</w:t>
       </w:r>
+      <w:proofErr w:type="spellStart"/>
       <w:r>
         <w:t>BounceMaterial</w:t>
       </w:r>
+      <w:proofErr w:type="spellEnd"/>
       <w:r>
         <w:rPr>
           <w:rFonts w:hint="eastAsia"/>
@@ -4140,26 +4704,49 @@
         </w:rPr>
         <w:t>为</w:t>
       </w:r>
+      <w:proofErr w:type="spellStart"/>
       <w:r>
         <w:t>BulletBase</w:t>
       </w:r>
+      <w:proofErr w:type="spellEnd"/>
       <w:r>
         <w:rPr>
           <w:rFonts w:hint="eastAsia"/>
         </w:rPr>
         <w:t>类添加</w:t>
       </w:r>
+      <w:proofErr w:type="spellStart"/>
       <w:r>
         <w:t>maxBounces</w:t>
       </w:r>
-      <w:r>
-        <w:rPr>
-          <w:rFonts w:hint="eastAsia"/>
-        </w:rPr>
-        <w:t>公共字段，用于设置最大反弹次数，并加入碰撞检测，以记录碰撞次数，同时为适配对象池，使用</w:t>
-      </w:r>
-      <w:r>
-        <w:t>OnEnable来代替Start</w:t>
+      <w:proofErr w:type="spellEnd"/>
+      <w:r>
+        <w:rPr>
+          <w:rFonts w:hint="eastAsia"/>
+        </w:rPr>
+        <w:t>公共字段，用于设置最大反弹次数，并加入碰撞检测，以记录碰撞次数，同时为适配对</w:t>
+      </w:r>
+      <w:proofErr w:type="gramStart"/>
+      <w:r>
+        <w:rPr>
+          <w:rFonts w:hint="eastAsia"/>
+        </w:rPr>
+        <w:t>象</w:t>
+      </w:r>
+      <w:proofErr w:type="gramEnd"/>
+      <w:r>
+        <w:rPr>
+          <w:rFonts w:hint="eastAsia"/>
+        </w:rPr>
+        <w:t>池，使用</w:t>
+      </w:r>
+      <w:proofErr w:type="spellStart"/>
+      <w:r>
+        <w:t>OnEnable</w:t>
+      </w:r>
+      <w:proofErr w:type="spellEnd"/>
+      <w:r>
+        <w:t>来代替Start</w:t>
       </w:r>
       <w:r>
         <w:rPr>
@@ -4167,9 +4754,11 @@
         </w:rPr>
         <w:t>，在</w:t>
       </w:r>
+      <w:proofErr w:type="spellStart"/>
       <w:r>
         <w:t>OnEnable</w:t>
       </w:r>
+      <w:proofErr w:type="spellEnd"/>
       <w:r>
         <w:rPr>
           <w:rFonts w:hint="eastAsia"/>
@@ -4219,9 +4808,11 @@
         </w:rPr>
         <w:t>，可配置最大生命值，提供公共方法</w:t>
       </w:r>
+      <w:proofErr w:type="spellStart"/>
       <w:r>
         <w:t>TakeDamage</w:t>
       </w:r>
+      <w:proofErr w:type="spellEnd"/>
       <w:r>
         <w:rPr>
           <w:rFonts w:hint="eastAsia"/>
@@ -4263,8 +4854,13 @@
         <w:t>，在测试地图上</w:t>
       </w:r>
       <w:r>
-        <w:t>烘焙 NavMesh</w:t>
-      </w:r>
+        <w:t xml:space="preserve">烘焙 </w:t>
+      </w:r>
+      <w:proofErr w:type="spellStart"/>
+      <w:r>
+        <w:t>NavMesh</w:t>
+      </w:r>
+      <w:proofErr w:type="spellEnd"/>
       <w:r>
         <w:rPr>
           <w:rFonts w:hint="eastAsia"/>
@@ -4308,8 +4904,13 @@
         </w:rPr>
         <w:t>创建</w:t>
       </w:r>
-      <w:r>
-        <w:t>EnemyAI脚本</w:t>
+      <w:proofErr w:type="spellStart"/>
+      <w:r>
+        <w:t>EnemyAI</w:t>
+      </w:r>
+      <w:proofErr w:type="spellEnd"/>
+      <w:r>
+        <w:t>脚本</w:t>
       </w:r>
       <w:r>
         <w:rPr>
@@ -4405,8 +5006,13 @@
         <w:t>炮弹</w:t>
       </w:r>
       <w:r>
-        <w:t>身上脚本的OnEnable</w:t>
-      </w:r>
+        <w:t>身上脚本的</w:t>
+      </w:r>
+      <w:proofErr w:type="spellStart"/>
+      <w:r>
+        <w:t>OnEnable</w:t>
+      </w:r>
+      <w:proofErr w:type="spellEnd"/>
       <w:r>
         <w:rPr>
           <w:rFonts w:hint="eastAsia"/>
@@ -4477,9 +5083,11 @@
         </w:rPr>
         <w:t>修改</w:t>
       </w:r>
+      <w:proofErr w:type="spellStart"/>
       <w:r>
         <w:t>BulletBase</w:t>
       </w:r>
+      <w:proofErr w:type="spellEnd"/>
       <w:r>
         <w:rPr>
           <w:rFonts w:hint="eastAsia"/>
@@ -4502,7 +5110,23 @@
         <w:ind w:firstLine="420"/>
       </w:pPr>
       <w:r>
-        <w:t>AI逻辑问题，敌人适配对象池</w:t>
+        <w:t>AI逻辑问题，敌人</w:t>
+      </w:r>
+      <w:proofErr w:type="gramStart"/>
+      <w:r>
+        <w:t>适</w:t>
+      </w:r>
+      <w:proofErr w:type="gramEnd"/>
+      <w:r>
+        <w:t>配对</w:t>
+      </w:r>
+      <w:proofErr w:type="gramStart"/>
+      <w:r>
+        <w:t>象</w:t>
+      </w:r>
+      <w:proofErr w:type="gramEnd"/>
+      <w:r>
+        <w:t>池</w:t>
       </w:r>
       <w:r>
         <w:rPr>
@@ -4639,9 +5263,19 @@
         </w:rPr>
         <w:t>单一Layer更改为</w:t>
       </w:r>
-      <w:r>
-        <w:t>PlayerBullet和EnemyBullet</w:t>
-      </w:r>
+      <w:proofErr w:type="spellStart"/>
+      <w:r>
+        <w:t>PlayerBullet</w:t>
+      </w:r>
+      <w:proofErr w:type="spellEnd"/>
+      <w:r>
+        <w:t>和</w:t>
+      </w:r>
+      <w:proofErr w:type="spellStart"/>
+      <w:r>
+        <w:t>EnemyBullet</w:t>
+      </w:r>
+      <w:proofErr w:type="spellEnd"/>
       <w:r>
         <w:rPr>
           <w:rFonts w:hint="eastAsia"/>
@@ -4680,26 +5314,59 @@
         <w:t>开发通用坦克基类。整合现有的</w:t>
       </w:r>
       <w:r>
-        <w:t>Health、TankMovement、TurretController、PlayerShooting</w:t>
-      </w:r>
-      <w:r>
-        <w:rPr>
-          <w:rFonts w:hint="eastAsia"/>
-        </w:rPr>
-        <w:t>类，抽离出玩家和敌人共有的特征和功能，实现通用坦克抽象基类</w:t>
-      </w:r>
+        <w:t>Health、</w:t>
+      </w:r>
+      <w:proofErr w:type="spellStart"/>
+      <w:r>
+        <w:t>TankMovement</w:t>
+      </w:r>
+      <w:proofErr w:type="spellEnd"/>
+      <w:r>
+        <w:t>、</w:t>
+      </w:r>
+      <w:proofErr w:type="spellStart"/>
+      <w:r>
+        <w:t>TurretController</w:t>
+      </w:r>
+      <w:proofErr w:type="spellEnd"/>
+      <w:r>
+        <w:t>、</w:t>
+      </w:r>
+      <w:proofErr w:type="spellStart"/>
+      <w:r>
+        <w:t>PlayerShooting</w:t>
+      </w:r>
+      <w:proofErr w:type="spellEnd"/>
+      <w:r>
+        <w:rPr>
+          <w:rFonts w:hint="eastAsia"/>
+        </w:rPr>
+        <w:t>类，抽离出玩家和敌人共有的特征和功能，实现通用坦克</w:t>
+      </w:r>
+      <w:proofErr w:type="gramStart"/>
+      <w:r>
+        <w:rPr>
+          <w:rFonts w:hint="eastAsia"/>
+        </w:rPr>
+        <w:t>抽象基类</w:t>
+      </w:r>
+      <w:proofErr w:type="spellStart"/>
+      <w:proofErr w:type="gramEnd"/>
       <w:r>
         <w:t>TankBase</w:t>
       </w:r>
+      <w:proofErr w:type="spellEnd"/>
       <w:r>
         <w:rPr>
           <w:rFonts w:hint="eastAsia"/>
         </w:rPr>
         <w:t>，包括生命值管理（</w:t>
       </w:r>
+      <w:proofErr w:type="spellStart"/>
       <w:r>
         <w:t>TakeDamage</w:t>
       </w:r>
+      <w:proofErr w:type="spellEnd"/>
       <w:r>
         <w:rPr>
           <w:rFonts w:hint="eastAsia"/>
@@ -4727,27 +5394,33 @@
         </w:rPr>
         <w:t>、移动与底盘旋转（</w:t>
       </w:r>
+      <w:proofErr w:type="spellStart"/>
       <w:r>
         <w:t>MoveTank</w:t>
       </w:r>
+      <w:proofErr w:type="spellEnd"/>
       <w:r>
         <w:rPr>
           <w:rFonts w:hint="eastAsia"/>
         </w:rPr>
         <w:t>方法）、炮台旋转与开火（</w:t>
       </w:r>
+      <w:proofErr w:type="spellStart"/>
       <w:r>
         <w:t>AimAndFire</w:t>
       </w:r>
+      <w:proofErr w:type="spellEnd"/>
       <w:r>
         <w:rPr>
           <w:rFonts w:hint="eastAsia"/>
         </w:rPr>
         <w:t>、</w:t>
       </w:r>
+      <w:proofErr w:type="spellStart"/>
       <w:r>
         <w:t>ExecuteFire</w:t>
       </w:r>
+      <w:proofErr w:type="spellEnd"/>
       <w:r>
         <w:rPr>
           <w:rFonts w:hint="eastAsia"/>
@@ -4770,18 +5443,22 @@
         </w:rPr>
         <w:t>开发玩家控制脚本。继承</w:t>
       </w:r>
+      <w:proofErr w:type="spellStart"/>
       <w:r>
         <w:t>TankBase</w:t>
       </w:r>
+      <w:proofErr w:type="spellEnd"/>
       <w:r>
         <w:rPr>
           <w:rFonts w:hint="eastAsia"/>
         </w:rPr>
         <w:t>类，实现玩家控制脚本</w:t>
       </w:r>
+      <w:proofErr w:type="spellStart"/>
       <w:r>
         <w:t>PlayerController</w:t>
       </w:r>
+      <w:proofErr w:type="spellEnd"/>
       <w:r>
         <w:rPr>
           <w:rFonts w:hint="eastAsia"/>
@@ -4806,8 +5483,13 @@
         </w:rPr>
         <w:t>，然后调用</w:t>
       </w:r>
-      <w:r>
-        <w:t>TankBase的能力</w:t>
+      <w:proofErr w:type="spellStart"/>
+      <w:r>
+        <w:t>TankBase</w:t>
+      </w:r>
+      <w:proofErr w:type="spellEnd"/>
+      <w:r>
+        <w:t>的能力</w:t>
       </w:r>
       <w:r>
         <w:rPr>
@@ -4840,8 +5522,13 @@
         </w:rPr>
         <w:t>重新实现敌人AI。继承</w:t>
       </w:r>
-      <w:r>
-        <w:t>TankBase类</w:t>
+      <w:proofErr w:type="spellStart"/>
+      <w:r>
+        <w:t>TankBase</w:t>
+      </w:r>
+      <w:proofErr w:type="spellEnd"/>
+      <w:r>
+        <w:t>类</w:t>
       </w:r>
       <w:r>
         <w:rPr>
@@ -4849,9 +5536,11 @@
         </w:rPr>
         <w:t>，重写敌人AI脚本</w:t>
       </w:r>
+      <w:proofErr w:type="spellStart"/>
       <w:r>
         <w:t>EnemyAI</w:t>
       </w:r>
+      <w:proofErr w:type="spellEnd"/>
       <w:r>
         <w:rPr>
           <w:rFonts w:hint="eastAsia"/>
@@ -4869,7 +5558,21 @@
           <w:rFonts w:hint="eastAsia"/>
         </w:rPr>
         <w:lastRenderedPageBreak/>
-        <w:t>到开火范围则向玩家开火，即使玩家脱离视野范围，敌人任然会向最后发现玩家的位置前进并不断开火，只有当到达最后发现玩家的位置并且在视野内未发现玩家才会回到游走状态。只要敌人血量清零，立即切换至死亡状态，调用重写后的</w:t>
+        <w:t>到开火范围则向玩家开火，即使玩家脱离视野范围，</w:t>
+      </w:r>
+      <w:proofErr w:type="gramStart"/>
+      <w:r>
+        <w:rPr>
+          <w:rFonts w:hint="eastAsia"/>
+        </w:rPr>
+        <w:t>敌人任然会</w:t>
+      </w:r>
+      <w:proofErr w:type="gramEnd"/>
+      <w:r>
+        <w:rPr>
+          <w:rFonts w:hint="eastAsia"/>
+        </w:rPr>
+        <w:t>向最后发现玩家的位置前进并不断开火，只有当到达最后发现玩家的位置并且在视野内未发现玩家才会回到游走状态。只要敌人血量清零，立即切换至死亡状态，调用重写后的</w:t>
       </w:r>
       <w:r>
         <w:t>Die</w:t>
@@ -4894,29 +5597,49 @@
         <w:rPr>
           <w:rFonts w:hint="eastAsia"/>
         </w:rPr>
-        <w:t>使敌人AI视野能被墙阻挡。在</w:t>
-      </w:r>
+        <w:t>使敌人AI视野</w:t>
+      </w:r>
+      <w:proofErr w:type="gramStart"/>
+      <w:r>
+        <w:rPr>
+          <w:rFonts w:hint="eastAsia"/>
+        </w:rPr>
+        <w:t>能被墙阻挡</w:t>
+      </w:r>
+      <w:proofErr w:type="gramEnd"/>
+      <w:r>
+        <w:rPr>
+          <w:rFonts w:hint="eastAsia"/>
+        </w:rPr>
+        <w:t>。在</w:t>
+      </w:r>
+      <w:proofErr w:type="spellStart"/>
       <w:r>
         <w:t>EnemyAI</w:t>
       </w:r>
+      <w:proofErr w:type="spellEnd"/>
       <w:r>
         <w:rPr>
           <w:rFonts w:hint="eastAsia"/>
         </w:rPr>
         <w:t>脚本中增加</w:t>
       </w:r>
+      <w:proofErr w:type="spellStart"/>
       <w:r>
         <w:t>LayerMask</w:t>
       </w:r>
+      <w:proofErr w:type="spellEnd"/>
       <w:r>
         <w:rPr>
           <w:rFonts w:hint="eastAsia"/>
         </w:rPr>
         <w:t>类型的公共字段</w:t>
       </w:r>
+      <w:proofErr w:type="spellStart"/>
       <w:r>
         <w:t>obstacleMask</w:t>
       </w:r>
+      <w:proofErr w:type="spellEnd"/>
       <w:r>
         <w:rPr>
           <w:rFonts w:hint="eastAsia"/>
@@ -4947,27 +5670,33 @@
         </w:rPr>
         <w:t>玩家出现无限开火Bug。原因：对鼠标输入的获取错写成了</w:t>
       </w:r>
+      <w:proofErr w:type="spellStart"/>
       <w:r>
         <w:t>GetMouseButton</w:t>
       </w:r>
+      <w:proofErr w:type="spellEnd"/>
       <w:r>
         <w:rPr>
           <w:rFonts w:hint="eastAsia"/>
         </w:rPr>
         <w:t>。解决：改正为</w:t>
       </w:r>
+      <w:proofErr w:type="spellStart"/>
       <w:r>
         <w:t>GetMouseButtonDown</w:t>
       </w:r>
+      <w:proofErr w:type="spellEnd"/>
       <w:r>
         <w:rPr>
           <w:rFonts w:hint="eastAsia"/>
         </w:rPr>
         <w:t>，此外，在这个过程中还发现</w:t>
       </w:r>
+      <w:proofErr w:type="spellStart"/>
       <w:r>
         <w:t>TankBase</w:t>
       </w:r>
+      <w:proofErr w:type="spellEnd"/>
       <w:r>
         <w:rPr>
           <w:rFonts w:hint="eastAsia"/>
@@ -5062,11 +5791,6 @@
       </w:r>
     </w:p>
     <w:p>
-      <w:pPr>
-        <w:rPr>
-          <w:rFonts w:hint="eastAsia"/>
-        </w:rPr>
-      </w:pPr>
       <w:r>
         <w:tab/>
       </w:r>
@@ -5082,11 +5806,6 @@
       </w:r>
     </w:p>
     <w:p>
-      <w:pPr>
-        <w:rPr>
-          <w:rFonts w:hint="eastAsia"/>
-        </w:rPr>
-      </w:pPr>
       <w:r>
         <w:tab/>
       </w:r>
@@ -5173,17 +5892,30 @@
         </w:rPr>
         <w:t>。使得</w:t>
       </w:r>
+      <w:proofErr w:type="spellStart"/>
       <w:r>
         <w:t>TankBase</w:t>
       </w:r>
-      <w:r>
-        <w:rPr>
-          <w:rFonts w:hint="eastAsia"/>
-        </w:rPr>
-        <w:t>及其派生类</w:t>
-      </w:r>
-      <w:r>
-        <w:t>不再负责具体的开火逻辑，而是对炮台进行管理，并在开火时调用提供的接口。</w:t>
+      <w:proofErr w:type="spellEnd"/>
+      <w:r>
+        <w:rPr>
+          <w:rFonts w:hint="eastAsia"/>
+        </w:rPr>
+        <w:t>及其派生</w:t>
+      </w:r>
+      <w:proofErr w:type="gramStart"/>
+      <w:r>
+        <w:rPr>
+          <w:rFonts w:hint="eastAsia"/>
+        </w:rPr>
+        <w:t>类</w:t>
+      </w:r>
+      <w:r>
+        <w:t>不再</w:t>
+      </w:r>
+      <w:proofErr w:type="gramEnd"/>
+      <w:r>
+        <w:t>负责具体的开火逻辑，而是对炮台进行管理，并在开火时调用提供的接口。</w:t>
       </w:r>
     </w:p>
     <w:p>
@@ -5199,35 +5931,43 @@
         <w:rPr>
           <w:rFonts w:hint="eastAsia"/>
         </w:rPr>
-        <w:t>实现武器控制器基类</w:t>
-      </w:r>
+        <w:t>实现武器</w:t>
+      </w:r>
+      <w:proofErr w:type="gramStart"/>
+      <w:r>
+        <w:rPr>
+          <w:rFonts w:hint="eastAsia"/>
+        </w:rPr>
+        <w:t>控制器基类</w:t>
+      </w:r>
+      <w:proofErr w:type="spellStart"/>
+      <w:proofErr w:type="gramEnd"/>
       <w:r>
         <w:t>WeaponControllerBase</w:t>
       </w:r>
+      <w:proofErr w:type="spellEnd"/>
       <w:r>
         <w:rPr>
           <w:rFonts w:hint="eastAsia"/>
         </w:rPr>
         <w:t>。包含冷却时间配置，尝试开火</w:t>
       </w:r>
+      <w:proofErr w:type="spellStart"/>
       <w:r>
         <w:t>TryFire</w:t>
       </w:r>
-      <w:r>
-        <w:rPr>
-          <w:rFonts w:hint="eastAsia"/>
-        </w:rPr>
-        <w:t>公共接口，</w:t>
-      </w:r>
-      <w:r>
-        <w:rPr>
-          <w:rFonts w:hint="eastAsia"/>
-        </w:rPr>
-        <w:t>设置额外反弹次数</w:t>
-      </w:r>
+      <w:proofErr w:type="spellEnd"/>
+      <w:r>
+        <w:rPr>
+          <w:rFonts w:hint="eastAsia"/>
+        </w:rPr>
+        <w:t>公共接口，设置额外反弹次数</w:t>
+      </w:r>
+      <w:proofErr w:type="spellStart"/>
       <w:r>
         <w:t>SetBonusBounce</w:t>
       </w:r>
+      <w:proofErr w:type="spellEnd"/>
       <w:r>
         <w:rPr>
           <w:rFonts w:hint="eastAsia"/>
@@ -5277,9 +6017,11 @@
         </w:rPr>
         <w:t>修改</w:t>
       </w:r>
+      <w:proofErr w:type="spellStart"/>
       <w:r>
         <w:t>BulletBase</w:t>
       </w:r>
+      <w:proofErr w:type="spellEnd"/>
       <w:r>
         <w:rPr>
           <w:rFonts w:hint="eastAsia"/>
@@ -5292,9 +6034,11 @@
         </w:rPr>
         <w:t>将原可配置项</w:t>
       </w:r>
+      <w:proofErr w:type="spellStart"/>
       <w:r>
         <w:t>maxBounces</w:t>
       </w:r>
+      <w:proofErr w:type="spellEnd"/>
       <w:r>
         <w:rPr>
           <w:rFonts w:hint="eastAsia"/>
@@ -5319,9 +6063,11 @@
         </w:rPr>
         <w:t>默认最大反弹次数</w:t>
       </w:r>
+      <w:proofErr w:type="spellStart"/>
       <w:r>
         <w:t>defaultMaxBounces</w:t>
       </w:r>
+      <w:proofErr w:type="spellEnd"/>
       <w:r>
         <w:rPr>
           <w:rFonts w:hint="eastAsia"/>
@@ -5334,9 +6080,11 @@
         </w:rPr>
         <w:t>增加反弹次数</w:t>
       </w:r>
+      <w:proofErr w:type="spellStart"/>
       <w:r>
         <w:t>AddBonusBounce</w:t>
       </w:r>
+      <w:proofErr w:type="spellEnd"/>
       <w:r>
         <w:rPr>
           <w:rFonts w:hint="eastAsia"/>
@@ -5357,35 +6105,35 @@
         <w:rPr>
           <w:rFonts w:hint="eastAsia"/>
         </w:rPr>
-        <w:t>实现普通炮台和双管炮控制器。</w:t>
-      </w:r>
-      <w:r>
-        <w:rPr>
-          <w:rFonts w:hint="eastAsia"/>
-        </w:rPr>
-        <w:t>普通炮台控制器</w:t>
-      </w:r>
+        <w:t>实现普通炮台和双管炮控制器。普通炮台控制器</w:t>
+      </w:r>
+      <w:proofErr w:type="spellStart"/>
       <w:r>
         <w:t>NormalWeapon</w:t>
       </w:r>
+      <w:proofErr w:type="spellEnd"/>
       <w:r>
         <w:rPr>
           <w:rFonts w:hint="eastAsia"/>
         </w:rPr>
         <w:t>和双管炮控制器</w:t>
       </w:r>
+      <w:proofErr w:type="spellStart"/>
       <w:r>
         <w:t>DoubleWeapon</w:t>
       </w:r>
+      <w:proofErr w:type="spellEnd"/>
       <w:r>
         <w:rPr>
           <w:rFonts w:hint="eastAsia"/>
         </w:rPr>
         <w:t>均继承自</w:t>
       </w:r>
+      <w:proofErr w:type="spellStart"/>
       <w:r>
         <w:t>WeaponControllerBase</w:t>
       </w:r>
+      <w:proofErr w:type="spellEnd"/>
       <w:r>
         <w:rPr>
           <w:rFonts w:hint="eastAsia"/>
@@ -5460,9 +6208,11 @@
         </w:rPr>
         <w:t>，增加武器管理。在</w:t>
       </w:r>
+      <w:proofErr w:type="spellStart"/>
       <w:r>
         <w:t>OnEnable</w:t>
       </w:r>
+      <w:proofErr w:type="spellEnd"/>
       <w:r>
         <w:rPr>
           <w:rFonts w:hint="eastAsia"/>
@@ -5475,9 +6225,11 @@
         </w:rPr>
         <w:t>修改原有的</w:t>
       </w:r>
+      <w:proofErr w:type="spellStart"/>
       <w:r>
         <w:t>ExecuteFire</w:t>
       </w:r>
+      <w:proofErr w:type="spellEnd"/>
       <w:r>
         <w:rPr>
           <w:rFonts w:hint="eastAsia"/>
@@ -5490,9 +6242,11 @@
         </w:rPr>
         <w:t>调用武器控制器的接口</w:t>
       </w:r>
+      <w:proofErr w:type="spellStart"/>
       <w:r>
         <w:t>TryFire</w:t>
       </w:r>
+      <w:proofErr w:type="spellEnd"/>
       <w:r>
         <w:rPr>
           <w:rFonts w:hint="eastAsia"/>
@@ -5531,38 +6285,72 @@
         <w:rPr>
           <w:rFonts w:hint="eastAsia"/>
         </w:rPr>
-        <w:t>实现激光炮类。激光炮控制类</w:t>
-      </w:r>
+        <w:t>实现激光炮</w:t>
+      </w:r>
+      <w:r>
+        <w:rPr>
+          <w:rFonts w:hint="eastAsia"/>
+        </w:rPr>
+        <w:t>逻辑</w:t>
+      </w:r>
+      <w:r>
+        <w:rPr>
+          <w:rFonts w:hint="eastAsia"/>
+        </w:rPr>
+        <w:t>。激光炮控制类</w:t>
+      </w:r>
+      <w:proofErr w:type="spellStart"/>
       <w:r>
         <w:t>LaserWeapon</w:t>
       </w:r>
+      <w:proofErr w:type="spellEnd"/>
       <w:r>
         <w:rPr>
           <w:rFonts w:hint="eastAsia"/>
         </w:rPr>
         <w:t>继承自</w:t>
       </w:r>
+      <w:proofErr w:type="spellStart"/>
       <w:r>
         <w:t>WeaponControllerBase</w:t>
       </w:r>
+      <w:proofErr w:type="spellEnd"/>
       <w:r>
         <w:rPr>
           <w:rFonts w:hint="eastAsia"/>
         </w:rPr>
         <w:t>，使用</w:t>
       </w:r>
+      <w:proofErr w:type="spellStart"/>
       <w:r>
         <w:t>LineRenderer</w:t>
       </w:r>
-      <w:r>
-        <w:rPr>
-          <w:rFonts w:hint="eastAsia"/>
-        </w:rPr>
-        <w:t>和协程实现激光子弹，逻辑为在坦克开火点和终点即与墙壁接触点间用</w:t>
-      </w:r>
+      <w:proofErr w:type="spellEnd"/>
+      <w:r>
+        <w:rPr>
+          <w:rFonts w:hint="eastAsia"/>
+        </w:rPr>
+        <w:t>和</w:t>
+      </w:r>
+      <w:proofErr w:type="gramStart"/>
+      <w:r>
+        <w:rPr>
+          <w:rFonts w:hint="eastAsia"/>
+        </w:rPr>
+        <w:t>协程</w:t>
+      </w:r>
+      <w:proofErr w:type="gramEnd"/>
+      <w:r>
+        <w:rPr>
+          <w:rFonts w:hint="eastAsia"/>
+        </w:rPr>
+        <w:t>实现激光子弹，逻辑为在坦克开火点和终点即与墙壁接触点间用</w:t>
+      </w:r>
+      <w:proofErr w:type="spellStart"/>
       <w:r>
         <w:t>LineRenderer</w:t>
       </w:r>
+      <w:proofErr w:type="spellEnd"/>
       <w:r>
         <w:rPr>
           <w:rFonts w:hint="eastAsia"/>
@@ -5620,24 +6408,36 @@
         <w:lastRenderedPageBreak/>
         <w:t>实现玩家Buff系统</w:t>
       </w:r>
+      <w:proofErr w:type="spellStart"/>
       <w:r>
         <w:t>BuffSystem</w:t>
       </w:r>
-      <w:r>
-        <w:rPr>
-          <w:rFonts w:hint="eastAsia"/>
-        </w:rPr>
-        <w:t>。向外提供各个buff的激活接口，具体逻辑则由协程实现</w:t>
-      </w:r>
+      <w:proofErr w:type="spellEnd"/>
+      <w:r>
+        <w:rPr>
+          <w:rFonts w:hint="eastAsia"/>
+        </w:rPr>
+        <w:t>。向外提供各个buff的激活接口，具体逻辑则</w:t>
+      </w:r>
+      <w:proofErr w:type="gramStart"/>
+      <w:r>
+        <w:rPr>
+          <w:rFonts w:hint="eastAsia"/>
+        </w:rPr>
+        <w:t>由协程实现</w:t>
+      </w:r>
+      <w:proofErr w:type="gramEnd"/>
       <w:r>
         <w:rPr>
           <w:rFonts w:hint="eastAsia"/>
         </w:rPr>
         <w:t>，即施加buff，一段时间后去除。同时进行小扩展，提供接口</w:t>
       </w:r>
+      <w:proofErr w:type="spellStart"/>
       <w:r>
         <w:t>NotifyWeaponChanged</w:t>
       </w:r>
+      <w:proofErr w:type="spellEnd"/>
       <w:r>
         <w:rPr>
           <w:rFonts w:hint="eastAsia"/>
@@ -5681,9 +6481,11 @@
         </w:rPr>
         <w:t>修改玩家控制脚本，适配新的武器系统和Buff系统。重写</w:t>
       </w:r>
+      <w:proofErr w:type="spellStart"/>
       <w:r>
         <w:t>SwitchWeapon</w:t>
       </w:r>
+      <w:proofErr w:type="spellEnd"/>
       <w:r>
         <w:rPr>
           <w:rFonts w:hint="eastAsia"/>
@@ -5696,14 +6498,30 @@
         </w:rPr>
         <w:t>，实现武器切换，重写</w:t>
       </w:r>
+      <w:proofErr w:type="spellStart"/>
       <w:r>
         <w:t>TakeDamage</w:t>
       </w:r>
-      <w:r>
-        <w:rPr>
-          <w:rFonts w:hint="eastAsia"/>
-        </w:rPr>
-        <w:t>方法，增加护盾免伤机制，提供移速修改接口。</w:t>
+      <w:proofErr w:type="spellEnd"/>
+      <w:r>
+        <w:rPr>
+          <w:rFonts w:hint="eastAsia"/>
+        </w:rPr>
+        <w:t>方法，增加</w:t>
+      </w:r>
+      <w:proofErr w:type="gramStart"/>
+      <w:r>
+        <w:rPr>
+          <w:rFonts w:hint="eastAsia"/>
+        </w:rPr>
+        <w:t>护盾免伤</w:t>
+      </w:r>
+      <w:proofErr w:type="gramEnd"/>
+      <w:r>
+        <w:rPr>
+          <w:rFonts w:hint="eastAsia"/>
+        </w:rPr>
+        <w:t>机制，提供移速修改接口。</w:t>
       </w:r>
     </w:p>
     <w:p>
@@ -5749,8 +6567,13 @@
         <w:t>碰撞检</w:t>
       </w:r>
       <w:r>
-        <w:t>测脚本PickupItem</w:t>
-      </w:r>
+        <w:t>测脚本</w:t>
+      </w:r>
+      <w:proofErr w:type="spellStart"/>
+      <w:r>
+        <w:t>PickupItem</w:t>
+      </w:r>
+      <w:proofErr w:type="spellEnd"/>
       <w:r>
         <w:rPr>
           <w:rFonts w:hint="eastAsia"/>
@@ -5767,23 +6590,21 @@
         <w:rPr>
           <w:rFonts w:hint="eastAsia"/>
         </w:rPr>
-        <w:t>挂载该脚本，脚本会根据配置的掉落物类型调用相应的武器切换或buff激活接口，并在拾取后销毁球体。</w:t>
-      </w:r>
-    </w:p>
-    <w:p>
-      <w:pPr>
-        <w:pStyle w:val="a7"/>
-        <w:numPr>
-          <w:ilvl w:val="0"/>
-          <w:numId w:val="12"/>
-        </w:numPr>
-        <w:ind w:firstLineChars="0"/>
-      </w:pPr>
-      <w:r>
-        <w:rPr>
-          <w:rFonts w:hint="eastAsia"/>
-        </w:rPr>
-        <w:t>声波</w:t>
+        <w:t>挂载该脚本，脚本会根据配置的掉落</w:t>
+      </w:r>
+      <w:proofErr w:type="gramStart"/>
+      <w:r>
+        <w:rPr>
+          <w:rFonts w:hint="eastAsia"/>
+        </w:rPr>
+        <w:t>物类型</w:t>
+      </w:r>
+      <w:proofErr w:type="gramEnd"/>
+      <w:r>
+        <w:rPr>
+          <w:rFonts w:hint="eastAsia"/>
+        </w:rPr>
+        <w:t>调用相应的武器切换或buff激活接口，并在拾取后销毁球体。</w:t>
       </w:r>
     </w:p>
     <w:p>
@@ -5795,36 +6616,64 @@
       </w:r>
     </w:p>
     <w:p>
-      <w:pPr>
-        <w:rPr>
-          <w:rFonts w:hint="eastAsia"/>
-        </w:rPr>
-      </w:pPr>
       <w:r>
         <w:tab/>
       </w:r>
       <w:r>
+        <w:rPr>
+          <w:rFonts w:hint="eastAsia"/>
+        </w:rPr>
+        <w:t>坦克生成后出现拥有多个炮台问题。原因：</w:t>
+      </w:r>
+      <w:proofErr w:type="spellStart"/>
+      <w:r>
         <w:t>TankBase</w:t>
       </w:r>
-      <w:r>
-        <w:rPr>
-          <w:rFonts w:hint="eastAsia"/>
-        </w:rPr>
-        <w:t>初始化默认武器</w:t>
-      </w:r>
-      <w:r>
-        <w:rPr>
-          <w:rFonts w:hint="eastAsia"/>
-        </w:rPr>
-        <w:t>问题</w:t>
-      </w:r>
-      <w:r>
-        <w:rPr>
-          <w:rFonts w:hint="eastAsia"/>
-        </w:rPr>
-        <w:t>，声波特效</w:t>
-      </w:r>
-    </w:p>
+      <w:proofErr w:type="spellEnd"/>
+      <w:r>
+        <w:rPr>
+          <w:rFonts w:hint="eastAsia"/>
+        </w:rPr>
+        <w:t>中的默认武器初始化逻辑有漏洞，初始化前为检查是否已有炮台，导致出现多个炮台。解决：完善默认武器初始化逻辑，先检查是否有炮台，有且为默认炮台则不管，没有则初始化一个默认炮台，有但不是默认炮台则</w:t>
+      </w:r>
+      <w:r>
+        <w:rPr>
+          <w:rFonts w:ascii="Arial" w:hAnsi="Arial" w:cs="Arial"/>
+          <w:color w:val="1A1C1E"/>
+          <w:szCs w:val="21"/>
+          <w:shd w:val="clear" w:color="auto" w:fill="FFFFFF"/>
+        </w:rPr>
+        <w:t>先删除原</w:t>
+      </w:r>
+      <w:r>
+        <w:rPr>
+          <w:rFonts w:ascii="Arial" w:hAnsi="Arial" w:cs="Arial" w:hint="eastAsia"/>
+          <w:color w:val="1A1C1E"/>
+          <w:szCs w:val="21"/>
+          <w:shd w:val="clear" w:color="auto" w:fill="FFFFFF"/>
+        </w:rPr>
+        <w:t>炮台</w:t>
+      </w:r>
+      <w:r>
+        <w:rPr>
+          <w:rFonts w:ascii="Arial" w:hAnsi="Arial" w:cs="Arial"/>
+          <w:color w:val="1A1C1E"/>
+          <w:szCs w:val="21"/>
+          <w:shd w:val="clear" w:color="auto" w:fill="FFFFFF"/>
+        </w:rPr>
+        <w:t>，再初始化默认炮台</w:t>
+      </w:r>
+      <w:r>
+        <w:rPr>
+          <w:rFonts w:ascii="Arial" w:hAnsi="Arial" w:cs="Arial" w:hint="eastAsia"/>
+          <w:color w:val="1A1C1E"/>
+          <w:szCs w:val="21"/>
+          <w:shd w:val="clear" w:color="auto" w:fill="FFFFFF"/>
+        </w:rPr>
+        <w:t>。</w:t>
+      </w:r>
+    </w:p>
+    <w:p/>
     <w:p/>
     <w:p>
       <w:pPr>
@@ -5864,7 +6713,13 @@
         <w:t>日期：2</w:t>
       </w:r>
       <w:r>
-        <w:t xml:space="preserve">026.4. </w:t>
+        <w:t>026.4.</w:t>
+      </w:r>
+      <w:r>
+        <w:t>21</w:t>
+      </w:r>
+      <w:r>
+        <w:t xml:space="preserve"> </w:t>
       </w:r>
       <w:r>
         <w:rPr>
@@ -5872,6 +6727,12 @@
         </w:rPr>
         <w:t>星期</w:t>
       </w:r>
+      <w:r>
+        <w:rPr>
+          <w:rFonts w:hint="eastAsia"/>
+        </w:rPr>
+        <w:t>二</w:t>
+      </w:r>
     </w:p>
     <w:p>
       <w:r>
@@ -5885,6 +6746,12 @@
       </w:r>
       <w:r>
         <w:tab/>
+      </w:r>
+      <w:r>
+        <w:rPr>
+          <w:rFonts w:hint="eastAsia"/>
+        </w:rPr>
+        <w:t>完善武器系统</w:t>
       </w:r>
     </w:p>
     <w:p>
@@ -5904,6 +6771,318 @@
         </w:numPr>
         <w:ind w:firstLineChars="0"/>
       </w:pPr>
+      <w:r>
+        <w:rPr>
+          <w:rFonts w:hint="eastAsia"/>
+        </w:rPr>
+        <w:t>实现声波炮逻辑。实现</w:t>
+      </w:r>
+      <w:proofErr w:type="spellStart"/>
+      <w:r>
+        <w:t>SonicProjectile</w:t>
+      </w:r>
+      <w:proofErr w:type="spellEnd"/>
+      <w:r>
+        <w:rPr>
+          <w:rFonts w:hint="eastAsia"/>
+        </w:rPr>
+        <w:t>类，挂载于声波炮弹上，控制炮弹行为，在</w:t>
+      </w:r>
+      <w:r>
+        <w:t>Update</w:t>
+      </w:r>
+      <w:r>
+        <w:rPr>
+          <w:rFonts w:hint="eastAsia"/>
+        </w:rPr>
+        <w:t>中控制炮弹根物体</w:t>
+      </w:r>
+      <w:r>
+        <w:t>Scale</w:t>
+      </w:r>
+      <w:r>
+        <w:rPr>
+          <w:rFonts w:hint="eastAsia"/>
+        </w:rPr>
+        <w:t>随时间增大，使得Collider大小跟随特效一同增大</w:t>
+      </w:r>
+      <w:r>
+        <w:rPr>
+          <w:rFonts w:hint="eastAsia"/>
+        </w:rPr>
+        <w:t>，实现</w:t>
+      </w:r>
+      <w:r>
+        <w:rPr>
+          <w:rFonts w:hint="eastAsia"/>
+        </w:rPr>
+        <w:t>发射过程中</w:t>
+      </w:r>
+      <w:r>
+        <w:rPr>
+          <w:rFonts w:hint="eastAsia"/>
+        </w:rPr>
+        <w:t>的</w:t>
+      </w:r>
+      <w:r>
+        <w:rPr>
+          <w:rFonts w:hint="eastAsia"/>
+        </w:rPr>
+        <w:t>渐变效果</w:t>
+      </w:r>
+      <w:r>
+        <w:rPr>
+          <w:rFonts w:hint="eastAsia"/>
+        </w:rPr>
+        <w:t>，同时将</w:t>
+      </w:r>
+      <w:r>
+        <w:rPr>
+          <w:rFonts w:hint="eastAsia"/>
+        </w:rPr>
+        <w:t>Collider</w:t>
+      </w:r>
+      <w:r>
+        <w:rPr>
+          <w:rFonts w:hint="eastAsia"/>
+        </w:rPr>
+        <w:t>设置为Trigger实现对</w:t>
+      </w:r>
+      <w:r>
+        <w:rPr>
+          <w:rFonts w:hint="eastAsia"/>
+        </w:rPr>
+        <w:t>敌⽅坦克和墙壁</w:t>
+      </w:r>
+      <w:r>
+        <w:rPr>
+          <w:rFonts w:hint="eastAsia"/>
+        </w:rPr>
+        <w:t>的穿透，使用</w:t>
+      </w:r>
+      <w:r>
+        <w:t>HashSet</w:t>
+      </w:r>
+      <w:r>
+        <w:rPr>
+          <w:rFonts w:hint="eastAsia"/>
+        </w:rPr>
+        <w:t>记录已造成伤害的地方坦克，避免重复伤害。实现</w:t>
+      </w:r>
+      <w:proofErr w:type="spellStart"/>
+      <w:r>
+        <w:t>SonicWeapon</w:t>
+      </w:r>
+      <w:proofErr w:type="spellEnd"/>
+      <w:r>
+        <w:rPr>
+          <w:rFonts w:hint="eastAsia"/>
+        </w:rPr>
+        <w:t>类，挂载于声波炮台，继承自</w:t>
+      </w:r>
+      <w:proofErr w:type="spellStart"/>
+      <w:r>
+        <w:t>WeaponControllerBase</w:t>
+      </w:r>
+      <w:proofErr w:type="spellEnd"/>
+      <w:r>
+        <w:rPr>
+          <w:rFonts w:hint="eastAsia"/>
+        </w:rPr>
+        <w:t>，实现开火具体逻辑。制作了声波炮弹预制体</w:t>
+      </w:r>
+      <w:r>
+        <w:rPr>
+          <w:rFonts w:hint="eastAsia"/>
+        </w:rPr>
+        <w:t>和声波炮台预制体</w:t>
+      </w:r>
+      <w:r>
+        <w:rPr>
+          <w:rFonts w:hint="eastAsia"/>
+        </w:rPr>
+        <w:t>。</w:t>
+      </w:r>
+    </w:p>
+    <w:p>
+      <w:pPr>
+        <w:pStyle w:val="a7"/>
+        <w:numPr>
+          <w:ilvl w:val="0"/>
+          <w:numId w:val="13"/>
+        </w:numPr>
+        <w:ind w:firstLineChars="0"/>
+      </w:pPr>
+      <w:r>
+        <w:rPr>
+          <w:rFonts w:hint="eastAsia"/>
+        </w:rPr>
+        <w:t>制作激光炮材质和激光炮台预制体。由于不会做，激光炮材质简单使用Unlit</w:t>
+      </w:r>
+      <w:r>
+        <w:t>/</w:t>
+      </w:r>
+      <w:r>
+        <w:rPr>
+          <w:rFonts w:hint="eastAsia"/>
+        </w:rPr>
+        <w:t>Color实现，颜色为黄色。此外，由于素材跟进速度慢，此时的所有炮台均为普通炮台模型，之后需替换。</w:t>
+      </w:r>
+    </w:p>
+    <w:p>
+      <w:pPr>
+        <w:pStyle w:val="a7"/>
+        <w:numPr>
+          <w:ilvl w:val="0"/>
+          <w:numId w:val="13"/>
+        </w:numPr>
+        <w:ind w:firstLineChars="0"/>
+      </w:pPr>
+      <w:r>
+        <w:rPr>
+          <w:rFonts w:hint="eastAsia"/>
+        </w:rPr>
+        <w:t>简单实现掉落物视觉效果脚本。实现</w:t>
+      </w:r>
+      <w:proofErr w:type="spellStart"/>
+      <w:r>
+        <w:t>ItemVisual</w:t>
+      </w:r>
+      <w:proofErr w:type="spellEnd"/>
+      <w:r>
+        <w:rPr>
+          <w:rFonts w:hint="eastAsia"/>
+        </w:rPr>
+        <w:t>类，可使掉落物自转且上下漂浮。</w:t>
+      </w:r>
+    </w:p>
+    <w:p>
+      <w:pPr>
+        <w:pStyle w:val="a7"/>
+        <w:numPr>
+          <w:ilvl w:val="0"/>
+          <w:numId w:val="13"/>
+        </w:numPr>
+        <w:ind w:firstLineChars="0"/>
+      </w:pPr>
+      <w:r>
+        <w:rPr>
+          <w:rFonts w:hint="eastAsia"/>
+        </w:rPr>
+        <w:t>使用已有素材和已实现脚本，制作三种道具球预制体。</w:t>
+      </w:r>
+    </w:p>
+    <w:p>
+      <w:pPr>
+        <w:pStyle w:val="a7"/>
+        <w:numPr>
+          <w:ilvl w:val="0"/>
+          <w:numId w:val="13"/>
+        </w:numPr>
+        <w:ind w:firstLineChars="0"/>
+      </w:pPr>
+      <w:r>
+        <w:rPr>
+          <w:rFonts w:hint="eastAsia"/>
+        </w:rPr>
+        <w:t>使用已有素材和已实现脚本，制作三种</w:t>
+      </w:r>
+      <w:r>
+        <w:rPr>
+          <w:rFonts w:hint="eastAsia"/>
+        </w:rPr>
+        <w:t>武器</w:t>
+      </w:r>
+      <w:r>
+        <w:rPr>
+          <w:rFonts w:hint="eastAsia"/>
+        </w:rPr>
+        <w:t>球预制体。</w:t>
+      </w:r>
+    </w:p>
+    <w:p>
+      <w:pPr>
+        <w:pStyle w:val="a7"/>
+        <w:numPr>
+          <w:ilvl w:val="0"/>
+          <w:numId w:val="13"/>
+        </w:numPr>
+        <w:ind w:firstLineChars="0"/>
+      </w:pPr>
+      <w:r>
+        <w:rPr>
+          <w:rFonts w:hint="eastAsia"/>
+        </w:rPr>
+        <w:t>制作四种敌人预制体，</w:t>
+      </w:r>
+      <w:proofErr w:type="gramStart"/>
+      <w:r>
+        <w:rPr>
+          <w:rFonts w:hint="eastAsia"/>
+        </w:rPr>
+        <w:t>模型任然为</w:t>
+      </w:r>
+      <w:proofErr w:type="gramEnd"/>
+      <w:r>
+        <w:rPr>
+          <w:rFonts w:hint="eastAsia"/>
+        </w:rPr>
+        <w:t>普通敌人模型，</w:t>
+      </w:r>
+      <w:r>
+        <w:rPr>
+          <w:rFonts w:hint="eastAsia"/>
+        </w:rPr>
+        <w:t>之后需替换。</w:t>
+      </w:r>
+    </w:p>
+    <w:p>
+      <w:pPr>
+        <w:pStyle w:val="a7"/>
+        <w:numPr>
+          <w:ilvl w:val="0"/>
+          <w:numId w:val="13"/>
+        </w:numPr>
+        <w:ind w:firstLineChars="0"/>
+      </w:pPr>
+      <w:r>
+        <w:rPr>
+          <w:rFonts w:hint="eastAsia"/>
+        </w:rPr>
+        <w:t>制作有贴图的正式地面。</w:t>
+      </w:r>
+    </w:p>
+    <w:p>
+      <w:pPr>
+        <w:pStyle w:val="a7"/>
+        <w:numPr>
+          <w:ilvl w:val="0"/>
+          <w:numId w:val="13"/>
+        </w:numPr>
+        <w:ind w:firstLineChars="0"/>
+      </w:pPr>
+      <w:r>
+        <w:rPr>
+          <w:rFonts w:hint="eastAsia"/>
+        </w:rPr>
+        <w:t>完善敌人寻路机制。敌人游走时随机选点时会检查是否可达、路径是否联通，不符合要求则递归调用，直到符合。</w:t>
+      </w:r>
+    </w:p>
+    <w:p>
+      <w:pPr>
+        <w:pStyle w:val="a7"/>
+        <w:numPr>
+          <w:ilvl w:val="0"/>
+          <w:numId w:val="13"/>
+        </w:numPr>
+        <w:ind w:firstLineChars="0"/>
+      </w:pPr>
+      <w:r>
+        <w:rPr>
+          <w:rFonts w:hint="eastAsia"/>
+        </w:rPr>
+        <w:t>重新提取声波特效并替换。</w:t>
+      </w:r>
     </w:p>
     <w:p>
       <w:r>
@@ -5911,6 +7090,222 @@
           <w:rFonts w:hint="eastAsia"/>
         </w:rPr>
         <w:t>问题与解决：</w:t>
+      </w:r>
+    </w:p>
+    <w:p>
+      <w:pPr>
+        <w:pStyle w:val="a7"/>
+        <w:numPr>
+          <w:ilvl w:val="0"/>
+          <w:numId w:val="21"/>
+        </w:numPr>
+        <w:ind w:firstLineChars="0"/>
+      </w:pPr>
+      <w:r>
+        <w:rPr>
+          <w:rFonts w:hint="eastAsia"/>
+        </w:rPr>
+        <w:t>修复激光</w:t>
+      </w:r>
+      <w:proofErr w:type="gramStart"/>
+      <w:r>
+        <w:rPr>
+          <w:rFonts w:hint="eastAsia"/>
+        </w:rPr>
+        <w:t>炮友伤</w:t>
+      </w:r>
+      <w:proofErr w:type="gramEnd"/>
+      <w:r>
+        <w:rPr>
+          <w:rFonts w:hint="eastAsia"/>
+        </w:rPr>
+        <w:t>问题。造成伤害时，原逻辑仅检查是否为自身，修改为检查是否为与自身相同Layer。</w:t>
+      </w:r>
+    </w:p>
+    <w:p>
+      <w:pPr>
+        <w:pStyle w:val="a7"/>
+        <w:numPr>
+          <w:ilvl w:val="0"/>
+          <w:numId w:val="21"/>
+        </w:numPr>
+        <w:ind w:firstLineChars="0"/>
+      </w:pPr>
+      <w:r>
+        <w:rPr>
+          <w:rFonts w:hint="eastAsia"/>
+        </w:rPr>
+        <w:t>修复坦克生成后无法立刻开火问题。</w:t>
+      </w:r>
+      <w:proofErr w:type="spellStart"/>
+      <w:r>
+        <w:t>WeaponControllerBase</w:t>
+      </w:r>
+      <w:proofErr w:type="spellEnd"/>
+      <w:r>
+        <w:rPr>
+          <w:rFonts w:hint="eastAsia"/>
+        </w:rPr>
+        <w:t>中在</w:t>
+      </w:r>
+      <w:proofErr w:type="spellStart"/>
+      <w:r>
+        <w:t>OnEnable</w:t>
+      </w:r>
+      <w:proofErr w:type="spellEnd"/>
+      <w:r>
+        <w:rPr>
+          <w:rFonts w:hint="eastAsia"/>
+        </w:rPr>
+        <w:t>里将</w:t>
+      </w:r>
+      <w:proofErr w:type="spellStart"/>
+      <w:r>
+        <w:t>lastFireTime</w:t>
+      </w:r>
+      <w:proofErr w:type="spellEnd"/>
+      <w:r>
+        <w:rPr>
+          <w:rFonts w:hint="eastAsia"/>
+        </w:rPr>
+        <w:t>赋值为0，改为赋值为-</w:t>
+      </w:r>
+      <w:proofErr w:type="spellStart"/>
+      <w:r>
+        <w:t>fireCooldown</w:t>
+      </w:r>
+      <w:proofErr w:type="spellEnd"/>
+      <w:r>
+        <w:rPr>
+          <w:rFonts w:hint="eastAsia"/>
+        </w:rPr>
+        <w:t>。</w:t>
+      </w:r>
+    </w:p>
+    <w:p>
+      <w:pPr>
+        <w:pStyle w:val="a7"/>
+        <w:numPr>
+          <w:ilvl w:val="0"/>
+          <w:numId w:val="21"/>
+        </w:numPr>
+        <w:ind w:firstLineChars="0"/>
+      </w:pPr>
+      <w:r>
+        <w:rPr>
+          <w:rFonts w:hint="eastAsia"/>
+        </w:rPr>
+        <w:t>修复反弹增加buff无法生效问题。</w:t>
+      </w:r>
+      <w:proofErr w:type="spellStart"/>
+      <w:r>
+        <w:t>BuffSystem</w:t>
+      </w:r>
+      <w:proofErr w:type="spellEnd"/>
+      <w:proofErr w:type="gramStart"/>
+      <w:r>
+        <w:rPr>
+          <w:rFonts w:hint="eastAsia"/>
+        </w:rPr>
+        <w:t>类未在</w:t>
+      </w:r>
+      <w:proofErr w:type="gramEnd"/>
+      <w:r>
+        <w:rPr>
+          <w:rFonts w:hint="eastAsia"/>
+        </w:rPr>
+        <w:t>初始化时获取坦克挂载武器的</w:t>
+      </w:r>
+      <w:r>
+        <w:rPr>
+          <w:rFonts w:hint="eastAsia"/>
+        </w:rPr>
+        <w:lastRenderedPageBreak/>
+        <w:t>控制器引用，导致无法修改反弹增加次数，已添加相关逻辑。</w:t>
+      </w:r>
+    </w:p>
+    <w:p>
+      <w:pPr>
+        <w:pStyle w:val="a7"/>
+        <w:numPr>
+          <w:ilvl w:val="0"/>
+          <w:numId w:val="21"/>
+        </w:numPr>
+        <w:ind w:firstLineChars="0"/>
+        <w:rPr>
+          <w:rFonts w:hint="eastAsia"/>
+        </w:rPr>
+      </w:pPr>
+      <w:r>
+        <w:rPr>
+          <w:rFonts w:hint="eastAsia"/>
+        </w:rPr>
+        <w:t>修复buff叠加问题。当触发多个相同buff时，会发生buff叠加或提前终止问题，</w:t>
+      </w:r>
+      <w:r>
+        <w:rPr>
+          <w:rFonts w:hint="eastAsia"/>
+        </w:rPr>
+        <w:t>这</w:t>
+      </w:r>
+      <w:proofErr w:type="gramStart"/>
+      <w:r>
+        <w:rPr>
+          <w:rFonts w:hint="eastAsia"/>
+        </w:rPr>
+        <w:t>是</w:t>
+      </w:r>
+      <w:r>
+        <w:rPr>
+          <w:rFonts w:hint="eastAsia"/>
+        </w:rPr>
+        <w:t>协程冲突</w:t>
+      </w:r>
+      <w:proofErr w:type="gramEnd"/>
+      <w:r>
+        <w:rPr>
+          <w:rFonts w:hint="eastAsia"/>
+        </w:rPr>
+        <w:t>导致的，通过修改</w:t>
+      </w:r>
+      <w:proofErr w:type="spellStart"/>
+      <w:r>
+        <w:t>BuffSystem</w:t>
+      </w:r>
+      <w:proofErr w:type="spellEnd"/>
+      <w:proofErr w:type="gramStart"/>
+      <w:r>
+        <w:rPr>
+          <w:rFonts w:hint="eastAsia"/>
+        </w:rPr>
+        <w:t>类</w:t>
+      </w:r>
+      <w:r>
+        <w:rPr>
+          <w:rFonts w:hint="eastAsia"/>
+        </w:rPr>
+        <w:t>使同</w:t>
+      </w:r>
+      <w:proofErr w:type="gramEnd"/>
+      <w:r>
+        <w:rPr>
+          <w:rFonts w:hint="eastAsia"/>
+        </w:rPr>
+        <w:t>一个buff同时只有</w:t>
+      </w:r>
+      <w:proofErr w:type="gramStart"/>
+      <w:r>
+        <w:rPr>
+          <w:rFonts w:hint="eastAsia"/>
+        </w:rPr>
+        <w:t>一个协程运行</w:t>
+      </w:r>
+      <w:proofErr w:type="gramEnd"/>
+      <w:r>
+        <w:rPr>
+          <w:rFonts w:hint="eastAsia"/>
+        </w:rPr>
+        <w:t>解决。</w:t>
       </w:r>
     </w:p>
     <w:p/>
@@ -6675,6 +8070,95 @@
     </w:lvl>
   </w:abstractNum>
   <w:abstractNum w:abstractNumId="6" w15:restartNumberingAfterBreak="0">
+    <w:nsid w:val="180D66FA"/>
+    <w:multiLevelType w:val="hybridMultilevel"/>
+    <w:tmpl w:val="0F185332"/>
+    <w:lvl w:ilvl="0" w:tplc="721C2B9A">
+      <w:start w:val="1"/>
+      <w:numFmt w:val="decimal"/>
+      <w:lvlText w:val="%1."/>
+      <w:lvlJc w:val="left"/>
+      <w:pPr>
+        <w:ind w:left="780" w:hanging="360"/>
+      </w:pPr>
+      <w:rPr>
+        <w:rFonts w:hint="default"/>
+      </w:rPr>
+    </w:lvl>
+    <w:lvl w:ilvl="1" w:tplc="04090019" w:tentative="1">
+      <w:start w:val="1"/>
+      <w:numFmt w:val="lowerLetter"/>
+      <w:lvlText w:val="%2)"/>
+      <w:lvlJc w:val="left"/>
+      <w:pPr>
+        <w:ind w:left="1260" w:hanging="420"/>
+      </w:pPr>
+    </w:lvl>
+    <w:lvl w:ilvl="2" w:tplc="0409001B" w:tentative="1">
+      <w:start w:val="1"/>
+      <w:numFmt w:val="lowerRoman"/>
+      <w:lvlText w:val="%3."/>
+      <w:lvlJc w:val="right"/>
+      <w:pPr>
+        <w:ind w:left="1680" w:hanging="420"/>
+      </w:pPr>
+    </w:lvl>
+    <w:lvl w:ilvl="3" w:tplc="0409000F" w:tentative="1">
+      <w:start w:val="1"/>
+      <w:numFmt w:val="decimal"/>
+      <w:lvlText w:val="%4."/>
+      <w:lvlJc w:val="left"/>
+      <w:pPr>
+        <w:ind w:left="2100" w:hanging="420"/>
+      </w:pPr>
+    </w:lvl>
+    <w:lvl w:ilvl="4" w:tplc="04090019" w:tentative="1">
+      <w:start w:val="1"/>
+      <w:numFmt w:val="lowerLetter"/>
+      <w:lvlText w:val="%5)"/>
+      <w:lvlJc w:val="left"/>
+      <w:pPr>
+        <w:ind w:left="2520" w:hanging="420"/>
+      </w:pPr>
+    </w:lvl>
+    <w:lvl w:ilvl="5" w:tplc="0409001B" w:tentative="1">
+      <w:start w:val="1"/>
+      <w:numFmt w:val="lowerRoman"/>
+      <w:lvlText w:val="%6."/>
+      <w:lvlJc w:val="right"/>
+      <w:pPr>
+        <w:ind w:left="2940" w:hanging="420"/>
+      </w:pPr>
+    </w:lvl>
+    <w:lvl w:ilvl="6" w:tplc="0409000F" w:tentative="1">
+      <w:start w:val="1"/>
+      <w:numFmt w:val="decimal"/>
+      <w:lvlText w:val="%7."/>
+      <w:lvlJc w:val="left"/>
+      <w:pPr>
+        <w:ind w:left="3360" w:hanging="420"/>
+      </w:pPr>
+    </w:lvl>
+    <w:lvl w:ilvl="7" w:tplc="04090019" w:tentative="1">
+      <w:start w:val="1"/>
+      <w:numFmt w:val="lowerLetter"/>
+      <w:lvlText w:val="%8)"/>
+      <w:lvlJc w:val="left"/>
+      <w:pPr>
+        <w:ind w:left="3780" w:hanging="420"/>
+      </w:pPr>
+    </w:lvl>
+    <w:lvl w:ilvl="8" w:tplc="0409001B" w:tentative="1">
+      <w:start w:val="1"/>
+      <w:numFmt w:val="lowerRoman"/>
+      <w:lvlText w:val="%9."/>
+      <w:lvlJc w:val="right"/>
+      <w:pPr>
+        <w:ind w:left="4200" w:hanging="420"/>
+      </w:pPr>
+    </w:lvl>
+  </w:abstractNum>
+  <w:abstractNum w:abstractNumId="7" w15:restartNumberingAfterBreak="0">
     <w:nsid w:val="337C485D"/>
     <w:multiLevelType w:val="hybridMultilevel"/>
     <w:tmpl w:val="D0A26A44"/>
@@ -6763,7 +8247,7 @@
       </w:pPr>
     </w:lvl>
   </w:abstractNum>
-  <w:abstractNum w:abstractNumId="7" w15:restartNumberingAfterBreak="0">
+  <w:abstractNum w:abstractNumId="8" w15:restartNumberingAfterBreak="0">
     <w:nsid w:val="3A9930DE"/>
     <w:multiLevelType w:val="hybridMultilevel"/>
     <w:tmpl w:val="4FAAB244"/>
@@ -6852,7 +8336,7 @@
       </w:pPr>
     </w:lvl>
   </w:abstractNum>
-  <w:abstractNum w:abstractNumId="8" w15:restartNumberingAfterBreak="0">
+  <w:abstractNum w:abstractNumId="9" w15:restartNumberingAfterBreak="0">
     <w:nsid w:val="3D036289"/>
     <w:multiLevelType w:val="hybridMultilevel"/>
     <w:tmpl w:val="A6185B44"/>
@@ -6941,7 +8425,7 @@
       </w:pPr>
     </w:lvl>
   </w:abstractNum>
-  <w:abstractNum w:abstractNumId="9" w15:restartNumberingAfterBreak="0">
+  <w:abstractNum w:abstractNumId="10" w15:restartNumberingAfterBreak="0">
     <w:nsid w:val="458A7762"/>
     <w:multiLevelType w:val="hybridMultilevel"/>
     <w:tmpl w:val="C46A9CEC"/>
@@ -7030,7 +8514,7 @@
       </w:pPr>
     </w:lvl>
   </w:abstractNum>
-  <w:abstractNum w:abstractNumId="10" w15:restartNumberingAfterBreak="0">
+  <w:abstractNum w:abstractNumId="11" w15:restartNumberingAfterBreak="0">
     <w:nsid w:val="4C0070A1"/>
     <w:multiLevelType w:val="hybridMultilevel"/>
     <w:tmpl w:val="04D83F7A"/>
@@ -7119,7 +8603,7 @@
       </w:pPr>
     </w:lvl>
   </w:abstractNum>
-  <w:abstractNum w:abstractNumId="11" w15:restartNumberingAfterBreak="0">
+  <w:abstractNum w:abstractNumId="12" w15:restartNumberingAfterBreak="0">
     <w:nsid w:val="4DAE4FFC"/>
     <w:multiLevelType w:val="hybridMultilevel"/>
     <w:tmpl w:val="4FAAB244"/>
@@ -7208,7 +8692,7 @@
       </w:pPr>
     </w:lvl>
   </w:abstractNum>
-  <w:abstractNum w:abstractNumId="12" w15:restartNumberingAfterBreak="0">
+  <w:abstractNum w:abstractNumId="13" w15:restartNumberingAfterBreak="0">
     <w:nsid w:val="59D62672"/>
     <w:multiLevelType w:val="hybridMultilevel"/>
     <w:tmpl w:val="4FAAB244"/>
@@ -7297,7 +8781,7 @@
       </w:pPr>
     </w:lvl>
   </w:abstractNum>
-  <w:abstractNum w:abstractNumId="13" w15:restartNumberingAfterBreak="0">
+  <w:abstractNum w:abstractNumId="14" w15:restartNumberingAfterBreak="0">
     <w:nsid w:val="5DD85EB2"/>
     <w:multiLevelType w:val="hybridMultilevel"/>
     <w:tmpl w:val="4F1AF2F0"/>
@@ -7386,7 +8870,7 @@
       </w:pPr>
     </w:lvl>
   </w:abstractNum>
-  <w:abstractNum w:abstractNumId="14" w15:restartNumberingAfterBreak="0">
+  <w:abstractNum w:abstractNumId="15" w15:restartNumberingAfterBreak="0">
     <w:nsid w:val="64A134ED"/>
     <w:multiLevelType w:val="hybridMultilevel"/>
     <w:tmpl w:val="6ECADC38"/>
@@ -7475,7 +8959,7 @@
       </w:pPr>
     </w:lvl>
   </w:abstractNum>
-  <w:abstractNum w:abstractNumId="15" w15:restartNumberingAfterBreak="0">
+  <w:abstractNum w:abstractNumId="16" w15:restartNumberingAfterBreak="0">
     <w:nsid w:val="6C676C85"/>
     <w:multiLevelType w:val="hybridMultilevel"/>
     <w:tmpl w:val="4FAAB244"/>
@@ -7564,7 +9048,7 @@
       </w:pPr>
     </w:lvl>
   </w:abstractNum>
-  <w:abstractNum w:abstractNumId="16" w15:restartNumberingAfterBreak="0">
+  <w:abstractNum w:abstractNumId="17" w15:restartNumberingAfterBreak="0">
     <w:nsid w:val="76A31251"/>
     <w:multiLevelType w:val="hybridMultilevel"/>
     <w:tmpl w:val="4FAAB244"/>
@@ -7653,7 +9137,7 @@
       </w:pPr>
     </w:lvl>
   </w:abstractNum>
-  <w:abstractNum w:abstractNumId="17" w15:restartNumberingAfterBreak="0">
+  <w:abstractNum w:abstractNumId="18" w15:restartNumberingAfterBreak="0">
     <w:nsid w:val="78AB16E0"/>
     <w:multiLevelType w:val="hybridMultilevel"/>
     <w:tmpl w:val="939AF52A"/>
@@ -7742,7 +9226,7 @@
       </w:pPr>
     </w:lvl>
   </w:abstractNum>
-  <w:abstractNum w:abstractNumId="18" w15:restartNumberingAfterBreak="0">
+  <w:abstractNum w:abstractNumId="19" w15:restartNumberingAfterBreak="0">
     <w:nsid w:val="7CE07E8F"/>
     <w:multiLevelType w:val="hybridMultilevel"/>
     <w:tmpl w:val="D5D27D44"/>
@@ -7831,7 +9315,7 @@
       </w:pPr>
     </w:lvl>
   </w:abstractNum>
-  <w:abstractNum w:abstractNumId="19" w15:restartNumberingAfterBreak="0">
+  <w:abstractNum w:abstractNumId="20" w15:restartNumberingAfterBreak="0">
     <w:nsid w:val="7D0217CE"/>
     <w:multiLevelType w:val="hybridMultilevel"/>
     <w:tmpl w:val="CCCC34C8"/>
@@ -7921,34 +9405,34 @@
     </w:lvl>
   </w:abstractNum>
   <w:num w:numId="1">
-    <w:abstractNumId w:val="10"/>
+    <w:abstractNumId w:val="11"/>
   </w:num>
   <w:num w:numId="2">
-    <w:abstractNumId w:val="17"/>
+    <w:abstractNumId w:val="18"/>
   </w:num>
   <w:num w:numId="3">
     <w:abstractNumId w:val="3"/>
   </w:num>
   <w:num w:numId="4">
-    <w:abstractNumId w:val="8"/>
+    <w:abstractNumId w:val="9"/>
   </w:num>
   <w:num w:numId="5">
     <w:abstractNumId w:val="4"/>
   </w:num>
   <w:num w:numId="6">
-    <w:abstractNumId w:val="18"/>
+    <w:abstractNumId w:val="19"/>
   </w:num>
   <w:num w:numId="7">
-    <w:abstractNumId w:val="14"/>
+    <w:abstractNumId w:val="15"/>
   </w:num>
   <w:num w:numId="8">
-    <w:abstractNumId w:val="7"/>
+    <w:abstractNumId w:val="8"/>
   </w:num>
   <w:num w:numId="9">
     <w:abstractNumId w:val="5"/>
   </w:num>
   <w:num w:numId="10">
-    <w:abstractNumId w:val="16"/>
+    <w:abstractNumId w:val="17"/>
   </w:num>
   <w:num w:numId="11">
     <w:abstractNumId w:val="2"/>
@@ -7957,28 +9441,31 @@
     <w:abstractNumId w:val="0"/>
   </w:num>
   <w:num w:numId="13">
+    <w:abstractNumId w:val="13"/>
+  </w:num>
+  <w:num w:numId="14">
+    <w:abstractNumId w:val="16"/>
+  </w:num>
+  <w:num w:numId="15">
     <w:abstractNumId w:val="12"/>
   </w:num>
-  <w:num w:numId="14">
-    <w:abstractNumId w:val="15"/>
-  </w:num>
-  <w:num w:numId="15">
-    <w:abstractNumId w:val="11"/>
-  </w:num>
   <w:num w:numId="16">
-    <w:abstractNumId w:val="6"/>
+    <w:abstractNumId w:val="7"/>
   </w:num>
   <w:num w:numId="17">
     <w:abstractNumId w:val="1"/>
   </w:num>
   <w:num w:numId="18">
-    <w:abstractNumId w:val="13"/>
+    <w:abstractNumId w:val="14"/>
   </w:num>
   <w:num w:numId="19">
-    <w:abstractNumId w:val="9"/>
+    <w:abstractNumId w:val="10"/>
   </w:num>
   <w:num w:numId="20">
-    <w:abstractNumId w:val="19"/>
+    <w:abstractNumId w:val="20"/>
+  </w:num>
+  <w:num w:numId="21">
+    <w:abstractNumId w:val="6"/>
   </w:num>
 </w:numbering>
 </file>

--- a/开发日记.docx
+++ b/开发日记.docx
@@ -250,19 +250,11 @@
         <w:t>GameManage</w:t>
       </w:r>
       <w:proofErr w:type="spellEnd"/>
-      <w:proofErr w:type="gramStart"/>
-      <w:r>
-        <w:rPr>
-          <w:rFonts w:hint="eastAsia"/>
-        </w:rPr>
-        <w:t>单例类</w:t>
-      </w:r>
-      <w:proofErr w:type="gramEnd"/>
-      <w:r>
-        <w:rPr>
-          <w:rFonts w:hint="eastAsia"/>
-        </w:rPr>
-        <w:t>，以便进行全局游戏状态管理</w:t>
+      <w:r>
+        <w:rPr>
+          <w:rFonts w:hint="eastAsia"/>
+        </w:rPr>
+        <w:t>单例类，以便进行全局游戏状态管理</w:t>
       </w:r>
       <w:r>
         <w:rPr>
@@ -311,19 +303,11 @@
         <w:t>EventManager</w:t>
       </w:r>
       <w:proofErr w:type="spellEnd"/>
-      <w:proofErr w:type="gramStart"/>
-      <w:r>
-        <w:rPr>
-          <w:rFonts w:hint="eastAsia"/>
-        </w:rPr>
-        <w:t>单例类</w:t>
-      </w:r>
-      <w:proofErr w:type="gramEnd"/>
-      <w:r>
-        <w:rPr>
-          <w:rFonts w:hint="eastAsia"/>
-        </w:rPr>
-        <w:t>，作为全局事件中心，负责事件</w:t>
+      <w:r>
+        <w:rPr>
+          <w:rFonts w:hint="eastAsia"/>
+        </w:rPr>
+        <w:t>单例类，作为全局事件中心，负责事件</w:t>
       </w:r>
       <w:r>
         <w:rPr>
@@ -568,19 +552,11 @@
         <w:t>ObjectPoolManager</w:t>
       </w:r>
       <w:proofErr w:type="spellEnd"/>
-      <w:proofErr w:type="gramStart"/>
-      <w:r>
-        <w:rPr>
-          <w:rFonts w:hint="eastAsia"/>
-        </w:rPr>
-        <w:t>单例类</w:t>
-      </w:r>
-      <w:proofErr w:type="gramEnd"/>
-      <w:r>
-        <w:rPr>
-          <w:rFonts w:hint="eastAsia"/>
-        </w:rPr>
-        <w:t>，</w:t>
+      <w:r>
+        <w:rPr>
+          <w:rFonts w:hint="eastAsia"/>
+        </w:rPr>
+        <w:t>单例类，</w:t>
       </w:r>
       <w:r>
         <w:rPr>
@@ -592,35 +568,7 @@
         <w:rPr>
           <w:rFonts w:hint="eastAsia"/>
         </w:rPr>
-        <w:t>。为什么要在现在就做进阶功能？因为我觉得有些进</w:t>
-      </w:r>
-      <w:proofErr w:type="gramStart"/>
-      <w:r>
-        <w:rPr>
-          <w:rFonts w:hint="eastAsia"/>
-        </w:rPr>
-        <w:t>阶功能</w:t>
-      </w:r>
-      <w:proofErr w:type="gramEnd"/>
-      <w:r>
-        <w:rPr>
-          <w:rFonts w:hint="eastAsia"/>
-        </w:rPr>
-        <w:t>比较底层，如果</w:t>
-      </w:r>
-      <w:proofErr w:type="gramStart"/>
-      <w:r>
-        <w:rPr>
-          <w:rFonts w:hint="eastAsia"/>
-        </w:rPr>
-        <w:t>不</w:t>
-      </w:r>
-      <w:proofErr w:type="gramEnd"/>
-      <w:r>
-        <w:rPr>
-          <w:rFonts w:hint="eastAsia"/>
-        </w:rPr>
-        <w:t>尽早实现并使用，之后再去做就会比较麻烦，要改的地方可能会很多，我认为对象池就属于这种。</w:t>
+        <w:t>。为什么要在现在就做进阶功能？因为我觉得有些进阶功能比较底层，如果不尽早实现并使用，之后再去做就会比较麻烦，要改的地方可能会很多，我认为对象池就属于这种。</w:t>
       </w:r>
     </w:p>
     <w:p>
@@ -983,21 +931,7 @@
         <w:rPr>
           <w:rFonts w:hint="eastAsia"/>
         </w:rPr>
-        <w:t>公共方法</w:t>
-      </w:r>
-      <w:proofErr w:type="gramStart"/>
-      <w:r>
-        <w:rPr>
-          <w:rFonts w:hint="eastAsia"/>
-        </w:rPr>
-        <w:t>供判断</w:t>
-      </w:r>
-      <w:proofErr w:type="gramEnd"/>
-      <w:r>
-        <w:rPr>
-          <w:rFonts w:hint="eastAsia"/>
-        </w:rPr>
-        <w:t>移动状态和获取移动方向。</w:t>
+        <w:t>公共方法供判断移动状态和获取移动方向。</w:t>
       </w:r>
     </w:p>
     <w:p>
@@ -1274,14 +1208,7 @@
         <w:rPr>
           <w:rFonts w:hint="eastAsia"/>
         </w:rPr>
-        <w:t>简单</w:t>
-      </w:r>
-      <w:proofErr w:type="gramStart"/>
-      <w:r>
-        <w:rPr>
-          <w:rFonts w:hint="eastAsia"/>
-        </w:rPr>
-        <w:t>制</w:t>
+        <w:t>简单制</w:t>
       </w:r>
       <w:r>
         <w:rPr>
@@ -1289,7 +1216,6 @@
         </w:rPr>
         <w:t>做</w:t>
       </w:r>
-      <w:proofErr w:type="gramEnd"/>
       <w:r>
         <w:rPr>
           <w:rFonts w:hint="eastAsia"/>
@@ -1642,25 +1568,18 @@
         <w:t>ShellMoveAndRecycle</w:t>
       </w:r>
       <w:proofErr w:type="spellEnd"/>
-      <w:proofErr w:type="gramStart"/>
       <w:r>
         <w:rPr>
           <w:rFonts w:hint="eastAsia"/>
         </w:rPr>
         <w:t>协程</w:t>
       </w:r>
-      <w:proofErr w:type="gramEnd"/>
       <w:r>
         <w:t>)</w:t>
       </w:r>
       <w:r>
-        <w:t xml:space="preserve"> → 超时后回收</w:t>
-      </w:r>
-      <w:proofErr w:type="gramStart"/>
-      <w:r>
-        <w:t>至对象池</w:t>
-      </w:r>
-      <w:proofErr w:type="gramEnd"/>
+        <w:t xml:space="preserve"> → 超时后回收至对象池</w:t>
+      </w:r>
       <w:r>
         <w:rPr>
           <w:rFonts w:hint="eastAsia"/>
@@ -1672,14 +1591,12 @@
         <w:t>ShellMoveAndRecycle</w:t>
       </w:r>
       <w:proofErr w:type="spellEnd"/>
-      <w:proofErr w:type="gramStart"/>
       <w:r>
         <w:rPr>
           <w:rFonts w:hint="eastAsia"/>
         </w:rPr>
         <w:t>协程</w:t>
       </w:r>
-      <w:proofErr w:type="gramEnd"/>
       <w:r>
         <w:t>)</w:t>
       </w:r>
@@ -2080,17 +1997,9 @@
         <w:rPr>
           <w:rFonts w:hint="eastAsia"/>
         </w:rPr>
-        <w:t>通用</w:t>
-      </w:r>
-      <w:proofErr w:type="gramStart"/>
-      <w:r>
-        <w:rPr>
-          <w:rFonts w:hint="eastAsia"/>
-        </w:rPr>
-        <w:t>移动基类</w:t>
-      </w:r>
-      <w:proofErr w:type="spellStart"/>
-      <w:proofErr w:type="gramEnd"/>
+        <w:t>通用移动基类</w:t>
+      </w:r>
+      <w:proofErr w:type="spellStart"/>
       <w:r>
         <w:t>BaseMovement</w:t>
       </w:r>
@@ -2189,14 +2098,9 @@
         <w:t>实现</w:t>
       </w:r>
       <w:r>
-        <w:t>通用底盘</w:t>
-      </w:r>
-      <w:proofErr w:type="gramStart"/>
-      <w:r>
-        <w:t>旋转基类</w:t>
-      </w:r>
-      <w:proofErr w:type="spellStart"/>
-      <w:proofErr w:type="gramEnd"/>
+        <w:t>通用底盘旋转基类</w:t>
+      </w:r>
+      <w:proofErr w:type="spellStart"/>
       <w:r>
         <w:t>BaseChassisRotator</w:t>
       </w:r>
@@ -2294,14 +2198,9 @@
         <w:t>由此实现</w:t>
       </w:r>
       <w:r>
-        <w:t>r通用炮台</w:t>
-      </w:r>
-      <w:proofErr w:type="gramStart"/>
-      <w:r>
-        <w:t>控制基类</w:t>
-      </w:r>
-      <w:proofErr w:type="spellStart"/>
-      <w:proofErr w:type="gramEnd"/>
+        <w:t>r通用炮台控制基类</w:t>
+      </w:r>
+      <w:proofErr w:type="spellStart"/>
       <w:r>
         <w:t>BaseTurretControlle</w:t>
       </w:r>
@@ -2523,21 +2422,7 @@
         <w:rPr>
           <w:rFonts w:hint="eastAsia"/>
         </w:rPr>
-        <w:t>重构后发现鼠标</w:t>
-      </w:r>
-      <w:proofErr w:type="gramStart"/>
-      <w:r>
-        <w:rPr>
-          <w:rFonts w:hint="eastAsia"/>
-        </w:rPr>
-        <w:t>点击只</w:t>
-      </w:r>
-      <w:proofErr w:type="gramEnd"/>
-      <w:r>
-        <w:rPr>
-          <w:rFonts w:hint="eastAsia"/>
-        </w:rPr>
-        <w:t>触发炮台转向而无法开火。</w:t>
+        <w:t>重构后发现鼠标点击只触发炮台转向而无法开火。</w:t>
       </w:r>
     </w:p>
     <w:p>
@@ -2702,21 +2587,7 @@
         <w:rPr>
           <w:rFonts w:hint="eastAsia"/>
         </w:rPr>
-        <w:t>：今天没有多少时间开发，</w:t>
-      </w:r>
-      <w:proofErr w:type="gramStart"/>
-      <w:r>
-        <w:rPr>
-          <w:rFonts w:hint="eastAsia"/>
-        </w:rPr>
-        <w:t>故工作</w:t>
-      </w:r>
-      <w:proofErr w:type="gramEnd"/>
-      <w:r>
-        <w:rPr>
-          <w:rFonts w:hint="eastAsia"/>
-        </w:rPr>
-        <w:t>内容比较少）</w:t>
+        <w:t>：今天没有多少时间开发，故工作内容比较少）</w:t>
       </w:r>
     </w:p>
     <w:p>
@@ -3156,39 +3027,17 @@
         <w:t>TurretDataManager</w:t>
       </w:r>
       <w:proofErr w:type="spellEnd"/>
-      <w:proofErr w:type="gramStart"/>
-      <w:r>
-        <w:rPr>
-          <w:rFonts w:hint="eastAsia"/>
-        </w:rPr>
-        <w:t>单例类</w:t>
-      </w:r>
-      <w:proofErr w:type="gramEnd"/>
-      <w:r>
-        <w:rPr>
-          <w:rFonts w:hint="eastAsia"/>
-        </w:rPr>
-        <w:t>，这个</w:t>
-      </w:r>
-      <w:proofErr w:type="gramStart"/>
-      <w:r>
-        <w:rPr>
-          <w:rFonts w:hint="eastAsia"/>
-        </w:rPr>
-        <w:t>类</w:t>
-      </w:r>
-      <w:r>
-        <w:rPr>
-          <w:rFonts w:hint="eastAsia"/>
-        </w:rPr>
-        <w:t>实现</w:t>
-      </w:r>
-      <w:proofErr w:type="gramEnd"/>
-      <w:r>
-        <w:rPr>
-          <w:rFonts w:hint="eastAsia"/>
-        </w:rPr>
-        <w:t>了按</w:t>
+      <w:r>
+        <w:rPr>
+          <w:rFonts w:hint="eastAsia"/>
+        </w:rPr>
+        <w:t>单例类，这个类</w:t>
+      </w:r>
+      <w:r>
+        <w:rPr>
+          <w:rFonts w:hint="eastAsia"/>
+        </w:rPr>
+        <w:t>实现了按</w:t>
       </w:r>
       <w:r>
         <w:t>枚举类型绑定对应的炮台预制体</w:t>
@@ -3326,19 +3175,11 @@
         <w:t>BulletDataManager</w:t>
       </w:r>
       <w:proofErr w:type="spellEnd"/>
-      <w:proofErr w:type="gramStart"/>
-      <w:r>
-        <w:rPr>
-          <w:rFonts w:hint="eastAsia"/>
-        </w:rPr>
-        <w:t>单例类</w:t>
-      </w:r>
-      <w:proofErr w:type="gramEnd"/>
-      <w:r>
-        <w:rPr>
-          <w:rFonts w:hint="eastAsia"/>
-        </w:rPr>
-        <w:t>，用于全局管理炮弹数据，</w:t>
+      <w:r>
+        <w:rPr>
+          <w:rFonts w:hint="eastAsia"/>
+        </w:rPr>
+        <w:t>单例类，用于全局管理炮弹数据，</w:t>
       </w:r>
       <w:r>
         <w:rPr>
@@ -3515,19 +3356,11 @@
         <w:t>GameManager</w:t>
       </w:r>
       <w:proofErr w:type="spellEnd"/>
-      <w:proofErr w:type="gramStart"/>
-      <w:r>
-        <w:rPr>
-          <w:rFonts w:hint="eastAsia"/>
-        </w:rPr>
-        <w:t>类加入</w:t>
-      </w:r>
-      <w:proofErr w:type="gramEnd"/>
-      <w:r>
-        <w:rPr>
-          <w:rFonts w:hint="eastAsia"/>
-        </w:rPr>
-        <w:t>了对事件的监听，但相关注册代码放在了Awake方法中，导致在</w:t>
+      <w:r>
+        <w:rPr>
+          <w:rFonts w:hint="eastAsia"/>
+        </w:rPr>
+        <w:t>类加入了对事件的监听，但相关注册代码放在了Awake方法中，导致在</w:t>
       </w:r>
       <w:proofErr w:type="spellStart"/>
       <w:r>
@@ -3696,35 +3529,7 @@
         <w:rPr>
           <w:rFonts w:hint="eastAsia"/>
         </w:rPr>
-        <w:t>，没法实现就看一下要先做哪些，从后</w:t>
-      </w:r>
-      <w:proofErr w:type="gramStart"/>
-      <w:r>
-        <w:rPr>
-          <w:rFonts w:hint="eastAsia"/>
-        </w:rPr>
-        <w:t>往前推再实现</w:t>
-      </w:r>
-      <w:proofErr w:type="gramEnd"/>
-      <w:r>
-        <w:rPr>
-          <w:rFonts w:hint="eastAsia"/>
-        </w:rPr>
-        <w:t>回来，完成功能后再去思考这个功能与其他功能的联系。随着开发的东西越来越多，</w:t>
-      </w:r>
-      <w:proofErr w:type="gramStart"/>
-      <w:r>
-        <w:rPr>
-          <w:rFonts w:hint="eastAsia"/>
-        </w:rPr>
-        <w:t>每实现</w:t>
-      </w:r>
-      <w:proofErr w:type="gramEnd"/>
-      <w:r>
-        <w:rPr>
-          <w:rFonts w:hint="eastAsia"/>
-        </w:rPr>
-        <w:t>一个新功能就得看看它和已有的兼容的怎么样，导致要做的事，要改的地方越来越多，拖慢开发。</w:t>
+        <w:t>，没法实现就看一下要先做哪些，从后往前推再实现回来，完成功能后再去思考这个功能与其他功能的联系。随着开发的东西越来越多，每实现一个新功能就得看看它和已有的兼容的怎么样，导致要做的事，要改的地方越来越多，拖慢开发。</w:t>
       </w:r>
       <w:r>
         <w:rPr>
@@ -3747,21 +3552,7 @@
         <w:rPr>
           <w:rFonts w:hint="eastAsia"/>
         </w:rPr>
-        <w:t>先把顶层做好，再去</w:t>
-      </w:r>
-      <w:proofErr w:type="gramStart"/>
-      <w:r>
-        <w:rPr>
-          <w:rFonts w:hint="eastAsia"/>
-        </w:rPr>
-        <w:t>管具体</w:t>
-      </w:r>
-      <w:proofErr w:type="gramEnd"/>
-      <w:r>
-        <w:rPr>
-          <w:rFonts w:hint="eastAsia"/>
-        </w:rPr>
-        <w:t>的实现。虽然实习时间已经过去了一半，但我还是决定这么干，不改的话最终做出来的东西也肯定不如人意，就算做不完，大不了下次再战。</w:t>
+        <w:t>先把顶层做好，再去管具体的实现。虽然实习时间已经过去了一半，但我还是决定这么干，不改的话最终做出来的东西也肯定不如人意，就算做不完，大不了下次再战。</w:t>
       </w:r>
     </w:p>
     <w:p>
@@ -3997,17 +3788,7 @@
           <w:szCs w:val="21"/>
           <w:shd w:val="clear" w:color="auto" w:fill="FFFFFF"/>
         </w:rPr>
-        <w:t>配合轻量级</w:t>
-      </w:r>
-      <w:proofErr w:type="gramStart"/>
-      <w:r>
-        <w:rPr>
-          <w:rFonts w:ascii="Arial" w:hAnsi="Arial" w:cs="Arial" w:hint="eastAsia"/>
-          <w:color w:val="2B2D31"/>
-          <w:szCs w:val="21"/>
-          <w:shd w:val="clear" w:color="auto" w:fill="FFFFFF"/>
-        </w:rPr>
-        <w:t>的</w:t>
+        <w:t>配合轻量级的</w:t>
       </w:r>
       <w:r>
         <w:rPr>
@@ -4016,17 +3797,7 @@
           <w:szCs w:val="21"/>
           <w:shd w:val="clear" w:color="auto" w:fill="FFFFFF"/>
         </w:rPr>
-        <w:t>单例管理器</w:t>
-      </w:r>
-      <w:proofErr w:type="gramEnd"/>
-      <w:r>
-        <w:rPr>
-          <w:rFonts w:ascii="Arial" w:hAnsi="Arial" w:cs="Arial"/>
-          <w:color w:val="2B2D31"/>
-          <w:szCs w:val="21"/>
-          <w:shd w:val="clear" w:color="auto" w:fill="FFFFFF"/>
-        </w:rPr>
-        <w:t>（</w:t>
+        <w:t>单例管理器（</w:t>
       </w:r>
       <w:r>
         <w:rPr>
@@ -4222,21 +3993,7 @@
         <w:rPr>
           <w:rFonts w:hint="eastAsia"/>
         </w:rPr>
-        <w:t>中直接获取键盘输入（不考虑实现进</w:t>
-      </w:r>
-      <w:proofErr w:type="gramStart"/>
-      <w:r>
-        <w:rPr>
-          <w:rFonts w:hint="eastAsia"/>
-        </w:rPr>
-        <w:t>阶功能跨端</w:t>
-      </w:r>
-      <w:proofErr w:type="gramEnd"/>
-      <w:r>
-        <w:rPr>
-          <w:rFonts w:hint="eastAsia"/>
-        </w:rPr>
-        <w:t>移植），</w:t>
+        <w:t>中直接获取键盘输入（不考虑实现进阶功能跨端移植），</w:t>
       </w:r>
       <w:r>
         <w:rPr>
@@ -4374,31 +4131,9 @@
         <w:rPr>
           <w:rFonts w:hint="eastAsia"/>
         </w:rPr>
-        <w:t>炮弹</w:t>
-      </w:r>
-      <w:proofErr w:type="gramStart"/>
-      <w:r>
-        <w:rPr>
-          <w:rFonts w:hint="eastAsia"/>
-        </w:rPr>
-        <w:t>基类实现</w:t>
-      </w:r>
-      <w:proofErr w:type="gramEnd"/>
-      <w:r>
-        <w:rPr>
-          <w:rFonts w:hint="eastAsia"/>
-        </w:rPr>
-        <w:t>。实现简单的</w:t>
-      </w:r>
-      <w:proofErr w:type="gramStart"/>
-      <w:r>
-        <w:rPr>
-          <w:rFonts w:hint="eastAsia"/>
-        </w:rPr>
-        <w:t>炮弹基类</w:t>
-      </w:r>
-      <w:proofErr w:type="spellStart"/>
-      <w:proofErr w:type="gramEnd"/>
+        <w:t>炮弹基类实现。实现简单的炮弹基类</w:t>
+      </w:r>
+      <w:proofErr w:type="spellStart"/>
       <w:r>
         <w:t>BulletBase</w:t>
       </w:r>
@@ -4577,21 +4312,7 @@
         <w:rPr>
           <w:rFonts w:hint="eastAsia"/>
         </w:rPr>
-        <w:t>实现为</w:t>
-      </w:r>
-      <w:proofErr w:type="gramStart"/>
-      <w:r>
-        <w:rPr>
-          <w:rFonts w:hint="eastAsia"/>
-        </w:rPr>
-        <w:t>单例类</w:t>
-      </w:r>
-      <w:proofErr w:type="gramEnd"/>
-      <w:r>
-        <w:rPr>
-          <w:rFonts w:hint="eastAsia"/>
-        </w:rPr>
-        <w:t>，用字典存储不同预制体及其队列，公共方法</w:t>
+        <w:t>实现为单例类，用字典存储不同预制体及其队列，公共方法</w:t>
       </w:r>
       <w:r>
         <w:t>Spawn</w:t>
@@ -4724,21 +4445,7 @@
         <w:rPr>
           <w:rFonts w:hint="eastAsia"/>
         </w:rPr>
-        <w:t>公共字段，用于设置最大反弹次数，并加入碰撞检测，以记录碰撞次数，同时为适配对</w:t>
-      </w:r>
-      <w:proofErr w:type="gramStart"/>
-      <w:r>
-        <w:rPr>
-          <w:rFonts w:hint="eastAsia"/>
-        </w:rPr>
-        <w:t>象</w:t>
-      </w:r>
-      <w:proofErr w:type="gramEnd"/>
-      <w:r>
-        <w:rPr>
-          <w:rFonts w:hint="eastAsia"/>
-        </w:rPr>
-        <w:t>池，使用</w:t>
+        <w:t>公共字段，用于设置最大反弹次数，并加入碰撞检测，以记录碰撞次数，同时为适配对象池，使用</w:t>
       </w:r>
       <w:proofErr w:type="spellStart"/>
       <w:r>
@@ -5110,23 +4817,7 @@
         <w:ind w:firstLine="420"/>
       </w:pPr>
       <w:r>
-        <w:t>AI逻辑问题，敌人</w:t>
-      </w:r>
-      <w:proofErr w:type="gramStart"/>
-      <w:r>
-        <w:t>适</w:t>
-      </w:r>
-      <w:proofErr w:type="gramEnd"/>
-      <w:r>
-        <w:t>配对</w:t>
-      </w:r>
-      <w:proofErr w:type="gramStart"/>
-      <w:r>
-        <w:t>象</w:t>
-      </w:r>
-      <w:proofErr w:type="gramEnd"/>
-      <w:r>
-        <w:t>池</w:t>
+        <w:t>AI逻辑问题，敌人适配对象池</w:t>
       </w:r>
       <w:r>
         <w:rPr>
@@ -5341,17 +5032,9 @@
         <w:rPr>
           <w:rFonts w:hint="eastAsia"/>
         </w:rPr>
-        <w:t>类，抽离出玩家和敌人共有的特征和功能，实现通用坦克</w:t>
-      </w:r>
-      <w:proofErr w:type="gramStart"/>
-      <w:r>
-        <w:rPr>
-          <w:rFonts w:hint="eastAsia"/>
-        </w:rPr>
-        <w:t>抽象基类</w:t>
-      </w:r>
-      <w:proofErr w:type="spellStart"/>
-      <w:proofErr w:type="gramEnd"/>
+        <w:t>类，抽离出玩家和敌人共有的特征和功能，实现通用坦克抽象基类</w:t>
+      </w:r>
+      <w:proofErr w:type="spellStart"/>
       <w:r>
         <w:t>TankBase</w:t>
       </w:r>
@@ -5558,21 +5241,7 @@
           <w:rFonts w:hint="eastAsia"/>
         </w:rPr>
         <w:lastRenderedPageBreak/>
-        <w:t>到开火范围则向玩家开火，即使玩家脱离视野范围，</w:t>
-      </w:r>
-      <w:proofErr w:type="gramStart"/>
-      <w:r>
-        <w:rPr>
-          <w:rFonts w:hint="eastAsia"/>
-        </w:rPr>
-        <w:t>敌人任然会</w:t>
-      </w:r>
-      <w:proofErr w:type="gramEnd"/>
-      <w:r>
-        <w:rPr>
-          <w:rFonts w:hint="eastAsia"/>
-        </w:rPr>
-        <w:t>向最后发现玩家的位置前进并不断开火，只有当到达最后发现玩家的位置并且在视野内未发现玩家才会回到游走状态。只要敌人血量清零，立即切换至死亡状态，调用重写后的</w:t>
+        <w:t>到开火范围则向玩家开火，即使玩家脱离视野范围，敌人任然会向最后发现玩家的位置前进并不断开火，只有当到达最后发现玩家的位置并且在视野内未发现玩家才会回到游走状态。只要敌人血量清零，立即切换至死亡状态，调用重写后的</w:t>
       </w:r>
       <w:r>
         <w:t>Die</w:t>
@@ -5597,21 +5266,7 @@
         <w:rPr>
           <w:rFonts w:hint="eastAsia"/>
         </w:rPr>
-        <w:t>使敌人AI视野</w:t>
-      </w:r>
-      <w:proofErr w:type="gramStart"/>
-      <w:r>
-        <w:rPr>
-          <w:rFonts w:hint="eastAsia"/>
-        </w:rPr>
-        <w:t>能被墙阻挡</w:t>
-      </w:r>
-      <w:proofErr w:type="gramEnd"/>
-      <w:r>
-        <w:rPr>
-          <w:rFonts w:hint="eastAsia"/>
-        </w:rPr>
-        <w:t>。在</w:t>
+        <w:t>使敌人AI视野能被墙阻挡。在</w:t>
       </w:r>
       <w:proofErr w:type="spellStart"/>
       <w:r>
@@ -5901,21 +5556,10 @@
         <w:rPr>
           <w:rFonts w:hint="eastAsia"/>
         </w:rPr>
-        <w:t>及其派生</w:t>
-      </w:r>
-      <w:proofErr w:type="gramStart"/>
-      <w:r>
-        <w:rPr>
-          <w:rFonts w:hint="eastAsia"/>
-        </w:rPr>
-        <w:t>类</w:t>
-      </w:r>
-      <w:r>
-        <w:t>不再</w:t>
-      </w:r>
-      <w:proofErr w:type="gramEnd"/>
-      <w:r>
-        <w:t>负责具体的开火逻辑，而是对炮台进行管理，并在开火时调用提供的接口。</w:t>
+        <w:t>及其派生类</w:t>
+      </w:r>
+      <w:r>
+        <w:t>不再负责具体的开火逻辑，而是对炮台进行管理，并在开火时调用提供的接口。</w:t>
       </w:r>
     </w:p>
     <w:p>
@@ -5931,17 +5575,9 @@
         <w:rPr>
           <w:rFonts w:hint="eastAsia"/>
         </w:rPr>
-        <w:t>实现武器</w:t>
-      </w:r>
-      <w:proofErr w:type="gramStart"/>
-      <w:r>
-        <w:rPr>
-          <w:rFonts w:hint="eastAsia"/>
-        </w:rPr>
-        <w:t>控制器基类</w:t>
-      </w:r>
-      <w:proofErr w:type="spellStart"/>
-      <w:proofErr w:type="gramEnd"/>
+        <w:t>实现武器控制器基类</w:t>
+      </w:r>
+      <w:proofErr w:type="spellStart"/>
       <w:r>
         <w:t>WeaponControllerBase</w:t>
       </w:r>
@@ -6330,21 +5966,7 @@
         <w:rPr>
           <w:rFonts w:hint="eastAsia"/>
         </w:rPr>
-        <w:t>和</w:t>
-      </w:r>
-      <w:proofErr w:type="gramStart"/>
-      <w:r>
-        <w:rPr>
-          <w:rFonts w:hint="eastAsia"/>
-        </w:rPr>
-        <w:t>协程</w:t>
-      </w:r>
-      <w:proofErr w:type="gramEnd"/>
-      <w:r>
-        <w:rPr>
-          <w:rFonts w:hint="eastAsia"/>
-        </w:rPr>
-        <w:t>实现激光子弹，逻辑为在坦克开火点和终点即与墙壁接触点间用</w:t>
+        <w:t>和协程实现激光子弹，逻辑为在坦克开火点和终点即与墙壁接触点间用</w:t>
       </w:r>
       <w:proofErr w:type="spellStart"/>
       <w:r>
@@ -6417,16 +6039,8 @@
         <w:rPr>
           <w:rFonts w:hint="eastAsia"/>
         </w:rPr>
-        <w:t>。向外提供各个buff的激活接口，具体逻辑则</w:t>
-      </w:r>
-      <w:proofErr w:type="gramStart"/>
-      <w:r>
-        <w:rPr>
-          <w:rFonts w:hint="eastAsia"/>
-        </w:rPr>
-        <w:t>由协程实现</w:t>
-      </w:r>
-      <w:proofErr w:type="gramEnd"/>
+        <w:t>。向外提供各个buff的激活接口，具体逻辑则由协程实现</w:t>
+      </w:r>
       <w:r>
         <w:rPr>
           <w:rFonts w:hint="eastAsia"/>
@@ -6507,21 +6121,7 @@
         <w:rPr>
           <w:rFonts w:hint="eastAsia"/>
         </w:rPr>
-        <w:t>方法，增加</w:t>
-      </w:r>
-      <w:proofErr w:type="gramStart"/>
-      <w:r>
-        <w:rPr>
-          <w:rFonts w:hint="eastAsia"/>
-        </w:rPr>
-        <w:t>护盾免伤</w:t>
-      </w:r>
-      <w:proofErr w:type="gramEnd"/>
-      <w:r>
-        <w:rPr>
-          <w:rFonts w:hint="eastAsia"/>
-        </w:rPr>
-        <w:t>机制，提供移速修改接口。</w:t>
+        <w:t>方法，增加护盾免伤机制，提供移速修改接口。</w:t>
       </w:r>
     </w:p>
     <w:p>
@@ -6590,21 +6190,7 @@
         <w:rPr>
           <w:rFonts w:hint="eastAsia"/>
         </w:rPr>
-        <w:t>挂载该脚本，脚本会根据配置的掉落</w:t>
-      </w:r>
-      <w:proofErr w:type="gramStart"/>
-      <w:r>
-        <w:rPr>
-          <w:rFonts w:hint="eastAsia"/>
-        </w:rPr>
-        <w:t>物类型</w:t>
-      </w:r>
-      <w:proofErr w:type="gramEnd"/>
-      <w:r>
-        <w:rPr>
-          <w:rFonts w:hint="eastAsia"/>
-        </w:rPr>
-        <w:t>调用相应的武器切换或buff激活接口，并在拾取后销毁球体。</w:t>
+        <w:t>挂载该脚本，脚本会根据配置的掉落物类型调用相应的武器切换或buff激活接口，并在拾取后销毁球体。</w:t>
       </w:r>
     </w:p>
     <w:p>
@@ -6810,43 +6396,7 @@
         <w:rPr>
           <w:rFonts w:hint="eastAsia"/>
         </w:rPr>
-        <w:t>，实现</w:t>
-      </w:r>
-      <w:r>
-        <w:rPr>
-          <w:rFonts w:hint="eastAsia"/>
-        </w:rPr>
-        <w:t>发射过程中</w:t>
-      </w:r>
-      <w:r>
-        <w:rPr>
-          <w:rFonts w:hint="eastAsia"/>
-        </w:rPr>
-        <w:t>的</w:t>
-      </w:r>
-      <w:r>
-        <w:rPr>
-          <w:rFonts w:hint="eastAsia"/>
-        </w:rPr>
-        <w:t>渐变效果</w:t>
-      </w:r>
-      <w:r>
-        <w:rPr>
-          <w:rFonts w:hint="eastAsia"/>
-        </w:rPr>
-        <w:t>，同时将</w:t>
-      </w:r>
-      <w:r>
-        <w:rPr>
-          <w:rFonts w:hint="eastAsia"/>
-        </w:rPr>
-        <w:t>Collider</w:t>
-      </w:r>
-      <w:r>
-        <w:rPr>
-          <w:rFonts w:hint="eastAsia"/>
-        </w:rPr>
-        <w:t>设置为Trigger实现对</w:t>
+        <w:t>，实现发射过程中的渐变效果，同时将Collider设置为Trigger实现对</w:t>
       </w:r>
       <w:r>
         <w:rPr>
@@ -6985,19 +6535,7 @@
         <w:rPr>
           <w:rFonts w:hint="eastAsia"/>
         </w:rPr>
-        <w:t>使用已有素材和已实现脚本，制作三种</w:t>
-      </w:r>
-      <w:r>
-        <w:rPr>
-          <w:rFonts w:hint="eastAsia"/>
-        </w:rPr>
-        <w:t>武器</w:t>
-      </w:r>
-      <w:r>
-        <w:rPr>
-          <w:rFonts w:hint="eastAsia"/>
-        </w:rPr>
-        <w:t>球预制体。</w:t>
+        <w:t>使用已有素材和已实现脚本，制作三种武器球预制体。</w:t>
       </w:r>
     </w:p>
     <w:p>
@@ -7013,27 +6551,7 @@
         <w:rPr>
           <w:rFonts w:hint="eastAsia"/>
         </w:rPr>
-        <w:t>制作四种敌人预制体，</w:t>
-      </w:r>
-      <w:proofErr w:type="gramStart"/>
-      <w:r>
-        <w:rPr>
-          <w:rFonts w:hint="eastAsia"/>
-        </w:rPr>
-        <w:t>模型任然为</w:t>
-      </w:r>
-      <w:proofErr w:type="gramEnd"/>
-      <w:r>
-        <w:rPr>
-          <w:rFonts w:hint="eastAsia"/>
-        </w:rPr>
-        <w:t>普通敌人模型，</w:t>
-      </w:r>
-      <w:r>
-        <w:rPr>
-          <w:rFonts w:hint="eastAsia"/>
-        </w:rPr>
-        <w:t>之后需替换。</w:t>
+        <w:t>制作四种敌人预制体，模型任然为普通敌人模型，之后需替换。</w:t>
       </w:r>
     </w:p>
     <w:p>
@@ -7105,21 +6623,7 @@
         <w:rPr>
           <w:rFonts w:hint="eastAsia"/>
         </w:rPr>
-        <w:t>修复激光</w:t>
-      </w:r>
-      <w:proofErr w:type="gramStart"/>
-      <w:r>
-        <w:rPr>
-          <w:rFonts w:hint="eastAsia"/>
-        </w:rPr>
-        <w:t>炮友伤</w:t>
-      </w:r>
-      <w:proofErr w:type="gramEnd"/>
-      <w:r>
-        <w:rPr>
-          <w:rFonts w:hint="eastAsia"/>
-        </w:rPr>
-        <w:t>问题。造成伤害时，原逻辑仅检查是否为自身，修改为检查是否为与自身相同Layer。</w:t>
+        <w:t>修复激光炮友伤问题。造成伤害时，原逻辑仅检查是否为自身，修改为检查是否为与自身相同Layer。</w:t>
       </w:r>
     </w:p>
     <w:p>
@@ -7202,19 +6706,11 @@
         <w:t>BuffSystem</w:t>
       </w:r>
       <w:proofErr w:type="spellEnd"/>
-      <w:proofErr w:type="gramStart"/>
-      <w:r>
-        <w:rPr>
-          <w:rFonts w:hint="eastAsia"/>
-        </w:rPr>
-        <w:t>类未在</w:t>
-      </w:r>
-      <w:proofErr w:type="gramEnd"/>
-      <w:r>
-        <w:rPr>
-          <w:rFonts w:hint="eastAsia"/>
-        </w:rPr>
-        <w:t>初始化时获取坦克挂载武器的</w:t>
+      <w:r>
+        <w:rPr>
+          <w:rFonts w:hint="eastAsia"/>
+        </w:rPr>
+        <w:t>类未在初始化时获取坦克挂载武器的</w:t>
       </w:r>
       <w:r>
         <w:rPr>
@@ -7232,9 +6728,6 @@
           <w:numId w:val="21"/>
         </w:numPr>
         <w:ind w:firstLineChars="0"/>
-        <w:rPr>
-          <w:rFonts w:hint="eastAsia"/>
-        </w:rPr>
       </w:pPr>
       <w:r>
         <w:rPr>
@@ -7246,14 +6739,7 @@
         <w:rPr>
           <w:rFonts w:hint="eastAsia"/>
         </w:rPr>
-        <w:t>这</w:t>
-      </w:r>
-      <w:proofErr w:type="gramStart"/>
-      <w:r>
-        <w:rPr>
-          <w:rFonts w:hint="eastAsia"/>
-        </w:rPr>
-        <w:t>是</w:t>
+        <w:t>这是</w:t>
       </w:r>
       <w:r>
         <w:rPr>
@@ -7261,7 +6747,6 @@
         </w:rPr>
         <w:t>协程冲突</w:t>
       </w:r>
-      <w:proofErr w:type="gramEnd"/>
       <w:r>
         <w:rPr>
           <w:rFonts w:hint="eastAsia"/>
@@ -7273,39 +6758,11 @@
         <w:t>BuffSystem</w:t>
       </w:r>
       <w:proofErr w:type="spellEnd"/>
-      <w:proofErr w:type="gramStart"/>
-      <w:r>
-        <w:rPr>
-          <w:rFonts w:hint="eastAsia"/>
-        </w:rPr>
-        <w:t>类</w:t>
-      </w:r>
-      <w:r>
-        <w:rPr>
-          <w:rFonts w:hint="eastAsia"/>
-        </w:rPr>
-        <w:t>使同</w:t>
-      </w:r>
-      <w:proofErr w:type="gramEnd"/>
-      <w:r>
-        <w:rPr>
-          <w:rFonts w:hint="eastAsia"/>
-        </w:rPr>
-        <w:t>一个buff同时只有</w:t>
-      </w:r>
-      <w:proofErr w:type="gramStart"/>
-      <w:r>
-        <w:rPr>
-          <w:rFonts w:hint="eastAsia"/>
-        </w:rPr>
-        <w:t>一个协程运行</w:t>
-      </w:r>
-      <w:proofErr w:type="gramEnd"/>
-      <w:r>
-        <w:rPr>
-          <w:rFonts w:hint="eastAsia"/>
-        </w:rPr>
-        <w:t>解决。</w:t>
+      <w:r>
+        <w:rPr>
+          <w:rFonts w:hint="eastAsia"/>
+        </w:rPr>
+        <w:t>类使同一个buff同时只有一个协程运行解决。</w:t>
       </w:r>
     </w:p>
     <w:p/>
@@ -7347,7 +6804,13 @@
         <w:t>日期：2</w:t>
       </w:r>
       <w:r>
-        <w:t xml:space="preserve">026.4. </w:t>
+        <w:t>026.4.</w:t>
+      </w:r>
+      <w:r>
+        <w:t>22</w:t>
+      </w:r>
+      <w:r>
+        <w:t xml:space="preserve"> </w:t>
       </w:r>
       <w:r>
         <w:rPr>
@@ -7355,19 +6818,76 @@
         </w:rPr>
         <w:t>星期</w:t>
       </w:r>
-    </w:p>
-    <w:p>
-      <w:r>
-        <w:rPr>
-          <w:rFonts w:hint="eastAsia"/>
-        </w:rPr>
-        <w:t>核心任务：1</w:t>
+      <w:r>
+        <w:rPr>
+          <w:rFonts w:hint="eastAsia"/>
+        </w:rPr>
+        <w:t>三</w:t>
+      </w:r>
+    </w:p>
+    <w:p>
+      <w:r>
+        <w:rPr>
+          <w:rFonts w:hint="eastAsia"/>
+        </w:rPr>
+        <w:t>核心任务：</w:t>
+      </w:r>
+    </w:p>
+    <w:p>
+      <w:pPr>
+        <w:ind w:firstLine="420"/>
+      </w:pPr>
+      <w:r>
+        <w:rPr>
+          <w:rFonts w:hint="eastAsia"/>
+        </w:rPr>
+        <w:t>1</w:t>
       </w:r>
       <w:r>
         <w:t>.</w:t>
       </w:r>
       <w:r>
-        <w:tab/>
+        <w:t xml:space="preserve"> </w:t>
+      </w:r>
+      <w:r>
+        <w:rPr>
+          <w:rFonts w:hint="eastAsia"/>
+        </w:rPr>
+        <w:t>地形开发</w:t>
+      </w:r>
+    </w:p>
+    <w:p>
+      <w:pPr>
+        <w:ind w:firstLine="420"/>
+      </w:pPr>
+      <w:r>
+        <w:t xml:space="preserve">2. </w:t>
+      </w:r>
+      <w:r>
+        <w:rPr>
+          <w:rFonts w:hint="eastAsia"/>
+        </w:rPr>
+        <w:t>游戏流程、关卡、存档管理实现</w:t>
+      </w:r>
+    </w:p>
+    <w:p>
+      <w:pPr>
+        <w:ind w:firstLine="420"/>
+      </w:pPr>
+      <w:r>
+        <w:rPr>
+          <w:rFonts w:hint="eastAsia"/>
+        </w:rPr>
+        <w:t>3</w:t>
+      </w:r>
+      <w:r>
+        <w:t xml:space="preserve">. </w:t>
+      </w:r>
+      <w:r>
+        <w:rPr>
+          <w:rFonts w:hint="eastAsia"/>
+        </w:rPr>
+        <w:t>UI制作</w:t>
       </w:r>
     </w:p>
     <w:p>
@@ -7387,6 +6907,252 @@
         </w:numPr>
         <w:ind w:firstLineChars="0"/>
       </w:pPr>
+      <w:r>
+        <w:rPr>
+          <w:rFonts w:hint="eastAsia"/>
+        </w:rPr>
+        <w:t>实现更好的摄像机跟随。现在摄像机类似监控，位置大致固定，玩家左右移动则摆头，玩家上下移动则上升下降。摄像机并不直接看向玩家，而是看向玩家与地图中心的连线中点，且随着玩家远离地图中心，镜头的FOV还会变大。另有是否跟随开关。</w:t>
+      </w:r>
+    </w:p>
+    <w:p>
+      <w:pPr>
+        <w:pStyle w:val="a7"/>
+        <w:numPr>
+          <w:ilvl w:val="0"/>
+          <w:numId w:val="14"/>
+        </w:numPr>
+        <w:ind w:firstLineChars="0"/>
+      </w:pPr>
+      <w:r>
+        <w:rPr>
+          <w:rFonts w:hint="eastAsia"/>
+        </w:rPr>
+        <w:t>使用新素材制作地面。</w:t>
+      </w:r>
+    </w:p>
+    <w:p>
+      <w:pPr>
+        <w:pStyle w:val="a7"/>
+        <w:numPr>
+          <w:ilvl w:val="0"/>
+          <w:numId w:val="14"/>
+        </w:numPr>
+        <w:ind w:firstLineChars="0"/>
+      </w:pPr>
+      <w:r>
+        <w:rPr>
+          <w:rFonts w:hint="eastAsia"/>
+        </w:rPr>
+        <w:t>利用</w:t>
+      </w:r>
+      <w:proofErr w:type="spellStart"/>
+      <w:r>
+        <w:rPr>
+          <w:rFonts w:hint="eastAsia"/>
+        </w:rPr>
+        <w:t>DOTween</w:t>
+      </w:r>
+      <w:proofErr w:type="spellEnd"/>
+      <w:r>
+        <w:rPr>
+          <w:rFonts w:hint="eastAsia"/>
+        </w:rPr>
+        <w:t>插件简单实现坦克后坐力动画，逻辑为使</w:t>
+      </w:r>
+      <w:proofErr w:type="spellStart"/>
+      <w:r>
+        <w:t>localPosition</w:t>
+      </w:r>
+      <w:proofErr w:type="spellEnd"/>
+      <w:r>
+        <w:rPr>
+          <w:rFonts w:hint="eastAsia"/>
+        </w:rPr>
+        <w:t>后移然后归位。</w:t>
+      </w:r>
+    </w:p>
+    <w:p>
+      <w:pPr>
+        <w:pStyle w:val="a7"/>
+        <w:numPr>
+          <w:ilvl w:val="0"/>
+          <w:numId w:val="14"/>
+        </w:numPr>
+        <w:ind w:firstLineChars="0"/>
+      </w:pPr>
+      <w:r>
+        <w:rPr>
+          <w:rFonts w:hint="eastAsia"/>
+        </w:rPr>
+        <w:t>实现爆炸特效。坦克死亡后会在原地生成爆炸特效。</w:t>
+      </w:r>
+    </w:p>
+    <w:p>
+      <w:pPr>
+        <w:pStyle w:val="a7"/>
+        <w:numPr>
+          <w:ilvl w:val="0"/>
+          <w:numId w:val="14"/>
+        </w:numPr>
+        <w:ind w:firstLineChars="0"/>
+      </w:pPr>
+      <w:r>
+        <w:rPr>
+          <w:rFonts w:hint="eastAsia"/>
+        </w:rPr>
+        <w:t>制作黄色敌人，它跑得更快。</w:t>
+      </w:r>
+    </w:p>
+    <w:p>
+      <w:pPr>
+        <w:pStyle w:val="a7"/>
+        <w:numPr>
+          <w:ilvl w:val="0"/>
+          <w:numId w:val="14"/>
+        </w:numPr>
+        <w:ind w:firstLineChars="0"/>
+      </w:pPr>
+      <w:r>
+        <w:rPr>
+          <w:rFonts w:hint="eastAsia"/>
+        </w:rPr>
+        <w:t>制作伸缩墙及其功能，并为其适配所有子弹，即所有子弹都会触发它。</w:t>
+      </w:r>
+    </w:p>
+    <w:p>
+      <w:pPr>
+        <w:pStyle w:val="a7"/>
+        <w:numPr>
+          <w:ilvl w:val="0"/>
+          <w:numId w:val="14"/>
+        </w:numPr>
+        <w:ind w:firstLineChars="0"/>
+      </w:pPr>
+      <w:r>
+        <w:rPr>
+          <w:rFonts w:hint="eastAsia"/>
+        </w:rPr>
+        <w:t>重新规划场景，划分为主菜单和几个关卡。</w:t>
+      </w:r>
+    </w:p>
+    <w:p>
+      <w:pPr>
+        <w:pStyle w:val="a7"/>
+        <w:numPr>
+          <w:ilvl w:val="0"/>
+          <w:numId w:val="14"/>
+        </w:numPr>
+        <w:ind w:firstLineChars="0"/>
+      </w:pPr>
+      <w:r>
+        <w:rPr>
+          <w:rFonts w:hint="eastAsia"/>
+        </w:rPr>
+        <w:t>基本实现游戏流程管理。实现三个管理器，</w:t>
+      </w:r>
+      <w:proofErr w:type="spellStart"/>
+      <w:r>
+        <w:t>DataManager</w:t>
+      </w:r>
+      <w:proofErr w:type="spellEnd"/>
+      <w:r>
+        <w:rPr>
+          <w:rFonts w:hint="eastAsia"/>
+        </w:rPr>
+        <w:t>负责存档与数据，</w:t>
+      </w:r>
+      <w:proofErr w:type="spellStart"/>
+      <w:r>
+        <w:t>LevelManager</w:t>
+      </w:r>
+      <w:proofErr w:type="spellEnd"/>
+      <w:r>
+        <w:rPr>
+          <w:rFonts w:hint="eastAsia"/>
+        </w:rPr>
+        <w:t>负责关卡数据与切换，</w:t>
+      </w:r>
+      <w:proofErr w:type="spellStart"/>
+      <w:r>
+        <w:t>GameStateManager</w:t>
+      </w:r>
+      <w:proofErr w:type="spellEnd"/>
+      <w:r>
+        <w:rPr>
+          <w:rFonts w:hint="eastAsia"/>
+        </w:rPr>
+        <w:t>负责游戏状态管理。</w:t>
+      </w:r>
+    </w:p>
+    <w:p>
+      <w:pPr>
+        <w:pStyle w:val="a7"/>
+        <w:numPr>
+          <w:ilvl w:val="0"/>
+          <w:numId w:val="14"/>
+        </w:numPr>
+        <w:ind w:firstLineChars="0"/>
+      </w:pPr>
+      <w:r>
+        <w:rPr>
+          <w:rFonts w:hint="eastAsia"/>
+        </w:rPr>
+        <w:t>实现存档持续化。</w:t>
+      </w:r>
+      <w:proofErr w:type="spellStart"/>
+      <w:r>
+        <w:t>DataManager</w:t>
+      </w:r>
+      <w:proofErr w:type="spellEnd"/>
+      <w:r>
+        <w:rPr>
+          <w:rFonts w:hint="eastAsia"/>
+        </w:rPr>
+        <w:t>能够储存存档。</w:t>
+      </w:r>
+    </w:p>
+    <w:p>
+      <w:pPr>
+        <w:pStyle w:val="a7"/>
+        <w:numPr>
+          <w:ilvl w:val="0"/>
+          <w:numId w:val="14"/>
+        </w:numPr>
+        <w:ind w:firstLineChars="0"/>
+      </w:pPr>
+      <w:r>
+        <w:rPr>
+          <w:rFonts w:hint="eastAsia"/>
+        </w:rPr>
+        <w:t>完善对象池逻辑，使其在切换场景时清理对象池</w:t>
+      </w:r>
+    </w:p>
+    <w:p>
+      <w:pPr>
+        <w:pStyle w:val="a7"/>
+        <w:numPr>
+          <w:ilvl w:val="0"/>
+          <w:numId w:val="14"/>
+        </w:numPr>
+        <w:ind w:firstLineChars="0"/>
+      </w:pPr>
+      <w:r>
+        <w:rPr>
+          <w:rFonts w:hint="eastAsia"/>
+        </w:rPr>
+        <w:t>同步摄像机脚本中镜头跟随开关与</w:t>
+      </w:r>
+      <w:proofErr w:type="spellStart"/>
+      <w:r>
+        <w:t>DataManager</w:t>
+      </w:r>
+      <w:proofErr w:type="spellEnd"/>
+      <w:r>
+        <w:rPr>
+          <w:rFonts w:hint="eastAsia"/>
+        </w:rPr>
+        <w:t>中的状态。</w:t>
+      </w:r>
     </w:p>
     <w:p>
       <w:r>
@@ -7394,6 +7160,73 @@
           <w:rFonts w:hint="eastAsia"/>
         </w:rPr>
         <w:t>问题与解决：</w:t>
+      </w:r>
+    </w:p>
+    <w:p>
+      <w:pPr>
+        <w:rPr>
+          <w:rFonts w:hint="eastAsia"/>
+        </w:rPr>
+      </w:pPr>
+      <w:r>
+        <w:tab/>
+      </w:r>
+      <w:r>
+        <w:rPr>
+          <w:rFonts w:hint="eastAsia"/>
+        </w:rPr>
+        <w:t>场景切换问题</w:t>
+      </w:r>
+      <w:r>
+        <w:rPr>
+          <w:rFonts w:hint="eastAsia"/>
+        </w:rPr>
+        <w:t>。原本</w:t>
+      </w:r>
+      <w:proofErr w:type="spellStart"/>
+      <w:r>
+        <w:t>GameStateManager</w:t>
+      </w:r>
+      <w:proofErr w:type="spellEnd"/>
+      <w:r>
+        <w:rPr>
+          <w:rFonts w:hint="eastAsia"/>
+        </w:rPr>
+        <w:t>中初始化关卡的方法调用在Start中，但挂载物体跨场景不会删除，只调用一次。更改后</w:t>
+      </w:r>
+      <w:proofErr w:type="spellStart"/>
+      <w:r>
+        <w:t>GameStateManager</w:t>
+      </w:r>
+      <w:proofErr w:type="spellEnd"/>
+      <w:r>
+        <w:rPr>
+          <w:rFonts w:hint="eastAsia"/>
+        </w:rPr>
+        <w:t>在</w:t>
+      </w:r>
+      <w:r>
+        <w:t xml:space="preserve"> </w:t>
+      </w:r>
+      <w:proofErr w:type="spellStart"/>
+      <w:r>
+        <w:rPr>
+          <w:rFonts w:hint="eastAsia"/>
+        </w:rPr>
+        <w:t>OnEnable</w:t>
+      </w:r>
+      <w:proofErr w:type="spellEnd"/>
+      <w:r>
+        <w:rPr>
+          <w:rFonts w:hint="eastAsia"/>
+        </w:rPr>
+        <w:t>注册</w:t>
+      </w:r>
+      <w:r>
+        <w:rPr>
+          <w:rFonts w:hint="eastAsia"/>
+        </w:rPr>
+        <w:t>事件监听场景加载，实现每个关卡加载时初始化。</w:t>
       </w:r>
     </w:p>
     <w:p/>
@@ -7435,13 +7268,25 @@
         <w:t>日期：2</w:t>
       </w:r>
       <w:r>
-        <w:t xml:space="preserve">026.4. </w:t>
+        <w:t>026.4.</w:t>
+      </w:r>
+      <w:r>
+        <w:t>23</w:t>
+      </w:r>
+      <w:r>
+        <w:t xml:space="preserve"> </w:t>
       </w:r>
       <w:r>
         <w:rPr>
           <w:rFonts w:hint="eastAsia"/>
         </w:rPr>
         <w:t>星期</w:t>
+      </w:r>
+      <w:r>
+        <w:rPr>
+          <w:rFonts w:hint="eastAsia"/>
+        </w:rPr>
+        <w:t>四</w:t>
       </w:r>
     </w:p>
     <w:p>
@@ -7484,7 +7329,22 @@
         <w:t>问题与解决：</w:t>
       </w:r>
     </w:p>
-    <w:p/>
+    <w:p>
+      <w:pPr>
+        <w:rPr>
+          <w:rFonts w:hint="eastAsia"/>
+        </w:rPr>
+      </w:pPr>
+      <w:r>
+        <w:tab/>
+      </w:r>
+      <w:r>
+        <w:rPr>
+          <w:rFonts w:hint="eastAsia"/>
+        </w:rPr>
+        <w:t>敌人重复死亡</w:t>
+      </w:r>
+    </w:p>
     <w:sectPr>
       <w:pgSz w:w="11906" w:h="16838"/>
       <w:pgMar w:top="1440" w:right="1800" w:bottom="1440" w:left="1800" w:header="851" w:footer="992" w:gutter="0"/>

--- a/开发日记.docx
+++ b/开发日记.docx
@@ -177,13 +177,8 @@
         <w:t>并添加</w:t>
       </w:r>
       <w:r>
-        <w:t>.</w:t>
-      </w:r>
-      <w:proofErr w:type="spellStart"/>
-      <w:r>
-        <w:t>gitignore</w:t>
-      </w:r>
-      <w:proofErr w:type="spellEnd"/>
+        <w:t>.gitignore</w:t>
+      </w:r>
       <w:r>
         <w:rPr>
           <w:rFonts w:hint="eastAsia"/>
@@ -191,13 +186,8 @@
         <w:t>和</w:t>
       </w:r>
       <w:r>
-        <w:t>.</w:t>
-      </w:r>
-      <w:proofErr w:type="spellStart"/>
-      <w:r>
-        <w:t>gitattributes</w:t>
-      </w:r>
-      <w:proofErr w:type="spellEnd"/>
+        <w:t>.gitattributes</w:t>
+      </w:r>
       <w:r>
         <w:rPr>
           <w:rFonts w:hint="eastAsia"/>
@@ -245,11 +235,9 @@
         </w:rPr>
         <w:t>开发核心管理类框架。实现</w:t>
       </w:r>
-      <w:proofErr w:type="spellStart"/>
       <w:r>
         <w:t>GameManage</w:t>
       </w:r>
-      <w:proofErr w:type="spellEnd"/>
       <w:r>
         <w:rPr>
           <w:rFonts w:hint="eastAsia"/>
@@ -298,11 +286,9 @@
         </w:rPr>
         <w:t>。实现</w:t>
       </w:r>
-      <w:proofErr w:type="spellStart"/>
       <w:r>
         <w:t>EventManager</w:t>
       </w:r>
-      <w:proofErr w:type="spellEnd"/>
       <w:r>
         <w:rPr>
           <w:rFonts w:hint="eastAsia"/>
@@ -370,38 +356,18 @@
         </w:rPr>
         <w:t>个场景：</w:t>
       </w:r>
-      <w:proofErr w:type="spellStart"/>
-      <w:r>
-        <w:t>MainMenuScene</w:t>
-      </w:r>
-      <w:proofErr w:type="spellEnd"/>
-      <w:r>
-        <w:t>、</w:t>
-      </w:r>
-      <w:proofErr w:type="spellStart"/>
-      <w:r>
-        <w:t>LevelSelectScene</w:t>
-      </w:r>
-      <w:proofErr w:type="spellEnd"/>
-      <w:r>
-        <w:t>、</w:t>
-      </w:r>
-      <w:proofErr w:type="spellStart"/>
-      <w:r>
-        <w:t>GamePlayScene</w:t>
-      </w:r>
-      <w:proofErr w:type="spellEnd"/>
+      <w:r>
+        <w:t>MainMenuScene、LevelSelectScene、GamePlayScene</w:t>
+      </w:r>
       <w:r>
         <w:rPr>
           <w:rFonts w:hint="eastAsia"/>
         </w:rPr>
         <w:t>，分别用于主菜单、选关界面和游玩，并在</w:t>
       </w:r>
-      <w:proofErr w:type="spellStart"/>
       <w:r>
         <w:t>GameManage</w:t>
       </w:r>
-      <w:proofErr w:type="spellEnd"/>
       <w:r>
         <w:rPr>
           <w:rFonts w:hint="eastAsia"/>
@@ -547,11 +513,9 @@
         </w:rPr>
         <w:t>对象池系统开发。实现了</w:t>
       </w:r>
-      <w:proofErr w:type="spellStart"/>
       <w:r>
         <w:t>ObjectPoolManager</w:t>
       </w:r>
-      <w:proofErr w:type="spellEnd"/>
       <w:r>
         <w:rPr>
           <w:rFonts w:hint="eastAsia"/>
@@ -640,22 +604,18 @@
         </w:rPr>
         <w:t>、</w:t>
       </w:r>
-      <w:proofErr w:type="spellStart"/>
       <w:r>
         <w:t>RedLaserWall</w:t>
       </w:r>
-      <w:proofErr w:type="spellEnd"/>
       <w:r>
         <w:rPr>
           <w:rFonts w:hint="eastAsia"/>
         </w:rPr>
         <w:t>、</w:t>
       </w:r>
-      <w:proofErr w:type="spellStart"/>
       <w:r>
         <w:t>BlueLaserWall</w:t>
       </w:r>
-      <w:proofErr w:type="spellEnd"/>
       <w:r>
         <w:rPr>
           <w:rFonts w:hint="eastAsia"/>
@@ -755,11 +715,9 @@
       <w:r>
         <w:t>)、</w:t>
       </w:r>
-      <w:proofErr w:type="spellStart"/>
       <w:r>
         <w:t>SoundWave</w:t>
       </w:r>
-      <w:proofErr w:type="spellEnd"/>
       <w:r>
         <w:t>(</w:t>
       </w:r>
@@ -775,19 +733,15 @@
       <w:r>
         <w:t>、</w:t>
       </w:r>
-      <w:proofErr w:type="spellStart"/>
       <w:r>
         <w:t>RedLaserWall</w:t>
       </w:r>
-      <w:proofErr w:type="spellEnd"/>
       <w:r>
         <w:t>、</w:t>
       </w:r>
-      <w:proofErr w:type="spellStart"/>
       <w:r>
         <w:t>BlueLaserWall</w:t>
       </w:r>
-      <w:proofErr w:type="spellEnd"/>
       <w:r>
         <w:t>、</w:t>
       </w:r>
@@ -849,13 +803,8 @@
         </w:rPr>
         <w:t>搭建玩家坦克预制体。使用提供的美术资源中的</w:t>
       </w:r>
-      <w:proofErr w:type="spellStart"/>
-      <w:r>
-        <w:t>Player_Tank</w:t>
-      </w:r>
-      <w:proofErr w:type="spellEnd"/>
-      <w:r>
-        <w:t xml:space="preserve"> _GO-07.fbx</w:t>
+      <w:r>
+        <w:t>Player_Tank _GO-07.fbx</w:t>
       </w:r>
       <w:r>
         <w:rPr>
@@ -888,45 +837,37 @@
         </w:rPr>
         <w:t>实现玩家移动控制。实现玩家移动脚本</w:t>
       </w:r>
-      <w:proofErr w:type="spellStart"/>
       <w:r>
         <w:t>TankMovement</w:t>
       </w:r>
-      <w:proofErr w:type="spellEnd"/>
       <w:r>
         <w:rPr>
           <w:rFonts w:hint="eastAsia"/>
         </w:rPr>
         <w:t>，通过调用刚体组件的</w:t>
       </w:r>
-      <w:proofErr w:type="spellStart"/>
       <w:r>
         <w:t>MovePosition</w:t>
       </w:r>
-      <w:proofErr w:type="spellEnd"/>
       <w:r>
         <w:rPr>
           <w:rFonts w:hint="eastAsia"/>
         </w:rPr>
         <w:t>方法进行移动，可通过Inspector面板配置移动速度，并提供</w:t>
       </w:r>
-      <w:proofErr w:type="spellStart"/>
       <w:r>
         <w:t>IsMoving</w:t>
       </w:r>
-      <w:proofErr w:type="spellEnd"/>
       <w:r>
         <w:rPr>
           <w:rFonts w:hint="eastAsia"/>
         </w:rPr>
         <w:t>、</w:t>
       </w:r>
-      <w:proofErr w:type="spellStart"/>
       <w:r>
         <w:lastRenderedPageBreak/>
         <w:t>GetMoveDir</w:t>
       </w:r>
-      <w:proofErr w:type="spellEnd"/>
       <w:r>
         <w:rPr>
           <w:rFonts w:hint="eastAsia"/>
@@ -949,22 +890,18 @@
         </w:rPr>
         <w:t>实现玩家坦克移动时底盘偏移动画。通过脚本</w:t>
       </w:r>
-      <w:proofErr w:type="spellStart"/>
       <w:r>
         <w:t>TankChassisRotate</w:t>
       </w:r>
-      <w:proofErr w:type="spellEnd"/>
       <w:r>
         <w:rPr>
           <w:rFonts w:hint="eastAsia"/>
         </w:rPr>
         <w:t>实现，获取</w:t>
       </w:r>
-      <w:proofErr w:type="spellStart"/>
       <w:r>
         <w:t>TankMovement</w:t>
       </w:r>
-      <w:proofErr w:type="spellEnd"/>
       <w:r>
         <w:rPr>
           <w:rFonts w:hint="eastAsia"/>
@@ -987,11 +924,9 @@
         </w:rPr>
         <w:t>实现镜头对玩家的跟随。通过</w:t>
       </w:r>
-      <w:proofErr w:type="spellStart"/>
       <w:r>
         <w:t>Cinemachine</w:t>
       </w:r>
-      <w:proofErr w:type="spellEnd"/>
       <w:r>
         <w:rPr>
           <w:rFonts w:hint="eastAsia"/>
@@ -1022,33 +957,27 @@
         </w:rPr>
         <w:t>初次实现</w:t>
       </w:r>
-      <w:proofErr w:type="spellStart"/>
       <w:r>
         <w:t>TankMovement</w:t>
       </w:r>
-      <w:proofErr w:type="spellEnd"/>
       <w:r>
         <w:rPr>
           <w:rFonts w:hint="eastAsia"/>
         </w:rPr>
         <w:t>和</w:t>
       </w:r>
-      <w:proofErr w:type="spellStart"/>
       <w:r>
         <w:t>TankChassisRotate</w:t>
       </w:r>
-      <w:proofErr w:type="spellEnd"/>
       <w:r>
         <w:rPr>
           <w:rFonts w:hint="eastAsia"/>
         </w:rPr>
         <w:t>脚本后测试发现左右移动变为转圈，向下移动无法正常进行，检查后发现是移动脚本以底盘坐标为基准进行移动方向判断移动方向，使得移动时底盘旋转导致移动方向不断变化。更改</w:t>
       </w:r>
-      <w:proofErr w:type="spellStart"/>
       <w:r>
         <w:t>TankMovement</w:t>
       </w:r>
-      <w:proofErr w:type="spellEnd"/>
       <w:r>
         <w:rPr>
           <w:rFonts w:hint="eastAsia"/>
@@ -1222,11 +1151,9 @@
         </w:rPr>
         <w:t>测试用地图地面。制作了一份地面tile预制体，并实现了可以在编辑器内使用的平整地面一键生成脚本</w:t>
       </w:r>
-      <w:proofErr w:type="spellStart"/>
       <w:r>
         <w:t>MapGenerator</w:t>
       </w:r>
-      <w:proofErr w:type="spellEnd"/>
       <w:r>
         <w:rPr>
           <w:rFonts w:hint="eastAsia"/>
@@ -1267,11 +1194,9 @@
         </w:rPr>
         <w:t>炮台转向控制。实现</w:t>
       </w:r>
-      <w:proofErr w:type="spellStart"/>
       <w:r>
         <w:t>TurretController</w:t>
       </w:r>
-      <w:proofErr w:type="spellEnd"/>
       <w:r>
         <w:rPr>
           <w:rFonts w:hint="eastAsia"/>
@@ -1296,33 +1221,27 @@
         </w:rPr>
         <w:t>方法中通过</w:t>
       </w:r>
-      <w:proofErr w:type="spellStart"/>
       <w:r>
         <w:t>GetMouseButtonDown</w:t>
       </w:r>
-      <w:proofErr w:type="spellEnd"/>
       <w:r>
         <w:rPr>
           <w:rFonts w:hint="eastAsia"/>
         </w:rPr>
         <w:t>监听鼠标左键点击，发现点击后调用脚本中的方法</w:t>
       </w:r>
-      <w:proofErr w:type="spellStart"/>
       <w:r>
         <w:t>GetMouseClickWorldPos</w:t>
       </w:r>
-      <w:proofErr w:type="spellEnd"/>
       <w:r>
         <w:rPr>
           <w:rFonts w:hint="eastAsia"/>
         </w:rPr>
         <w:t>计算点击位置并存储在</w:t>
       </w:r>
-      <w:proofErr w:type="spellStart"/>
       <w:r>
         <w:t>targetClickPos</w:t>
       </w:r>
-      <w:proofErr w:type="spellEnd"/>
       <w:r>
         <w:rPr>
           <w:rFonts w:hint="eastAsia"/>
@@ -1335,11 +1254,9 @@
         </w:rPr>
         <w:t>再调用脚本中的方法</w:t>
       </w:r>
-      <w:proofErr w:type="spellStart"/>
       <w:r>
         <w:t>RotateTurretToClickPos</w:t>
       </w:r>
-      <w:proofErr w:type="spellEnd"/>
       <w:r>
         <w:rPr>
           <w:rFonts w:hint="eastAsia"/>
@@ -1374,11 +1291,9 @@
         </w:rPr>
         <w:t>模型，将其作为空物体</w:t>
       </w:r>
-      <w:proofErr w:type="spellStart"/>
       <w:r>
         <w:t>Bullet_Normal</w:t>
       </w:r>
-      <w:proofErr w:type="spellEnd"/>
       <w:r>
         <w:rPr>
           <w:rFonts w:hint="eastAsia"/>
@@ -1394,11 +1309,9 @@
         </w:rPr>
         <w:t>，随后为</w:t>
       </w:r>
-      <w:proofErr w:type="spellStart"/>
       <w:r>
         <w:t>Bullet_Normal</w:t>
       </w:r>
-      <w:proofErr w:type="spellEnd"/>
       <w:r>
         <w:rPr>
           <w:rFonts w:hint="eastAsia"/>
@@ -1439,11 +1352,9 @@
         </w:rPr>
         <w:t>实现开火与炮弹飞行。修改</w:t>
       </w:r>
-      <w:proofErr w:type="spellStart"/>
       <w:r>
         <w:t>TurretController</w:t>
       </w:r>
-      <w:proofErr w:type="spellEnd"/>
       <w:r>
         <w:rPr>
           <w:rFonts w:hint="eastAsia"/>
@@ -1471,11 +1382,9 @@
         </w:rPr>
         <w:t>(</w:t>
       </w:r>
-      <w:proofErr w:type="spellStart"/>
       <w:r>
         <w:t>GetMouseClickWorldPos</w:t>
       </w:r>
-      <w:proofErr w:type="spellEnd"/>
       <w:r>
         <w:rPr>
           <w:rFonts w:hint="eastAsia"/>
@@ -1494,11 +1403,9 @@
         </w:rPr>
         <w:t>(</w:t>
       </w:r>
-      <w:proofErr w:type="spellStart"/>
       <w:r>
         <w:t>RotateTurretToClickPos</w:t>
       </w:r>
-      <w:proofErr w:type="spellEnd"/>
       <w:r>
         <w:rPr>
           <w:rFonts w:hint="eastAsia"/>
@@ -1517,11 +1424,9 @@
         </w:rPr>
         <w:t>(</w:t>
       </w:r>
-      <w:proofErr w:type="spellStart"/>
       <w:r>
         <w:t>TryFireAfterRotation</w:t>
       </w:r>
-      <w:proofErr w:type="spellEnd"/>
       <w:r>
         <w:rPr>
           <w:rFonts w:hint="eastAsia"/>
@@ -1540,11 +1445,9 @@
         </w:rPr>
         <w:t>(</w:t>
       </w:r>
-      <w:proofErr w:type="spellStart"/>
       <w:r>
         <w:t>FireShell</w:t>
       </w:r>
-      <w:proofErr w:type="spellEnd"/>
       <w:r>
         <w:rPr>
           <w:rFonts w:hint="eastAsia"/>
@@ -1563,11 +1466,9 @@
         </w:rPr>
         <w:t>(</w:t>
       </w:r>
-      <w:proofErr w:type="spellStart"/>
       <w:r>
         <w:t>ShellMoveAndRecycle</w:t>
       </w:r>
-      <w:proofErr w:type="spellEnd"/>
       <w:r>
         <w:rPr>
           <w:rFonts w:hint="eastAsia"/>
@@ -1586,11 +1487,9 @@
         </w:rPr>
         <w:t>(</w:t>
       </w:r>
-      <w:proofErr w:type="spellStart"/>
       <w:r>
         <w:t>ShellMoveAndRecycle</w:t>
       </w:r>
-      <w:proofErr w:type="spellEnd"/>
       <w:r>
         <w:rPr>
           <w:rFonts w:hint="eastAsia"/>
@@ -1606,11 +1505,9 @@
         </w:rPr>
         <w:t>。同时预留扩展接口</w:t>
       </w:r>
-      <w:proofErr w:type="spellStart"/>
       <w:r>
         <w:t>SwitchShellType</w:t>
       </w:r>
-      <w:proofErr w:type="spellEnd"/>
       <w:r>
         <w:rPr>
           <w:rFonts w:hint="eastAsia"/>
@@ -1761,24 +1658,17 @@
         </w:rPr>
         <w:t>修改</w:t>
       </w:r>
-      <w:proofErr w:type="spellStart"/>
       <w:r>
         <w:t>TurretController</w:t>
       </w:r>
-      <w:proofErr w:type="spellEnd"/>
       <w:r>
         <w:rPr>
           <w:rFonts w:hint="eastAsia"/>
         </w:rPr>
         <w:t>脚本，使其在玩家开火时广播</w:t>
       </w:r>
-      <w:proofErr w:type="spellStart"/>
-      <w:r>
-        <w:t>OnPlayerFire</w:t>
-      </w:r>
-      <w:proofErr w:type="spellEnd"/>
-      <w:r>
-        <w:t>事件</w:t>
+      <w:r>
+        <w:t>OnPlayerFire事件</w:t>
       </w:r>
       <w:r>
         <w:rPr>
@@ -1815,13 +1705,8 @@
         </w:rPr>
         <w:t>设计通用伤害系统。定义</w:t>
       </w:r>
-      <w:proofErr w:type="spellStart"/>
-      <w:r>
-        <w:t>IDamageable</w:t>
-      </w:r>
-      <w:proofErr w:type="spellEnd"/>
-      <w:r>
-        <w:t>接口</w:t>
+      <w:r>
+        <w:t>IDamageable接口</w:t>
       </w:r>
       <w:r>
         <w:rPr>
@@ -1843,13 +1728,8 @@
         </w:rPr>
         <w:t>。</w:t>
       </w:r>
-      <w:proofErr w:type="spellStart"/>
-      <w:r>
-        <w:t>IDamageable</w:t>
-      </w:r>
-      <w:proofErr w:type="spellEnd"/>
-      <w:r>
-        <w:t>接口</w:t>
+      <w:r>
+        <w:t>IDamageable接口</w:t>
       </w:r>
       <w:r>
         <w:rPr>
@@ -1857,44 +1737,36 @@
         </w:rPr>
         <w:t>中有三个只读属性：</w:t>
       </w:r>
-      <w:proofErr w:type="spellStart"/>
       <w:r>
         <w:t>CurrentHealth</w:t>
       </w:r>
-      <w:proofErr w:type="spellEnd"/>
       <w:r>
         <w:rPr>
           <w:rFonts w:hint="eastAsia"/>
         </w:rPr>
         <w:t>、</w:t>
       </w:r>
-      <w:proofErr w:type="spellStart"/>
       <w:r>
         <w:t>MaxHealth</w:t>
       </w:r>
-      <w:proofErr w:type="spellEnd"/>
       <w:r>
         <w:rPr>
           <w:rFonts w:hint="eastAsia"/>
         </w:rPr>
         <w:t>、</w:t>
       </w:r>
-      <w:proofErr w:type="spellStart"/>
       <w:r>
         <w:t>IsDead</w:t>
       </w:r>
-      <w:proofErr w:type="spellEnd"/>
       <w:r>
         <w:rPr>
           <w:rFonts w:hint="eastAsia"/>
         </w:rPr>
         <w:t>，分别为当前生命值，最大生命值，是否死亡，此外，接口中还有一个方法</w:t>
       </w:r>
-      <w:proofErr w:type="spellStart"/>
       <w:r>
         <w:t>TakeDamage</w:t>
       </w:r>
-      <w:proofErr w:type="spellEnd"/>
       <w:r>
         <w:rPr>
           <w:rFonts w:hint="eastAsia"/>
@@ -1933,22 +1805,18 @@
         </w:rPr>
         <w:t>重构</w:t>
       </w:r>
-      <w:proofErr w:type="spellStart"/>
       <w:r>
         <w:t>TankMovement</w:t>
       </w:r>
-      <w:proofErr w:type="spellEnd"/>
       <w:r>
         <w:rPr>
           <w:rFonts w:hint="eastAsia"/>
         </w:rPr>
         <w:t>类为</w:t>
       </w:r>
-      <w:proofErr w:type="spellStart"/>
       <w:r>
         <w:t>BaseMovement</w:t>
       </w:r>
-      <w:proofErr w:type="spellEnd"/>
       <w:r>
         <w:rPr>
           <w:rFonts w:hint="eastAsia"/>
@@ -1961,13 +1829,8 @@
         </w:rPr>
         <w:t>抽离原有</w:t>
       </w:r>
-      <w:proofErr w:type="spellStart"/>
-      <w:r>
-        <w:t>TankMovement</w:t>
-      </w:r>
-      <w:proofErr w:type="spellEnd"/>
-      <w:r>
-        <w:t>的通用移动逻辑，移除输入处理（输入交给专门的输入脚本），仅保留 “根据外部传入的移动方向控制刚体移动” 的核心逻辑</w:t>
+      <w:r>
+        <w:t>TankMovement的通用移动逻辑，移除输入处理（输入交给专门的输入脚本），仅保留 “根据外部传入的移动方向控制刚体移动” 的核心逻辑</w:t>
       </w:r>
       <w:r>
         <w:rPr>
@@ -1999,11 +1862,9 @@
         </w:rPr>
         <w:t>通用移动基类</w:t>
       </w:r>
-      <w:proofErr w:type="spellStart"/>
       <w:r>
         <w:t>BaseMovement</w:t>
       </w:r>
-      <w:proofErr w:type="spellEnd"/>
       <w:r>
         <w:rPr>
           <w:rFonts w:hint="eastAsia"/>
@@ -2026,22 +1887,18 @@
         </w:rPr>
         <w:t>重构</w:t>
       </w:r>
-      <w:proofErr w:type="spellStart"/>
       <w:r>
         <w:t>TankChassisRotate</w:t>
       </w:r>
-      <w:proofErr w:type="spellEnd"/>
       <w:r>
         <w:rPr>
           <w:rFonts w:hint="eastAsia"/>
         </w:rPr>
         <w:t>类为</w:t>
       </w:r>
-      <w:proofErr w:type="spellStart"/>
       <w:r>
         <w:t>BaseChassisRotator</w:t>
       </w:r>
-      <w:proofErr w:type="spellEnd"/>
       <w:r>
         <w:rPr>
           <w:rFonts w:hint="eastAsia"/>
@@ -2054,21 +1911,8 @@
         </w:rPr>
         <w:t>抽离原有</w:t>
       </w:r>
-      <w:proofErr w:type="spellStart"/>
-      <w:r>
-        <w:t>TankChassisRotate</w:t>
-      </w:r>
-      <w:proofErr w:type="spellEnd"/>
-      <w:r>
-        <w:t xml:space="preserve">的通用逻辑，依赖 </w:t>
-      </w:r>
-      <w:proofErr w:type="spellStart"/>
-      <w:r>
-        <w:t>BaseMovement</w:t>
-      </w:r>
-      <w:proofErr w:type="spellEnd"/>
-      <w:r>
-        <w:t>，保留 “根据移动方向旋转底盘” 的核心逻辑</w:t>
+      <w:r>
+        <w:t>TankChassisRotate的通用逻辑，依赖 BaseMovement，保留 “根据移动方向旋转底盘” 的核心逻辑</w:t>
       </w:r>
       <w:r>
         <w:rPr>
@@ -2100,11 +1944,9 @@
       <w:r>
         <w:t>通用底盘旋转基类</w:t>
       </w:r>
-      <w:proofErr w:type="spellStart"/>
       <w:r>
         <w:t>BaseChassisRotator</w:t>
       </w:r>
-      <w:proofErr w:type="spellEnd"/>
       <w:r>
         <w:rPr>
           <w:rFonts w:hint="eastAsia"/>
@@ -2127,22 +1969,18 @@
         </w:rPr>
         <w:t>重构</w:t>
       </w:r>
-      <w:proofErr w:type="spellStart"/>
       <w:r>
         <w:t>TurretController</w:t>
       </w:r>
-      <w:proofErr w:type="spellEnd"/>
       <w:r>
         <w:rPr>
           <w:rFonts w:hint="eastAsia"/>
         </w:rPr>
         <w:t>类为</w:t>
       </w:r>
-      <w:proofErr w:type="spellStart"/>
       <w:r>
         <w:t>BaseTurretController</w:t>
       </w:r>
-      <w:proofErr w:type="spellEnd"/>
       <w:r>
         <w:rPr>
           <w:rFonts w:hint="eastAsia"/>
@@ -2155,13 +1993,8 @@
         </w:rPr>
         <w:t>抽离原有</w:t>
       </w:r>
-      <w:proofErr w:type="spellStart"/>
-      <w:r>
-        <w:t>TurretController</w:t>
-      </w:r>
-      <w:proofErr w:type="spellEnd"/>
-      <w:r>
-        <w:t>的通用逻辑，移除玩家输入（目标点由外部传入），保留炮台转向、开火、炮弹回收等核心逻辑，预留武器切换扩展点</w:t>
+      <w:r>
+        <w:t>TurretController的通用逻辑，移除玩家输入（目标点由外部传入），保留炮台转向、开火、炮弹回收等核心逻辑，预留武器切换扩展点</w:t>
       </w:r>
       <w:r>
         <w:rPr>
@@ -2169,22 +2002,18 @@
         </w:rPr>
         <w:t>，将原有玩家开火无参事件</w:t>
       </w:r>
-      <w:proofErr w:type="spellStart"/>
       <w:r>
         <w:t>OnPlayerFire</w:t>
       </w:r>
-      <w:proofErr w:type="spellEnd"/>
       <w:r>
         <w:rPr>
           <w:rFonts w:hint="eastAsia"/>
         </w:rPr>
         <w:t>改为有参事件</w:t>
       </w:r>
-      <w:proofErr w:type="spellStart"/>
       <w:r>
         <w:t>OnTurretFire</w:t>
       </w:r>
-      <w:proofErr w:type="spellEnd"/>
       <w:r>
         <w:rPr>
           <w:rFonts w:hint="eastAsia"/>
@@ -2198,15 +2027,7 @@
         <w:t>由此实现</w:t>
       </w:r>
       <w:r>
-        <w:t>r通用炮台控制基类</w:t>
-      </w:r>
-      <w:proofErr w:type="spellStart"/>
-      <w:r>
-        <w:t>BaseTurretControlle</w:t>
-      </w:r>
-      <w:proofErr w:type="spellEnd"/>
-      <w:r>
-        <w:t xml:space="preserve"> </w:t>
+        <w:t xml:space="preserve">r通用炮台控制基类BaseTurretControlle </w:t>
       </w:r>
       <w:r>
         <w:rPr>
@@ -2236,11 +2057,9 @@
         </w:rPr>
         <w:t>玩家专属输入处理脚本</w:t>
       </w:r>
-      <w:proofErr w:type="spellStart"/>
       <w:r>
         <w:t>PlayerInputHandler</w:t>
       </w:r>
-      <w:proofErr w:type="spellEnd"/>
       <w:r>
         <w:rPr>
           <w:rFonts w:hint="eastAsia"/>
@@ -2262,22 +2081,18 @@
         </w:rPr>
         <w:t>，实现了从</w:t>
       </w:r>
-      <w:proofErr w:type="spellStart"/>
       <w:r>
         <w:t>TankMovement</w:t>
       </w:r>
-      <w:proofErr w:type="spellEnd"/>
       <w:r>
         <w:rPr>
           <w:rFonts w:hint="eastAsia"/>
         </w:rPr>
         <w:t>类和</w:t>
       </w:r>
-      <w:proofErr w:type="spellStart"/>
       <w:r>
         <w:t>TurretController</w:t>
       </w:r>
-      <w:proofErr w:type="spellEnd"/>
       <w:r>
         <w:rPr>
           <w:rFonts w:hint="eastAsia"/>
@@ -2332,11 +2147,9 @@
         </w:rPr>
         <w:t>传递给</w:t>
       </w:r>
-      <w:proofErr w:type="spellStart"/>
       <w:r>
         <w:t>PlayerController</w:t>
       </w:r>
-      <w:proofErr w:type="spellEnd"/>
       <w:r>
         <w:rPr>
           <w:rFonts w:hint="eastAsia"/>
@@ -2371,11 +2184,9 @@
         </w:rPr>
         <w:t>核心管控脚本</w:t>
       </w:r>
-      <w:proofErr w:type="spellStart"/>
       <w:r>
         <w:t>PlayerController</w:t>
       </w:r>
-      <w:proofErr w:type="spellEnd"/>
       <w:r>
         <w:rPr>
           <w:rFonts w:hint="eastAsia"/>
@@ -2435,11 +2246,9 @@
         </w:rPr>
         <w:t>原因：原定重构后的</w:t>
       </w:r>
-      <w:proofErr w:type="spellStart"/>
       <w:r>
         <w:t>TurretController</w:t>
       </w:r>
-      <w:proofErr w:type="spellEnd"/>
       <w:r>
         <w:rPr>
           <w:rFonts w:hint="eastAsia"/>
@@ -2578,11 +2387,9 @@
         </w:rPr>
         <w:t>（</w:t>
       </w:r>
-      <w:proofErr w:type="spellStart"/>
       <w:r>
         <w:t>ps</w:t>
       </w:r>
-      <w:proofErr w:type="spellEnd"/>
       <w:r>
         <w:rPr>
           <w:rFonts w:hint="eastAsia"/>
@@ -2611,24 +2418,17 @@
         </w:rPr>
         <w:t>核心脚本</w:t>
       </w:r>
-      <w:proofErr w:type="spellStart"/>
       <w:r>
         <w:t>PlayerController</w:t>
       </w:r>
-      <w:proofErr w:type="spellEnd"/>
       <w:r>
         <w:rPr>
           <w:rFonts w:hint="eastAsia"/>
         </w:rPr>
         <w:t>实现</w:t>
       </w:r>
-      <w:proofErr w:type="spellStart"/>
-      <w:r>
-        <w:t>IDamageable</w:t>
-      </w:r>
-      <w:proofErr w:type="spellEnd"/>
-      <w:r>
-        <w:t xml:space="preserve"> 接口，配置生命值属性，实现受伤扣血</w:t>
+      <w:r>
+        <w:t>IDamageable 接口，配置生命值属性，实现受伤扣血</w:t>
       </w:r>
       <w:r>
         <w:rPr>
@@ -2668,11 +2468,9 @@
         <w:lastRenderedPageBreak/>
         <w:t>实现玩家死亡触发游戏失败。修改</w:t>
       </w:r>
-      <w:proofErr w:type="spellStart"/>
       <w:r>
         <w:t>GameManager</w:t>
       </w:r>
-      <w:proofErr w:type="spellEnd"/>
       <w:r>
         <w:rPr>
           <w:rFonts w:hint="eastAsia"/>
@@ -2701,11 +2499,9 @@
         </w:rPr>
         <w:t>定义接口</w:t>
       </w:r>
-      <w:proofErr w:type="spellStart"/>
       <w:r>
         <w:t>IPoolable</w:t>
       </w:r>
-      <w:proofErr w:type="spellEnd"/>
       <w:r>
         <w:rPr>
           <w:rFonts w:hint="eastAsia"/>
@@ -2743,11 +2539,9 @@
         </w:rPr>
         <w:t>脏对象。接着修改</w:t>
       </w:r>
-      <w:proofErr w:type="spellStart"/>
       <w:r>
         <w:t>ObjectPoolManager</w:t>
       </w:r>
-      <w:proofErr w:type="spellEnd"/>
       <w:r>
         <w:rPr>
           <w:rFonts w:ascii="Arial" w:hAnsi="Arial" w:cs="Arial" w:hint="eastAsia"/>
@@ -2785,22 +2579,18 @@
         </w:rPr>
         <w:t>使玩家核心脚本</w:t>
       </w:r>
-      <w:proofErr w:type="spellStart"/>
       <w:r>
         <w:t>PlayerController</w:t>
       </w:r>
-      <w:proofErr w:type="spellEnd"/>
       <w:r>
         <w:rPr>
           <w:rFonts w:hint="eastAsia"/>
         </w:rPr>
         <w:t>实现</w:t>
       </w:r>
-      <w:proofErr w:type="spellStart"/>
       <w:r>
         <w:t>IPoolable</w:t>
       </w:r>
-      <w:proofErr w:type="spellEnd"/>
       <w:r>
         <w:t>接口</w:t>
       </w:r>
@@ -3005,11 +2795,9 @@
         </w:rPr>
         <w:t>枚举</w:t>
       </w:r>
-      <w:proofErr w:type="spellStart"/>
       <w:r>
         <w:t>TurretType</w:t>
       </w:r>
-      <w:proofErr w:type="spellEnd"/>
       <w:r>
         <w:rPr>
           <w:rFonts w:hint="eastAsia"/>
@@ -3022,11 +2810,9 @@
         </w:rPr>
         <w:t>实现了</w:t>
       </w:r>
-      <w:proofErr w:type="spellStart"/>
       <w:r>
         <w:t>TurretDataManager</w:t>
       </w:r>
-      <w:proofErr w:type="spellEnd"/>
       <w:r>
         <w:rPr>
           <w:rFonts w:hint="eastAsia"/>
@@ -3051,11 +2837,9 @@
       <w:r>
         <w:t>全局公共方法</w:t>
       </w:r>
-      <w:proofErr w:type="spellStart"/>
       <w:r>
         <w:t>GetTurretPrefab</w:t>
       </w:r>
-      <w:proofErr w:type="spellEnd"/>
       <w:r>
         <w:rPr>
           <w:rFonts w:hint="eastAsia"/>
@@ -3093,33 +2877,27 @@
         </w:rPr>
         <w:t>开发炮弹数据管理器。脚本定义了炮弹种类</w:t>
       </w:r>
-      <w:proofErr w:type="spellStart"/>
       <w:r>
         <w:t>BulletType</w:t>
       </w:r>
-      <w:proofErr w:type="spellEnd"/>
       <w:r>
         <w:rPr>
           <w:rFonts w:hint="eastAsia"/>
         </w:rPr>
         <w:t>、炮弹回收方式</w:t>
       </w:r>
-      <w:proofErr w:type="spellStart"/>
       <w:r>
         <w:t>BulletRecycleType</w:t>
       </w:r>
-      <w:proofErr w:type="spellEnd"/>
       <w:r>
         <w:rPr>
           <w:rFonts w:hint="eastAsia"/>
         </w:rPr>
         <w:t>、炮弹发射对象</w:t>
       </w:r>
-      <w:proofErr w:type="spellStart"/>
       <w:r>
         <w:t>BulletOwner</w:t>
       </w:r>
-      <w:proofErr w:type="spellEnd"/>
       <w:r>
         <w:rPr>
           <w:rFonts w:hint="eastAsia"/>
@@ -3138,11 +2916,9 @@
         </w:rPr>
         <w:t>并定义了炮弹信息结构</w:t>
       </w:r>
-      <w:proofErr w:type="spellStart"/>
       <w:r>
         <w:t>BulletInfo</w:t>
       </w:r>
-      <w:proofErr w:type="spellEnd"/>
       <w:r>
         <w:rPr>
           <w:rFonts w:hint="eastAsia"/>
@@ -3170,11 +2946,9 @@
         </w:rPr>
         <w:t>实现了</w:t>
       </w:r>
-      <w:proofErr w:type="spellStart"/>
       <w:r>
         <w:t>BulletDataManager</w:t>
       </w:r>
-      <w:proofErr w:type="spellEnd"/>
       <w:r>
         <w:rPr>
           <w:rFonts w:hint="eastAsia"/>
@@ -3187,11 +2961,76 @@
         </w:rPr>
         <w:t>通过它可以在Unity面板中配置每种炮弹的预制体和默认属性(</w:t>
       </w:r>
-      <w:proofErr w:type="spellStart"/>
-      <w:r>
-        <w:t>BulletInfo</w:t>
-      </w:r>
-      <w:proofErr w:type="spellEnd"/>
+      <w:r>
+        <w:t>BulletInfo)</w:t>
+      </w:r>
+      <w:r>
+        <w:rPr>
+          <w:rFonts w:hint="eastAsia"/>
+        </w:rPr>
+        <w:t>，还提供了两个全局公共方法</w:t>
+      </w:r>
+      <w:r>
+        <w:t>GetBulletPrefab</w:t>
+      </w:r>
+      <w:r>
+        <w:rPr>
+          <w:rFonts w:hint="eastAsia"/>
+        </w:rPr>
+        <w:t>、</w:t>
+      </w:r>
+      <w:r>
+        <w:t>GetBulletDefaultInfo</w:t>
+      </w:r>
+      <w:r>
+        <w:rPr>
+          <w:rFonts w:hint="eastAsia"/>
+        </w:rPr>
+        <w:t>用于获取炮弹的预制体和默认属性。</w:t>
+      </w:r>
+    </w:p>
+    <w:p>
+      <w:pPr>
+        <w:pStyle w:val="a7"/>
+        <w:numPr>
+          <w:ilvl w:val="0"/>
+          <w:numId w:val="9"/>
+        </w:numPr>
+        <w:ind w:firstLineChars="0"/>
+      </w:pPr>
+      <w:r>
+        <w:rPr>
+          <w:rFonts w:hint="eastAsia"/>
+        </w:rPr>
+        <w:t>开发炮台信息类。实现了</w:t>
+      </w:r>
+      <w:r>
+        <w:rPr>
+          <w:rFonts w:hint="eastAsia"/>
+        </w:rPr>
+        <w:t>炮台信息类</w:t>
+      </w:r>
+      <w:r>
+        <w:rPr>
+          <w:rFonts w:hint="eastAsia"/>
+        </w:rPr>
+        <w:t>，挂在炮台预制体上，储存炮台信息，包括炮台种类</w:t>
+      </w:r>
+      <w:r>
+        <w:t>turretType</w:t>
+      </w:r>
+      <w:r>
+        <w:t>(</w:t>
+      </w:r>
+      <w:r>
+        <w:t>TurretType</w:t>
+      </w:r>
+      <w:r>
+        <w:rPr>
+          <w:rFonts w:hint="eastAsia"/>
+        </w:rPr>
+        <w:t>类型</w:t>
+      </w:r>
       <w:r>
         <w:t>)</w:t>
       </w:r>
@@ -3199,71 +3038,17 @@
         <w:rPr>
           <w:rFonts w:hint="eastAsia"/>
         </w:rPr>
-        <w:t>，还提供了两个全局公共方法</w:t>
-      </w:r>
-      <w:proofErr w:type="spellStart"/>
-      <w:r>
-        <w:t>GetBulletPrefab</w:t>
-      </w:r>
-      <w:proofErr w:type="spellEnd"/>
-      <w:r>
-        <w:rPr>
-          <w:rFonts w:hint="eastAsia"/>
-        </w:rPr>
-        <w:t>、</w:t>
-      </w:r>
-      <w:proofErr w:type="spellStart"/>
-      <w:r>
-        <w:t>GetBulletDefaultInfo</w:t>
-      </w:r>
-      <w:proofErr w:type="spellEnd"/>
-      <w:r>
-        <w:rPr>
-          <w:rFonts w:hint="eastAsia"/>
-        </w:rPr>
-        <w:t>用于获取炮弹的预制体和默认属性。</w:t>
-      </w:r>
-    </w:p>
-    <w:p>
-      <w:pPr>
-        <w:pStyle w:val="a7"/>
-        <w:numPr>
-          <w:ilvl w:val="0"/>
-          <w:numId w:val="9"/>
-        </w:numPr>
-        <w:ind w:firstLineChars="0"/>
-      </w:pPr>
-      <w:r>
-        <w:rPr>
-          <w:rFonts w:hint="eastAsia"/>
-        </w:rPr>
-        <w:t>开发炮台信息类。实现了</w:t>
-      </w:r>
-      <w:r>
-        <w:rPr>
-          <w:rFonts w:hint="eastAsia"/>
-        </w:rPr>
-        <w:t>炮台信息类</w:t>
-      </w:r>
-      <w:r>
-        <w:rPr>
-          <w:rFonts w:hint="eastAsia"/>
-        </w:rPr>
-        <w:t>，挂在炮台预制体上，储存炮台信息，包括炮台种类</w:t>
-      </w:r>
-      <w:proofErr w:type="spellStart"/>
-      <w:r>
-        <w:t>turretType</w:t>
-      </w:r>
-      <w:proofErr w:type="spellEnd"/>
+        <w:t>，炮弹种类</w:t>
+      </w:r>
+      <w:r>
+        <w:t>bulletType</w:t>
+      </w:r>
       <w:r>
         <w:t>(</w:t>
       </w:r>
-      <w:proofErr w:type="spellStart"/>
-      <w:r>
-        <w:t>TurretType</w:t>
-      </w:r>
-      <w:proofErr w:type="spellEnd"/>
+      <w:r>
+        <w:t>BulletType</w:t>
+      </w:r>
       <w:r>
         <w:rPr>
           <w:rFonts w:hint="eastAsia"/>
@@ -3277,26 +3062,16 @@
         <w:rPr>
           <w:rFonts w:hint="eastAsia"/>
         </w:rPr>
-        <w:t>，炮弹种类</w:t>
-      </w:r>
-      <w:proofErr w:type="spellStart"/>
-      <w:r>
-        <w:t>bulletType</w:t>
-      </w:r>
-      <w:proofErr w:type="spellEnd"/>
+        <w:t>，炮口位置列表</w:t>
+      </w:r>
+      <w:r>
+        <w:t>muzzlePoints</w:t>
+      </w:r>
       <w:r>
         <w:t>(</w:t>
       </w:r>
-      <w:proofErr w:type="spellStart"/>
-      <w:r>
-        <w:t>BulletType</w:t>
-      </w:r>
-      <w:proofErr w:type="spellEnd"/>
-      <w:r>
-        <w:rPr>
-          <w:rFonts w:hint="eastAsia"/>
-        </w:rPr>
-        <w:t>类型</w:t>
+      <w:r>
+        <w:t>List&lt;Transform&gt;</w:t>
       </w:r>
       <w:r>
         <w:t>)</w:t>
@@ -3305,26 +3080,6 @@
         <w:rPr>
           <w:rFonts w:hint="eastAsia"/>
         </w:rPr>
-        <w:t>，炮口位置列表</w:t>
-      </w:r>
-      <w:proofErr w:type="spellStart"/>
-      <w:r>
-        <w:t>muzzlePoints</w:t>
-      </w:r>
-      <w:proofErr w:type="spellEnd"/>
-      <w:r>
-        <w:t>(</w:t>
-      </w:r>
-      <w:r>
-        <w:t>List&lt;Transform&gt;</w:t>
-      </w:r>
-      <w:r>
-        <w:t>)</w:t>
-      </w:r>
-      <w:r>
-        <w:rPr>
-          <w:rFonts w:hint="eastAsia"/>
-        </w:rPr>
         <w:t>。</w:t>
       </w:r>
     </w:p>
@@ -3351,22 +3106,18 @@
         </w:rPr>
         <w:t>游戏无法正常开始。原因：昨天在</w:t>
       </w:r>
-      <w:proofErr w:type="spellStart"/>
       <w:r>
         <w:t>GameManager</w:t>
       </w:r>
-      <w:proofErr w:type="spellEnd"/>
       <w:r>
         <w:rPr>
           <w:rFonts w:hint="eastAsia"/>
         </w:rPr>
         <w:t>类加入了对事件的监听，但相关注册代码放在了Awake方法中，导致在</w:t>
       </w:r>
-      <w:proofErr w:type="spellStart"/>
       <w:r>
         <w:t>EventManager</w:t>
       </w:r>
-      <w:proofErr w:type="spellEnd"/>
       <w:r>
         <w:rPr>
           <w:rFonts w:hint="eastAsia"/>
@@ -3398,6 +3149,7 @@
           <w:szCs w:val="24"/>
         </w:rPr>
       </w:pPr>
+      <w:bookmarkStart w:id="0" w:name="_Hlk227931384"/>
       <w:r>
         <w:rPr>
           <w:rFonts w:hint="eastAsia"/>
@@ -3415,74 +3167,84 @@
           <w:sz w:val="22"/>
           <w:szCs w:val="24"/>
         </w:rPr>
-        <w:t xml:space="preserve">6.5 </w:t>
-      </w:r>
-      <w:r>
-        <w:rPr>
-          <w:rFonts w:hint="eastAsia"/>
+        <w:t>6.5</w:t>
+      </w:r>
+      <w:bookmarkEnd w:id="0"/>
+      <w:r>
+        <w:rPr>
           <w:b/>
           <w:bCs/>
           <w:sz w:val="22"/>
           <w:szCs w:val="24"/>
         </w:rPr>
-        <w:t>转折点</w:t>
-      </w:r>
-    </w:p>
-    <w:p>
-      <w:pPr>
-        <w:rPr>
+        <w:t xml:space="preserve"> </w:t>
+      </w:r>
+      <w:r>
+        <w:rPr>
+          <w:rFonts w:hint="eastAsia"/>
           <w:b/>
           <w:bCs/>
           <w:sz w:val="22"/>
           <w:szCs w:val="24"/>
         </w:rPr>
-      </w:pPr>
-      <w:r>
-        <w:rPr>
-          <w:rFonts w:hint="eastAsia"/>
+        <w:t>转折点</w:t>
+      </w:r>
+    </w:p>
+    <w:p>
+      <w:pPr>
+        <w:rPr>
           <w:b/>
           <w:bCs/>
           <w:sz w:val="22"/>
           <w:szCs w:val="24"/>
         </w:rPr>
-        <w:t>2</w:t>
-      </w:r>
-      <w:r>
-        <w:rPr>
+      </w:pPr>
+      <w:r>
+        <w:rPr>
+          <w:rFonts w:hint="eastAsia"/>
           <w:b/>
           <w:bCs/>
           <w:sz w:val="22"/>
           <w:szCs w:val="24"/>
         </w:rPr>
-        <w:t xml:space="preserve">026.4.18 </w:t>
-      </w:r>
-      <w:r>
-        <w:rPr>
-          <w:rFonts w:hint="eastAsia"/>
+        <w:t>2</w:t>
+      </w:r>
+      <w:r>
+        <w:rPr>
           <w:b/>
           <w:bCs/>
           <w:sz w:val="22"/>
           <w:szCs w:val="24"/>
         </w:rPr>
-        <w:t>写于正式开始Day</w:t>
-      </w:r>
-      <w:r>
-        <w:rPr>
+        <w:t xml:space="preserve">026.4.18 </w:t>
+      </w:r>
+      <w:r>
+        <w:rPr>
+          <w:rFonts w:hint="eastAsia"/>
           <w:b/>
           <w:bCs/>
           <w:sz w:val="22"/>
           <w:szCs w:val="24"/>
         </w:rPr>
-        <w:t>7</w:t>
-      </w:r>
-      <w:r>
-        <w:rPr>
-          <w:rFonts w:hint="eastAsia"/>
+        <w:t>写于正式开始Day</w:t>
+      </w:r>
+      <w:r>
+        <w:rPr>
           <w:b/>
           <w:bCs/>
           <w:sz w:val="22"/>
           <w:szCs w:val="24"/>
         </w:rPr>
+        <w:t>7</w:t>
+      </w:r>
+      <w:r>
+        <w:rPr>
+          <w:rFonts w:hint="eastAsia"/>
+          <w:b/>
+          <w:bCs/>
+          <w:sz w:val="22"/>
+          <w:szCs w:val="24"/>
+        </w:rPr>
         <w:t>开发前</w:t>
       </w:r>
     </w:p>
@@ -3975,11 +3737,9 @@
         </w:rPr>
         <w:t>实现新的玩家坦克移动脚本。基于实现简单策略，用简单逻辑实现玩家坦克移动与底盘旋转脚本</w:t>
       </w:r>
-      <w:proofErr w:type="spellStart"/>
       <w:r>
         <w:t>TankMovement</w:t>
       </w:r>
-      <w:proofErr w:type="spellEnd"/>
       <w:r>
         <w:rPr>
           <w:rFonts w:hint="eastAsia"/>
@@ -4001,44 +3761,36 @@
         </w:rPr>
         <w:t>组合成移动向量</w:t>
       </w:r>
-      <w:proofErr w:type="spellStart"/>
       <w:r>
         <w:t>movementInput</w:t>
       </w:r>
-      <w:proofErr w:type="spellEnd"/>
       <w:r>
         <w:rPr>
           <w:rFonts w:hint="eastAsia"/>
         </w:rPr>
         <w:t>，随后在</w:t>
       </w:r>
-      <w:proofErr w:type="spellStart"/>
       <w:r>
         <w:t>FixedUpdate</w:t>
       </w:r>
-      <w:proofErr w:type="spellEnd"/>
       <w:r>
         <w:rPr>
           <w:rFonts w:hint="eastAsia"/>
         </w:rPr>
         <w:t>中给刚体速度实现移动，同时根据</w:t>
       </w:r>
-      <w:proofErr w:type="spellStart"/>
       <w:r>
         <w:t>movementInput</w:t>
       </w:r>
-      <w:proofErr w:type="spellEnd"/>
       <w:r>
         <w:rPr>
           <w:rFonts w:hint="eastAsia"/>
         </w:rPr>
         <w:t>，使用</w:t>
       </w:r>
-      <w:proofErr w:type="spellStart"/>
       <w:r>
         <w:t>Quaternion.Slerp</w:t>
       </w:r>
-      <w:proofErr w:type="spellEnd"/>
       <w:r>
         <w:rPr>
           <w:rFonts w:hint="eastAsia"/>
@@ -4079,11 +3831,9 @@
         </w:rPr>
         <w:t>，为相应的模型，炮台又有子物体</w:t>
       </w:r>
-      <w:proofErr w:type="spellStart"/>
       <w:r>
         <w:t>FirePoint</w:t>
       </w:r>
-      <w:proofErr w:type="spellEnd"/>
       <w:r>
         <w:rPr>
           <w:rFonts w:hint="eastAsia"/>
@@ -4106,11 +3856,9 @@
         </w:rPr>
         <w:t>实现新的玩家坦克炮台控制脚本。</w:t>
       </w:r>
-      <w:proofErr w:type="spellStart"/>
       <w:r>
         <w:t>TurretController</w:t>
       </w:r>
-      <w:proofErr w:type="spellEnd"/>
       <w:r>
         <w:rPr>
           <w:rFonts w:hint="eastAsia"/>
@@ -4133,11 +3881,9 @@
         </w:rPr>
         <w:t>炮弹基类实现。实现简单的炮弹基类</w:t>
       </w:r>
-      <w:proofErr w:type="spellStart"/>
       <w:r>
         <w:t>BulletBase</w:t>
       </w:r>
-      <w:proofErr w:type="spellEnd"/>
       <w:r>
         <w:rPr>
           <w:rFonts w:hint="eastAsia"/>
@@ -4176,22 +3922,18 @@
         </w:rPr>
         <w:t>实现新的玩家坦克开火脚本。</w:t>
       </w:r>
-      <w:proofErr w:type="spellStart"/>
       <w:r>
         <w:t>PlayerShooting</w:t>
       </w:r>
-      <w:proofErr w:type="spellEnd"/>
       <w:r>
         <w:rPr>
           <w:rFonts w:hint="eastAsia"/>
         </w:rPr>
         <w:t>类提供一个Fire公共方法，可在引用的</w:t>
       </w:r>
-      <w:proofErr w:type="spellStart"/>
       <w:r>
         <w:t>firePoint</w:t>
       </w:r>
-      <w:proofErr w:type="spellEnd"/>
       <w:r>
         <w:rPr>
           <w:rFonts w:hint="eastAsia"/>
@@ -4204,11 +3946,9 @@
         </w:rPr>
         <w:t>生成以</w:t>
       </w:r>
-      <w:proofErr w:type="spellStart"/>
       <w:r>
         <w:t>bulletPrefab</w:t>
       </w:r>
-      <w:proofErr w:type="spellEnd"/>
       <w:r>
         <w:rPr>
           <w:rFonts w:hint="eastAsia"/>
@@ -4237,22 +3977,18 @@
         </w:rPr>
         <w:t>修改</w:t>
       </w:r>
-      <w:proofErr w:type="spellStart"/>
       <w:r>
         <w:t>TurretController</w:t>
       </w:r>
-      <w:proofErr w:type="spellEnd"/>
       <w:r>
         <w:rPr>
           <w:rFonts w:hint="eastAsia"/>
         </w:rPr>
         <w:t>脚本，使得玩家坦克转向完成后调用</w:t>
       </w:r>
-      <w:proofErr w:type="spellStart"/>
       <w:r>
         <w:t>PlayerShooting</w:t>
       </w:r>
-      <w:proofErr w:type="spellEnd"/>
       <w:r>
         <w:rPr>
           <w:rFonts w:hint="eastAsia"/>
@@ -4276,11 +4012,9 @@
         <w:lastRenderedPageBreak/>
         <w:t>依然使用</w:t>
       </w:r>
-      <w:proofErr w:type="spellStart"/>
       <w:r>
         <w:t>Cinemachine</w:t>
       </w:r>
-      <w:proofErr w:type="spellEnd"/>
       <w:r>
         <w:rPr>
           <w:rFonts w:hint="eastAsia"/>
@@ -4303,11 +4037,9 @@
         </w:rPr>
         <w:t>实现新的对象池。逻辑几乎不必，仍然将对象池</w:t>
       </w:r>
-      <w:proofErr w:type="spellStart"/>
       <w:r>
         <w:t>PoolManager</w:t>
       </w:r>
-      <w:proofErr w:type="spellEnd"/>
       <w:r>
         <w:rPr>
           <w:rFonts w:hint="eastAsia"/>
@@ -4323,11 +4055,9 @@
         </w:rPr>
         <w:t>取物体，池中有就直接取出，没有就新建一个，公共方法</w:t>
       </w:r>
-      <w:proofErr w:type="spellStart"/>
       <w:r>
         <w:t>Despawn</w:t>
       </w:r>
-      <w:proofErr w:type="spellEnd"/>
       <w:r>
         <w:rPr>
           <w:rFonts w:hint="eastAsia"/>
@@ -4350,11 +4080,9 @@
         </w:rPr>
         <w:t>修改</w:t>
       </w:r>
-      <w:proofErr w:type="spellStart"/>
       <w:r>
         <w:t>PlayerShooting</w:t>
       </w:r>
-      <w:proofErr w:type="spellEnd"/>
       <w:r>
         <w:rPr>
           <w:rFonts w:hint="eastAsia"/>
@@ -4377,11 +4105,9 @@
         </w:rPr>
         <w:t>创建反弹材质。创建名为</w:t>
       </w:r>
-      <w:proofErr w:type="spellStart"/>
       <w:r>
         <w:t>BounceMaterial</w:t>
       </w:r>
-      <w:proofErr w:type="spellEnd"/>
       <w:r>
         <w:rPr>
           <w:rFonts w:hint="eastAsia"/>
@@ -4425,47 +4151,36 @@
         </w:rPr>
         <w:t>为</w:t>
       </w:r>
-      <w:proofErr w:type="spellStart"/>
       <w:r>
         <w:t>BulletBase</w:t>
       </w:r>
-      <w:proofErr w:type="spellEnd"/>
       <w:r>
         <w:rPr>
           <w:rFonts w:hint="eastAsia"/>
         </w:rPr>
         <w:t>类添加</w:t>
       </w:r>
-      <w:proofErr w:type="spellStart"/>
       <w:r>
         <w:t>maxBounces</w:t>
       </w:r>
-      <w:proofErr w:type="spellEnd"/>
       <w:r>
         <w:rPr>
           <w:rFonts w:hint="eastAsia"/>
         </w:rPr>
         <w:t>公共字段，用于设置最大反弹次数，并加入碰撞检测，以记录碰撞次数，同时为适配对象池，使用</w:t>
       </w:r>
-      <w:proofErr w:type="spellStart"/>
+      <w:r>
+        <w:t>OnEnable来代替Start</w:t>
+      </w:r>
+      <w:r>
+        <w:rPr>
+          <w:rFonts w:hint="eastAsia"/>
+        </w:rPr>
+        <w:t>，在</w:t>
+      </w:r>
       <w:r>
         <w:t>OnEnable</w:t>
       </w:r>
-      <w:proofErr w:type="spellEnd"/>
-      <w:r>
-        <w:t>来代替Start</w:t>
-      </w:r>
-      <w:r>
-        <w:rPr>
-          <w:rFonts w:hint="eastAsia"/>
-        </w:rPr>
-        <w:t>，在</w:t>
-      </w:r>
-      <w:proofErr w:type="spellStart"/>
-      <w:r>
-        <w:t>OnEnable</w:t>
-      </w:r>
-      <w:proofErr w:type="spellEnd"/>
       <w:r>
         <w:rPr>
           <w:rFonts w:hint="eastAsia"/>
@@ -4515,11 +4230,9 @@
         </w:rPr>
         <w:t>，可配置最大生命值，提供公共方法</w:t>
       </w:r>
-      <w:proofErr w:type="spellStart"/>
       <w:r>
         <w:t>TakeDamage</w:t>
       </w:r>
-      <w:proofErr w:type="spellEnd"/>
       <w:r>
         <w:rPr>
           <w:rFonts w:hint="eastAsia"/>
@@ -4561,13 +4274,8 @@
         <w:t>，在测试地图上</w:t>
       </w:r>
       <w:r>
-        <w:t xml:space="preserve">烘焙 </w:t>
-      </w:r>
-      <w:proofErr w:type="spellStart"/>
-      <w:r>
-        <w:t>NavMesh</w:t>
-      </w:r>
-      <w:proofErr w:type="spellEnd"/>
+        <w:t>烘焙 NavMesh</w:t>
+      </w:r>
       <w:r>
         <w:rPr>
           <w:rFonts w:hint="eastAsia"/>
@@ -4611,13 +4319,8 @@
         </w:rPr>
         <w:t>创建</w:t>
       </w:r>
-      <w:proofErr w:type="spellStart"/>
-      <w:r>
-        <w:t>EnemyAI</w:t>
-      </w:r>
-      <w:proofErr w:type="spellEnd"/>
-      <w:r>
-        <w:t>脚本</w:t>
+      <w:r>
+        <w:t>EnemyAI脚本</w:t>
       </w:r>
       <w:r>
         <w:rPr>
@@ -4713,13 +4416,8 @@
         <w:t>炮弹</w:t>
       </w:r>
       <w:r>
-        <w:t>身上脚本的</w:t>
-      </w:r>
-      <w:proofErr w:type="spellStart"/>
-      <w:r>
-        <w:t>OnEnable</w:t>
-      </w:r>
-      <w:proofErr w:type="spellEnd"/>
+        <w:t>身上脚本的OnEnable</w:t>
+      </w:r>
       <w:r>
         <w:rPr>
           <w:rFonts w:hint="eastAsia"/>
@@ -4790,11 +4488,9 @@
         </w:rPr>
         <w:t>修改</w:t>
       </w:r>
-      <w:proofErr w:type="spellStart"/>
       <w:r>
         <w:t>BulletBase</w:t>
       </w:r>
-      <w:proofErr w:type="spellEnd"/>
       <w:r>
         <w:rPr>
           <w:rFonts w:hint="eastAsia"/>
@@ -4954,19 +4650,9 @@
         </w:rPr>
         <w:t>单一Layer更改为</w:t>
       </w:r>
-      <w:proofErr w:type="spellStart"/>
-      <w:r>
-        <w:t>PlayerBullet</w:t>
-      </w:r>
-      <w:proofErr w:type="spellEnd"/>
-      <w:r>
-        <w:t>和</w:t>
-      </w:r>
-      <w:proofErr w:type="spellStart"/>
-      <w:r>
-        <w:t>EnemyBullet</w:t>
-      </w:r>
-      <w:proofErr w:type="spellEnd"/>
+      <w:r>
+        <w:t>PlayerBullet和EnemyBullet</w:t>
+      </w:r>
       <w:r>
         <w:rPr>
           <w:rFonts w:hint="eastAsia"/>
@@ -5005,56 +4691,140 @@
         <w:t>开发通用坦克基类。整合现有的</w:t>
       </w:r>
       <w:r>
-        <w:t>Health、</w:t>
-      </w:r>
-      <w:proofErr w:type="spellStart"/>
-      <w:r>
-        <w:t>TankMovement</w:t>
-      </w:r>
-      <w:proofErr w:type="spellEnd"/>
-      <w:r>
+        <w:t>Health、TankMovement、TurretController、PlayerShooting</w:t>
+      </w:r>
+      <w:r>
+        <w:rPr>
+          <w:rFonts w:hint="eastAsia"/>
+        </w:rPr>
+        <w:t>类，抽离出玩家和敌人共有的特征和功能，实现通用坦克抽象基类</w:t>
+      </w:r>
+      <w:r>
+        <w:t>TankBase</w:t>
+      </w:r>
+      <w:r>
+        <w:rPr>
+          <w:rFonts w:hint="eastAsia"/>
+        </w:rPr>
+        <w:t>，包括生命值管理（</w:t>
+      </w:r>
+      <w:r>
+        <w:t>TakeDamage</w:t>
+      </w:r>
+      <w:r>
+        <w:rPr>
+          <w:rFonts w:hint="eastAsia"/>
+        </w:rPr>
         <w:t>、</w:t>
       </w:r>
-      <w:proofErr w:type="spellStart"/>
-      <w:r>
-        <w:t>TurretController</w:t>
-      </w:r>
-      <w:proofErr w:type="spellEnd"/>
-      <w:r>
+      <w:r>
+        <w:t>Die</w:t>
+      </w:r>
+      <w:r>
+        <w:rPr>
+          <w:rFonts w:hint="eastAsia"/>
+        </w:rPr>
+        <w:t>可重写方法</w:t>
+      </w:r>
+      <w:r>
+        <w:rPr>
+          <w:rFonts w:hint="eastAsia"/>
+        </w:rPr>
+        <w:t>）</w:t>
+      </w:r>
+      <w:r>
+        <w:rPr>
+          <w:rFonts w:hint="eastAsia"/>
+        </w:rPr>
+        <w:t>、移动与底盘旋转（</w:t>
+      </w:r>
+      <w:r>
+        <w:t>MoveTank</w:t>
+      </w:r>
+      <w:r>
+        <w:rPr>
+          <w:rFonts w:hint="eastAsia"/>
+        </w:rPr>
+        <w:t>方法）、炮台旋转与开火（</w:t>
+      </w:r>
+      <w:r>
+        <w:t>AimAndFire</w:t>
+      </w:r>
+      <w:r>
+        <w:rPr>
+          <w:rFonts w:hint="eastAsia"/>
+        </w:rPr>
         <w:t>、</w:t>
       </w:r>
-      <w:proofErr w:type="spellStart"/>
-      <w:r>
-        <w:t>PlayerShooting</w:t>
-      </w:r>
-      <w:proofErr w:type="spellEnd"/>
-      <w:r>
-        <w:rPr>
-          <w:rFonts w:hint="eastAsia"/>
-        </w:rPr>
-        <w:t>类，抽离出玩家和敌人共有的特征和功能，实现通用坦克抽象基类</w:t>
-      </w:r>
-      <w:proofErr w:type="spellStart"/>
+      <w:r>
+        <w:t>ExecuteFire</w:t>
+      </w:r>
+      <w:r>
+        <w:rPr>
+          <w:rFonts w:hint="eastAsia"/>
+        </w:rPr>
+        <w:t>方法）功能。</w:t>
+      </w:r>
+    </w:p>
+    <w:p>
+      <w:pPr>
+        <w:pStyle w:val="a7"/>
+        <w:numPr>
+          <w:ilvl w:val="0"/>
+          <w:numId w:val="11"/>
+        </w:numPr>
+        <w:ind w:firstLineChars="0"/>
+      </w:pPr>
+      <w:r>
+        <w:rPr>
+          <w:rFonts w:hint="eastAsia"/>
+        </w:rPr>
+        <w:t>开发玩家控制脚本。继承</w:t>
+      </w:r>
       <w:r>
         <w:t>TankBase</w:t>
       </w:r>
-      <w:proofErr w:type="spellEnd"/>
-      <w:r>
-        <w:rPr>
-          <w:rFonts w:hint="eastAsia"/>
-        </w:rPr>
-        <w:t>，包括生命值管理（</w:t>
-      </w:r>
-      <w:proofErr w:type="spellStart"/>
-      <w:r>
-        <w:t>TakeDamage</w:t>
-      </w:r>
-      <w:proofErr w:type="spellEnd"/>
-      <w:r>
-        <w:rPr>
-          <w:rFonts w:hint="eastAsia"/>
-        </w:rPr>
-        <w:t>、</w:t>
+      <w:r>
+        <w:rPr>
+          <w:rFonts w:hint="eastAsia"/>
+        </w:rPr>
+        <w:t>类，实现玩家控制脚本</w:t>
+      </w:r>
+      <w:r>
+        <w:t>PlayerController</w:t>
+      </w:r>
+      <w:r>
+        <w:rPr>
+          <w:rFonts w:hint="eastAsia"/>
+        </w:rPr>
+        <w:t>，</w:t>
+      </w:r>
+      <w:r>
+        <w:rPr>
+          <w:rFonts w:hint="eastAsia"/>
+        </w:rPr>
+        <w:t>只负责获取输入</w:t>
+      </w:r>
+      <w:r>
+        <w:rPr>
+          <w:rFonts w:hint="eastAsia"/>
+        </w:rPr>
+        <w:t>（移动、开火）</w:t>
+      </w:r>
+      <w:r>
+        <w:rPr>
+          <w:rFonts w:hint="eastAsia"/>
+        </w:rPr>
+        <w:t>，然后调用</w:t>
+      </w:r>
+      <w:r>
+        <w:t>TankBase的能力</w:t>
+      </w:r>
+      <w:r>
+        <w:rPr>
+          <w:rFonts w:hint="eastAsia"/>
+        </w:rPr>
+        <w:t>，同时重写</w:t>
       </w:r>
       <w:r>
         <w:t>Die</w:t>
@@ -5063,52 +4833,7 @@
         <w:rPr>
           <w:rFonts w:hint="eastAsia"/>
         </w:rPr>
-        <w:t>可重写方法</w:t>
-      </w:r>
-      <w:r>
-        <w:rPr>
-          <w:rFonts w:hint="eastAsia"/>
-        </w:rPr>
-        <w:t>）</w:t>
-      </w:r>
-      <w:r>
-        <w:rPr>
-          <w:rFonts w:hint="eastAsia"/>
-        </w:rPr>
-        <w:t>、移动与底盘旋转（</w:t>
-      </w:r>
-      <w:proofErr w:type="spellStart"/>
-      <w:r>
-        <w:t>MoveTank</w:t>
-      </w:r>
-      <w:proofErr w:type="spellEnd"/>
-      <w:r>
-        <w:rPr>
-          <w:rFonts w:hint="eastAsia"/>
-        </w:rPr>
-        <w:t>方法）、炮台旋转与开火（</w:t>
-      </w:r>
-      <w:proofErr w:type="spellStart"/>
-      <w:r>
-        <w:t>AimAndFire</w:t>
-      </w:r>
-      <w:proofErr w:type="spellEnd"/>
-      <w:r>
-        <w:rPr>
-          <w:rFonts w:hint="eastAsia"/>
-        </w:rPr>
-        <w:t>、</w:t>
-      </w:r>
-      <w:proofErr w:type="spellStart"/>
-      <w:r>
-        <w:t>ExecuteFire</w:t>
-      </w:r>
-      <w:proofErr w:type="spellEnd"/>
-      <w:r>
-        <w:rPr>
-          <w:rFonts w:hint="eastAsia"/>
-        </w:rPr>
-        <w:t>方法）功能。</w:t>
+        <w:t>方法。</w:t>
       </w:r>
     </w:p>
     <w:p>
@@ -5124,94 +4849,10 @@
         <w:rPr>
           <w:rFonts w:hint="eastAsia"/>
         </w:rPr>
-        <w:t>开发玩家控制脚本。继承</w:t>
-      </w:r>
-      <w:proofErr w:type="spellStart"/>
-      <w:r>
-        <w:t>TankBase</w:t>
-      </w:r>
-      <w:proofErr w:type="spellEnd"/>
-      <w:r>
-        <w:rPr>
-          <w:rFonts w:hint="eastAsia"/>
-        </w:rPr>
-        <w:t>类，实现玩家控制脚本</w:t>
-      </w:r>
-      <w:proofErr w:type="spellStart"/>
-      <w:r>
-        <w:t>PlayerController</w:t>
-      </w:r>
-      <w:proofErr w:type="spellEnd"/>
-      <w:r>
-        <w:rPr>
-          <w:rFonts w:hint="eastAsia"/>
-        </w:rPr>
-        <w:t>，</w:t>
-      </w:r>
-      <w:r>
-        <w:rPr>
-          <w:rFonts w:hint="eastAsia"/>
-        </w:rPr>
-        <w:t>只负责获取输入</w:t>
-      </w:r>
-      <w:r>
-        <w:rPr>
-          <w:rFonts w:hint="eastAsia"/>
-        </w:rPr>
-        <w:t>（移动、开火）</w:t>
-      </w:r>
-      <w:r>
-        <w:rPr>
-          <w:rFonts w:hint="eastAsia"/>
-        </w:rPr>
-        <w:t>，然后调用</w:t>
-      </w:r>
-      <w:proofErr w:type="spellStart"/>
-      <w:r>
-        <w:t>TankBase</w:t>
-      </w:r>
-      <w:proofErr w:type="spellEnd"/>
-      <w:r>
-        <w:t>的能力</w:t>
-      </w:r>
-      <w:r>
-        <w:rPr>
-          <w:rFonts w:hint="eastAsia"/>
-        </w:rPr>
-        <w:t>，同时重写</w:t>
-      </w:r>
-      <w:r>
-        <w:t>Die</w:t>
-      </w:r>
-      <w:r>
-        <w:rPr>
-          <w:rFonts w:hint="eastAsia"/>
-        </w:rPr>
-        <w:t>方法。</w:t>
-      </w:r>
-    </w:p>
-    <w:p>
-      <w:pPr>
-        <w:pStyle w:val="a7"/>
-        <w:numPr>
-          <w:ilvl w:val="0"/>
-          <w:numId w:val="11"/>
-        </w:numPr>
-        <w:ind w:firstLineChars="0"/>
-      </w:pPr>
-      <w:r>
-        <w:rPr>
-          <w:rFonts w:hint="eastAsia"/>
-        </w:rPr>
         <w:t>重新实现敌人AI。继承</w:t>
       </w:r>
-      <w:proofErr w:type="spellStart"/>
-      <w:r>
-        <w:t>TankBase</w:t>
-      </w:r>
-      <w:proofErr w:type="spellEnd"/>
-      <w:r>
-        <w:t>类</w:t>
+      <w:r>
+        <w:t>TankBase类</w:t>
       </w:r>
       <w:r>
         <w:rPr>
@@ -5219,11 +4860,9 @@
         </w:rPr>
         <w:t>，重写敌人AI脚本</w:t>
       </w:r>
-      <w:proofErr w:type="spellStart"/>
       <w:r>
         <w:t>EnemyAI</w:t>
       </w:r>
-      <w:proofErr w:type="spellEnd"/>
       <w:r>
         <w:rPr>
           <w:rFonts w:hint="eastAsia"/>
@@ -5268,33 +4907,27 @@
         </w:rPr>
         <w:t>使敌人AI视野能被墙阻挡。在</w:t>
       </w:r>
-      <w:proofErr w:type="spellStart"/>
       <w:r>
         <w:t>EnemyAI</w:t>
       </w:r>
-      <w:proofErr w:type="spellEnd"/>
       <w:r>
         <w:rPr>
           <w:rFonts w:hint="eastAsia"/>
         </w:rPr>
         <w:t>脚本中增加</w:t>
       </w:r>
-      <w:proofErr w:type="spellStart"/>
       <w:r>
         <w:t>LayerMask</w:t>
       </w:r>
-      <w:proofErr w:type="spellEnd"/>
       <w:r>
         <w:rPr>
           <w:rFonts w:hint="eastAsia"/>
         </w:rPr>
         <w:t>类型的公共字段</w:t>
       </w:r>
-      <w:proofErr w:type="spellStart"/>
       <w:r>
         <w:t>obstacleMask</w:t>
       </w:r>
-      <w:proofErr w:type="spellEnd"/>
       <w:r>
         <w:rPr>
           <w:rFonts w:hint="eastAsia"/>
@@ -5325,33 +4958,27 @@
         </w:rPr>
         <w:t>玩家出现无限开火Bug。原因：对鼠标输入的获取错写成了</w:t>
       </w:r>
-      <w:proofErr w:type="spellStart"/>
       <w:r>
         <w:t>GetMouseButton</w:t>
       </w:r>
-      <w:proofErr w:type="spellEnd"/>
       <w:r>
         <w:rPr>
           <w:rFonts w:hint="eastAsia"/>
         </w:rPr>
         <w:t>。解决：改正为</w:t>
       </w:r>
-      <w:proofErr w:type="spellStart"/>
       <w:r>
         <w:t>GetMouseButtonDown</w:t>
       </w:r>
-      <w:proofErr w:type="spellEnd"/>
       <w:r>
         <w:rPr>
           <w:rFonts w:hint="eastAsia"/>
         </w:rPr>
         <w:t>，此外，在这个过程中还发现</w:t>
       </w:r>
-      <w:proofErr w:type="spellStart"/>
       <w:r>
         <w:t>TankBase</w:t>
       </w:r>
-      <w:proofErr w:type="spellEnd"/>
       <w:r>
         <w:rPr>
           <w:rFonts w:hint="eastAsia"/>
@@ -5547,11 +5174,9 @@
         </w:rPr>
         <w:t>。使得</w:t>
       </w:r>
-      <w:proofErr w:type="spellStart"/>
       <w:r>
         <w:t>TankBase</w:t>
       </w:r>
-      <w:proofErr w:type="spellEnd"/>
       <w:r>
         <w:rPr>
           <w:rFonts w:hint="eastAsia"/>
@@ -5577,33 +5202,27 @@
         </w:rPr>
         <w:t>实现武器控制器基类</w:t>
       </w:r>
-      <w:proofErr w:type="spellStart"/>
       <w:r>
         <w:t>WeaponControllerBase</w:t>
       </w:r>
-      <w:proofErr w:type="spellEnd"/>
       <w:r>
         <w:rPr>
           <w:rFonts w:hint="eastAsia"/>
         </w:rPr>
         <w:t>。包含冷却时间配置，尝试开火</w:t>
       </w:r>
-      <w:proofErr w:type="spellStart"/>
       <w:r>
         <w:t>TryFire</w:t>
       </w:r>
-      <w:proofErr w:type="spellEnd"/>
       <w:r>
         <w:rPr>
           <w:rFonts w:hint="eastAsia"/>
         </w:rPr>
         <w:t>公共接口，设置额外反弹次数</w:t>
       </w:r>
-      <w:proofErr w:type="spellStart"/>
       <w:r>
         <w:t>SetBonusBounce</w:t>
       </w:r>
-      <w:proofErr w:type="spellEnd"/>
       <w:r>
         <w:rPr>
           <w:rFonts w:hint="eastAsia"/>
@@ -5653,11 +5272,9 @@
         </w:rPr>
         <w:t>修改</w:t>
       </w:r>
-      <w:proofErr w:type="spellStart"/>
       <w:r>
         <w:t>BulletBase</w:t>
       </w:r>
-      <w:proofErr w:type="spellEnd"/>
       <w:r>
         <w:rPr>
           <w:rFonts w:hint="eastAsia"/>
@@ -5670,11 +5287,9 @@
         </w:rPr>
         <w:t>将原可配置项</w:t>
       </w:r>
-      <w:proofErr w:type="spellStart"/>
       <w:r>
         <w:t>maxBounces</w:t>
       </w:r>
-      <w:proofErr w:type="spellEnd"/>
       <w:r>
         <w:rPr>
           <w:rFonts w:hint="eastAsia"/>
@@ -5699,11 +5314,9 @@
         </w:rPr>
         <w:t>默认最大反弹次数</w:t>
       </w:r>
-      <w:proofErr w:type="spellStart"/>
       <w:r>
         <w:t>defaultMaxBounces</w:t>
       </w:r>
-      <w:proofErr w:type="spellEnd"/>
       <w:r>
         <w:rPr>
           <w:rFonts w:hint="eastAsia"/>
@@ -5716,11 +5329,9 @@
         </w:rPr>
         <w:t>增加反弹次数</w:t>
       </w:r>
-      <w:proofErr w:type="spellStart"/>
       <w:r>
         <w:t>AddBonusBounce</w:t>
       </w:r>
-      <w:proofErr w:type="spellEnd"/>
       <w:r>
         <w:rPr>
           <w:rFonts w:hint="eastAsia"/>
@@ -5743,33 +5354,27 @@
         </w:rPr>
         <w:t>实现普通炮台和双管炮控制器。普通炮台控制器</w:t>
       </w:r>
-      <w:proofErr w:type="spellStart"/>
       <w:r>
         <w:t>NormalWeapon</w:t>
       </w:r>
-      <w:proofErr w:type="spellEnd"/>
       <w:r>
         <w:rPr>
           <w:rFonts w:hint="eastAsia"/>
         </w:rPr>
         <w:t>和双管炮控制器</w:t>
       </w:r>
-      <w:proofErr w:type="spellStart"/>
       <w:r>
         <w:t>DoubleWeapon</w:t>
       </w:r>
-      <w:proofErr w:type="spellEnd"/>
       <w:r>
         <w:rPr>
           <w:rFonts w:hint="eastAsia"/>
         </w:rPr>
         <w:t>均继承自</w:t>
       </w:r>
-      <w:proofErr w:type="spellStart"/>
       <w:r>
         <w:t>WeaponControllerBase</w:t>
       </w:r>
-      <w:proofErr w:type="spellEnd"/>
       <w:r>
         <w:rPr>
           <w:rFonts w:hint="eastAsia"/>
@@ -5844,11 +5449,9 @@
         </w:rPr>
         <w:t>，增加武器管理。在</w:t>
       </w:r>
-      <w:proofErr w:type="spellStart"/>
       <w:r>
         <w:t>OnEnable</w:t>
       </w:r>
-      <w:proofErr w:type="spellEnd"/>
       <w:r>
         <w:rPr>
           <w:rFonts w:hint="eastAsia"/>
@@ -5861,11 +5464,9 @@
         </w:rPr>
         <w:t>修改原有的</w:t>
       </w:r>
-      <w:proofErr w:type="spellStart"/>
       <w:r>
         <w:t>ExecuteFire</w:t>
       </w:r>
-      <w:proofErr w:type="spellEnd"/>
       <w:r>
         <w:rPr>
           <w:rFonts w:hint="eastAsia"/>
@@ -5878,11 +5479,9 @@
         </w:rPr>
         <w:t>调用武器控制器的接口</w:t>
       </w:r>
-      <w:proofErr w:type="spellStart"/>
       <w:r>
         <w:t>TryFire</w:t>
       </w:r>
-      <w:proofErr w:type="spellEnd"/>
       <w:r>
         <w:rPr>
           <w:rFonts w:hint="eastAsia"/>
@@ -5935,44 +5534,36 @@
         </w:rPr>
         <w:t>。激光炮控制类</w:t>
       </w:r>
-      <w:proofErr w:type="spellStart"/>
       <w:r>
         <w:t>LaserWeapon</w:t>
       </w:r>
-      <w:proofErr w:type="spellEnd"/>
       <w:r>
         <w:rPr>
           <w:rFonts w:hint="eastAsia"/>
         </w:rPr>
         <w:t>继承自</w:t>
       </w:r>
-      <w:proofErr w:type="spellStart"/>
       <w:r>
         <w:t>WeaponControllerBase</w:t>
       </w:r>
-      <w:proofErr w:type="spellEnd"/>
       <w:r>
         <w:rPr>
           <w:rFonts w:hint="eastAsia"/>
         </w:rPr>
         <w:t>，使用</w:t>
       </w:r>
-      <w:proofErr w:type="spellStart"/>
       <w:r>
         <w:t>LineRenderer</w:t>
       </w:r>
-      <w:proofErr w:type="spellEnd"/>
       <w:r>
         <w:rPr>
           <w:rFonts w:hint="eastAsia"/>
         </w:rPr>
         <w:t>和协程实现激光子弹，逻辑为在坦克开火点和终点即与墙壁接触点间用</w:t>
       </w:r>
-      <w:proofErr w:type="spellStart"/>
       <w:r>
         <w:t>LineRenderer</w:t>
       </w:r>
-      <w:proofErr w:type="spellEnd"/>
       <w:r>
         <w:rPr>
           <w:rFonts w:hint="eastAsia"/>
@@ -6030,11 +5621,9 @@
         <w:lastRenderedPageBreak/>
         <w:t>实现玩家Buff系统</w:t>
       </w:r>
-      <w:proofErr w:type="spellStart"/>
       <w:r>
         <w:t>BuffSystem</w:t>
       </w:r>
-      <w:proofErr w:type="spellEnd"/>
       <w:r>
         <w:rPr>
           <w:rFonts w:hint="eastAsia"/>
@@ -6047,11 +5636,9 @@
         </w:rPr>
         <w:t>，即施加buff，一段时间后去除。同时进行小扩展，提供接口</w:t>
       </w:r>
-      <w:proofErr w:type="spellStart"/>
       <w:r>
         <w:t>NotifyWeaponChanged</w:t>
       </w:r>
-      <w:proofErr w:type="spellEnd"/>
       <w:r>
         <w:rPr>
           <w:rFonts w:hint="eastAsia"/>
@@ -6095,11 +5682,9 @@
         </w:rPr>
         <w:t>修改玩家控制脚本，适配新的武器系统和Buff系统。重写</w:t>
       </w:r>
-      <w:proofErr w:type="spellStart"/>
       <w:r>
         <w:t>SwitchWeapon</w:t>
       </w:r>
-      <w:proofErr w:type="spellEnd"/>
       <w:r>
         <w:rPr>
           <w:rFonts w:hint="eastAsia"/>
@@ -6112,11 +5697,9 @@
         </w:rPr>
         <w:t>，实现武器切换，重写</w:t>
       </w:r>
-      <w:proofErr w:type="spellStart"/>
       <w:r>
         <w:t>TakeDamage</w:t>
       </w:r>
-      <w:proofErr w:type="spellEnd"/>
       <w:r>
         <w:rPr>
           <w:rFonts w:hint="eastAsia"/>
@@ -6167,13 +5750,8 @@
         <w:t>碰撞检</w:t>
       </w:r>
       <w:r>
-        <w:t>测脚本</w:t>
-      </w:r>
-      <w:proofErr w:type="spellStart"/>
-      <w:r>
-        <w:t>PickupItem</w:t>
-      </w:r>
-      <w:proofErr w:type="spellEnd"/>
+        <w:t>测脚本PickupItem</w:t>
+      </w:r>
       <w:r>
         <w:rPr>
           <w:rFonts w:hint="eastAsia"/>
@@ -6211,11 +5789,9 @@
         </w:rPr>
         <w:t>坦克生成后出现拥有多个炮台问题。原因：</w:t>
       </w:r>
-      <w:proofErr w:type="spellStart"/>
       <w:r>
         <w:t>TankBase</w:t>
       </w:r>
-      <w:proofErr w:type="spellEnd"/>
       <w:r>
         <w:rPr>
           <w:rFonts w:hint="eastAsia"/>
@@ -6363,11 +5939,9 @@
         </w:rPr>
         <w:t>实现声波炮逻辑。实现</w:t>
       </w:r>
-      <w:proofErr w:type="spellStart"/>
       <w:r>
         <w:t>SonicProjectile</w:t>
       </w:r>
-      <w:proofErr w:type="spellEnd"/>
       <w:r>
         <w:rPr>
           <w:rFonts w:hint="eastAsia"/>
@@ -6419,22 +5993,18 @@
         </w:rPr>
         <w:t>记录已造成伤害的地方坦克，避免重复伤害。实现</w:t>
       </w:r>
-      <w:proofErr w:type="spellStart"/>
       <w:r>
         <w:t>SonicWeapon</w:t>
       </w:r>
-      <w:proofErr w:type="spellEnd"/>
       <w:r>
         <w:rPr>
           <w:rFonts w:hint="eastAsia"/>
         </w:rPr>
         <w:t>类，挂载于声波炮台，继承自</w:t>
       </w:r>
-      <w:proofErr w:type="spellStart"/>
       <w:r>
         <w:t>WeaponControllerBase</w:t>
       </w:r>
-      <w:proofErr w:type="spellEnd"/>
       <w:r>
         <w:rPr>
           <w:rFonts w:hint="eastAsia"/>
@@ -6494,11 +6064,9 @@
         </w:rPr>
         <w:t>简单实现掉落物视觉效果脚本。实现</w:t>
       </w:r>
-      <w:proofErr w:type="spellStart"/>
       <w:r>
         <w:t>ItemVisual</w:t>
       </w:r>
-      <w:proofErr w:type="spellEnd"/>
       <w:r>
         <w:rPr>
           <w:rFonts w:hint="eastAsia"/>
@@ -6641,44 +6209,36 @@
         </w:rPr>
         <w:t>修复坦克生成后无法立刻开火问题。</w:t>
       </w:r>
-      <w:proofErr w:type="spellStart"/>
       <w:r>
         <w:t>WeaponControllerBase</w:t>
       </w:r>
-      <w:proofErr w:type="spellEnd"/>
       <w:r>
         <w:rPr>
           <w:rFonts w:hint="eastAsia"/>
         </w:rPr>
         <w:t>中在</w:t>
       </w:r>
-      <w:proofErr w:type="spellStart"/>
       <w:r>
         <w:t>OnEnable</w:t>
       </w:r>
-      <w:proofErr w:type="spellEnd"/>
       <w:r>
         <w:rPr>
           <w:rFonts w:hint="eastAsia"/>
         </w:rPr>
         <w:t>里将</w:t>
       </w:r>
-      <w:proofErr w:type="spellStart"/>
       <w:r>
         <w:t>lastFireTime</w:t>
       </w:r>
-      <w:proofErr w:type="spellEnd"/>
       <w:r>
         <w:rPr>
           <w:rFonts w:hint="eastAsia"/>
         </w:rPr>
         <w:t>赋值为0，改为赋值为-</w:t>
       </w:r>
-      <w:proofErr w:type="spellStart"/>
       <w:r>
         <w:t>fireCooldown</w:t>
       </w:r>
-      <w:proofErr w:type="spellEnd"/>
       <w:r>
         <w:rPr>
           <w:rFonts w:hint="eastAsia"/>
@@ -6701,11 +6261,9 @@
         </w:rPr>
         <w:t>修复反弹增加buff无法生效问题。</w:t>
       </w:r>
-      <w:proofErr w:type="spellStart"/>
       <w:r>
         <w:t>BuffSystem</w:t>
       </w:r>
-      <w:proofErr w:type="spellEnd"/>
       <w:r>
         <w:rPr>
           <w:rFonts w:hint="eastAsia"/>
@@ -6753,11 +6311,9 @@
         </w:rPr>
         <w:t>导致的，通过修改</w:t>
       </w:r>
-      <w:proofErr w:type="spellStart"/>
       <w:r>
         <w:t>BuffSystem</w:t>
       </w:r>
-      <w:proofErr w:type="spellEnd"/>
       <w:r>
         <w:rPr>
           <w:rFonts w:hint="eastAsia"/>
@@ -6869,25 +6425,8 @@
         </w:rPr>
         <w:t>游戏流程、关卡、存档管理实现</w:t>
       </w:r>
-    </w:p>
-    <w:p>
-      <w:pPr>
-        <w:ind w:firstLine="420"/>
-      </w:pPr>
-      <w:r>
-        <w:rPr>
-          <w:rFonts w:hint="eastAsia"/>
-        </w:rPr>
-        <w:t>3</w:t>
-      </w:r>
-      <w:r>
-        <w:t xml:space="preserve">. </w:t>
-      </w:r>
-      <w:r>
-        <w:rPr>
-          <w:rFonts w:hint="eastAsia"/>
-        </w:rPr>
-        <w:t>UI制作</w:t>
+      <w:r>
+        <w:t xml:space="preserve"> </w:t>
       </w:r>
     </w:p>
     <w:p>
@@ -6943,27 +6482,11 @@
         <w:rPr>
           <w:rFonts w:hint="eastAsia"/>
         </w:rPr>
-        <w:t>利用</w:t>
-      </w:r>
-      <w:proofErr w:type="spellStart"/>
-      <w:r>
-        <w:rPr>
-          <w:rFonts w:hint="eastAsia"/>
-        </w:rPr>
-        <w:t>DOTween</w:t>
-      </w:r>
-      <w:proofErr w:type="spellEnd"/>
-      <w:r>
-        <w:rPr>
-          <w:rFonts w:hint="eastAsia"/>
-        </w:rPr>
-        <w:t>插件简单实现坦克后坐力动画，逻辑为使</w:t>
-      </w:r>
-      <w:proofErr w:type="spellStart"/>
+        <w:t>利用DOTween插件简单实现坦克后坐力动画，逻辑为使</w:t>
+      </w:r>
       <w:r>
         <w:t>localPosition</w:t>
       </w:r>
-      <w:proofErr w:type="spellEnd"/>
       <w:r>
         <w:rPr>
           <w:rFonts w:hint="eastAsia"/>
@@ -7050,33 +6573,27 @@
         </w:rPr>
         <w:t>基本实现游戏流程管理。实现三个管理器，</w:t>
       </w:r>
-      <w:proofErr w:type="spellStart"/>
       <w:r>
         <w:t>DataManager</w:t>
       </w:r>
-      <w:proofErr w:type="spellEnd"/>
       <w:r>
         <w:rPr>
           <w:rFonts w:hint="eastAsia"/>
         </w:rPr>
         <w:t>负责存档与数据，</w:t>
       </w:r>
-      <w:proofErr w:type="spellStart"/>
       <w:r>
         <w:t>LevelManager</w:t>
       </w:r>
-      <w:proofErr w:type="spellEnd"/>
       <w:r>
         <w:rPr>
           <w:rFonts w:hint="eastAsia"/>
         </w:rPr>
         <w:t>负责关卡数据与切换，</w:t>
       </w:r>
-      <w:proofErr w:type="spellStart"/>
       <w:r>
         <w:t>GameStateManager</w:t>
       </w:r>
-      <w:proofErr w:type="spellEnd"/>
       <w:r>
         <w:rPr>
           <w:rFonts w:hint="eastAsia"/>
@@ -7099,11 +6616,9 @@
         </w:rPr>
         <w:t>实现存档持续化。</w:t>
       </w:r>
-      <w:proofErr w:type="spellStart"/>
       <w:r>
         <w:t>DataManager</w:t>
       </w:r>
-      <w:proofErr w:type="spellEnd"/>
       <w:r>
         <w:rPr>
           <w:rFonts w:hint="eastAsia"/>
@@ -7142,11 +6657,9 @@
         </w:rPr>
         <w:t>同步摄像机脚本中镜头跟随开关与</w:t>
       </w:r>
-      <w:proofErr w:type="spellStart"/>
       <w:r>
         <w:t>DataManager</w:t>
       </w:r>
-      <w:proofErr w:type="spellEnd"/>
       <w:r>
         <w:rPr>
           <w:rFonts w:hint="eastAsia"/>
@@ -7163,11 +6676,6 @@
       </w:r>
     </w:p>
     <w:p>
-      <w:pPr>
-        <w:rPr>
-          <w:rFonts w:hint="eastAsia"/>
-        </w:rPr>
-      </w:pPr>
       <w:r>
         <w:tab/>
       </w:r>
@@ -7183,22 +6691,18 @@
         </w:rPr>
         <w:t>。原本</w:t>
       </w:r>
-      <w:proofErr w:type="spellStart"/>
       <w:r>
         <w:t>GameStateManager</w:t>
       </w:r>
-      <w:proofErr w:type="spellEnd"/>
       <w:r>
         <w:rPr>
           <w:rFonts w:hint="eastAsia"/>
         </w:rPr>
         <w:t>中初始化关卡的方法调用在Start中，但挂载物体跨场景不会删除，只调用一次。更改后</w:t>
       </w:r>
-      <w:proofErr w:type="spellStart"/>
       <w:r>
         <w:t>GameStateManager</w:t>
       </w:r>
-      <w:proofErr w:type="spellEnd"/>
       <w:r>
         <w:rPr>
           <w:rFonts w:hint="eastAsia"/>
@@ -7208,14 +6712,12 @@
       <w:r>
         <w:t xml:space="preserve"> </w:t>
       </w:r>
-      <w:proofErr w:type="spellStart"/>
       <w:r>
         <w:rPr>
           <w:rFonts w:hint="eastAsia"/>
         </w:rPr>
         <w:t>OnEnable</w:t>
       </w:r>
-      <w:proofErr w:type="spellEnd"/>
       <w:r>
         <w:rPr>
           <w:rFonts w:hint="eastAsia"/>
@@ -7294,47 +6796,497 @@
         <w:rPr>
           <w:rFonts w:hint="eastAsia"/>
         </w:rPr>
-        <w:t>核心任务：1</w:t>
-      </w:r>
-      <w:r>
-        <w:t>.</w:t>
-      </w:r>
+        <w:t>核心任务：</w:t>
+      </w:r>
+    </w:p>
+    <w:p>
+      <w:pPr>
+        <w:pStyle w:val="a7"/>
+        <w:numPr>
+          <w:ilvl w:val="0"/>
+          <w:numId w:val="23"/>
+        </w:numPr>
+        <w:ind w:firstLineChars="0"/>
+      </w:pPr>
+      <w:r>
+        <w:rPr>
+          <w:rFonts w:hint="eastAsia"/>
+        </w:rPr>
+        <w:t>UI制作</w:t>
+      </w:r>
+    </w:p>
+    <w:p>
+      <w:pPr>
+        <w:pStyle w:val="a7"/>
+        <w:numPr>
+          <w:ilvl w:val="0"/>
+          <w:numId w:val="23"/>
+        </w:numPr>
+        <w:ind w:firstLineChars="0"/>
+      </w:pPr>
+      <w:r>
+        <w:rPr>
+          <w:rFonts w:hint="eastAsia"/>
+        </w:rPr>
+        <w:t>地形制作</w:t>
+      </w:r>
+    </w:p>
+    <w:p>
+      <w:pPr>
+        <w:pStyle w:val="a7"/>
+        <w:numPr>
+          <w:ilvl w:val="0"/>
+          <w:numId w:val="23"/>
+        </w:numPr>
+        <w:ind w:firstLineChars="0"/>
+      </w:pPr>
+      <w:r>
+        <w:rPr>
+          <w:rFonts w:hint="eastAsia"/>
+        </w:rPr>
+        <w:t>模型替换</w:t>
+      </w:r>
+    </w:p>
+    <w:p>
+      <w:pPr>
+        <w:pStyle w:val="a7"/>
+        <w:numPr>
+          <w:ilvl w:val="0"/>
+          <w:numId w:val="23"/>
+        </w:numPr>
+        <w:ind w:firstLineChars="0"/>
+      </w:pPr>
+      <w:r>
+        <w:rPr>
+          <w:rFonts w:hint="eastAsia"/>
+        </w:rPr>
+        <w:t>关卡搭建</w:t>
+      </w:r>
+    </w:p>
+    <w:p>
+      <w:pPr>
+        <w:pStyle w:val="a7"/>
+        <w:numPr>
+          <w:ilvl w:val="0"/>
+          <w:numId w:val="23"/>
+        </w:numPr>
+        <w:ind w:firstLineChars="0"/>
+      </w:pPr>
+      <w:r>
+        <w:rPr>
+          <w:rFonts w:hint="eastAsia"/>
+        </w:rPr>
+        <w:t>流程测试</w:t>
+      </w:r>
+    </w:p>
+    <w:p>
+      <w:pPr>
+        <w:pStyle w:val="a7"/>
+        <w:numPr>
+          <w:ilvl w:val="0"/>
+          <w:numId w:val="23"/>
+        </w:numPr>
+        <w:ind w:firstLineChars="0"/>
+        <w:rPr>
+          <w:rFonts w:hint="eastAsia"/>
+        </w:rPr>
+      </w:pPr>
+      <w:r>
+        <w:rPr>
+          <w:rFonts w:hint="eastAsia"/>
+        </w:rPr>
+        <w:t>游戏生成</w:t>
+      </w:r>
+    </w:p>
+    <w:p>
+      <w:r>
+        <w:rPr>
+          <w:rFonts w:hint="eastAsia"/>
+        </w:rPr>
+        <w:t>工作内容：</w:t>
+      </w:r>
+    </w:p>
+    <w:p>
+      <w:pPr>
+        <w:pStyle w:val="a7"/>
+        <w:numPr>
+          <w:ilvl w:val="0"/>
+          <w:numId w:val="15"/>
+        </w:numPr>
+        <w:ind w:firstLineChars="0"/>
+      </w:pPr>
+      <w:r>
+        <w:rPr>
+          <w:rFonts w:hint="eastAsia"/>
+        </w:rPr>
+        <w:t>制作主菜单UI。包括主界面、选关界面和设置页面，放在主菜单场景中。</w:t>
+      </w:r>
+    </w:p>
+    <w:p>
+      <w:pPr>
+        <w:pStyle w:val="a7"/>
+        <w:numPr>
+          <w:ilvl w:val="0"/>
+          <w:numId w:val="15"/>
+        </w:numPr>
+        <w:ind w:firstLineChars="0"/>
+      </w:pPr>
+      <w:r>
+        <w:rPr>
+          <w:rFonts w:hint="eastAsia"/>
+        </w:rPr>
+        <w:t>修改坦克基类，增加当前血量获取接口，以便制作血条UI。</w:t>
+      </w:r>
+    </w:p>
+    <w:p>
+      <w:pPr>
+        <w:pStyle w:val="a7"/>
+        <w:numPr>
+          <w:ilvl w:val="0"/>
+          <w:numId w:val="15"/>
+        </w:numPr>
+        <w:ind w:firstLineChars="0"/>
+      </w:pPr>
+      <w:r>
+        <w:rPr>
+          <w:rFonts w:hint="eastAsia"/>
+        </w:rPr>
+        <w:lastRenderedPageBreak/>
+        <w:t>制作血条UI，显示在玩家和敌人上方，符合任务书要求。</w:t>
+      </w:r>
+    </w:p>
+    <w:p>
+      <w:pPr>
+        <w:pStyle w:val="a7"/>
+        <w:numPr>
+          <w:ilvl w:val="0"/>
+          <w:numId w:val="15"/>
+        </w:numPr>
+        <w:ind w:firstLineChars="0"/>
+      </w:pPr>
+      <w:r>
+        <w:rPr>
+          <w:rFonts w:hint="eastAsia"/>
+        </w:rPr>
+        <w:t>制作游戏内UI。包括进入关卡时的提示，游玩时左上角的暂停按钮，暂停界面，胜利与失败界面。</w:t>
+      </w:r>
+    </w:p>
+    <w:p>
+      <w:pPr>
+        <w:pStyle w:val="a7"/>
+        <w:numPr>
+          <w:ilvl w:val="0"/>
+          <w:numId w:val="15"/>
+        </w:numPr>
+        <w:ind w:firstLineChars="0"/>
+      </w:pPr>
+      <w:r>
+        <w:rPr>
+          <w:rFonts w:hint="eastAsia"/>
+        </w:rPr>
+        <w:t>制作关卡内小墙与四周大墙。由于制作时只有白模，故只能以此制作。</w:t>
+      </w:r>
+    </w:p>
+    <w:p>
+      <w:pPr>
+        <w:pStyle w:val="a7"/>
+        <w:numPr>
+          <w:ilvl w:val="0"/>
+          <w:numId w:val="15"/>
+        </w:numPr>
+        <w:ind w:firstLineChars="0"/>
+      </w:pPr>
+      <w:r>
+        <w:rPr>
+          <w:rFonts w:hint="eastAsia"/>
+        </w:rPr>
+        <w:t>制作红蓝激光墙与激光发射器，并进行相关适配。</w:t>
+      </w:r>
+    </w:p>
+    <w:p>
+      <w:pPr>
+        <w:pStyle w:val="a7"/>
+        <w:numPr>
+          <w:ilvl w:val="0"/>
+          <w:numId w:val="15"/>
+        </w:numPr>
+        <w:ind w:firstLineChars="0"/>
+      </w:pPr>
+      <w:r>
+        <w:rPr>
+          <w:rFonts w:hint="eastAsia"/>
+        </w:rPr>
+        <w:t>将玩家和敌人的所有临时模型替换为正式模型。</w:t>
+      </w:r>
+    </w:p>
+    <w:p>
+      <w:pPr>
+        <w:pStyle w:val="a7"/>
+        <w:numPr>
+          <w:ilvl w:val="0"/>
+          <w:numId w:val="15"/>
+        </w:numPr>
+        <w:ind w:firstLineChars="0"/>
+      </w:pPr>
+      <w:r>
+        <w:rPr>
+          <w:rFonts w:hint="eastAsia"/>
+        </w:rPr>
+        <w:t>在设置界面添加</w:t>
+      </w:r>
+      <w:r>
+        <w:rPr>
+          <w:rFonts w:hint="eastAsia"/>
+        </w:rPr>
+        <w:t>重置存档按钮。</w:t>
+      </w:r>
+    </w:p>
+    <w:p>
+      <w:pPr>
+        <w:pStyle w:val="a7"/>
+        <w:numPr>
+          <w:ilvl w:val="0"/>
+          <w:numId w:val="15"/>
+        </w:numPr>
+        <w:ind w:firstLineChars="0"/>
+      </w:pPr>
+      <w:r>
+        <w:rPr>
+          <w:rFonts w:hint="eastAsia"/>
+        </w:rPr>
+        <w:t>调整玩家和敌人数值。</w:t>
+      </w:r>
+    </w:p>
+    <w:p>
+      <w:pPr>
+        <w:pStyle w:val="a7"/>
+        <w:numPr>
+          <w:ilvl w:val="0"/>
+          <w:numId w:val="15"/>
+        </w:numPr>
+        <w:ind w:firstLineChars="0"/>
+      </w:pPr>
+      <w:r>
+        <w:rPr>
+          <w:rFonts w:hint="eastAsia"/>
+        </w:rPr>
+        <w:t>调整敌人AI参数。</w:t>
+      </w:r>
+    </w:p>
+    <w:p>
+      <w:pPr>
+        <w:pStyle w:val="a7"/>
+        <w:numPr>
+          <w:ilvl w:val="0"/>
+          <w:numId w:val="15"/>
+        </w:numPr>
+        <w:ind w:firstLineChars="0"/>
+      </w:pPr>
+      <w:r>
+        <w:rPr>
+          <w:rFonts w:hint="eastAsia"/>
+        </w:rPr>
+        <w:t>优化敌人</w:t>
+      </w:r>
+      <w:r>
+        <w:t>AI寻路逻辑，新增</w:t>
+      </w:r>
+      <w:r>
+        <w:rPr>
+          <w:rFonts w:hint="eastAsia"/>
+        </w:rPr>
+        <w:t>视野内</w:t>
+      </w:r>
+      <w:r>
+        <w:t>丢失</w:t>
+      </w:r>
+      <w:r>
+        <w:rPr>
+          <w:rFonts w:hint="eastAsia"/>
+        </w:rPr>
+        <w:t>玩家</w:t>
+      </w:r>
+      <w:r>
+        <w:t>目标一定时间后放弃追逐功能</w:t>
+      </w:r>
+      <w:r>
+        <w:rPr>
+          <w:rFonts w:hint="eastAsia"/>
+        </w:rPr>
+        <w:t>。</w:t>
+      </w:r>
+    </w:p>
+    <w:p>
+      <w:pPr>
+        <w:pStyle w:val="a7"/>
+        <w:numPr>
+          <w:ilvl w:val="0"/>
+          <w:numId w:val="15"/>
+        </w:numPr>
+        <w:ind w:firstLineChars="0"/>
+      </w:pPr>
+      <w:r>
+        <w:rPr>
+          <w:rFonts w:hint="eastAsia"/>
+        </w:rPr>
+        <w:t>完成所有关卡的搭建。</w:t>
+      </w:r>
+    </w:p>
+    <w:p>
+      <w:pPr>
+        <w:pStyle w:val="a7"/>
+        <w:numPr>
+          <w:ilvl w:val="0"/>
+          <w:numId w:val="15"/>
+        </w:numPr>
+        <w:ind w:firstLineChars="0"/>
+      </w:pPr>
+      <w:r>
+        <w:rPr>
+          <w:rFonts w:hint="eastAsia"/>
+        </w:rPr>
+        <w:t>简单调整部分UI的锚点，使其更加适配不同屏幕大小。</w:t>
+      </w:r>
+    </w:p>
+    <w:p>
+      <w:pPr>
+        <w:pStyle w:val="a7"/>
+        <w:numPr>
+          <w:ilvl w:val="0"/>
+          <w:numId w:val="15"/>
+        </w:numPr>
+        <w:ind w:firstLineChars="0"/>
+      </w:pPr>
+      <w:r>
+        <w:rPr>
+          <w:rFonts w:hint="eastAsia"/>
+        </w:rPr>
+        <w:t>完成游戏制作并生成。</w:t>
+      </w:r>
+    </w:p>
+    <w:p>
+      <w:r>
+        <w:rPr>
+          <w:rFonts w:hint="eastAsia"/>
+        </w:rPr>
+        <w:t>问题与解决：</w:t>
+      </w:r>
+    </w:p>
+    <w:p>
+      <w:pPr>
+        <w:pStyle w:val="a7"/>
+        <w:numPr>
+          <w:ilvl w:val="0"/>
+          <w:numId w:val="24"/>
+        </w:numPr>
+        <w:ind w:firstLineChars="0"/>
+      </w:pPr>
+      <w:r>
+        <w:rPr>
+          <w:rFonts w:hint="eastAsia"/>
+        </w:rPr>
+        <w:t>修复</w:t>
+      </w:r>
+      <w:r>
+        <w:t>修复结算界面游戏不暂停问题</w:t>
+      </w:r>
+    </w:p>
+    <w:p>
+      <w:pPr>
+        <w:pStyle w:val="a7"/>
+        <w:numPr>
+          <w:ilvl w:val="0"/>
+          <w:numId w:val="24"/>
+        </w:numPr>
+        <w:ind w:firstLineChars="0"/>
+      </w:pPr>
+      <w:r>
+        <w:rPr>
+          <w:rFonts w:hint="eastAsia"/>
+        </w:rPr>
+        <w:t>敌人死亡前若受到两次攻击会触发两次死亡判定。为坦克基类添加isDead字段，死亡后设置成true，此时不会再次触发死亡判定。</w:t>
+      </w:r>
+    </w:p>
+    <w:p/>
+    <w:p>
+      <w:pPr>
+        <w:rPr>
+          <w:b/>
+          <w:bCs/>
+          <w:sz w:val="22"/>
+          <w:szCs w:val="24"/>
+        </w:rPr>
+      </w:pPr>
+      <w:r>
+        <w:rPr>
+          <w:rFonts w:hint="eastAsia"/>
+          <w:b/>
+          <w:bCs/>
+          <w:sz w:val="22"/>
+          <w:szCs w:val="24"/>
+        </w:rPr>
+        <w:t>2</w:t>
+      </w:r>
+      <w:r>
+        <w:rPr>
+          <w:b/>
+          <w:bCs/>
+          <w:sz w:val="22"/>
+          <w:szCs w:val="24"/>
+        </w:rPr>
+        <w:t>026.4.</w:t>
+      </w:r>
+      <w:r>
+        <w:rPr>
+          <w:b/>
+          <w:bCs/>
+          <w:sz w:val="22"/>
+          <w:szCs w:val="24"/>
+        </w:rPr>
+        <w:t>24</w:t>
+      </w:r>
+      <w:r>
+        <w:rPr>
+          <w:b/>
+          <w:bCs/>
+          <w:sz w:val="22"/>
+          <w:szCs w:val="24"/>
+        </w:rPr>
+        <w:t xml:space="preserve"> </w:t>
+      </w:r>
+      <w:r>
+        <w:rPr>
+          <w:rFonts w:hint="eastAsia"/>
+          <w:b/>
+          <w:bCs/>
+          <w:sz w:val="22"/>
+          <w:szCs w:val="24"/>
+        </w:rPr>
+        <w:t>写于</w:t>
+      </w:r>
+      <w:r>
+        <w:rPr>
+          <w:rFonts w:hint="eastAsia"/>
+          <w:b/>
+          <w:bCs/>
+          <w:sz w:val="22"/>
+          <w:szCs w:val="24"/>
+        </w:rPr>
+        <w:t>游戏制作完成后</w:t>
+      </w:r>
+    </w:p>
+    <w:p>
       <w:r>
         <w:tab/>
       </w:r>
-    </w:p>
-    <w:p>
-      <w:r>
-        <w:rPr>
-          <w:rFonts w:hint="eastAsia"/>
-        </w:rPr>
-        <w:t>工作内容：</w:t>
-      </w:r>
-    </w:p>
-    <w:p>
-      <w:pPr>
-        <w:pStyle w:val="a7"/>
-        <w:numPr>
-          <w:ilvl w:val="0"/>
-          <w:numId w:val="15"/>
-        </w:numPr>
-        <w:ind w:firstLineChars="0"/>
-      </w:pPr>
-    </w:p>
-    <w:p>
-      <w:r>
-        <w:rPr>
-          <w:rFonts w:hint="eastAsia"/>
-        </w:rPr>
-        <w:t>问题与解决：</w:t>
-      </w:r>
-    </w:p>
-    <w:p>
-      <w:pPr>
-        <w:rPr>
-          <w:rFonts w:hint="eastAsia"/>
-        </w:rPr>
-      </w:pPr>
+      <w:r>
+        <w:rPr>
+          <w:rFonts w:hint="eastAsia"/>
+        </w:rPr>
+        <w:t>游戏终于制作完成了。</w:t>
+      </w:r>
+    </w:p>
+    <w:p>
       <w:r>
         <w:tab/>
       </w:r>
@@ -7342,8 +7294,62 @@
         <w:rPr>
           <w:rFonts w:hint="eastAsia"/>
         </w:rPr>
-        <w:t>敌人重复死亡</w:t>
-      </w:r>
+        <w:t>现在再看</w:t>
+      </w:r>
+      <w:r>
+        <w:t>Day6.5</w:t>
+      </w:r>
+      <w:r>
+        <w:rPr>
+          <w:rFonts w:hint="eastAsia"/>
+        </w:rPr>
+        <w:t>写的那些话，其实没有规划，以功能为导向并不是最大的问题，因为后面做的时候还是差不多，只是换了模块这个更好听的名字，毕竟时间只有那么多。之前更大的问题还是眼高手低，想做好的功能，但能力不够，所有后来我就坚持简单就好的原则，才在剩下的六天堪堪做完。</w:t>
+      </w:r>
+    </w:p>
+    <w:p>
+      <w:pPr>
+        <w:rPr>
+          <w:rFonts w:hint="eastAsia"/>
+        </w:rPr>
+      </w:pPr>
+      <w:r>
+        <w:tab/>
+      </w:r>
+      <w:r>
+        <w:rPr>
+          <w:rFonts w:hint="eastAsia"/>
+        </w:rPr>
+        <w:t>总之，虽然有波折，但我认为我还是尽力完成了。</w:t>
+      </w:r>
+    </w:p>
+    <w:p>
+      <w:pPr>
+        <w:rPr>
+          <w:rFonts w:hint="eastAsia"/>
+        </w:rPr>
+      </w:pPr>
+      <w:r>
+        <w:tab/>
+      </w:r>
+      <w:r>
+        <w:rPr>
+          <w:rFonts w:hint="eastAsia"/>
+        </w:rPr>
+        <w:t>最后</w:t>
+      </w:r>
+      <w:r>
+        <w:rPr>
+          <w:rFonts w:hint="eastAsia"/>
+        </w:rPr>
+        <w:t>说明一下，最后两天的日记比较简略，因为它们是后来补的。</w:t>
+      </w:r>
+    </w:p>
+    <w:p>
+      <w:pPr>
+        <w:rPr>
+          <w:rFonts w:hint="eastAsia"/>
+        </w:rPr>
+      </w:pPr>
     </w:p>
     <w:sectPr>
       <w:pgSz w:w="11906" w:h="16838"/>
@@ -7841,6 +7847,95 @@
     </w:lvl>
   </w:abstractNum>
   <w:abstractNum w:abstractNumId="5" w15:restartNumberingAfterBreak="0">
+    <w:nsid w:val="16A02275"/>
+    <w:multiLevelType w:val="hybridMultilevel"/>
+    <w:tmpl w:val="175A5DE0"/>
+    <w:lvl w:ilvl="0" w:tplc="C8F60918">
+      <w:start w:val="1"/>
+      <w:numFmt w:val="decimal"/>
+      <w:lvlText w:val="%1."/>
+      <w:lvlJc w:val="left"/>
+      <w:pPr>
+        <w:ind w:left="780" w:hanging="360"/>
+      </w:pPr>
+      <w:rPr>
+        <w:rFonts w:hint="default"/>
+      </w:rPr>
+    </w:lvl>
+    <w:lvl w:ilvl="1" w:tplc="04090019" w:tentative="1">
+      <w:start w:val="1"/>
+      <w:numFmt w:val="lowerLetter"/>
+      <w:lvlText w:val="%2)"/>
+      <w:lvlJc w:val="left"/>
+      <w:pPr>
+        <w:ind w:left="1260" w:hanging="420"/>
+      </w:pPr>
+    </w:lvl>
+    <w:lvl w:ilvl="2" w:tplc="0409001B" w:tentative="1">
+      <w:start w:val="1"/>
+      <w:numFmt w:val="lowerRoman"/>
+      <w:lvlText w:val="%3."/>
+      <w:lvlJc w:val="right"/>
+      <w:pPr>
+        <w:ind w:left="1680" w:hanging="420"/>
+      </w:pPr>
+    </w:lvl>
+    <w:lvl w:ilvl="3" w:tplc="0409000F" w:tentative="1">
+      <w:start w:val="1"/>
+      <w:numFmt w:val="decimal"/>
+      <w:lvlText w:val="%4."/>
+      <w:lvlJc w:val="left"/>
+      <w:pPr>
+        <w:ind w:left="2100" w:hanging="420"/>
+      </w:pPr>
+    </w:lvl>
+    <w:lvl w:ilvl="4" w:tplc="04090019" w:tentative="1">
+      <w:start w:val="1"/>
+      <w:numFmt w:val="lowerLetter"/>
+      <w:lvlText w:val="%5)"/>
+      <w:lvlJc w:val="left"/>
+      <w:pPr>
+        <w:ind w:left="2520" w:hanging="420"/>
+      </w:pPr>
+    </w:lvl>
+    <w:lvl w:ilvl="5" w:tplc="0409001B" w:tentative="1">
+      <w:start w:val="1"/>
+      <w:numFmt w:val="lowerRoman"/>
+      <w:lvlText w:val="%6."/>
+      <w:lvlJc w:val="right"/>
+      <w:pPr>
+        <w:ind w:left="2940" w:hanging="420"/>
+      </w:pPr>
+    </w:lvl>
+    <w:lvl w:ilvl="6" w:tplc="0409000F" w:tentative="1">
+      <w:start w:val="1"/>
+      <w:numFmt w:val="decimal"/>
+      <w:lvlText w:val="%7."/>
+      <w:lvlJc w:val="left"/>
+      <w:pPr>
+        <w:ind w:left="3360" w:hanging="420"/>
+      </w:pPr>
+    </w:lvl>
+    <w:lvl w:ilvl="7" w:tplc="04090019" w:tentative="1">
+      <w:start w:val="1"/>
+      <w:numFmt w:val="lowerLetter"/>
+      <w:lvlText w:val="%8)"/>
+      <w:lvlJc w:val="left"/>
+      <w:pPr>
+        <w:ind w:left="3780" w:hanging="420"/>
+      </w:pPr>
+    </w:lvl>
+    <w:lvl w:ilvl="8" w:tplc="0409001B" w:tentative="1">
+      <w:start w:val="1"/>
+      <w:numFmt w:val="lowerRoman"/>
+      <w:lvlText w:val="%9."/>
+      <w:lvlJc w:val="right"/>
+      <w:pPr>
+        <w:ind w:left="4200" w:hanging="420"/>
+      </w:pPr>
+    </w:lvl>
+  </w:abstractNum>
+  <w:abstractNum w:abstractNumId="6" w15:restartNumberingAfterBreak="0">
     <w:nsid w:val="174B3F71"/>
     <w:multiLevelType w:val="hybridMultilevel"/>
     <w:tmpl w:val="4FAAB244"/>
@@ -7929,7 +8024,7 @@
       </w:pPr>
     </w:lvl>
   </w:abstractNum>
-  <w:abstractNum w:abstractNumId="6" w15:restartNumberingAfterBreak="0">
+  <w:abstractNum w:abstractNumId="7" w15:restartNumberingAfterBreak="0">
     <w:nsid w:val="180D66FA"/>
     <w:multiLevelType w:val="hybridMultilevel"/>
     <w:tmpl w:val="0F185332"/>
@@ -8018,7 +8113,185 @@
       </w:pPr>
     </w:lvl>
   </w:abstractNum>
-  <w:abstractNum w:abstractNumId="7" w15:restartNumberingAfterBreak="0">
+  <w:abstractNum w:abstractNumId="8" w15:restartNumberingAfterBreak="0">
+    <w:nsid w:val="25501D37"/>
+    <w:multiLevelType w:val="hybridMultilevel"/>
+    <w:tmpl w:val="34109AA2"/>
+    <w:lvl w:ilvl="0" w:tplc="19983302">
+      <w:start w:val="1"/>
+      <w:numFmt w:val="decimal"/>
+      <w:lvlText w:val="%1."/>
+      <w:lvlJc w:val="left"/>
+      <w:pPr>
+        <w:ind w:left="780" w:hanging="360"/>
+      </w:pPr>
+      <w:rPr>
+        <w:rFonts w:hint="default"/>
+      </w:rPr>
+    </w:lvl>
+    <w:lvl w:ilvl="1" w:tplc="04090019" w:tentative="1">
+      <w:start w:val="1"/>
+      <w:numFmt w:val="lowerLetter"/>
+      <w:lvlText w:val="%2)"/>
+      <w:lvlJc w:val="left"/>
+      <w:pPr>
+        <w:ind w:left="1260" w:hanging="420"/>
+      </w:pPr>
+    </w:lvl>
+    <w:lvl w:ilvl="2" w:tplc="0409001B" w:tentative="1">
+      <w:start w:val="1"/>
+      <w:numFmt w:val="lowerRoman"/>
+      <w:lvlText w:val="%3."/>
+      <w:lvlJc w:val="right"/>
+      <w:pPr>
+        <w:ind w:left="1680" w:hanging="420"/>
+      </w:pPr>
+    </w:lvl>
+    <w:lvl w:ilvl="3" w:tplc="0409000F" w:tentative="1">
+      <w:start w:val="1"/>
+      <w:numFmt w:val="decimal"/>
+      <w:lvlText w:val="%4."/>
+      <w:lvlJc w:val="left"/>
+      <w:pPr>
+        <w:ind w:left="2100" w:hanging="420"/>
+      </w:pPr>
+    </w:lvl>
+    <w:lvl w:ilvl="4" w:tplc="04090019" w:tentative="1">
+      <w:start w:val="1"/>
+      <w:numFmt w:val="lowerLetter"/>
+      <w:lvlText w:val="%5)"/>
+      <w:lvlJc w:val="left"/>
+      <w:pPr>
+        <w:ind w:left="2520" w:hanging="420"/>
+      </w:pPr>
+    </w:lvl>
+    <w:lvl w:ilvl="5" w:tplc="0409001B" w:tentative="1">
+      <w:start w:val="1"/>
+      <w:numFmt w:val="lowerRoman"/>
+      <w:lvlText w:val="%6."/>
+      <w:lvlJc w:val="right"/>
+      <w:pPr>
+        <w:ind w:left="2940" w:hanging="420"/>
+      </w:pPr>
+    </w:lvl>
+    <w:lvl w:ilvl="6" w:tplc="0409000F" w:tentative="1">
+      <w:start w:val="1"/>
+      <w:numFmt w:val="decimal"/>
+      <w:lvlText w:val="%7."/>
+      <w:lvlJc w:val="left"/>
+      <w:pPr>
+        <w:ind w:left="3360" w:hanging="420"/>
+      </w:pPr>
+    </w:lvl>
+    <w:lvl w:ilvl="7" w:tplc="04090019" w:tentative="1">
+      <w:start w:val="1"/>
+      <w:numFmt w:val="lowerLetter"/>
+      <w:lvlText w:val="%8)"/>
+      <w:lvlJc w:val="left"/>
+      <w:pPr>
+        <w:ind w:left="3780" w:hanging="420"/>
+      </w:pPr>
+    </w:lvl>
+    <w:lvl w:ilvl="8" w:tplc="0409001B" w:tentative="1">
+      <w:start w:val="1"/>
+      <w:numFmt w:val="lowerRoman"/>
+      <w:lvlText w:val="%9."/>
+      <w:lvlJc w:val="right"/>
+      <w:pPr>
+        <w:ind w:left="4200" w:hanging="420"/>
+      </w:pPr>
+    </w:lvl>
+  </w:abstractNum>
+  <w:abstractNum w:abstractNumId="9" w15:restartNumberingAfterBreak="0">
+    <w:nsid w:val="33312841"/>
+    <w:multiLevelType w:val="hybridMultilevel"/>
+    <w:tmpl w:val="36943A02"/>
+    <w:lvl w:ilvl="0" w:tplc="C8FC2678">
+      <w:start w:val="1"/>
+      <w:numFmt w:val="decimal"/>
+      <w:lvlText w:val="%1."/>
+      <w:lvlJc w:val="left"/>
+      <w:pPr>
+        <w:ind w:left="780" w:hanging="360"/>
+      </w:pPr>
+      <w:rPr>
+        <w:rFonts w:hint="default"/>
+      </w:rPr>
+    </w:lvl>
+    <w:lvl w:ilvl="1" w:tplc="04090019" w:tentative="1">
+      <w:start w:val="1"/>
+      <w:numFmt w:val="lowerLetter"/>
+      <w:lvlText w:val="%2)"/>
+      <w:lvlJc w:val="left"/>
+      <w:pPr>
+        <w:ind w:left="1260" w:hanging="420"/>
+      </w:pPr>
+    </w:lvl>
+    <w:lvl w:ilvl="2" w:tplc="0409001B" w:tentative="1">
+      <w:start w:val="1"/>
+      <w:numFmt w:val="lowerRoman"/>
+      <w:lvlText w:val="%3."/>
+      <w:lvlJc w:val="right"/>
+      <w:pPr>
+        <w:ind w:left="1680" w:hanging="420"/>
+      </w:pPr>
+    </w:lvl>
+    <w:lvl w:ilvl="3" w:tplc="0409000F" w:tentative="1">
+      <w:start w:val="1"/>
+      <w:numFmt w:val="decimal"/>
+      <w:lvlText w:val="%4."/>
+      <w:lvlJc w:val="left"/>
+      <w:pPr>
+        <w:ind w:left="2100" w:hanging="420"/>
+      </w:pPr>
+    </w:lvl>
+    <w:lvl w:ilvl="4" w:tplc="04090019" w:tentative="1">
+      <w:start w:val="1"/>
+      <w:numFmt w:val="lowerLetter"/>
+      <w:lvlText w:val="%5)"/>
+      <w:lvlJc w:val="left"/>
+      <w:pPr>
+        <w:ind w:left="2520" w:hanging="420"/>
+      </w:pPr>
+    </w:lvl>
+    <w:lvl w:ilvl="5" w:tplc="0409001B" w:tentative="1">
+      <w:start w:val="1"/>
+      <w:numFmt w:val="lowerRoman"/>
+      <w:lvlText w:val="%6."/>
+      <w:lvlJc w:val="right"/>
+      <w:pPr>
+        <w:ind w:left="2940" w:hanging="420"/>
+      </w:pPr>
+    </w:lvl>
+    <w:lvl w:ilvl="6" w:tplc="0409000F" w:tentative="1">
+      <w:start w:val="1"/>
+      <w:numFmt w:val="decimal"/>
+      <w:lvlText w:val="%7."/>
+      <w:lvlJc w:val="left"/>
+      <w:pPr>
+        <w:ind w:left="3360" w:hanging="420"/>
+      </w:pPr>
+    </w:lvl>
+    <w:lvl w:ilvl="7" w:tplc="04090019" w:tentative="1">
+      <w:start w:val="1"/>
+      <w:numFmt w:val="lowerLetter"/>
+      <w:lvlText w:val="%8)"/>
+      <w:lvlJc w:val="left"/>
+      <w:pPr>
+        <w:ind w:left="3780" w:hanging="420"/>
+      </w:pPr>
+    </w:lvl>
+    <w:lvl w:ilvl="8" w:tplc="0409001B" w:tentative="1">
+      <w:start w:val="1"/>
+      <w:numFmt w:val="lowerRoman"/>
+      <w:lvlText w:val="%9."/>
+      <w:lvlJc w:val="right"/>
+      <w:pPr>
+        <w:ind w:left="4200" w:hanging="420"/>
+      </w:pPr>
+    </w:lvl>
+  </w:abstractNum>
+  <w:abstractNum w:abstractNumId="10" w15:restartNumberingAfterBreak="0">
     <w:nsid w:val="337C485D"/>
     <w:multiLevelType w:val="hybridMultilevel"/>
     <w:tmpl w:val="D0A26A44"/>
@@ -8107,7 +8380,7 @@
       </w:pPr>
     </w:lvl>
   </w:abstractNum>
-  <w:abstractNum w:abstractNumId="8" w15:restartNumberingAfterBreak="0">
+  <w:abstractNum w:abstractNumId="11" w15:restartNumberingAfterBreak="0">
     <w:nsid w:val="3A9930DE"/>
     <w:multiLevelType w:val="hybridMultilevel"/>
     <w:tmpl w:val="4FAAB244"/>
@@ -8196,7 +8469,7 @@
       </w:pPr>
     </w:lvl>
   </w:abstractNum>
-  <w:abstractNum w:abstractNumId="9" w15:restartNumberingAfterBreak="0">
+  <w:abstractNum w:abstractNumId="12" w15:restartNumberingAfterBreak="0">
     <w:nsid w:val="3D036289"/>
     <w:multiLevelType w:val="hybridMultilevel"/>
     <w:tmpl w:val="A6185B44"/>
@@ -8285,7 +8558,7 @@
       </w:pPr>
     </w:lvl>
   </w:abstractNum>
-  <w:abstractNum w:abstractNumId="10" w15:restartNumberingAfterBreak="0">
+  <w:abstractNum w:abstractNumId="13" w15:restartNumberingAfterBreak="0">
     <w:nsid w:val="458A7762"/>
     <w:multiLevelType w:val="hybridMultilevel"/>
     <w:tmpl w:val="C46A9CEC"/>
@@ -8374,7 +8647,7 @@
       </w:pPr>
     </w:lvl>
   </w:abstractNum>
-  <w:abstractNum w:abstractNumId="11" w15:restartNumberingAfterBreak="0">
+  <w:abstractNum w:abstractNumId="14" w15:restartNumberingAfterBreak="0">
     <w:nsid w:val="4C0070A1"/>
     <w:multiLevelType w:val="hybridMultilevel"/>
     <w:tmpl w:val="04D83F7A"/>
@@ -8463,7 +8736,7 @@
       </w:pPr>
     </w:lvl>
   </w:abstractNum>
-  <w:abstractNum w:abstractNumId="12" w15:restartNumberingAfterBreak="0">
+  <w:abstractNum w:abstractNumId="15" w15:restartNumberingAfterBreak="0">
     <w:nsid w:val="4DAE4FFC"/>
     <w:multiLevelType w:val="hybridMultilevel"/>
     <w:tmpl w:val="4FAAB244"/>
@@ -8552,7 +8825,7 @@
       </w:pPr>
     </w:lvl>
   </w:abstractNum>
-  <w:abstractNum w:abstractNumId="13" w15:restartNumberingAfterBreak="0">
+  <w:abstractNum w:abstractNumId="16" w15:restartNumberingAfterBreak="0">
     <w:nsid w:val="59D62672"/>
     <w:multiLevelType w:val="hybridMultilevel"/>
     <w:tmpl w:val="4FAAB244"/>
@@ -8641,7 +8914,7 @@
       </w:pPr>
     </w:lvl>
   </w:abstractNum>
-  <w:abstractNum w:abstractNumId="14" w15:restartNumberingAfterBreak="0">
+  <w:abstractNum w:abstractNumId="17" w15:restartNumberingAfterBreak="0">
     <w:nsid w:val="5DD85EB2"/>
     <w:multiLevelType w:val="hybridMultilevel"/>
     <w:tmpl w:val="4F1AF2F0"/>
@@ -8730,7 +9003,7 @@
       </w:pPr>
     </w:lvl>
   </w:abstractNum>
-  <w:abstractNum w:abstractNumId="15" w15:restartNumberingAfterBreak="0">
+  <w:abstractNum w:abstractNumId="18" w15:restartNumberingAfterBreak="0">
     <w:nsid w:val="64A134ED"/>
     <w:multiLevelType w:val="hybridMultilevel"/>
     <w:tmpl w:val="6ECADC38"/>
@@ -8819,7 +9092,7 @@
       </w:pPr>
     </w:lvl>
   </w:abstractNum>
-  <w:abstractNum w:abstractNumId="16" w15:restartNumberingAfterBreak="0">
+  <w:abstractNum w:abstractNumId="19" w15:restartNumberingAfterBreak="0">
     <w:nsid w:val="6C676C85"/>
     <w:multiLevelType w:val="hybridMultilevel"/>
     <w:tmpl w:val="4FAAB244"/>
@@ -8908,7 +9181,7 @@
       </w:pPr>
     </w:lvl>
   </w:abstractNum>
-  <w:abstractNum w:abstractNumId="17" w15:restartNumberingAfterBreak="0">
+  <w:abstractNum w:abstractNumId="20" w15:restartNumberingAfterBreak="0">
     <w:nsid w:val="76A31251"/>
     <w:multiLevelType w:val="hybridMultilevel"/>
     <w:tmpl w:val="4FAAB244"/>
@@ -8997,7 +9270,7 @@
       </w:pPr>
     </w:lvl>
   </w:abstractNum>
-  <w:abstractNum w:abstractNumId="18" w15:restartNumberingAfterBreak="0">
+  <w:abstractNum w:abstractNumId="21" w15:restartNumberingAfterBreak="0">
     <w:nsid w:val="78AB16E0"/>
     <w:multiLevelType w:val="hybridMultilevel"/>
     <w:tmpl w:val="939AF52A"/>
@@ -9086,7 +9359,7 @@
       </w:pPr>
     </w:lvl>
   </w:abstractNum>
-  <w:abstractNum w:abstractNumId="19" w15:restartNumberingAfterBreak="0">
+  <w:abstractNum w:abstractNumId="22" w15:restartNumberingAfterBreak="0">
     <w:nsid w:val="7CE07E8F"/>
     <w:multiLevelType w:val="hybridMultilevel"/>
     <w:tmpl w:val="D5D27D44"/>
@@ -9175,7 +9448,7 @@
       </w:pPr>
     </w:lvl>
   </w:abstractNum>
-  <w:abstractNum w:abstractNumId="20" w15:restartNumberingAfterBreak="0">
+  <w:abstractNum w:abstractNumId="23" w15:restartNumberingAfterBreak="0">
     <w:nsid w:val="7D0217CE"/>
     <w:multiLevelType w:val="hybridMultilevel"/>
     <w:tmpl w:val="CCCC34C8"/>
@@ -9265,34 +9538,34 @@
     </w:lvl>
   </w:abstractNum>
   <w:num w:numId="1">
-    <w:abstractNumId w:val="11"/>
+    <w:abstractNumId w:val="14"/>
   </w:num>
   <w:num w:numId="2">
-    <w:abstractNumId w:val="18"/>
+    <w:abstractNumId w:val="21"/>
   </w:num>
   <w:num w:numId="3">
     <w:abstractNumId w:val="3"/>
   </w:num>
   <w:num w:numId="4">
-    <w:abstractNumId w:val="9"/>
+    <w:abstractNumId w:val="12"/>
   </w:num>
   <w:num w:numId="5">
     <w:abstractNumId w:val="4"/>
   </w:num>
   <w:num w:numId="6">
-    <w:abstractNumId w:val="19"/>
+    <w:abstractNumId w:val="22"/>
   </w:num>
   <w:num w:numId="7">
-    <w:abstractNumId w:val="15"/>
+    <w:abstractNumId w:val="18"/>
   </w:num>
   <w:num w:numId="8">
-    <w:abstractNumId w:val="8"/>
+    <w:abstractNumId w:val="11"/>
   </w:num>
   <w:num w:numId="9">
-    <w:abstractNumId w:val="5"/>
+    <w:abstractNumId w:val="6"/>
   </w:num>
   <w:num w:numId="10">
-    <w:abstractNumId w:val="17"/>
+    <w:abstractNumId w:val="20"/>
   </w:num>
   <w:num w:numId="11">
     <w:abstractNumId w:val="2"/>
@@ -9301,31 +9574,40 @@
     <w:abstractNumId w:val="0"/>
   </w:num>
   <w:num w:numId="13">
-    <w:abstractNumId w:val="13"/>
+    <w:abstractNumId w:val="16"/>
   </w:num>
   <w:num w:numId="14">
-    <w:abstractNumId w:val="16"/>
+    <w:abstractNumId w:val="19"/>
   </w:num>
   <w:num w:numId="15">
-    <w:abstractNumId w:val="12"/>
+    <w:abstractNumId w:val="15"/>
   </w:num>
   <w:num w:numId="16">
-    <w:abstractNumId w:val="7"/>
+    <w:abstractNumId w:val="10"/>
   </w:num>
   <w:num w:numId="17">
     <w:abstractNumId w:val="1"/>
   </w:num>
   <w:num w:numId="18">
-    <w:abstractNumId w:val="14"/>
+    <w:abstractNumId w:val="17"/>
   </w:num>
   <w:num w:numId="19">
-    <w:abstractNumId w:val="10"/>
+    <w:abstractNumId w:val="13"/>
   </w:num>
   <w:num w:numId="20">
-    <w:abstractNumId w:val="20"/>
+    <w:abstractNumId w:val="23"/>
   </w:num>
   <w:num w:numId="21">
-    <w:abstractNumId w:val="6"/>
+    <w:abstractNumId w:val="7"/>
+  </w:num>
+  <w:num w:numId="22">
+    <w:abstractNumId w:val="8"/>
+  </w:num>
+  <w:num w:numId="23">
+    <w:abstractNumId w:val="9"/>
+  </w:num>
+  <w:num w:numId="24">
+    <w:abstractNumId w:val="5"/>
   </w:num>
 </w:numbering>
 </file>
@@ -9725,7 +10007,7 @@
   <w:style w:type="paragraph" w:default="1" w:styleId="a">
     <w:name w:val="Normal"/>
     <w:qFormat/>
-    <w:rsid w:val="008B7A2E"/>
+    <w:rsid w:val="00CA1274"/>
     <w:pPr>
       <w:widowControl w:val="0"/>
       <w:jc w:val="both"/>
